--- a/documents/测试计划.docx
+++ b/documents/测试计划.docx
@@ -4,39 +4,19 @@
   <w:body>
     <w:p>
       <w:pPr>
-        <w:spacing w:before="0" w:after="0" w:line="240" w:lineRule="auto"/>
-      </w:pPr>
-    </w:p>
-    <w:p>
-      <w:pPr>
-        <w:spacing w:before="0" w:after="0" w:line="240" w:lineRule="auto"/>
-      </w:pPr>
-    </w:p>
-    <w:p>
-      <w:pPr>
-        <w:spacing w:before="0" w:after="0" w:line="240" w:lineRule="auto"/>
-      </w:pPr>
-    </w:p>
-    <w:p>
-      <w:pPr>
-        <w:spacing w:before="0" w:after="0" w:line="240" w:lineRule="auto"/>
-      </w:pPr>
-    </w:p>
-    <w:p>
-      <w:pPr>
-        <w:spacing w:before="0" w:after="0" w:line="240" w:lineRule="auto"/>
-      </w:pPr>
-    </w:p>
-    <w:p>
-      <w:pPr>
-        <w:spacing w:after="480"/>
-        <w:jc w:val="center"/>
+        <w:spacing w:before="240" w:after="240"/>
+        <w:ind w:firstLine="0"/>
+        <w:jc w:val="left"/>
+        <w:pBdr>
+          <w:bottom w:val="single" w:sz="6" w:space="6" w:color="1B365D"/>
+        </w:pBdr>
       </w:pPr>
       <w:r>
         <w:rPr>
           <w:rFonts w:ascii="Times New Roman" w:hAnsi="Times New Roman"/>
           <w:b/>
-          <w:sz w:val="32"/>
+          <w:color w:val="1B365D"/>
+          <w:sz w:val="22"/>
           <w:rFonts w:ascii="Times New Roman" w:hAnsi="Times New Roman" w:eastAsia="黑体"/>
         </w:rPr>
         <w:t>全真项目9：终身学习学分银行信息平台</w:t>
@@ -44,14 +24,19 @@
     </w:p>
     <w:p>
       <w:pPr>
-        <w:spacing w:after="2400"/>
-        <w:jc w:val="center"/>
+        <w:spacing w:before="3200" w:after="160"/>
+        <w:ind w:firstLine="0"/>
+        <w:jc w:val="left"/>
+        <w:pBdr>
+          <w:left w:val="single" w:sz="24" w:space="12" w:color="1B365D"/>
+        </w:pBdr>
       </w:pPr>
       <w:r>
         <w:rPr>
           <w:rFonts w:ascii="Times New Roman" w:hAnsi="Times New Roman"/>
           <w:b/>
-          <w:sz w:val="52"/>
+          <w:color w:val="2C3E50"/>
+          <w:sz w:val="56"/>
           <w:rFonts w:ascii="Times New Roman" w:hAnsi="Times New Roman" w:eastAsia="黑体"/>
         </w:rPr>
         <w:t>软件测试计划书</w:t>
@@ -59,124 +44,264 @@
     </w:p>
     <w:p>
       <w:pPr>
-        <w:spacing w:before="40" w:after="40" w:line="288" w:lineRule="auto"/>
-        <w:ind w:firstLine="0"/>
-        <w:jc w:val="center"/>
+        <w:spacing w:before="80" w:after="3600"/>
+        <w:ind w:firstLine="0" w:left="360"/>
+        <w:jc w:val="left"/>
       </w:pPr>
       <w:r>
         <w:rPr>
           <w:rFonts w:ascii="Times New Roman" w:hAnsi="Times New Roman"/>
-          <w:b/>
-          <w:sz w:val="24"/>
+          <w:color w:val="7F8C8D"/>
+          <w:sz w:val="22"/>
           <w:rFonts w:ascii="Times New Roman" w:hAnsi="Times New Roman" w:eastAsia="宋体"/>
         </w:rPr>
-        <w:t>起草机构：</w:t>
-      </w:r>
-      <w:r>
-        <w:rPr>
-          <w:rFonts w:ascii="Times New Roman" w:hAnsi="Times New Roman"/>
-          <w:sz w:val="24"/>
-          <w:rFonts w:ascii="Times New Roman" w:hAnsi="Times New Roman" w:eastAsia="宋体"/>
-        </w:rPr>
-        <w:t>第十三组 终身学习学分银行建设开发团队</w:t>
+        <w:t>企业级系统建设规划与交付文档标准 / Baseline Release</w:t>
       </w:r>
     </w:p>
-    <w:p>
-      <w:pPr>
-        <w:spacing w:before="40" w:after="40" w:line="288" w:lineRule="auto"/>
-        <w:ind w:firstLine="0"/>
-        <w:jc w:val="center"/>
-      </w:pPr>
-      <w:r>
-        <w:rPr>
-          <w:rFonts w:ascii="Times New Roman" w:hAnsi="Times New Roman"/>
-          <w:b/>
-          <w:sz w:val="24"/>
-          <w:rFonts w:ascii="Times New Roman" w:hAnsi="Times New Roman" w:eastAsia="宋体"/>
-        </w:rPr>
-        <w:t>文档版本：</w:t>
-      </w:r>
-      <w:r>
-        <w:rPr>
-          <w:rFonts w:ascii="Times New Roman" w:hAnsi="Times New Roman"/>
-          <w:sz w:val="24"/>
-          <w:rFonts w:ascii="Times New Roman" w:hAnsi="Times New Roman" w:eastAsia="宋体"/>
-        </w:rPr>
-        <w:t>V1.0 (基线草案)</w:t>
-      </w:r>
-    </w:p>
-    <w:p>
-      <w:pPr>
-        <w:spacing w:before="40" w:after="40" w:line="288" w:lineRule="auto"/>
-        <w:ind w:firstLine="0"/>
-        <w:jc w:val="center"/>
-      </w:pPr>
-      <w:r>
-        <w:rPr>
-          <w:rFonts w:ascii="Times New Roman" w:hAnsi="Times New Roman"/>
-          <w:b/>
-          <w:sz w:val="24"/>
-          <w:rFonts w:ascii="Times New Roman" w:hAnsi="Times New Roman" w:eastAsia="宋体"/>
-        </w:rPr>
-        <w:t>发布日期：</w:t>
-      </w:r>
-      <w:r>
-        <w:rPr>
-          <w:rFonts w:ascii="Times New Roman" w:hAnsi="Times New Roman"/>
-          <w:sz w:val="24"/>
-          <w:rFonts w:ascii="Times New Roman" w:hAnsi="Times New Roman" w:eastAsia="宋体"/>
-        </w:rPr>
-        <w:t>2026年6月18日</w:t>
-      </w:r>
-    </w:p>
-    <w:p>
-      <w:pPr>
-        <w:spacing w:before="40" w:after="40" w:line="288" w:lineRule="auto"/>
-        <w:ind w:firstLine="0"/>
-        <w:jc w:val="center"/>
-      </w:pPr>
-      <w:r>
-        <w:rPr>
-          <w:rFonts w:ascii="Times New Roman" w:hAnsi="Times New Roman"/>
-          <w:b/>
-          <w:sz w:val="24"/>
-          <w:rFonts w:ascii="Times New Roman" w:hAnsi="Times New Roman" w:eastAsia="宋体"/>
-        </w:rPr>
-        <w:t>文档状态：</w:t>
-      </w:r>
-      <w:r>
-        <w:rPr>
-          <w:rFonts w:ascii="Times New Roman" w:hAnsi="Times New Roman"/>
-          <w:sz w:val="24"/>
-          <w:rFonts w:ascii="Times New Roman" w:hAnsi="Times New Roman" w:eastAsia="宋体"/>
-        </w:rPr>
-        <w:t>新建</w:t>
-      </w:r>
-    </w:p>
-    <w:p>
-      <w:pPr>
-        <w:spacing w:before="40" w:after="40" w:line="288" w:lineRule="auto"/>
-        <w:ind w:firstLine="0"/>
-        <w:jc w:val="center"/>
-      </w:pPr>
-      <w:r>
-        <w:rPr>
-          <w:rFonts w:ascii="Times New Roman" w:hAnsi="Times New Roman"/>
-          <w:b/>
-          <w:sz w:val="24"/>
-          <w:rFonts w:ascii="Times New Roman" w:hAnsi="Times New Roman" w:eastAsia="宋体"/>
-        </w:rPr>
-        <w:t>符合规范：</w:t>
-      </w:r>
-      <w:r>
-        <w:rPr>
-          <w:rFonts w:ascii="Times New Roman" w:hAnsi="Times New Roman"/>
-          <w:sz w:val="24"/>
-          <w:rFonts w:ascii="Times New Roman" w:hAnsi="Times New Roman" w:eastAsia="宋体"/>
-        </w:rPr>
-        <w:t>CMMI Level 3 / RUP</w:t>
-      </w:r>
-    </w:p>
+    <w:tbl>
+      <w:tblPr>
+        <w:tblW w:type="auto" w:w="0"/>
+        <w:tblLook w:firstColumn="1" w:firstRow="1" w:lastColumn="0" w:lastRow="0" w:noHBand="0" w:noVBand="1" w:val="04A0"/>
+        <w:tblBorders>
+          <w:top w:val="none"/>
+          <w:left w:val="none"/>
+          <w:bottom w:val="none"/>
+          <w:right w:val="none"/>
+          <w:insideH w:val="none"/>
+          <w:insideV w:val="none"/>
+        </w:tblBorders>
+        <w:tblInd w:w="360" w:type="dxa"/>
+      </w:tblPr>
+      <w:tblGrid>
+        <w:gridCol w:w="4150"/>
+        <w:gridCol w:w="4150"/>
+      </w:tblGrid>
+      <w:tr>
+        <w:tc>
+          <w:tcPr>
+            <w:tcW w:type="dxa" w:w="1814"/>
+          </w:tcPr>
+          <w:p>
+            <w:pPr>
+              <w:spacing w:before="80" w:after="80" w:line="276" w:lineRule="auto"/>
+              <w:ind w:firstLine="0"/>
+              <w:jc w:val="left"/>
+            </w:pPr>
+            <w:r>
+              <w:rPr>
+                <w:rFonts w:ascii="Times New Roman" w:hAnsi="Times New Roman"/>
+                <w:b/>
+                <w:color w:val="7F8C8D"/>
+                <w:sz w:val="21"/>
+                <w:rFonts w:ascii="Times New Roman" w:hAnsi="Times New Roman" w:eastAsia="宋体"/>
+              </w:rPr>
+              <w:t>起草机构：</w:t>
+            </w:r>
+          </w:p>
+        </w:tc>
+        <w:tc>
+          <w:tcPr>
+            <w:tcW w:type="dxa" w:w="5669"/>
+          </w:tcPr>
+          <w:p>
+            <w:pPr>
+              <w:spacing w:before="80" w:after="80" w:line="276" w:lineRule="auto"/>
+              <w:ind w:firstLine="0"/>
+              <w:jc w:val="left"/>
+            </w:pPr>
+            <w:r>
+              <w:rPr>
+                <w:rFonts w:ascii="Times New Roman" w:hAnsi="Times New Roman"/>
+                <w:color w:val="2C3E50"/>
+                <w:sz w:val="21"/>
+                <w:rFonts w:ascii="Times New Roman" w:hAnsi="Times New Roman" w:eastAsia="宋体"/>
+              </w:rPr>
+              <w:t>第十三组 终身学习学分银行建设开发团队</w:t>
+            </w:r>
+          </w:p>
+        </w:tc>
+      </w:tr>
+      <w:tr>
+        <w:tc>
+          <w:tcPr>
+            <w:tcW w:type="dxa" w:w="1814"/>
+          </w:tcPr>
+          <w:p>
+            <w:pPr>
+              <w:spacing w:before="80" w:after="80" w:line="276" w:lineRule="auto"/>
+              <w:ind w:firstLine="0"/>
+              <w:jc w:val="left"/>
+            </w:pPr>
+            <w:r>
+              <w:rPr>
+                <w:rFonts w:ascii="Times New Roman" w:hAnsi="Times New Roman"/>
+                <w:b/>
+                <w:color w:val="7F8C8D"/>
+                <w:sz w:val="21"/>
+                <w:rFonts w:ascii="Times New Roman" w:hAnsi="Times New Roman" w:eastAsia="宋体"/>
+              </w:rPr>
+              <w:t>文档版本：</w:t>
+            </w:r>
+          </w:p>
+        </w:tc>
+        <w:tc>
+          <w:tcPr>
+            <w:tcW w:type="dxa" w:w="5669"/>
+          </w:tcPr>
+          <w:p>
+            <w:pPr>
+              <w:spacing w:before="80" w:after="80" w:line="276" w:lineRule="auto"/>
+              <w:ind w:firstLine="0"/>
+              <w:jc w:val="left"/>
+            </w:pPr>
+            <w:r>
+              <w:rPr>
+                <w:rFonts w:ascii="Times New Roman" w:hAnsi="Times New Roman"/>
+                <w:color w:val="2C3E50"/>
+                <w:sz w:val="21"/>
+                <w:rFonts w:ascii="Times New Roman" w:hAnsi="Times New Roman" w:eastAsia="宋体"/>
+              </w:rPr>
+              <w:t>V1.0 (基线草案)</w:t>
+            </w:r>
+          </w:p>
+        </w:tc>
+      </w:tr>
+      <w:tr>
+        <w:tc>
+          <w:tcPr>
+            <w:tcW w:type="dxa" w:w="1814"/>
+          </w:tcPr>
+          <w:p>
+            <w:pPr>
+              <w:spacing w:before="80" w:after="80" w:line="276" w:lineRule="auto"/>
+              <w:ind w:firstLine="0"/>
+              <w:jc w:val="left"/>
+            </w:pPr>
+            <w:r>
+              <w:rPr>
+                <w:rFonts w:ascii="Times New Roman" w:hAnsi="Times New Roman"/>
+                <w:b/>
+                <w:color w:val="7F8C8D"/>
+                <w:sz w:val="21"/>
+                <w:rFonts w:ascii="Times New Roman" w:hAnsi="Times New Roman" w:eastAsia="宋体"/>
+              </w:rPr>
+              <w:t>发布日期：</w:t>
+            </w:r>
+          </w:p>
+        </w:tc>
+        <w:tc>
+          <w:tcPr>
+            <w:tcW w:type="dxa" w:w="5669"/>
+          </w:tcPr>
+          <w:p>
+            <w:pPr>
+              <w:spacing w:before="80" w:after="80" w:line="276" w:lineRule="auto"/>
+              <w:ind w:firstLine="0"/>
+              <w:jc w:val="left"/>
+            </w:pPr>
+            <w:r>
+              <w:rPr>
+                <w:rFonts w:ascii="Times New Roman" w:hAnsi="Times New Roman"/>
+                <w:color w:val="2C3E50"/>
+                <w:sz w:val="21"/>
+                <w:rFonts w:ascii="Times New Roman" w:hAnsi="Times New Roman" w:eastAsia="宋体"/>
+              </w:rPr>
+              <w:t>2026年6月18日</w:t>
+            </w:r>
+          </w:p>
+        </w:tc>
+      </w:tr>
+      <w:tr>
+        <w:tc>
+          <w:tcPr>
+            <w:tcW w:type="dxa" w:w="1814"/>
+          </w:tcPr>
+          <w:p>
+            <w:pPr>
+              <w:spacing w:before="80" w:after="80" w:line="276" w:lineRule="auto"/>
+              <w:ind w:firstLine="0"/>
+              <w:jc w:val="left"/>
+            </w:pPr>
+            <w:r>
+              <w:rPr>
+                <w:rFonts w:ascii="Times New Roman" w:hAnsi="Times New Roman"/>
+                <w:b/>
+                <w:color w:val="7F8C8D"/>
+                <w:sz w:val="21"/>
+                <w:rFonts w:ascii="Times New Roman" w:hAnsi="Times New Roman" w:eastAsia="宋体"/>
+              </w:rPr>
+              <w:t>文档状态：</w:t>
+            </w:r>
+          </w:p>
+        </w:tc>
+        <w:tc>
+          <w:tcPr>
+            <w:tcW w:type="dxa" w:w="5669"/>
+          </w:tcPr>
+          <w:p>
+            <w:pPr>
+              <w:spacing w:before="80" w:after="80" w:line="276" w:lineRule="auto"/>
+              <w:ind w:firstLine="0"/>
+              <w:jc w:val="left"/>
+            </w:pPr>
+            <w:r>
+              <w:rPr>
+                <w:rFonts w:ascii="Times New Roman" w:hAnsi="Times New Roman"/>
+                <w:color w:val="2C3E50"/>
+                <w:sz w:val="21"/>
+                <w:rFonts w:ascii="Times New Roman" w:hAnsi="Times New Roman" w:eastAsia="宋体"/>
+              </w:rPr>
+              <w:t>新建</w:t>
+            </w:r>
+          </w:p>
+        </w:tc>
+      </w:tr>
+      <w:tr>
+        <w:tc>
+          <w:tcPr>
+            <w:tcW w:type="dxa" w:w="1814"/>
+          </w:tcPr>
+          <w:p>
+            <w:pPr>
+              <w:spacing w:before="80" w:after="80" w:line="276" w:lineRule="auto"/>
+              <w:ind w:firstLine="0"/>
+              <w:jc w:val="left"/>
+            </w:pPr>
+            <w:r>
+              <w:rPr>
+                <w:rFonts w:ascii="Times New Roman" w:hAnsi="Times New Roman"/>
+                <w:b/>
+                <w:color w:val="7F8C8D"/>
+                <w:sz w:val="21"/>
+                <w:rFonts w:ascii="Times New Roman" w:hAnsi="Times New Roman" w:eastAsia="宋体"/>
+              </w:rPr>
+              <w:t>符合规范：</w:t>
+            </w:r>
+          </w:p>
+        </w:tc>
+        <w:tc>
+          <w:tcPr>
+            <w:tcW w:type="dxa" w:w="5669"/>
+          </w:tcPr>
+          <w:p>
+            <w:pPr>
+              <w:spacing w:before="80" w:after="80" w:line="276" w:lineRule="auto"/>
+              <w:ind w:firstLine="0"/>
+              <w:jc w:val="left"/>
+            </w:pPr>
+            <w:r>
+              <w:rPr>
+                <w:rFonts w:ascii="Times New Roman" w:hAnsi="Times New Roman"/>
+                <w:color w:val="2C3E50"/>
+                <w:sz w:val="21"/>
+                <w:rFonts w:ascii="Times New Roman" w:hAnsi="Times New Roman" w:eastAsia="宋体"/>
+              </w:rPr>
+              <w:t>CMMI Level 3 / RUP</w:t>
+            </w:r>
+          </w:p>
+        </w:tc>
+      </w:tr>
+    </w:tbl>
     <w:p>
       <w:r>
         <w:br w:type="page"/>
@@ -634,6 +759,46 @@
       <w:pPr>
         <w:spacing w:before="0" w:after="120" w:line="240" w:lineRule="auto"/>
       </w:pPr>
+    </w:p>
+    <w:p>
+      <w:r>
+        <w:br w:type="page"/>
+      </w:r>
+    </w:p>
+    <w:p>
+      <w:pPr>
+        <w:pStyle w:val="Heading1"/>
+        <w:spacing w:line="360" w:lineRule="auto" w:before="0" w:after="240"/>
+      </w:pPr>
+      <w:r>
+        <w:rPr>
+          <w:rFonts w:ascii="Times New Roman" w:hAnsi="Times New Roman"/>
+          <w:b w:val="0"/>
+          <w:i w:val="0"/>
+          <w:sz w:val="24"/>
+          <w:rFonts w:ascii="Times New Roman" w:hAnsi="Times New Roman" w:eastAsia="黑体"/>
+        </w:rPr>
+        <w:t>目录</w:t>
+      </w:r>
+    </w:p>
+    <w:p>
+      <w:pPr>
+        <w:spacing w:before="120" w:after="120" w:line="276" w:lineRule="auto"/>
+        <w:ind w:firstLine="0"/>
+        <w:jc w:val="left"/>
+      </w:pPr>
+      <w:r>
+        <w:rPr>
+          <w:rFonts w:ascii="Times New Roman" w:hAnsi="Times New Roman"/>
+          <w:rFonts w:ascii="Times New Roman" w:hAnsi="Times New Roman" w:eastAsia="宋体"/>
+          <w:sz w:val="22"/>
+        </w:rPr>
+        <w:fldChar w:fldCharType="begin"/>
+        <w:instrText xml:space="preserve"> TOC \o "1-3" \h \z \u </w:instrText>
+        <w:fldChar w:fldCharType="separate"/>
+        <w:t>(目录将在打开文档并更新域后自动填充)</w:t>
+        <w:fldChar w:fldCharType="end"/>
+      </w:r>
     </w:p>
     <w:p>
       <w:r>

--- a/documents/测试计划.docx
+++ b/documents/测试计划.docx
@@ -4103,267 +4103,898 @@
     </w:p>
     <w:p>
       <w:pPr>
-        <w:pStyle w:val="Heading1"/>
-        <w:spacing w:before="0" w:after="0" w:line="360" w:lineRule="auto"/>
-      </w:pPr>
-      <w:r>
-        <w:rPr>
-          <w:rFonts w:ascii="Times New Roman" w:hAnsi="Times New Roman"/>
-          <w:b w:val="0"/>
-          <w:i w:val="0"/>
-          <w:sz w:val="24"/>
-          <w:rFonts w:ascii="Times New Roman" w:hAnsi="Times New Roman" w:eastAsia="黑体"/>
-        </w:rPr>
-        <w:t>1. 引言</w:t>
-      </w:r>
+        <w:pStyle w:val="2"/>
+        <w:numPr>
+          <w:ilvl w:val="0"/>
+          <w:numId w:val="0"/>
+        </w:numPr>
+        <w:tabs>
+          <w:tab w:val="clear" w:pos="420"/>
+        </w:tabs>
+        <w:rPr>
+          <w:rFonts w:ascii="Verdana" w:hAnsi="Verdana"/>
+        </w:rPr>
+      </w:pPr>
+      <w:bookmarkStart w:id="0" w:name="_Toc522344458"/>
+      <w:bookmarkStart w:id="1" w:name="_Toc125987398"/>
+      <w:bookmarkStart w:id="2" w:name="_Toc516977094"/>
+      <w:bookmarkStart w:id="3" w:name="_Toc149379964"/>
+      <w:r>
+        <w:rPr>
+          <w:rFonts w:ascii="Verdana" w:hAnsi="Verdana"/>
+        </w:rPr>
+        <w:t>1.</w:t>
+      </w:r>
+      <w:r>
+        <w:rPr>
+          <w:rFonts w:ascii="Verdana" w:hAnsi="Verdana"/>
+          <w:sz w:val="14"/>
+        </w:rPr>
+        <w:t xml:space="preserve">     </w:t>
+      </w:r>
+      <w:r>
+        <w:rPr>
+          <w:rFonts w:hint="eastAsia" w:ascii="Verdana" w:hAnsi="Verdana"/>
+        </w:rPr>
+        <w:t>简介</w:t>
+      </w:r>
+      <w:bookmarkEnd w:id="0"/>
+      <w:bookmarkEnd w:id="1"/>
+      <w:bookmarkEnd w:id="2"/>
+      <w:bookmarkEnd w:id="3"/>
     </w:p>
     <w:p>
       <w:pPr>
-        <w:pStyle w:val="Heading2"/>
-        <w:spacing w:before="0" w:after="0" w:line="360" w:lineRule="auto"/>
-      </w:pPr>
-      <w:r>
-        <w:rPr>
-          <w:rFonts w:ascii="Times New Roman" w:hAnsi="Times New Roman"/>
-          <w:b w:val="0"/>
-          <w:i w:val="0"/>
-          <w:sz w:val="24"/>
-          <w:rFonts w:ascii="Times New Roman" w:hAnsi="Times New Roman" w:eastAsia="黑体"/>
-        </w:rPr>
-        <w:t>1.1 编写目的</w:t>
-      </w:r>
+        <w:pStyle w:val="4"/>
+        <w:numPr>
+          <w:ilvl w:val="1"/>
+          <w:numId w:val="0"/>
+        </w:numPr>
+        <w:tabs>
+          <w:tab w:val="clear" w:pos="840"/>
+        </w:tabs>
+        <w:rPr>
+          <w:rFonts w:ascii="Verdana" w:hAnsi="Verdana"/>
+        </w:rPr>
+      </w:pPr>
+      <w:bookmarkStart w:id="4" w:name="_Toc522344459"/>
+      <w:bookmarkStart w:id="5" w:name="_Toc125987399"/>
+      <w:bookmarkStart w:id="6" w:name="_Toc149379965"/>
+      <w:bookmarkStart w:id="7" w:name="_Toc516977095"/>
+      <w:r>
+        <w:rPr>
+          <w:rFonts w:ascii="Verdana" w:hAnsi="Verdana"/>
+        </w:rPr>
+        <w:t>1.1</w:t>
+      </w:r>
+      <w:r>
+        <w:rPr>
+          <w:rFonts w:hint="eastAsia" w:ascii="Verdana" w:hAnsi="Verdana"/>
+        </w:rPr>
+        <w:t xml:space="preserve">  目的</w:t>
+      </w:r>
+      <w:bookmarkEnd w:id="4"/>
+      <w:bookmarkEnd w:id="5"/>
+      <w:bookmarkEnd w:id="6"/>
+      <w:bookmarkEnd w:id="7"/>
     </w:p>
     <w:p>
       <w:pPr>
-        <w:pStyle w:val="Normal"/>
-        <w:spacing w:before="0" w:after="0" w:line="360" w:lineRule="auto"/>
-        <w:ind w:firstLine="420"/>
-      </w:pPr>
-      <w:r>
-        <w:rPr>
-          <w:rFonts w:ascii="Times New Roman" w:hAnsi="Times New Roman"/>
-          <w:b w:val="0"/>
-          <w:i w:val="0"/>
-          <w:sz w:val="24"/>
+        <w:spacing w:line="360" w:lineRule="auto"/>
+        <w:ind w:firstLine="400" w:firstLineChars="200"/>
+        <w:rPr>
+          <w:rFonts w:ascii="Verdana" w:hAnsi="Verdana"/>
+        </w:rPr>
+      </w:pPr>
+      <w:r>
+        <w:rPr>
+          <w:rFonts w:hint="eastAsia" w:ascii="Times New Roman" w:hAnsi="Times New Roman"/>
+          <w:lang w:val="en-US" w:eastAsia="zh-CN"/>
           <w:rFonts w:ascii="Times New Roman" w:hAnsi="Times New Roman" w:eastAsia="宋体"/>
         </w:rPr>
-        <w:t>本测试计划书旨在规划并规范“终身学习学分银行信息平台”的各项测试活动。本文档界定测试策略、测试方法、测试环境配置、缺陷级别定义，以及测试执行的时间安排，作为测试团队执行系统测试、编写具体测试用例、提交实际测试日志的全局指导文件。</w:t>
+        <w:t>终身学习学分银行信息平台“软件测试计划”文档有助于实现以下目标：</w:t>
       </w:r>
     </w:p>
     <w:p>
       <w:pPr>
-        <w:pStyle w:val="Heading2"/>
-        <w:spacing w:before="0" w:after="0" w:line="360" w:lineRule="auto"/>
-      </w:pPr>
-      <w:r>
-        <w:rPr>
-          <w:rFonts w:ascii="Times New Roman" w:hAnsi="Times New Roman"/>
-          <w:b w:val="0"/>
+        <w:pStyle w:val="73"/>
+        <w:numPr>
+          <w:ilvl w:val="0"/>
+          <w:numId w:val="3"/>
+        </w:numPr>
+        <w:tabs>
+          <w:tab w:val="left" w:pos="438"/>
+        </w:tabs>
+        <w:ind w:left="438" w:firstLine="16"/>
+        <w:rPr>
+          <w:rFonts w:hint="eastAsia" w:ascii="Verdana" w:hAnsi="Verdana"/>
           <w:i w:val="0"/>
-          <w:sz w:val="24"/>
-          <w:rFonts w:ascii="Times New Roman" w:hAnsi="Times New Roman" w:eastAsia="黑体"/>
-        </w:rPr>
-        <w:t>1.2 项目背景与范围</w:t>
+          <w:iCs w:val="0"/>
+          <w:color w:val="000000"/>
+        </w:rPr>
+      </w:pPr>
+      <w:r>
+        <w:rPr>
+          <w:rFonts w:hint="eastAsia" w:ascii="Verdana" w:hAnsi="Verdana"/>
+          <w:i w:val="0"/>
+          <w:iCs w:val="0"/>
+          <w:color w:val="000000"/>
+        </w:rPr>
+        <w:t>确定终身学习学分银行信息平台的信息和应测试的软件构件。</w:t>
       </w:r>
     </w:p>
     <w:p>
       <w:pPr>
-        <w:pStyle w:val="Normal"/>
-        <w:spacing w:before="0" w:after="0" w:line="360" w:lineRule="auto"/>
-        <w:ind w:firstLine="420"/>
-      </w:pPr>
-      <w:r>
-        <w:rPr>
-          <w:rFonts w:ascii="Times New Roman" w:hAnsi="Times New Roman"/>
-          <w:b w:val="0"/>
+        <w:pStyle w:val="73"/>
+        <w:numPr>
+          <w:ilvl w:val="0"/>
+          <w:numId w:val="3"/>
+        </w:numPr>
+        <w:tabs>
+          <w:tab w:val="left" w:pos="438"/>
+        </w:tabs>
+        <w:ind w:left="438" w:firstLine="16"/>
+        <w:rPr>
+          <w:rFonts w:hint="eastAsia" w:ascii="Verdana" w:hAnsi="Verdana"/>
           <w:i w:val="0"/>
-          <w:sz w:val="24"/>
-          <w:rFonts w:ascii="Times New Roman" w:hAnsi="Times New Roman" w:eastAsia="宋体"/>
-        </w:rPr>
-        <w:t>学分银行平台是一项公共服务平台，学分记录数据具备极高的严肃性。为此，测试团队必须通过全面细致的验证，确保平台功能满足SRS的16项需求。测试范围覆盖全部的用户与权限管理、成果目录审核、专家匹配评审、学分双向折算转换交易等核心链条，以及平台对高并发压力、传输安全、浏览器兼容性等非功能性需求的承受表现。</w:t>
+          <w:iCs w:val="0"/>
+          <w:color w:val="000000"/>
+        </w:rPr>
+      </w:pPr>
+      <w:r>
+        <w:rPr>
+          <w:rFonts w:hint="eastAsia" w:ascii="Verdana" w:hAnsi="Verdana"/>
+          <w:i w:val="0"/>
+          <w:iCs w:val="0"/>
+          <w:color w:val="000000"/>
+        </w:rPr>
+        <w:t>确定测试需求。</w:t>
       </w:r>
     </w:p>
     <w:p>
       <w:pPr>
-        <w:pStyle w:val="Heading2"/>
-        <w:spacing w:before="0" w:after="0" w:line="360" w:lineRule="auto"/>
-      </w:pPr>
-      <w:r>
-        <w:rPr>
-          <w:rFonts w:ascii="Times New Roman" w:hAnsi="Times New Roman"/>
-          <w:b w:val="0"/>
+        <w:pStyle w:val="73"/>
+        <w:numPr>
+          <w:ilvl w:val="0"/>
+          <w:numId w:val="3"/>
+        </w:numPr>
+        <w:tabs>
+          <w:tab w:val="left" w:pos="438"/>
+        </w:tabs>
+        <w:ind w:left="438" w:firstLine="16"/>
+        <w:rPr>
+          <w:rFonts w:hint="eastAsia" w:ascii="Verdana" w:hAnsi="Verdana"/>
           <w:i w:val="0"/>
-          <w:sz w:val="24"/>
-          <w:rFonts w:ascii="Times New Roman" w:hAnsi="Times New Roman" w:eastAsia="黑体"/>
-        </w:rPr>
-        <w:t>1.3 引用参考文档</w:t>
+          <w:iCs w:val="0"/>
+          <w:color w:val="000000"/>
+        </w:rPr>
+      </w:pPr>
+      <w:r>
+        <w:rPr>
+          <w:rFonts w:hint="eastAsia" w:ascii="Verdana" w:hAnsi="Verdana"/>
+          <w:i w:val="0"/>
+          <w:iCs w:val="0"/>
+          <w:color w:val="000000"/>
+        </w:rPr>
+        <w:t>确定测试策略，并对这些策略加以说明。</w:t>
       </w:r>
     </w:p>
     <w:p>
       <w:pPr>
-        <w:pStyle w:val="Normal"/>
-        <w:spacing w:before="0" w:after="0" w:line="360" w:lineRule="auto"/>
-        <w:ind w:firstLine="420"/>
-      </w:pPr>
-      <w:r>
-        <w:rPr>
-          <w:rFonts w:ascii="Times New Roman" w:hAnsi="Times New Roman"/>
-          <w:b w:val="0"/>
+        <w:pStyle w:val="73"/>
+        <w:numPr>
+          <w:ilvl w:val="0"/>
+          <w:numId w:val="3"/>
+        </w:numPr>
+        <w:tabs>
+          <w:tab w:val="left" w:pos="438"/>
+        </w:tabs>
+        <w:ind w:left="438" w:firstLine="16"/>
+        <w:rPr>
+          <w:rFonts w:hint="eastAsia" w:ascii="Verdana" w:hAnsi="Verdana"/>
           <w:i w:val="0"/>
-          <w:sz w:val="24"/>
-          <w:rFonts w:ascii="Times New Roman" w:hAnsi="Times New Roman" w:eastAsia="宋体"/>
-        </w:rPr>
-        <w:t>1. 《终身学习学分银行信息平台 需求规格说明书 (V1.0)》</w:t>
-        <w:br/>
-        <w:t>2. 《软件工程 软件产品质量要求与评价》(GB/T 25000.51-2016)</w:t>
-        <w:br/>
-        <w:t>3. 项目总体研发进度计划 (WBS)</w:t>
+          <w:iCs w:val="0"/>
+          <w:color w:val="000000"/>
+        </w:rPr>
+      </w:pPr>
+      <w:r>
+        <w:rPr>
+          <w:rFonts w:hint="eastAsia" w:ascii="Verdana" w:hAnsi="Verdana"/>
+          <w:i w:val="0"/>
+          <w:iCs w:val="0"/>
+          <w:color w:val="000000"/>
+        </w:rPr>
+        <w:t>确定所需的资源，并对测试的工作量进行估计。</w:t>
       </w:r>
     </w:p>
     <w:p>
       <w:pPr>
-        <w:pStyle w:val="Heading1"/>
-        <w:spacing w:before="0" w:after="0" w:line="360" w:lineRule="auto"/>
-      </w:pPr>
-      <w:r>
-        <w:rPr>
-          <w:rFonts w:ascii="Times New Roman" w:hAnsi="Times New Roman"/>
-          <w:b w:val="0"/>
+        <w:pStyle w:val="73"/>
+        <w:numPr>
+          <w:ilvl w:val="0"/>
+          <w:numId w:val="3"/>
+        </w:numPr>
+        <w:tabs>
+          <w:tab w:val="left" w:pos="438"/>
+        </w:tabs>
+        <w:ind w:left="438" w:firstLine="16"/>
+        <w:rPr>
+          <w:rFonts w:ascii="Verdana" w:hAnsi="Verdana"/>
           <w:i w:val="0"/>
-          <w:sz w:val="24"/>
-          <w:rFonts w:ascii="Times New Roman" w:hAnsi="Times New Roman" w:eastAsia="黑体"/>
-        </w:rPr>
-        <w:t>2. 测试策略与范围</w:t>
+          <w:iCs w:val="0"/>
+          <w:color w:val="000000"/>
+        </w:rPr>
+      </w:pPr>
+      <w:r>
+        <w:rPr>
+          <w:rFonts w:hint="eastAsia" w:ascii="Verdana" w:hAnsi="Verdana"/>
+          <w:i w:val="0"/>
+          <w:iCs w:val="0"/>
+          <w:color w:val="000000"/>
+        </w:rPr>
+        <w:t>列出项目测试的可交付工件。</w:t>
       </w:r>
     </w:p>
     <w:p>
       <w:pPr>
-        <w:pStyle w:val="Heading2"/>
-        <w:spacing w:before="0" w:after="0" w:line="360" w:lineRule="auto"/>
-      </w:pPr>
-      <w:r>
-        <w:rPr>
-          <w:rFonts w:ascii="Times New Roman" w:hAnsi="Times New Roman"/>
-          <w:b w:val="0"/>
-          <w:i w:val="0"/>
-          <w:sz w:val="24"/>
-          <w:rFonts w:ascii="Times New Roman" w:hAnsi="Times New Roman" w:eastAsia="黑体"/>
-        </w:rPr>
-        <w:t>2.1 测试阶段划分</w:t>
-      </w:r>
+        <w:pStyle w:val="4"/>
+        <w:numPr>
+          <w:ilvl w:val="1"/>
+          <w:numId w:val="0"/>
+        </w:numPr>
+        <w:tabs>
+          <w:tab w:val="clear" w:pos="840"/>
+        </w:tabs>
+        <w:rPr>
+          <w:rFonts w:ascii="Verdana" w:hAnsi="Verdana"/>
+        </w:rPr>
+      </w:pPr>
+      <w:bookmarkStart w:id="8" w:name="_Toc522344460"/>
+      <w:bookmarkStart w:id="9" w:name="_Toc149379966"/>
+      <w:bookmarkStart w:id="10" w:name="_Toc125987400"/>
+      <w:bookmarkStart w:id="11" w:name="_Toc516977096"/>
+      <w:r>
+        <w:rPr>
+          <w:rFonts w:ascii="Verdana" w:hAnsi="Verdana"/>
+        </w:rPr>
+        <w:t>1.2</w:t>
+      </w:r>
+      <w:r>
+        <w:rPr>
+          <w:rFonts w:hint="eastAsia" w:ascii="Verdana" w:hAnsi="Verdana"/>
+        </w:rPr>
+        <w:t xml:space="preserve">  背景</w:t>
+      </w:r>
+      <w:bookmarkEnd w:id="8"/>
+      <w:bookmarkEnd w:id="9"/>
+      <w:bookmarkEnd w:id="10"/>
+      <w:bookmarkEnd w:id="11"/>
     </w:p>
     <w:p>
       <w:pPr>
-        <w:pStyle w:val="Normal"/>
-        <w:spacing w:before="0" w:after="0" w:line="360" w:lineRule="auto"/>
-        <w:ind w:firstLine="420"/>
-      </w:pPr>
-      <w:r>
-        <w:rPr>
-          <w:rFonts w:ascii="Times New Roman" w:hAnsi="Times New Roman"/>
-          <w:b w:val="0"/>
+        <w:spacing w:line="360" w:lineRule="auto"/>
+        <w:ind w:firstLine="400" w:firstLineChars="200"/>
+        <w:rPr>
+          <w:rFonts w:hint="eastAsia" w:ascii="Verdana" w:hAnsi="Verdana"/>
           <w:i w:val="0"/>
-          <w:sz w:val="24"/>
+          <w:iCs w:val="0"/>
+        </w:rPr>
+      </w:pPr>
+      <w:bookmarkStart w:id="12" w:name="_Toc522344461"/>
+      <w:bookmarkStart w:id="13" w:name="_Toc516977097"/>
+      <w:bookmarkStart w:id="14" w:name="_Toc149379967"/>
+      <w:r>
+        <w:rPr>
+          <w:rFonts w:hint="eastAsia" w:ascii="Times New Roman" w:hAnsi="Times New Roman"/>
+          <w:i/>
+          <w:iCs/>
           <w:rFonts w:ascii="Times New Roman" w:hAnsi="Times New Roman" w:eastAsia="宋体"/>
         </w:rPr>
-        <w:t>• 单元测试 (Unit Test)：由开发人员编写JUnit脚本，对核心的服务层Java方法和MyBatis映射语句进行功能覆盖。单元测试通过率必须达到100%，覆盖率不低于75%。</w:t>
-        <w:br/>
-        <w:t>• 集成测试 (Integration Test)：针对各模块的接口API开展集中联调，重点关注前后端数据流通信及复杂多表事务的回滚效果。</w:t>
-        <w:br/>
-        <w:t>• 系统测试 (System Test)：测试团队在独立的测试环境中，依据测试用例库进行端到端的完整黑盒功能性以及主要非功能性测试。</w:t>
+        <w:t>终身学习学分银行信息平台作为学分认定与积累转换的主要渠道和载体，不仅提供成果认证申请、规则制定、转换流程审批等核心服务，同时支持专家双盲评审、智能路径推荐及安全监控干预，促进教育资源的共享与融通，此外提供学习者在线咨询、业务通知及安全变动预警等功能。</w:t>
       </w:r>
     </w:p>
     <w:p>
       <w:pPr>
-        <w:pStyle w:val="Heading2"/>
-        <w:spacing w:before="0" w:after="0" w:line="360" w:lineRule="auto"/>
-      </w:pPr>
-      <w:r>
-        <w:rPr>
-          <w:rFonts w:ascii="Times New Roman" w:hAnsi="Times New Roman"/>
-          <w:b w:val="0"/>
+        <w:spacing w:line="360" w:lineRule="auto"/>
+        <w:ind w:firstLine="400" w:firstLineChars="200"/>
+        <w:rPr>
+          <w:rFonts w:hint="eastAsia" w:ascii="Verdana" w:hAnsi="Verdana"/>
           <w:i w:val="0"/>
-          <w:sz w:val="24"/>
-          <w:rFonts w:ascii="Times New Roman" w:hAnsi="Times New Roman" w:eastAsia="黑体"/>
-        </w:rPr>
-        <w:t>2.2 测试具体范围定义</w:t>
-      </w:r>
+          <w:iCs w:val="0"/>
+        </w:rPr>
+      </w:pPr>
+      <w:r>
+        <w:rPr>
+          <w:rFonts w:hint="eastAsia" w:ascii="Times New Roman" w:hAnsi="Times New Roman"/>
+          <w:i w:val="0"/>
+          <w:iCs w:val="0"/>
+          <w:rFonts w:ascii="Times New Roman" w:hAnsi="Times New Roman" w:eastAsia="宋体"/>
+        </w:rPr>
+        <w:t>终身学习学分银行信息平台包括以下子系统/模块：用户与权限管理、学习成果目录展示、成果认证管理、成果转换管理、规则专家评审、路径推送与变动预警、学分锁定与应急干预。</w:t>
+      </w:r>
+    </w:p>
+    <w:p>
+      <w:pPr>
+        <w:pStyle w:val="4"/>
+        <w:numPr>
+          <w:ilvl w:val="1"/>
+          <w:numId w:val="0"/>
+        </w:numPr>
+        <w:tabs>
+          <w:tab w:val="clear" w:pos="840"/>
+        </w:tabs>
+        <w:rPr>
+          <w:rFonts w:ascii="Verdana" w:hAnsi="Verdana"/>
+        </w:rPr>
+      </w:pPr>
+      <w:bookmarkStart w:id="15" w:name="_Toc125987401"/>
+      <w:r>
+        <w:rPr>
+          <w:rFonts w:ascii="Verdana" w:hAnsi="Verdana"/>
+        </w:rPr>
+        <w:t xml:space="preserve">1.3 </w:t>
+      </w:r>
+      <w:r>
+        <w:rPr>
+          <w:rFonts w:hint="eastAsia" w:ascii="Verdana" w:hAnsi="Verdana"/>
+        </w:rPr>
+        <w:t xml:space="preserve"> 范围</w:t>
+      </w:r>
+      <w:bookmarkEnd w:id="12"/>
+      <w:bookmarkEnd w:id="13"/>
+      <w:bookmarkEnd w:id="14"/>
+      <w:bookmarkEnd w:id="15"/>
+    </w:p>
+    <w:p>
+      <w:pPr>
+        <w:pStyle w:val="73"/>
+        <w:numPr>
+          <w:ilvl w:val="0"/>
+          <w:numId w:val="4"/>
+        </w:numPr>
+        <w:tabs>
+          <w:tab w:val="left" w:pos="438"/>
+        </w:tabs>
+        <w:ind w:left="438" w:firstLine="12"/>
+        <w:rPr>
+          <w:rFonts w:hint="eastAsia" w:ascii="Verdana" w:hAnsi="Verdana"/>
+          <w:i w:val="0"/>
+          <w:iCs w:val="0"/>
+          <w:color w:val="000000"/>
+        </w:rPr>
+      </w:pPr>
+      <w:r>
+        <w:rPr>
+          <w:rFonts w:hint="eastAsia" w:ascii="Verdana" w:hAnsi="Verdana"/>
+          <w:i w:val="0"/>
+          <w:iCs w:val="0"/>
+          <w:color w:val="auto"/>
+        </w:rPr>
+        <w:t>对于本项目的测试工作为系统测试阶段，阶段的测试活动有计划测试、设计测试、执行测试和评估测试四个活动。</w:t>
+      </w:r>
+    </w:p>
+    <w:p>
+      <w:pPr>
+        <w:pStyle w:val="73"/>
+        <w:numPr>
+          <w:ilvl w:val="0"/>
+          <w:numId w:val="4"/>
+        </w:numPr>
+        <w:tabs>
+          <w:tab w:val="left" w:pos="438"/>
+        </w:tabs>
+        <w:ind w:left="454" w:hanging="4"/>
+        <w:rPr>
+          <w:rFonts w:hint="eastAsia" w:ascii="Verdana" w:hAnsi="Verdana"/>
+          <w:i w:val="0"/>
+          <w:iCs w:val="0"/>
+          <w:color w:val="auto"/>
+        </w:rPr>
+      </w:pPr>
+      <w:r>
+        <w:rPr>
+          <w:rFonts w:hint="eastAsia" w:ascii="Verdana" w:hAnsi="Verdana"/>
+          <w:i w:val="0"/>
+          <w:iCs w:val="0"/>
+          <w:color w:val="auto"/>
+        </w:rPr>
+        <w:t>本测试计划仅对项目开发的软件提供测试，不考虑对第三方提供的软件（如第三方的组件或构件）进行测试。但需测试第三方提供的软件与开发的软件之间的接口。</w:t>
+      </w:r>
+    </w:p>
+    <w:p>
+      <w:pPr>
+        <w:pStyle w:val="73"/>
+        <w:numPr>
+          <w:ilvl w:val="0"/>
+          <w:numId w:val="4"/>
+        </w:numPr>
+        <w:tabs>
+          <w:tab w:val="left" w:pos="438"/>
+        </w:tabs>
+        <w:ind w:left="454" w:hanging="4"/>
+        <w:rPr>
+          <w:rFonts w:hint="eastAsia" w:ascii="Verdana" w:hAnsi="Verdana"/>
+          <w:i w:val="0"/>
+          <w:iCs w:val="0"/>
+          <w:color w:val="auto"/>
+        </w:rPr>
+      </w:pPr>
+      <w:r>
+        <w:rPr>
+          <w:rFonts w:hint="eastAsia" w:ascii="Times New Roman" w:hAnsi="Times New Roman"/>
+          <w:i w:val="0"/>
+          <w:iCs w:val="0"/>
+          <w:color w:val="auto"/>
+          <w:rFonts w:ascii="Times New Roman" w:hAnsi="Times New Roman" w:eastAsia="宋体"/>
+        </w:rPr>
+        <w:t>本测试计划适用于“终身学习学分银行信息平台”项目. 本文档将供给项目经理、开发团队、测试团队及运维组使用。</w:t>
+      </w:r>
+    </w:p>
+    <w:p>
+      <w:pPr>
+        <w:pStyle w:val="4"/>
+        <w:numPr>
+          <w:ilvl w:val="1"/>
+          <w:numId w:val="0"/>
+        </w:numPr>
+        <w:tabs>
+          <w:tab w:val="clear" w:pos="840"/>
+        </w:tabs>
+        <w:rPr>
+          <w:rFonts w:hint="eastAsia" w:ascii="Verdana" w:hAnsi="Verdana"/>
+        </w:rPr>
+      </w:pPr>
+      <w:bookmarkStart w:id="16" w:name="_Toc125987402"/>
+      <w:r>
+        <w:rPr>
+          <w:rFonts w:hint="eastAsia" w:ascii="Verdana" w:hAnsi="Verdana"/>
+        </w:rPr>
+        <w:t>1.4定义</w:t>
+      </w:r>
+      <w:bookmarkEnd w:id="16"/>
+    </w:p>
+    <w:p>
+      <w:pPr>
+        <w:spacing w:line="360" w:lineRule="auto"/>
+        <w:ind w:firstLine="400" w:firstLineChars="200"/>
+        <w:rPr>
+          <w:rFonts w:hint="eastAsia"/>
+        </w:rPr>
+      </w:pPr>
+      <w:r>
+        <w:rPr>
+          <w:rFonts w:hint="eastAsia"/>
+        </w:rPr>
+        <w:t>缺陷级别定义：</w:t>
+      </w:r>
+    </w:p>
+    <w:p>
+      <w:pPr>
+        <w:spacing w:line="360" w:lineRule="auto"/>
+        <w:ind w:firstLine="400" w:firstLineChars="200"/>
+        <w:rPr>
+          <w:rFonts w:hint="eastAsia"/>
+        </w:rPr>
+      </w:pPr>
+      <w:r>
+        <w:rPr>
+          <w:rFonts w:hint="eastAsia"/>
+        </w:rPr>
+        <w:t>一级：不能完全满足系统要求，基本功能未完全实现；或者危及人身安全。</w:t>
+      </w:r>
+    </w:p>
+    <w:p>
+      <w:pPr>
+        <w:spacing w:line="360" w:lineRule="auto"/>
+        <w:ind w:left="425"/>
+      </w:pPr>
+      <w:r>
+        <w:rPr>
+          <w:rFonts w:hint="eastAsia"/>
+        </w:rPr>
+        <w:t>二级：严重地影响系统要求或基本功能的实现，且没有更正办法（重新安装或重新启动</w:t>
+      </w:r>
+    </w:p>
+    <w:p>
+      <w:pPr>
+        <w:spacing w:line="360" w:lineRule="auto"/>
+        <w:ind w:left="1145"/>
+        <w:rPr>
+          <w:rFonts w:hint="eastAsia"/>
+        </w:rPr>
+      </w:pPr>
+      <w:r>
+        <w:rPr>
+          <w:rFonts w:hint="eastAsia"/>
+        </w:rPr>
+        <w:t>该软件不属于更正办法）。</w:t>
+      </w:r>
+    </w:p>
+    <w:p>
+      <w:pPr>
+        <w:spacing w:line="360" w:lineRule="auto"/>
+        <w:ind w:left="425"/>
+      </w:pPr>
+      <w:r>
+        <w:rPr>
+          <w:rFonts w:hint="eastAsia"/>
+        </w:rPr>
+        <w:t>三级：严重地影响系统要求或基本功能的实现，但存在合理的更正办法（重新安装或重</w:t>
+      </w:r>
+    </w:p>
+    <w:p>
+      <w:pPr>
+        <w:spacing w:line="360" w:lineRule="auto"/>
+        <w:ind w:left="1145"/>
+        <w:rPr>
+          <w:rFonts w:hint="eastAsia"/>
+        </w:rPr>
+      </w:pPr>
+      <w:r>
+        <w:rPr>
+          <w:rFonts w:hint="eastAsia"/>
+        </w:rPr>
+        <w:t>新启动该软件不属于更正办法）。</w:t>
+      </w:r>
+    </w:p>
+    <w:p>
+      <w:pPr>
+        <w:spacing w:line="360" w:lineRule="auto"/>
+        <w:ind w:firstLine="400" w:firstLineChars="200"/>
+        <w:rPr>
+          <w:rFonts w:hint="eastAsia"/>
+        </w:rPr>
+      </w:pPr>
+      <w:r>
+        <w:rPr>
+          <w:rFonts w:hint="eastAsia"/>
+        </w:rPr>
+        <w:t>四级：使操作者不方便或遇到麻烦，但它不影响执行工作功能或重要功能。</w:t>
+      </w:r>
+    </w:p>
+    <w:p>
+      <w:pPr>
+        <w:spacing w:line="360" w:lineRule="auto"/>
+        <w:ind w:firstLine="400" w:firstLineChars="200"/>
+        <w:rPr>
+          <w:rFonts w:hint="eastAsia"/>
+        </w:rPr>
+      </w:pPr>
+      <w:r>
+        <w:rPr>
+          <w:rFonts w:hint="eastAsia"/>
+        </w:rPr>
+        <w:t>五级：其他缺陷。</w:t>
+      </w:r>
+      <w:bookmarkStart w:id="17" w:name="_Toc522344462"/>
+      <w:bookmarkStart w:id="18" w:name="_Toc149379968"/>
+    </w:p>
+    <w:p>
+      <w:pPr>
+        <w:pStyle w:val="4"/>
+        <w:numPr>
+          <w:ilvl w:val="1"/>
+          <w:numId w:val="0"/>
+        </w:numPr>
+        <w:tabs>
+          <w:tab w:val="clear" w:pos="840"/>
+        </w:tabs>
+        <w:rPr>
+          <w:rFonts w:ascii="Verdana" w:hAnsi="Verdana"/>
+        </w:rPr>
+      </w:pPr>
+      <w:bookmarkStart w:id="19" w:name="_Toc125987403"/>
+      <w:r>
+        <w:rPr>
+          <w:rFonts w:ascii="Verdana" w:hAnsi="Verdana"/>
+        </w:rPr>
+        <w:t>1.</w:t>
+      </w:r>
+      <w:r>
+        <w:rPr>
+          <w:rFonts w:hint="eastAsia" w:ascii="Verdana" w:hAnsi="Verdana"/>
+        </w:rPr>
+        <w:t>5</w:t>
+      </w:r>
+      <w:r>
+        <w:rPr>
+          <w:rFonts w:ascii="Verdana" w:hAnsi="Verdana"/>
+        </w:rPr>
+        <w:t xml:space="preserve"> </w:t>
+      </w:r>
+      <w:r>
+        <w:rPr>
+          <w:rFonts w:hint="eastAsia" w:ascii="Verdana" w:hAnsi="Verdana"/>
+        </w:rPr>
+        <w:t xml:space="preserve"> </w:t>
+      </w:r>
+      <w:bookmarkEnd w:id="17"/>
+      <w:r>
+        <w:rPr>
+          <w:rFonts w:hint="eastAsia" w:ascii="Verdana" w:hAnsi="Verdana"/>
+        </w:rPr>
+        <w:t>文档引用</w:t>
+      </w:r>
+      <w:bookmarkEnd w:id="18"/>
+      <w:bookmarkEnd w:id="19"/>
+    </w:p>
+    <w:p>
+      <w:pPr>
+        <w:spacing w:line="360" w:lineRule="auto"/>
+        <w:ind w:firstLine="400" w:firstLineChars="200"/>
+        <w:rPr>
+          <w:rFonts w:hint="eastAsia"/>
+        </w:rPr>
+      </w:pPr>
+      <w:r>
+        <w:rPr>
+          <w:rFonts w:hint="eastAsia" w:ascii="Times New Roman" w:hAnsi="Times New Roman"/>
+          <w:rFonts w:ascii="Times New Roman" w:hAnsi="Times New Roman" w:eastAsia="宋体"/>
+        </w:rPr>
+        <w:t>《终身学习学分银行信息平台项目开发计划》</w:t>
+      </w:r>
+    </w:p>
+    <w:p>
+      <w:pPr>
+        <w:spacing w:line="360" w:lineRule="auto"/>
+        <w:ind w:firstLine="400" w:firstLineChars="200"/>
+        <w:rPr>
+          <w:rFonts w:hint="eastAsia"/>
+        </w:rPr>
+      </w:pPr>
+      <w:r>
+        <w:rPr>
+          <w:rFonts w:hint="eastAsia" w:ascii="Times New Roman" w:hAnsi="Times New Roman"/>
+          <w:rFonts w:ascii="Times New Roman" w:hAnsi="Times New Roman" w:eastAsia="宋体"/>
+        </w:rPr>
+        <w:t>《终身学习学分银行信息平台需求规格说明书》</w:t>
+      </w:r>
+    </w:p>
+    <w:p>
+      <w:pPr>
+        <w:pStyle w:val="2"/>
+        <w:numPr>
+          <w:ilvl w:val="0"/>
+          <w:numId w:val="0"/>
+        </w:numPr>
+        <w:tabs>
+          <w:tab w:val="clear" w:pos="420"/>
+        </w:tabs>
+        <w:rPr>
+          <w:rFonts w:ascii="Verdana" w:hAnsi="Verdana"/>
+        </w:rPr>
+      </w:pPr>
+      <w:bookmarkStart w:id="20" w:name="_Toc125987404"/>
+      <w:bookmarkStart w:id="21" w:name="_Toc516977099"/>
+      <w:bookmarkStart w:id="22" w:name="_Toc149379969"/>
+      <w:bookmarkStart w:id="23" w:name="_Toc522344463"/>
+      <w:r>
+        <w:rPr>
+          <w:rFonts w:hint="eastAsia" w:ascii="Verdana" w:hAnsi="Verdana"/>
+        </w:rPr>
+        <w:t>2</w:t>
+      </w:r>
+      <w:r>
+        <w:rPr>
+          <w:rFonts w:ascii="Verdana" w:hAnsi="Verdana"/>
+        </w:rPr>
+        <w:t>.</w:t>
+      </w:r>
+      <w:r>
+        <w:rPr>
+          <w:rFonts w:ascii="Verdana" w:hAnsi="Verdana"/>
+          <w:sz w:val="14"/>
+        </w:rPr>
+        <w:t xml:space="preserve">     </w:t>
+      </w:r>
+      <w:r>
+        <w:rPr>
+          <w:rFonts w:hint="eastAsia" w:ascii="Verdana" w:hAnsi="Verdana"/>
+        </w:rPr>
+        <w:t>测试需求</w:t>
+      </w:r>
+      <w:bookmarkEnd w:id="20"/>
+    </w:p>
+    <w:p>
+      <w:pPr>
+        <w:spacing w:line="360" w:lineRule="auto"/>
+        <w:ind w:firstLine="400" w:firstLineChars="200"/>
+        <w:rPr>
+          <w:rFonts w:ascii="Verdana" w:hAnsi="Verdana"/>
+        </w:rPr>
+      </w:pPr>
+      <w:r>
+        <w:rPr>
+          <w:rFonts w:hint="eastAsia" w:ascii="Verdana" w:hAnsi="Verdana"/>
+        </w:rPr>
+        <w:t>备注：优先级：1-高，2-中，3-低</w:t>
+      </w:r>
+    </w:p>
+    <w:bookmarkEnd w:id="21"/>
+    <w:bookmarkEnd w:id="22"/>
+    <w:bookmarkEnd w:id="23"/>
+    <w:p>
+      <w:pPr>
+        <w:pStyle w:val="4"/>
+        <w:numPr>
+          <w:ilvl w:val="0"/>
+          <w:numId w:val="0"/>
+        </w:numPr>
+        <w:tabs>
+          <w:tab w:val="clear" w:pos="840"/>
+        </w:tabs>
+      </w:pPr>
+      <w:bookmarkStart w:id="24" w:name="_Toc125987405"/>
+      <w:r>
+        <w:rPr>
+          <w:rFonts w:hint="eastAsia"/>
+        </w:rPr>
+        <w:t>2</w:t>
+      </w:r>
+      <w:r>
+        <w:t>.1</w:t>
+      </w:r>
+      <w:r>
+        <w:rPr>
+          <w:rFonts w:hint="eastAsia"/>
+        </w:rPr>
+        <w:t>功能测试需求</w:t>
+      </w:r>
+      <w:bookmarkEnd w:id="24"/>
     </w:p>
     <w:tbl>
       <w:tblPr>
-        <w:tblStyle w:val="TableGrid"/>
-        <w:tblW w:type="auto" w:w="0"/>
-        <w:tblLook w:firstColumn="1" w:firstRow="1" w:lastColumn="0" w:lastRow="0" w:noHBand="0" w:noVBand="1" w:val="04A0"/>
+        <w:tblStyle w:val="35"/>
+        <w:tblW w:w="7443" w:type="dxa"/>
+        <w:tblInd w:w="534" w:type="dxa"/>
+        <w:tblLayout w:type="autofit"/>
+        <w:tblCellMar>
+          <w:top w:w="0" w:type="dxa"/>
+          <w:left w:w="108" w:type="dxa"/>
+          <w:bottom w:w="0" w:type="dxa"/>
+          <w:right w:w="108" w:type="dxa"/>
+        </w:tblCellMar>
       </w:tblPr>
       <w:tblGrid>
-        <w:gridCol w:w="2767"/>
-        <w:gridCol w:w="2767"/>
-        <w:gridCol w:w="2767"/>
+        <w:gridCol w:w="1569"/>
+        <w:gridCol w:w="4536"/>
+        <w:gridCol w:w="1338"/>
       </w:tblGrid>
       <w:tr>
-        <w:tc>
-          <w:tcPr>
-            <w:tcW w:type="dxa" w:w="1984"/>
-            <w:shd w:fill="F2F2F2" w:val="clear"/>
-          </w:tcPr>
-          <w:p>
-            <w:pPr>
-              <w:spacing w:line="276" w:lineRule="auto" w:before="80" w:after="80"/>
-              <w:ind w:firstLine="0"/>
+        <w:tblPrEx>
+          <w:tblCellMar>
+            <w:top w:w="0" w:type="dxa"/>
+            <w:left w:w="108" w:type="dxa"/>
+            <w:bottom w:w="0" w:type="dxa"/>
+            <w:right w:w="108" w:type="dxa"/>
+          </w:tblCellMar>
+        </w:tblPrEx>
+        <w:trPr>
+          <w:wBefore w:w="0" w:type="dxa"/>
+          <w:trHeight w:val="285" w:hRule="atLeast"/>
+        </w:trPr>
+        <w:tc>
+          <w:tcPr>
+            <w:tcW w:w="1569" w:type="dxa"/>
+            <w:tcBorders>
+              <w:top w:val="single" w:color="auto" w:sz="4" w:space="0"/>
+              <w:left w:val="single" w:color="auto" w:sz="4" w:space="0"/>
+              <w:bottom w:val="single" w:color="auto" w:sz="4" w:space="0"/>
+              <w:right w:val="single" w:color="auto" w:sz="4" w:space="0"/>
+            </w:tcBorders>
+            <w:shd w:val="clear" w:color="000000" w:fill="D7D7D7"/>
+            <w:noWrap w:val="0"/>
+            <w:vAlign w:val="center"/>
+          </w:tcPr>
+          <w:p>
+            <w:pPr>
+              <w:widowControl/>
+              <w:spacing w:line="360" w:lineRule="auto"/>
+              <w:rPr>
+                <w:rFonts w:hint="eastAsia" w:ascii="Times New Roman" w:hAnsi="Times New Roman"/>
+                <w:b/>
+                <w:bCs/>
+                <w:kern w:val="2"/>
+                <w:sz w:val="21"/>
+                <w:szCs w:val="21"/>
+                <w:lang w:val="zh-CN"/>
+              </w:rPr>
+            </w:pPr>
+            <w:r>
+              <w:rPr>
+                <w:rFonts w:hint="eastAsia" w:ascii="Times New Roman" w:hAnsi="Times New Roman"/>
+                <w:b/>
+                <w:bCs/>
+                <w:kern w:val="2"/>
+                <w:sz w:val="21"/>
+                <w:szCs w:val="21"/>
+                <w:lang w:val="zh-CN"/>
+              </w:rPr>
+              <w:t>测试需求</w:t>
+            </w:r>
+          </w:p>
+        </w:tc>
+        <w:tc>
+          <w:tcPr>
+            <w:tcW w:w="4536" w:type="dxa"/>
+            <w:tcBorders>
+              <w:top w:val="single" w:color="auto" w:sz="4" w:space="0"/>
+              <w:left w:val="single" w:color="auto" w:sz="4" w:space="0"/>
+              <w:bottom w:val="single" w:color="auto" w:sz="4" w:space="0"/>
+              <w:right w:val="single" w:color="auto" w:sz="4" w:space="0"/>
+            </w:tcBorders>
+            <w:shd w:val="clear" w:color="000000" w:fill="D7D7D7"/>
+            <w:noWrap w:val="0"/>
+            <w:vAlign w:val="center"/>
+          </w:tcPr>
+          <w:p>
+            <w:pPr>
+              <w:widowControl/>
+              <w:spacing w:line="360" w:lineRule="auto"/>
               <w:jc w:val="center"/>
-            </w:pPr>
-            <w:r>
-              <w:rPr>
-                <w:rFonts w:ascii="Times New Roman" w:hAnsi="Times New Roman"/>
+              <w:rPr>
+                <w:rFonts w:hint="eastAsia" w:ascii="Times New Roman" w:hAnsi="Times New Roman"/>
                 <w:b/>
+                <w:bCs/>
+                <w:kern w:val="2"/>
                 <w:sz w:val="21"/>
-                <w:rFonts w:ascii="Times New Roman" w:hAnsi="Times New Roman" w:eastAsia="黑体"/>
-              </w:rPr>
-              <w:t>模块分类群</w:t>
-            </w:r>
-          </w:p>
-        </w:tc>
-        <w:tc>
-          <w:tcPr>
-            <w:tcW w:type="dxa" w:w="1701"/>
-            <w:shd w:fill="F2F2F2" w:val="clear"/>
-          </w:tcPr>
-          <w:p>
-            <w:pPr>
-              <w:spacing w:line="276" w:lineRule="auto" w:before="80" w:after="80"/>
-              <w:ind w:firstLine="0"/>
+                <w:szCs w:val="21"/>
+                <w:lang w:val="zh-CN"/>
+              </w:rPr>
+            </w:pPr>
+            <w:r>
+              <w:rPr>
+                <w:rFonts w:hint="eastAsia" w:ascii="Times New Roman" w:hAnsi="Times New Roman"/>
+                <w:b/>
+                <w:bCs/>
+                <w:kern w:val="2"/>
+                <w:sz w:val="21"/>
+                <w:szCs w:val="21"/>
+                <w:lang w:val="zh-CN"/>
+              </w:rPr>
+              <w:t>测试需求简介</w:t>
+            </w:r>
+          </w:p>
+        </w:tc>
+        <w:tc>
+          <w:tcPr>
+            <w:tcW w:w="1338" w:type="dxa"/>
+            <w:tcBorders>
+              <w:top w:val="single" w:color="auto" w:sz="4" w:space="0"/>
+              <w:left w:val="single" w:color="auto" w:sz="4" w:space="0"/>
+              <w:bottom w:val="single" w:color="auto" w:sz="4" w:space="0"/>
+              <w:right w:val="single" w:color="auto" w:sz="4" w:space="0"/>
+            </w:tcBorders>
+            <w:shd w:val="clear" w:color="000000" w:fill="D7D7D7"/>
+            <w:noWrap w:val="0"/>
+            <w:vAlign w:val="top"/>
+          </w:tcPr>
+          <w:p>
+            <w:pPr>
+              <w:widowControl/>
+              <w:spacing w:line="360" w:lineRule="auto"/>
               <w:jc w:val="center"/>
-            </w:pPr>
-            <w:r>
-              <w:rPr>
-                <w:rFonts w:ascii="Times New Roman" w:hAnsi="Times New Roman"/>
+              <w:rPr>
+                <w:rFonts w:hint="eastAsia" w:ascii="Times New Roman" w:hAnsi="Times New Roman"/>
                 <w:b/>
+                <w:bCs/>
+                <w:kern w:val="2"/>
                 <w:sz w:val="21"/>
-                <w:rFonts w:ascii="Times New Roman" w:hAnsi="Times New Roman" w:eastAsia="黑体"/>
-              </w:rPr>
-              <w:t>是否在测试范围内</w:t>
-            </w:r>
-          </w:p>
-        </w:tc>
-        <w:tc>
-          <w:tcPr>
-            <w:tcW w:type="dxa" w:w="4819"/>
-            <w:shd w:fill="F2F2F2" w:val="clear"/>
-          </w:tcPr>
-          <w:p>
-            <w:pPr>
-              <w:spacing w:line="276" w:lineRule="auto" w:before="80" w:after="80"/>
-              <w:ind w:firstLine="0"/>
-              <w:jc w:val="center"/>
-            </w:pPr>
-            <w:r>
-              <w:rPr>
-                <w:rFonts w:ascii="Times New Roman" w:hAnsi="Times New Roman"/>
+                <w:szCs w:val="21"/>
+                <w:lang w:val="zh-CN"/>
+              </w:rPr>
+            </w:pPr>
+            <w:r>
+              <w:rPr>
+                <w:rFonts w:hint="eastAsia" w:ascii="Times New Roman" w:hAnsi="Times New Roman"/>
                 <w:b/>
+                <w:bCs/>
+                <w:kern w:val="2"/>
                 <w:sz w:val="21"/>
-                <w:rFonts w:ascii="Times New Roman" w:hAnsi="Times New Roman" w:eastAsia="黑体"/>
-              </w:rPr>
-              <w:t>测试覆盖重点说明</w:t>
+                <w:szCs w:val="21"/>
+                <w:lang w:val="zh-CN"/>
+              </w:rPr>
+              <w:t>优先级</w:t>
             </w:r>
           </w:p>
         </w:tc>
@@ -4371,13 +5002,12 @@
       <w:tr>
         <w:tc>
           <w:tcPr>
-            <w:tcW w:type="dxa" w:w="1984"/>
-          </w:tcPr>
-          <w:p>
-            <w:pPr>
-              <w:spacing w:line="276" w:lineRule="auto" w:before="60" w:after="60"/>
+            <w:tcW w:type="dxa" w:w="1569"/>
+          </w:tcPr>
+          <w:p>
+            <w:pPr>
+              <w:spacing w:before="80" w:after="80" w:line="276" w:lineRule="auto"/>
               <w:ind w:firstLine="0"/>
-              <w:jc w:val="center"/>
             </w:pPr>
             <w:r>
               <w:rPr>
@@ -4385,19 +5015,18 @@
                 <w:sz w:val="21"/>
                 <w:rFonts w:ascii="Times New Roman" w:hAnsi="Times New Roman" w:eastAsia="宋体"/>
               </w:rPr>
-              <w:t>用户管理/权限分配 (RBAC)</w:t>
-            </w:r>
-          </w:p>
-        </w:tc>
-        <w:tc>
-          <w:tcPr>
-            <w:tcW w:type="dxa" w:w="1701"/>
-          </w:tcPr>
-          <w:p>
-            <w:pPr>
-              <w:spacing w:line="276" w:lineRule="auto" w:before="60" w:after="60"/>
+              <w:t>用户登录与权限</w:t>
+            </w:r>
+          </w:p>
+        </w:tc>
+        <w:tc>
+          <w:tcPr>
+            <w:tcW w:type="dxa" w:w="4536"/>
+          </w:tcPr>
+          <w:p>
+            <w:pPr>
+              <w:spacing w:before="80" w:after="80" w:line="276" w:lineRule="auto"/>
               <w:ind w:firstLine="0"/>
-              <w:jc w:val="left"/>
             </w:pPr>
             <w:r>
               <w:rPr>
@@ -4405,19 +5034,18 @@
                 <w:sz w:val="21"/>
                 <w:rFonts w:ascii="Times New Roman" w:hAnsi="Times New Roman" w:eastAsia="宋体"/>
               </w:rPr>
-              <w:t>是</w:t>
-            </w:r>
-          </w:p>
-        </w:tc>
-        <w:tc>
-          <w:tcPr>
-            <w:tcW w:type="dxa" w:w="4819"/>
-          </w:tcPr>
-          <w:p>
-            <w:pPr>
-              <w:spacing w:line="276" w:lineRule="auto" w:before="60" w:after="60"/>
+              <w:t>验证学习者、审核员、专家、管理员正常登录及RBAC3菜单与API操作拦截限制</w:t>
+            </w:r>
+          </w:p>
+        </w:tc>
+        <w:tc>
+          <w:tcPr>
+            <w:tcW w:type="dxa" w:w="1338"/>
+          </w:tcPr>
+          <w:p>
+            <w:pPr>
+              <w:spacing w:before="80" w:after="80" w:line="276" w:lineRule="auto"/>
               <w:ind w:firstLine="0"/>
-              <w:jc w:val="left"/>
             </w:pPr>
             <w:r>
               <w:rPr>
@@ -4425,7 +5053,7 @@
                 <w:sz w:val="21"/>
                 <w:rFonts w:ascii="Times New Roman" w:hAnsi="Times New Roman" w:eastAsia="宋体"/>
               </w:rPr>
-              <w:t>测试用户注册、封禁；测试不同角色访问敏感页面时越权拦截逻辑是否生效。</w:t>
+              <w:t>1</w:t>
             </w:r>
           </w:p>
         </w:tc>
@@ -4433,13 +5061,12 @@
       <w:tr>
         <w:tc>
           <w:tcPr>
-            <w:tcW w:type="dxa" w:w="1984"/>
-          </w:tcPr>
-          <w:p>
-            <w:pPr>
-              <w:spacing w:line="276" w:lineRule="auto" w:before="60" w:after="60"/>
+            <w:tcW w:type="dxa" w:w="1569"/>
+          </w:tcPr>
+          <w:p>
+            <w:pPr>
+              <w:spacing w:before="80" w:after="80" w:line="276" w:lineRule="auto"/>
               <w:ind w:firstLine="0"/>
-              <w:jc w:val="center"/>
             </w:pPr>
             <w:r>
               <w:rPr>
@@ -4447,19 +5074,18 @@
                 <w:sz w:val="21"/>
                 <w:rFonts w:ascii="Times New Roman" w:hAnsi="Times New Roman" w:eastAsia="宋体"/>
               </w:rPr>
-              <w:t>目录发布与多级审核</w:t>
-            </w:r>
-          </w:p>
-        </w:tc>
-        <w:tc>
-          <w:tcPr>
-            <w:tcW w:type="dxa" w:w="1701"/>
-          </w:tcPr>
-          <w:p>
-            <w:pPr>
-              <w:spacing w:line="276" w:lineRule="auto" w:before="60" w:after="60"/>
+              <w:t>学习成果目录</w:t>
+            </w:r>
+          </w:p>
+        </w:tc>
+        <w:tc>
+          <w:tcPr>
+            <w:tcW w:type="dxa" w:w="4536"/>
+          </w:tcPr>
+          <w:p>
+            <w:pPr>
+              <w:spacing w:before="80" w:after="80" w:line="276" w:lineRule="auto"/>
               <w:ind w:firstLine="0"/>
-              <w:jc w:val="left"/>
             </w:pPr>
             <w:r>
               <w:rPr>
@@ -4467,19 +5093,18 @@
                 <w:sz w:val="21"/>
                 <w:rFonts w:ascii="Times New Roman" w:hAnsi="Times New Roman" w:eastAsia="宋体"/>
               </w:rPr>
-              <w:t>是</w:t>
-            </w:r>
-          </w:p>
-        </w:tc>
-        <w:tc>
-          <w:tcPr>
-            <w:tcW w:type="dxa" w:w="4819"/>
-          </w:tcPr>
-          <w:p>
-            <w:pPr>
-              <w:spacing w:line="276" w:lineRule="auto" w:before="60" w:after="60"/>
+              <w:t>验证各级别学习成果（正规课程、非学历证书）的分类录入、标准检索与检索过滤</w:t>
+            </w:r>
+          </w:p>
+        </w:tc>
+        <w:tc>
+          <w:tcPr>
+            <w:tcW w:type="dxa" w:w="1338"/>
+          </w:tcPr>
+          <w:p>
+            <w:pPr>
+              <w:spacing w:before="80" w:after="80" w:line="276" w:lineRule="auto"/>
               <w:ind w:firstLine="0"/>
-              <w:jc w:val="left"/>
             </w:pPr>
             <w:r>
               <w:rPr>
@@ -4487,7 +5112,7 @@
                 <w:sz w:val="21"/>
                 <w:rFonts w:ascii="Times New Roman" w:hAnsi="Times New Roman" w:eastAsia="宋体"/>
               </w:rPr>
-              <w:t>测试目录录入、状态机跳转（待审-发布-驳回）；测试审核意见填写及前端刷新。</w:t>
+              <w:t>1</w:t>
             </w:r>
           </w:p>
         </w:tc>
@@ -4495,13 +5120,12 @@
       <w:tr>
         <w:tc>
           <w:tcPr>
-            <w:tcW w:type="dxa" w:w="1984"/>
-          </w:tcPr>
-          <w:p>
-            <w:pPr>
-              <w:spacing w:line="276" w:lineRule="auto" w:before="60" w:after="60"/>
+            <w:tcW w:type="dxa" w:w="1569"/>
+          </w:tcPr>
+          <w:p>
+            <w:pPr>
+              <w:spacing w:before="80" w:after="80" w:line="276" w:lineRule="auto"/>
               <w:ind w:firstLine="0"/>
-              <w:jc w:val="center"/>
             </w:pPr>
             <w:r>
               <w:rPr>
@@ -4509,19 +5133,18 @@
                 <w:sz w:val="21"/>
                 <w:rFonts w:ascii="Times New Roman" w:hAnsi="Times New Roman" w:eastAsia="宋体"/>
               </w:rPr>
-              <w:t>转换规则专家评审</w:t>
-            </w:r>
-          </w:p>
-        </w:tc>
-        <w:tc>
-          <w:tcPr>
-            <w:tcW w:type="dxa" w:w="1701"/>
-          </w:tcPr>
-          <w:p>
-            <w:pPr>
-              <w:spacing w:line="276" w:lineRule="auto" w:before="60" w:after="60"/>
+              <w:t>成果认证申请</w:t>
+            </w:r>
+          </w:p>
+        </w:tc>
+        <w:tc>
+          <w:tcPr>
+            <w:tcW w:type="dxa" w:w="4536"/>
+          </w:tcPr>
+          <w:p>
+            <w:pPr>
+              <w:spacing w:before="80" w:after="80" w:line="276" w:lineRule="auto"/>
               <w:ind w:firstLine="0"/>
-              <w:jc w:val="left"/>
             </w:pPr>
             <w:r>
               <w:rPr>
@@ -4529,19 +5152,18 @@
                 <w:sz w:val="21"/>
                 <w:rFonts w:ascii="Times New Roman" w:hAnsi="Times New Roman" w:eastAsia="宋体"/>
               </w:rPr>
-              <w:t>是</w:t>
-            </w:r>
-          </w:p>
-        </w:tc>
-        <w:tc>
-          <w:tcPr>
-            <w:tcW w:type="dxa" w:w="4819"/>
-          </w:tcPr>
-          <w:p>
-            <w:pPr>
-              <w:spacing w:line="276" w:lineRule="auto" w:before="60" w:after="60"/>
+              <w:t>验证学习者在线填报证书详情、上传PDF等证明材料并成功提交审核</w:t>
+            </w:r>
+          </w:p>
+        </w:tc>
+        <w:tc>
+          <w:tcPr>
+            <w:tcW w:type="dxa" w:w="1338"/>
+          </w:tcPr>
+          <w:p>
+            <w:pPr>
+              <w:spacing w:before="80" w:after="80" w:line="276" w:lineRule="auto"/>
               <w:ind w:firstLine="0"/>
-              <w:jc w:val="left"/>
             </w:pPr>
             <w:r>
               <w:rPr>
@@ -4549,7 +5171,7 @@
                 <w:sz w:val="21"/>
                 <w:rFonts w:ascii="Times New Roman" w:hAnsi="Times New Roman" w:eastAsia="宋体"/>
               </w:rPr>
-              <w:t>测试随机专家库抽取与指派、专家登录后的独立意见签署与评审统计决策。</w:t>
+              <w:t>1</w:t>
             </w:r>
           </w:p>
         </w:tc>
@@ -4557,13 +5179,12 @@
       <w:tr>
         <w:tc>
           <w:tcPr>
-            <w:tcW w:type="dxa" w:w="1984"/>
-          </w:tcPr>
-          <w:p>
-            <w:pPr>
-              <w:spacing w:line="276" w:lineRule="auto" w:before="60" w:after="60"/>
+            <w:tcW w:type="dxa" w:w="1569"/>
+          </w:tcPr>
+          <w:p>
+            <w:pPr>
+              <w:spacing w:before="80" w:after="80" w:line="276" w:lineRule="auto"/>
               <w:ind w:firstLine="0"/>
-              <w:jc w:val="center"/>
             </w:pPr>
             <w:r>
               <w:rPr>
@@ -4571,19 +5192,18 @@
                 <w:sz w:val="21"/>
                 <w:rFonts w:ascii="Times New Roman" w:hAnsi="Times New Roman" w:eastAsia="宋体"/>
               </w:rPr>
-              <w:t>成果转换与学分账单扣减</w:t>
-            </w:r>
-          </w:p>
-        </w:tc>
-        <w:tc>
-          <w:tcPr>
-            <w:tcW w:type="dxa" w:w="1701"/>
-          </w:tcPr>
-          <w:p>
-            <w:pPr>
-              <w:spacing w:line="276" w:lineRule="auto" w:before="60" w:after="60"/>
+              <w:t>成果认证审核</w:t>
+            </w:r>
+          </w:p>
+        </w:tc>
+        <w:tc>
+          <w:tcPr>
+            <w:tcW w:type="dxa" w:w="4536"/>
+          </w:tcPr>
+          <w:p>
+            <w:pPr>
+              <w:spacing w:before="80" w:after="80" w:line="276" w:lineRule="auto"/>
               <w:ind w:firstLine="0"/>
-              <w:jc w:val="left"/>
             </w:pPr>
             <w:r>
               <w:rPr>
@@ -4591,19 +5211,18 @@
                 <w:sz w:val="21"/>
                 <w:rFonts w:ascii="Times New Roman" w:hAnsi="Times New Roman" w:eastAsia="宋体"/>
               </w:rPr>
-              <w:t>是</w:t>
-            </w:r>
-          </w:p>
-        </w:tc>
-        <w:tc>
-          <w:tcPr>
-            <w:tcW w:type="dxa" w:w="4819"/>
-          </w:tcPr>
-          <w:p>
-            <w:pPr>
-              <w:spacing w:line="276" w:lineRule="auto" w:before="60" w:after="60"/>
+              <w:t>验证审核人员材料核对并联查第三方数据库，审批通过转入认定学分</w:t>
+            </w:r>
+          </w:p>
+        </w:tc>
+        <w:tc>
+          <w:tcPr>
+            <w:tcW w:type="dxa" w:w="1338"/>
+          </w:tcPr>
+          <w:p>
+            <w:pPr>
+              <w:spacing w:before="80" w:after="80" w:line="276" w:lineRule="auto"/>
               <w:ind w:firstLine="0"/>
-              <w:jc w:val="left"/>
             </w:pPr>
             <w:r>
               <w:rPr>
@@ -4611,7 +5230,7 @@
                 <w:sz w:val="21"/>
                 <w:rFonts w:ascii="Times New Roman" w:hAnsi="Times New Roman" w:eastAsia="宋体"/>
               </w:rPr>
-              <w:t>模拟高频转换操作，测试数据库ACID特性，验证原学分锁定与目标免修录入一致性。</w:t>
+              <w:t>1</w:t>
             </w:r>
           </w:p>
         </w:tc>
@@ -4619,13 +5238,12 @@
       <w:tr>
         <w:tc>
           <w:tcPr>
-            <w:tcW w:type="dxa" w:w="1984"/>
-          </w:tcPr>
-          <w:p>
-            <w:pPr>
-              <w:spacing w:line="276" w:lineRule="auto" w:before="60" w:after="60"/>
+            <w:tcW w:type="dxa" w:w="1569"/>
+          </w:tcPr>
+          <w:p>
+            <w:pPr>
+              <w:spacing w:before="80" w:after="80" w:line="276" w:lineRule="auto"/>
               <w:ind w:firstLine="0"/>
-              <w:jc w:val="center"/>
             </w:pPr>
             <w:r>
               <w:rPr>
@@ -4633,19 +5251,18 @@
                 <w:sz w:val="21"/>
                 <w:rFonts w:ascii="Times New Roman" w:hAnsi="Times New Roman" w:eastAsia="宋体"/>
               </w:rPr>
-              <w:t>成果目录/转换统计大屏</w:t>
-            </w:r>
-          </w:p>
-        </w:tc>
-        <w:tc>
-          <w:tcPr>
-            <w:tcW w:type="dxa" w:w="1701"/>
-          </w:tcPr>
-          <w:p>
-            <w:pPr>
-              <w:spacing w:line="276" w:lineRule="auto" w:before="60" w:after="60"/>
+              <w:t>成果转换规则</w:t>
+            </w:r>
+          </w:p>
+        </w:tc>
+        <w:tc>
+          <w:tcPr>
+            <w:tcW w:type="dxa" w:w="4536"/>
+          </w:tcPr>
+          <w:p>
+            <w:pPr>
+              <w:spacing w:before="80" w:after="80" w:line="276" w:lineRule="auto"/>
               <w:ind w:firstLine="0"/>
-              <w:jc w:val="left"/>
             </w:pPr>
             <w:r>
               <w:rPr>
@@ -4653,19 +5270,18 @@
                 <w:sz w:val="21"/>
                 <w:rFonts w:ascii="Times New Roman" w:hAnsi="Times New Roman" w:eastAsia="宋体"/>
               </w:rPr>
-              <w:t>是</w:t>
-            </w:r>
-          </w:p>
-        </w:tc>
-        <w:tc>
-          <w:tcPr>
-            <w:tcW w:type="dxa" w:w="4819"/>
-          </w:tcPr>
-          <w:p>
-            <w:pPr>
-              <w:spacing w:line="276" w:lineRule="auto" w:before="60" w:after="60"/>
+              <w:t>验证规则制定人员根据知识体系与相似度配置规则及转换折算比例</w:t>
+            </w:r>
+          </w:p>
+        </w:tc>
+        <w:tc>
+          <w:tcPr>
+            <w:tcW w:type="dxa" w:w="1338"/>
+          </w:tcPr>
+          <w:p>
+            <w:pPr>
+              <w:spacing w:before="80" w:after="80" w:line="276" w:lineRule="auto"/>
               <w:ind w:firstLine="0"/>
-              <w:jc w:val="left"/>
             </w:pPr>
             <w:r>
               <w:rPr>
@@ -4673,7 +5289,7 @@
                 <w:sz w:val="21"/>
                 <w:rFonts w:ascii="Times New Roman" w:hAnsi="Times New Roman" w:eastAsia="宋体"/>
               </w:rPr>
-              <w:t>验证统计饼图、折线图的数据抓取与聚合逻辑；验证分析数值在多角色下的屏蔽。</w:t>
+              <w:t>2</w:t>
             </w:r>
           </w:p>
         </w:tc>
@@ -4681,13 +5297,12 @@
       <w:tr>
         <w:tc>
           <w:tcPr>
-            <w:tcW w:type="dxa" w:w="1984"/>
-          </w:tcPr>
-          <w:p>
-            <w:pPr>
-              <w:spacing w:line="276" w:lineRule="auto" w:before="60" w:after="60"/>
+            <w:tcW w:type="dxa" w:w="1569"/>
+          </w:tcPr>
+          <w:p>
+            <w:pPr>
+              <w:spacing w:before="80" w:after="80" w:line="276" w:lineRule="auto"/>
               <w:ind w:firstLine="0"/>
-              <w:jc w:val="center"/>
             </w:pPr>
             <w:r>
               <w:rPr>
@@ -4695,19 +5310,18 @@
                 <w:sz w:val="21"/>
                 <w:rFonts w:ascii="Times New Roman" w:hAnsi="Times New Roman" w:eastAsia="宋体"/>
               </w:rPr>
-              <w:t>非功能性（压测与安全）</w:t>
-            </w:r>
-          </w:p>
-        </w:tc>
-        <w:tc>
-          <w:tcPr>
-            <w:tcW w:type="dxa" w:w="1701"/>
-          </w:tcPr>
-          <w:p>
-            <w:pPr>
-              <w:spacing w:line="276" w:lineRule="auto" w:before="60" w:after="60"/>
+              <w:t>成果转换申请</w:t>
+            </w:r>
+          </w:p>
+        </w:tc>
+        <w:tc>
+          <w:tcPr>
+            <w:tcW w:type="dxa" w:w="4536"/>
+          </w:tcPr>
+          <w:p>
+            <w:pPr>
+              <w:spacing w:before="80" w:after="80" w:line="276" w:lineRule="auto"/>
               <w:ind w:firstLine="0"/>
-              <w:jc w:val="left"/>
             </w:pPr>
             <w:r>
               <w:rPr>
@@ -4715,19 +5329,18 @@
                 <w:sz w:val="21"/>
                 <w:rFonts w:ascii="Times New Roman" w:hAnsi="Times New Roman" w:eastAsia="宋体"/>
               </w:rPr>
-              <w:t>是</w:t>
-            </w:r>
-          </w:p>
-        </w:tc>
-        <w:tc>
-          <w:tcPr>
-            <w:tcW w:type="dxa" w:w="4819"/>
-          </w:tcPr>
-          <w:p>
-            <w:pPr>
-              <w:spacing w:line="276" w:lineRule="auto" w:before="60" w:after="60"/>
+              <w:t>验证学习者积累足够学分后，发起将证书折算免修目标高校课程的流程</w:t>
+            </w:r>
+          </w:p>
+        </w:tc>
+        <w:tc>
+          <w:tcPr>
+            <w:tcW w:type="dxa" w:w="1338"/>
+          </w:tcPr>
+          <w:p>
+            <w:pPr>
+              <w:spacing w:before="80" w:after="80" w:line="276" w:lineRule="auto"/>
               <w:ind w:firstLine="0"/>
-              <w:jc w:val="left"/>
             </w:pPr>
             <w:r>
               <w:rPr>
@@ -4735,7 +5348,184 @@
                 <w:sz w:val="21"/>
                 <w:rFonts w:ascii="Times New Roman" w:hAnsi="Times New Roman" w:eastAsia="宋体"/>
               </w:rPr>
-              <w:t>测试在1000并发下，接口吞吐量与平均时延；验证密码高强度防SQL注入过滤。</w:t>
+              <w:t>1</w:t>
+            </w:r>
+          </w:p>
+        </w:tc>
+      </w:tr>
+      <w:tr>
+        <w:tc>
+          <w:tcPr>
+            <w:tcW w:type="dxa" w:w="1569"/>
+          </w:tcPr>
+          <w:p>
+            <w:pPr>
+              <w:spacing w:before="80" w:after="80" w:line="276" w:lineRule="auto"/>
+              <w:ind w:firstLine="0"/>
+            </w:pPr>
+            <w:r>
+              <w:rPr>
+                <w:rFonts w:ascii="Times New Roman" w:hAnsi="Times New Roman"/>
+                <w:sz w:val="21"/>
+                <w:rFonts w:ascii="Times New Roman" w:hAnsi="Times New Roman" w:eastAsia="宋体"/>
+              </w:rPr>
+              <w:t>成果转换审核</w:t>
+            </w:r>
+          </w:p>
+        </w:tc>
+        <w:tc>
+          <w:tcPr>
+            <w:tcW w:type="dxa" w:w="4536"/>
+          </w:tcPr>
+          <w:p>
+            <w:pPr>
+              <w:spacing w:before="80" w:after="80" w:line="276" w:lineRule="auto"/>
+              <w:ind w:firstLine="0"/>
+            </w:pPr>
+            <w:r>
+              <w:rPr>
+                <w:rFonts w:ascii="Times New Roman" w:hAnsi="Times New Roman"/>
+                <w:sz w:val="21"/>
+                <w:rFonts w:ascii="Times New Roman" w:hAnsi="Times New Roman" w:eastAsia="宋体"/>
+              </w:rPr>
+              <w:t>验证高校审核端确认交割转换，自动核减原成果学分并写入目标免修单</w:t>
+            </w:r>
+          </w:p>
+        </w:tc>
+        <w:tc>
+          <w:tcPr>
+            <w:tcW w:type="dxa" w:w="1338"/>
+          </w:tcPr>
+          <w:p>
+            <w:pPr>
+              <w:spacing w:before="80" w:after="80" w:line="276" w:lineRule="auto"/>
+              <w:ind w:firstLine="0"/>
+            </w:pPr>
+            <w:r>
+              <w:rPr>
+                <w:rFonts w:ascii="Times New Roman" w:hAnsi="Times New Roman"/>
+                <w:sz w:val="21"/>
+                <w:rFonts w:ascii="Times New Roman" w:hAnsi="Times New Roman" w:eastAsia="宋体"/>
+              </w:rPr>
+              <w:t>1</w:t>
+            </w:r>
+          </w:p>
+        </w:tc>
+      </w:tr>
+      <w:tr>
+        <w:tc>
+          <w:tcPr>
+            <w:tcW w:type="dxa" w:w="1569"/>
+          </w:tcPr>
+          <w:p>
+            <w:pPr>
+              <w:spacing w:before="80" w:after="80" w:line="276" w:lineRule="auto"/>
+              <w:ind w:firstLine="0"/>
+            </w:pPr>
+            <w:r>
+              <w:rPr>
+                <w:rFonts w:ascii="Times New Roman" w:hAnsi="Times New Roman"/>
+                <w:sz w:val="21"/>
+                <w:rFonts w:ascii="Times New Roman" w:hAnsi="Times New Roman" w:eastAsia="宋体"/>
+              </w:rPr>
+              <w:t>规则专家评审</w:t>
+            </w:r>
+          </w:p>
+        </w:tc>
+        <w:tc>
+          <w:tcPr>
+            <w:tcW w:type="dxa" w:w="4536"/>
+          </w:tcPr>
+          <w:p>
+            <w:pPr>
+              <w:spacing w:before="80" w:after="80" w:line="276" w:lineRule="auto"/>
+              <w:ind w:firstLine="0"/>
+            </w:pPr>
+            <w:r>
+              <w:rPr>
+                <w:rFonts w:ascii="Times New Roman" w:hAnsi="Times New Roman"/>
+                <w:sz w:val="21"/>
+                <w:rFonts w:ascii="Times New Roman" w:hAnsi="Times New Roman" w:eastAsia="宋体"/>
+              </w:rPr>
+              <w:t>验证系统随机推荐抽取评审专家对复杂折算规则开展双盲评审并出具意见</w:t>
+            </w:r>
+          </w:p>
+        </w:tc>
+        <w:tc>
+          <w:tcPr>
+            <w:tcW w:type="dxa" w:w="1338"/>
+          </w:tcPr>
+          <w:p>
+            <w:pPr>
+              <w:spacing w:before="80" w:after="80" w:line="276" w:lineRule="auto"/>
+              <w:ind w:firstLine="0"/>
+            </w:pPr>
+            <w:r>
+              <w:rPr>
+                <w:rFonts w:ascii="Times New Roman" w:hAnsi="Times New Roman"/>
+                <w:sz w:val="21"/>
+                <w:rFonts w:ascii="Times New Roman" w:hAnsi="Times New Roman" w:eastAsia="宋体"/>
+              </w:rPr>
+              <w:t>2</w:t>
+            </w:r>
+          </w:p>
+        </w:tc>
+      </w:tr>
+      <w:tr>
+        <w:tc>
+          <w:tcPr>
+            <w:tcW w:type="dxa" w:w="1569"/>
+          </w:tcPr>
+          <w:p>
+            <w:pPr>
+              <w:spacing w:before="80" w:after="80" w:line="276" w:lineRule="auto"/>
+              <w:ind w:firstLine="0"/>
+            </w:pPr>
+            <w:r>
+              <w:rPr>
+                <w:rFonts w:ascii="Times New Roman" w:hAnsi="Times New Roman"/>
+                <w:sz w:val="21"/>
+                <w:rFonts w:ascii="Times New Roman" w:hAnsi="Times New Roman" w:eastAsia="宋体"/>
+              </w:rPr>
+              <w:t>路径推送与预警</w:t>
+            </w:r>
+          </w:p>
+        </w:tc>
+        <w:tc>
+          <w:tcPr>
+            <w:tcW w:type="dxa" w:w="4536"/>
+          </w:tcPr>
+          <w:p>
+            <w:pPr>
+              <w:spacing w:before="80" w:after="80" w:line="276" w:lineRule="auto"/>
+              <w:ind w:firstLine="0"/>
+            </w:pPr>
+            <w:r>
+              <w:rPr>
+                <w:rFonts w:ascii="Times New Roman" w:hAnsi="Times New Roman"/>
+                <w:sz w:val="21"/>
+                <w:rFonts w:ascii="Times New Roman" w:hAnsi="Times New Roman" w:eastAsia="宋体"/>
+              </w:rPr>
+              <w:t>验证系统检测用户所持证书自动推送免修规则弹窗，以及大批量转移预警</w:t>
+            </w:r>
+          </w:p>
+        </w:tc>
+        <w:tc>
+          <w:tcPr>
+            <w:tcW w:type="dxa" w:w="1338"/>
+          </w:tcPr>
+          <w:p>
+            <w:pPr>
+              <w:spacing w:before="80" w:after="80" w:line="276" w:lineRule="auto"/>
+              <w:ind w:firstLine="0"/>
+            </w:pPr>
+            <w:r>
+              <w:rPr>
+                <w:rFonts w:ascii="Times New Roman" w:hAnsi="Times New Roman"/>
+                <w:sz w:val="21"/>
+                <w:rFonts w:ascii="Times New Roman" w:hAnsi="Times New Roman" w:eastAsia="宋体"/>
+              </w:rPr>
+              <w:t>2</w:t>
             </w:r>
           </w:p>
         </w:tc>
@@ -4743,243 +5533,154 @@
     </w:tbl>
     <w:p>
       <w:pPr>
-        <w:pStyle w:val="Normal"/>
-        <w:spacing w:before="0" w:after="120" w:line="240" w:lineRule="auto"/>
-      </w:pPr>
-    </w:p>
-    <w:p>
-      <w:pPr>
-        <w:pStyle w:val="Heading2"/>
-        <w:spacing w:before="0" w:after="0" w:line="360" w:lineRule="auto"/>
-      </w:pPr>
-      <w:r>
-        <w:rPr>
-          <w:rFonts w:ascii="Times New Roman" w:hAnsi="Times New Roman"/>
-          <w:b w:val="0"/>
-          <w:i w:val="0"/>
-          <w:sz w:val="24"/>
-          <w:rFonts w:ascii="Times New Roman" w:hAnsi="Times New Roman" w:eastAsia="黑体"/>
-        </w:rPr>
-        <w:t>2.3 核心测试类型</w:t>
-      </w:r>
-    </w:p>
-    <w:p>
-      <w:pPr>
-        <w:pStyle w:val="Normal"/>
-        <w:spacing w:before="0" w:after="0" w:line="360" w:lineRule="auto"/>
-        <w:ind w:firstLine="420"/>
-      </w:pPr>
-      <w:r>
-        <w:rPr>
-          <w:rFonts w:ascii="Times New Roman" w:hAnsi="Times New Roman"/>
-          <w:b w:val="0"/>
-          <w:i w:val="0"/>
-          <w:sz w:val="24"/>
-          <w:rFonts w:ascii="Times New Roman" w:hAnsi="Times New Roman" w:eastAsia="宋体"/>
-        </w:rPr>
-        <w:t>• 功能性测试：通过模拟人机交互输入，检查界面操作与后台计算数据流是否正确。</w:t>
-        <w:br/>
-        <w:t>• 安全防护测试：利用渗透工具验证是否存在XSS注入漏洞、越权访问或明文敏感传输。</w:t>
-        <w:br/>
-        <w:t>• 浏览器兼容测试：在不同系统（Windows/macOS）及多种不同内核浏览器（Chrome, Edge, Firefox, Safari）下运行以保证界面显示对齐与正常响应。</w:t>
-      </w:r>
-    </w:p>
-    <w:p>
-      <w:pPr>
-        <w:pStyle w:val="Heading1"/>
-        <w:spacing w:before="0" w:after="0" w:line="360" w:lineRule="auto"/>
-      </w:pPr>
-      <w:r>
-        <w:rPr>
-          <w:rFonts w:ascii="Times New Roman" w:hAnsi="Times New Roman"/>
-          <w:b w:val="0"/>
-          <w:i w:val="0"/>
-          <w:sz w:val="24"/>
-          <w:rFonts w:ascii="Times New Roman" w:hAnsi="Times New Roman" w:eastAsia="黑体"/>
-        </w:rPr>
-        <w:t>3. 测试环境配置</w:t>
-      </w:r>
-    </w:p>
-    <w:p>
-      <w:pPr>
-        <w:pStyle w:val="Heading2"/>
-        <w:spacing w:before="0" w:after="0" w:line="360" w:lineRule="auto"/>
-      </w:pPr>
-      <w:r>
-        <w:rPr>
-          <w:rFonts w:ascii="Times New Roman" w:hAnsi="Times New Roman"/>
-          <w:b w:val="0"/>
-          <w:i w:val="0"/>
-          <w:sz w:val="24"/>
-          <w:rFonts w:ascii="Times New Roman" w:hAnsi="Times New Roman" w:eastAsia="黑体"/>
-        </w:rPr>
-        <w:t>3.1 硬件测试环境</w:t>
-      </w:r>
-    </w:p>
-    <w:p>
-      <w:pPr>
-        <w:pStyle w:val="Normal"/>
-        <w:spacing w:before="0" w:after="0" w:line="360" w:lineRule="auto"/>
-        <w:ind w:firstLine="420"/>
-      </w:pPr>
-      <w:r>
-        <w:rPr>
-          <w:rFonts w:ascii="Times New Roman" w:hAnsi="Times New Roman"/>
-          <w:b w:val="0"/>
-          <w:i w:val="0"/>
-          <w:sz w:val="24"/>
-          <w:rFonts w:ascii="Times New Roman" w:hAnsi="Times New Roman" w:eastAsia="宋体"/>
-        </w:rPr>
-        <w:t>测试服务器硬件基础使用：16核Intel Xeon CPU，32GB 内存，高速企业SSD硬盘存储。</w:t>
-      </w:r>
-    </w:p>
-    <w:p>
-      <w:pPr>
-        <w:pStyle w:val="Heading2"/>
-        <w:spacing w:before="0" w:after="0" w:line="360" w:lineRule="auto"/>
-      </w:pPr>
-      <w:r>
-        <w:rPr>
-          <w:rFonts w:ascii="Times New Roman" w:hAnsi="Times New Roman"/>
-          <w:b w:val="0"/>
-          <w:i w:val="0"/>
-          <w:sz w:val="24"/>
-          <w:rFonts w:ascii="Times New Roman" w:hAnsi="Times New Roman" w:eastAsia="黑体"/>
-        </w:rPr>
-        <w:t>3.2 软件与网络配置</w:t>
-      </w:r>
-    </w:p>
-    <w:p>
-      <w:pPr>
-        <w:pStyle w:val="Normal"/>
-        <w:spacing w:before="0" w:after="0" w:line="360" w:lineRule="auto"/>
-        <w:ind w:firstLine="420"/>
-      </w:pPr>
-      <w:r>
-        <w:rPr>
-          <w:rFonts w:ascii="Times New Roman" w:hAnsi="Times New Roman"/>
-          <w:b w:val="0"/>
-          <w:i w:val="0"/>
-          <w:sz w:val="24"/>
-          <w:rFonts w:ascii="Times New Roman" w:hAnsi="Times New Roman" w:eastAsia="宋体"/>
-        </w:rPr>
-        <w:t>• 操作系统：CentOS Linux 8.5 企业发行版。</w:t>
-        <w:br/>
-        <w:t>• 基础中间件：Tomcat 9.0 应用服务层，配合 Redis 缓存层。</w:t>
-        <w:br/>
-        <w:t>• 数据库服务器：MySQL 8.0，开启Binlog并单独隔离。</w:t>
-        <w:br/>
-        <w:t>• 测试网络环境：局域网千兆专用测试带宽，排除互联网丢包及网络带宽抖动因素。</w:t>
-      </w:r>
-    </w:p>
-    <w:p>
-      <w:pPr>
-        <w:pStyle w:val="Heading1"/>
-        <w:spacing w:before="0" w:after="0" w:line="360" w:lineRule="auto"/>
-      </w:pPr>
-      <w:r>
-        <w:rPr>
-          <w:rFonts w:ascii="Times New Roman" w:hAnsi="Times New Roman"/>
-          <w:b w:val="0"/>
-          <w:i w:val="0"/>
-          <w:sz w:val="24"/>
-          <w:rFonts w:ascii="Times New Roman" w:hAnsi="Times New Roman" w:eastAsia="黑体"/>
-        </w:rPr>
-        <w:t>4. 缺陷定义与严重等级划分</w:t>
-      </w:r>
-    </w:p>
-    <w:p>
-      <w:pPr>
-        <w:pStyle w:val="Normal"/>
-        <w:spacing w:before="0" w:after="0" w:line="360" w:lineRule="auto"/>
-        <w:ind w:firstLine="420"/>
-      </w:pPr>
-      <w:r>
-        <w:rPr>
-          <w:rFonts w:ascii="Times New Roman" w:hAnsi="Times New Roman"/>
-          <w:b w:val="0"/>
-          <w:i w:val="0"/>
-          <w:sz w:val="24"/>
-          <w:rFonts w:ascii="Times New Roman" w:hAnsi="Times New Roman" w:eastAsia="宋体"/>
-        </w:rPr>
-        <w:t>测试执行期间发现的每一处偏差都必须记录在案，并根据影响程度指定缺陷的生命周期和严重等级：</w:t>
-      </w:r>
+        <w:pStyle w:val="4"/>
+        <w:numPr>
+          <w:ilvl w:val="0"/>
+          <w:numId w:val="0"/>
+        </w:numPr>
+        <w:tabs>
+          <w:tab w:val="clear" w:pos="840"/>
+        </w:tabs>
+        <w:rPr>
+          <w:rFonts w:hint="eastAsia"/>
+        </w:rPr>
+      </w:pPr>
+      <w:bookmarkStart w:id="25" w:name="_Toc125987406"/>
+      <w:r>
+        <w:rPr>
+          <w:rFonts w:hint="eastAsia"/>
+        </w:rPr>
+        <w:t>2</w:t>
+      </w:r>
+      <w:r>
+        <w:t>.2</w:t>
+      </w:r>
+      <w:r>
+        <w:rPr>
+          <w:rFonts w:hint="eastAsia"/>
+        </w:rPr>
+        <w:t>非功能测试需求</w:t>
+      </w:r>
+      <w:bookmarkEnd w:id="25"/>
     </w:p>
     <w:tbl>
       <w:tblPr>
-        <w:tblStyle w:val="TableGrid"/>
-        <w:tblW w:type="auto" w:w="0"/>
-        <w:tblLook w:firstColumn="1" w:firstRow="1" w:lastColumn="0" w:lastRow="0" w:noHBand="0" w:noVBand="1" w:val="04A0"/>
+        <w:tblStyle w:val="35"/>
+        <w:tblW w:w="7560" w:type="dxa"/>
+        <w:tblInd w:w="468" w:type="dxa"/>
+        <w:tblBorders>
+          <w:top w:val="single" w:color="auto" w:sz="12" w:space="0"/>
+          <w:left w:val="single" w:color="auto" w:sz="12" w:space="0"/>
+          <w:bottom w:val="single" w:color="auto" w:sz="12" w:space="0"/>
+          <w:right w:val="single" w:color="auto" w:sz="12" w:space="0"/>
+          <w:insideH w:val="single" w:color="auto" w:sz="4" w:space="0"/>
+          <w:insideV w:val="single" w:color="auto" w:sz="4" w:space="0"/>
+        </w:tblBorders>
+        <w:tblLayout w:type="fixed"/>
+        <w:tblCellMar>
+          <w:top w:w="0" w:type="dxa"/>
+          <w:left w:w="108" w:type="dxa"/>
+          <w:bottom w:w="0" w:type="dxa"/>
+          <w:right w:w="108" w:type="dxa"/>
+        </w:tblCellMar>
       </w:tblPr>
       <w:tblGrid>
-        <w:gridCol w:w="2767"/>
-        <w:gridCol w:w="2767"/>
-        <w:gridCol w:w="2767"/>
+        <w:gridCol w:w="2160"/>
+        <w:gridCol w:w="2760"/>
+        <w:gridCol w:w="2640"/>
       </w:tblGrid>
       <w:tr>
-        <w:tc>
-          <w:tcPr>
-            <w:tcW w:type="dxa" w:w="1701"/>
-            <w:shd w:fill="F2F2F2" w:val="clear"/>
-          </w:tcPr>
-          <w:p>
-            <w:pPr>
-              <w:spacing w:line="276" w:lineRule="auto" w:before="80" w:after="80"/>
-              <w:ind w:firstLine="0"/>
+        <w:tblPrEx>
+          <w:tblBorders>
+            <w:top w:val="single" w:color="auto" w:sz="12" w:space="0"/>
+            <w:left w:val="single" w:color="auto" w:sz="12" w:space="0"/>
+            <w:bottom w:val="single" w:color="auto" w:sz="12" w:space="0"/>
+            <w:right w:val="single" w:color="auto" w:sz="12" w:space="0"/>
+            <w:insideH w:val="single" w:color="auto" w:sz="4" w:space="0"/>
+            <w:insideV w:val="single" w:color="auto" w:sz="4" w:space="0"/>
+          </w:tblBorders>
+          <w:tblCellMar>
+            <w:top w:w="0" w:type="dxa"/>
+            <w:left w:w="108" w:type="dxa"/>
+            <w:bottom w:w="0" w:type="dxa"/>
+            <w:right w:w="108" w:type="dxa"/>
+          </w:tblCellMar>
+        </w:tblPrEx>
+        <w:trPr>
+          <w:wBefore w:w="0" w:type="dxa"/>
+          <w:wAfter w:w="0" w:type="dxa"/>
+          <w:cantSplit/>
+          <w:trHeight w:val="290" w:hRule="atLeast"/>
+        </w:trPr>
+        <w:tc>
+          <w:tcPr>
+            <w:tcW w:w="2160" w:type="dxa"/>
+            <w:shd w:val="clear" w:color="auto" w:fill="E6E6E6"/>
+            <w:noWrap w:val="0"/>
+            <w:vAlign w:val="center"/>
+          </w:tcPr>
+          <w:p>
+            <w:pPr>
+              <w:pStyle w:val="25"/>
               <w:jc w:val="center"/>
             </w:pPr>
             <w:r>
               <w:rPr>
-                <w:rFonts w:ascii="Times New Roman" w:hAnsi="Times New Roman"/>
+                <w:rFonts w:hint="eastAsia"/>
+              </w:rPr>
+              <w:t xml:space="preserve">  测试需求项</w:t>
+            </w:r>
+          </w:p>
+        </w:tc>
+        <w:tc>
+          <w:tcPr>
+            <w:tcW w:w="2760" w:type="dxa"/>
+            <w:shd w:val="clear" w:color="auto" w:fill="E6E6E6"/>
+            <w:noWrap w:val="0"/>
+            <w:vAlign w:val="center"/>
+          </w:tcPr>
+          <w:p>
+            <w:pPr>
+              <w:jc w:val="center"/>
+              <w:rPr>
+                <w:rFonts w:hint="eastAsia"/>
                 <w:b/>
-                <w:sz w:val="21"/>
-                <w:rFonts w:ascii="Times New Roman" w:hAnsi="Times New Roman" w:eastAsia="黑体"/>
-              </w:rPr>
-              <w:t>缺陷严重级别</w:t>
-            </w:r>
-          </w:p>
-        </w:tc>
-        <w:tc>
-          <w:tcPr>
-            <w:tcW w:type="dxa" w:w="1417"/>
-            <w:shd w:fill="F2F2F2" w:val="clear"/>
-          </w:tcPr>
-          <w:p>
-            <w:pPr>
-              <w:spacing w:line="276" w:lineRule="auto" w:before="80" w:after="80"/>
-              <w:ind w:firstLine="0"/>
+                <w:bCs/>
+              </w:rPr>
+            </w:pPr>
+            <w:r>
+              <w:rPr>
+                <w:rFonts w:hint="eastAsia"/>
+                <w:b/>
+                <w:bCs/>
+              </w:rPr>
+              <w:t>条件</w:t>
+            </w:r>
+          </w:p>
+        </w:tc>
+        <w:tc>
+          <w:tcPr>
+            <w:tcW w:w="2640" w:type="dxa"/>
+            <w:shd w:val="clear" w:color="auto" w:fill="E6E6E6"/>
+            <w:noWrap w:val="0"/>
+            <w:vAlign w:val="center"/>
+          </w:tcPr>
+          <w:p>
+            <w:pPr>
               <w:jc w:val="center"/>
-            </w:pPr>
-            <w:r>
-              <w:rPr>
-                <w:rFonts w:ascii="Times New Roman" w:hAnsi="Times New Roman"/>
+              <w:rPr>
+                <w:rFonts w:hint="eastAsia"/>
                 <w:b/>
-                <w:sz w:val="21"/>
-                <w:rFonts w:ascii="Times New Roman" w:hAnsi="Times New Roman" w:eastAsia="黑体"/>
-              </w:rPr>
-              <w:t>级别英文简称</w:t>
-            </w:r>
-          </w:p>
-        </w:tc>
-        <w:tc>
-          <w:tcPr>
-            <w:tcW w:type="dxa" w:w="5386"/>
-            <w:shd w:fill="F2F2F2" w:val="clear"/>
-          </w:tcPr>
-          <w:p>
-            <w:pPr>
-              <w:spacing w:line="276" w:lineRule="auto" w:before="80" w:after="80"/>
-              <w:ind w:firstLine="0"/>
-              <w:jc w:val="center"/>
-            </w:pPr>
-            <w:r>
-              <w:rPr>
-                <w:rFonts w:ascii="Times New Roman" w:hAnsi="Times New Roman"/>
+                <w:bCs/>
+              </w:rPr>
+            </w:pPr>
+            <w:r>
+              <w:rPr>
+                <w:rFonts w:hint="eastAsia"/>
                 <w:b/>
-                <w:sz w:val="21"/>
-                <w:rFonts w:ascii="Times New Roman" w:hAnsi="Times New Roman" w:eastAsia="黑体"/>
-              </w:rPr>
-              <w:t>判断准则与严重性描述说明</w:t>
+                <w:bCs/>
+              </w:rPr>
+              <w:t>指标</w:t>
             </w:r>
           </w:p>
         </w:tc>
@@ -4987,13 +5688,12 @@
       <w:tr>
         <w:tc>
           <w:tcPr>
-            <w:tcW w:type="dxa" w:w="1701"/>
-          </w:tcPr>
-          <w:p>
-            <w:pPr>
-              <w:spacing w:line="276" w:lineRule="auto" w:before="60" w:after="60"/>
+            <w:tcW w:type="dxa" w:w="2160"/>
+          </w:tcPr>
+          <w:p>
+            <w:pPr>
+              <w:spacing w:before="80" w:after="80" w:line="276" w:lineRule="auto"/>
               <w:ind w:firstLine="0"/>
-              <w:jc w:val="center"/>
             </w:pPr>
             <w:r>
               <w:rPr>
@@ -5001,19 +5701,18 @@
                 <w:sz w:val="21"/>
                 <w:rFonts w:ascii="Times New Roman" w:hAnsi="Times New Roman" w:eastAsia="宋体"/>
               </w:rPr>
-              <w:t>1级：致命崩溃</w:t>
-            </w:r>
-          </w:p>
-        </w:tc>
-        <w:tc>
-          <w:tcPr>
-            <w:tcW w:type="dxa" w:w="1417"/>
-          </w:tcPr>
-          <w:p>
-            <w:pPr>
-              <w:spacing w:line="276" w:lineRule="auto" w:before="60" w:after="60"/>
+              <w:t>并发吞吐性能</w:t>
+            </w:r>
+          </w:p>
+        </w:tc>
+        <w:tc>
+          <w:tcPr>
+            <w:tcW w:type="dxa" w:w="2760"/>
+          </w:tcPr>
+          <w:p>
+            <w:pPr>
+              <w:spacing w:before="80" w:after="80" w:line="276" w:lineRule="auto"/>
               <w:ind w:firstLine="0"/>
-              <w:jc w:val="left"/>
             </w:pPr>
             <w:r>
               <w:rPr>
@@ -5021,19 +5720,18 @@
                 <w:sz w:val="21"/>
                 <w:rFonts w:ascii="Times New Roman" w:hAnsi="Times New Roman" w:eastAsia="宋体"/>
               </w:rPr>
-              <w:t>Blocker</w:t>
-            </w:r>
-          </w:p>
-        </w:tc>
-        <w:tc>
-          <w:tcPr>
-            <w:tcW w:type="dxa" w:w="5386"/>
-          </w:tcPr>
-          <w:p>
-            <w:pPr>
-              <w:spacing w:line="276" w:lineRule="auto" w:before="60" w:after="60"/>
+              <w:t>在1000并发用户负载下平稳运行4小时以上</w:t>
+            </w:r>
+          </w:p>
+        </w:tc>
+        <w:tc>
+          <w:tcPr>
+            <w:tcW w:type="dxa" w:w="2640"/>
+          </w:tcPr>
+          <w:p>
+            <w:pPr>
+              <w:spacing w:before="80" w:after="80" w:line="276" w:lineRule="auto"/>
               <w:ind w:firstLine="0"/>
-              <w:jc w:val="left"/>
             </w:pPr>
             <w:r>
               <w:rPr>
@@ -5041,7 +5739,7 @@
                 <w:sz w:val="21"/>
                 <w:rFonts w:ascii="Times New Roman" w:hAnsi="Times New Roman" w:eastAsia="宋体"/>
               </w:rPr>
-              <w:t>系统核心逻辑无法工作、出现蓝屏/假死、服务崩溃挂机、关键学分数据发生计算紊乱或数据库异常回滚失败。</w:t>
+              <w:t>系统崩溃率为0%，常用查询提交响应时间 &lt; 2.0s</w:t>
             </w:r>
           </w:p>
         </w:tc>
@@ -5049,13 +5747,12 @@
       <w:tr>
         <w:tc>
           <w:tcPr>
-            <w:tcW w:type="dxa" w:w="1701"/>
-          </w:tcPr>
-          <w:p>
-            <w:pPr>
-              <w:spacing w:line="276" w:lineRule="auto" w:before="60" w:after="60"/>
+            <w:tcW w:type="dxa" w:w="2160"/>
+          </w:tcPr>
+          <w:p>
+            <w:pPr>
+              <w:spacing w:before="80" w:after="80" w:line="276" w:lineRule="auto"/>
               <w:ind w:firstLine="0"/>
-              <w:jc w:val="center"/>
             </w:pPr>
             <w:r>
               <w:rPr>
@@ -5063,19 +5760,18 @@
                 <w:sz w:val="21"/>
                 <w:rFonts w:ascii="Times New Roman" w:hAnsi="Times New Roman" w:eastAsia="宋体"/>
               </w:rPr>
-              <w:t>2级：严重阻碍</w:t>
-            </w:r>
-          </w:p>
-        </w:tc>
-        <w:tc>
-          <w:tcPr>
-            <w:tcW w:type="dxa" w:w="1417"/>
-          </w:tcPr>
-          <w:p>
-            <w:pPr>
-              <w:spacing w:line="276" w:lineRule="auto" w:before="60" w:after="60"/>
+              <w:t>数据安全传输</w:t>
+            </w:r>
+          </w:p>
+        </w:tc>
+        <w:tc>
+          <w:tcPr>
+            <w:tcW w:type="dxa" w:w="2760"/>
+          </w:tcPr>
+          <w:p>
+            <w:pPr>
+              <w:spacing w:before="80" w:after="80" w:line="276" w:lineRule="auto"/>
               <w:ind w:firstLine="0"/>
-              <w:jc w:val="left"/>
             </w:pPr>
             <w:r>
               <w:rPr>
@@ -5083,19 +5779,18 @@
                 <w:sz w:val="21"/>
                 <w:rFonts w:ascii="Times New Roman" w:hAnsi="Times New Roman" w:eastAsia="宋体"/>
               </w:rPr>
-              <w:t>Critical</w:t>
-            </w:r>
-          </w:p>
-        </w:tc>
-        <w:tc>
-          <w:tcPr>
-            <w:tcW w:type="dxa" w:w="5386"/>
-          </w:tcPr>
-          <w:p>
-            <w:pPr>
-              <w:spacing w:line="276" w:lineRule="auto" w:before="60" w:after="60"/>
+              <w:t>全站启用HTTPS，敏感账户学分明细防篡改，哈希密码BCrypt加盐</w:t>
+            </w:r>
+          </w:p>
+        </w:tc>
+        <w:tc>
+          <w:tcPr>
+            <w:tcW w:type="dxa" w:w="2640"/>
+          </w:tcPr>
+          <w:p>
+            <w:pPr>
+              <w:spacing w:before="80" w:after="80" w:line="276" w:lineRule="auto"/>
               <w:ind w:firstLine="0"/>
-              <w:jc w:val="left"/>
             </w:pPr>
             <w:r>
               <w:rPr>
@@ -5103,7 +5798,7 @@
                 <w:sz w:val="21"/>
                 <w:rFonts w:ascii="Times New Roman" w:hAnsi="Times New Roman" w:eastAsia="宋体"/>
               </w:rPr>
-              <w:t>模块主要业务功能缺失或执行报错，存在安全漏洞（越权、未加密传输），测试执行受到严重阻碍且无临时替代方案。</w:t>
+              <w:t>JWT跨域拦截通过率100%，无敏感明文传输</w:t>
             </w:r>
           </w:p>
         </w:tc>
@@ -5111,13 +5806,12 @@
       <w:tr>
         <w:tc>
           <w:tcPr>
-            <w:tcW w:type="dxa" w:w="1701"/>
-          </w:tcPr>
-          <w:p>
-            <w:pPr>
-              <w:spacing w:line="276" w:lineRule="auto" w:before="60" w:after="60"/>
+            <w:tcW w:type="dxa" w:w="2160"/>
+          </w:tcPr>
+          <w:p>
+            <w:pPr>
+              <w:spacing w:before="80" w:after="80" w:line="276" w:lineRule="auto"/>
               <w:ind w:firstLine="0"/>
-              <w:jc w:val="center"/>
             </w:pPr>
             <w:r>
               <w:rPr>
@@ -5125,19 +5819,18 @@
                 <w:sz w:val="21"/>
                 <w:rFonts w:ascii="Times New Roman" w:hAnsi="Times New Roman" w:eastAsia="宋体"/>
               </w:rPr>
-              <w:t>3级：一般缺陷</w:t>
-            </w:r>
-          </w:p>
-        </w:tc>
-        <w:tc>
-          <w:tcPr>
-            <w:tcW w:type="dxa" w:w="1417"/>
-          </w:tcPr>
-          <w:p>
-            <w:pPr>
-              <w:spacing w:line="276" w:lineRule="auto" w:before="60" w:after="60"/>
+              <w:t>跨端浏览器兼容</w:t>
+            </w:r>
+          </w:p>
+        </w:tc>
+        <w:tc>
+          <w:tcPr>
+            <w:tcW w:type="dxa" w:w="2760"/>
+          </w:tcPr>
+          <w:p>
+            <w:pPr>
+              <w:spacing w:before="80" w:after="80" w:line="276" w:lineRule="auto"/>
               <w:ind w:firstLine="0"/>
-              <w:jc w:val="left"/>
             </w:pPr>
             <w:r>
               <w:rPr>
@@ -5145,19 +5838,18 @@
                 <w:sz w:val="21"/>
                 <w:rFonts w:ascii="Times New Roman" w:hAnsi="Times New Roman" w:eastAsia="宋体"/>
               </w:rPr>
-              <w:t>Major</w:t>
-            </w:r>
-          </w:p>
-        </w:tc>
-        <w:tc>
-          <w:tcPr>
-            <w:tcW w:type="dxa" w:w="5386"/>
-          </w:tcPr>
-          <w:p>
-            <w:pPr>
-              <w:spacing w:line="276" w:lineRule="auto" w:before="60" w:after="60"/>
+              <w:t>在Windows/macOS等多操作系统平台下运行</w:t>
+            </w:r>
+          </w:p>
+        </w:tc>
+        <w:tc>
+          <w:tcPr>
+            <w:tcW w:type="dxa" w:w="2640"/>
+          </w:tcPr>
+          <w:p>
+            <w:pPr>
+              <w:spacing w:before="80" w:after="80" w:line="276" w:lineRule="auto"/>
               <w:ind w:firstLine="0"/>
-              <w:jc w:val="left"/>
             </w:pPr>
             <w:r>
               <w:rPr>
@@ -5165,7 +5857,7 @@
                 <w:sz w:val="21"/>
                 <w:rFonts w:ascii="Times New Roman" w:hAnsi="Times New Roman" w:eastAsia="宋体"/>
               </w:rPr>
-              <w:t>次要业务逻辑未能正常输出、用户录入表单合法校验规则未生效、统计图表抓取分类口径有偏差，但存在可用规避方案。</w:t>
+              <w:t>兼容Chrome, Edge, Firefox, Safari等主流浏览器且样式对齐</w:t>
             </w:r>
           </w:p>
         </w:tc>
@@ -5173,13 +5865,12 @@
       <w:tr>
         <w:tc>
           <w:tcPr>
-            <w:tcW w:type="dxa" w:w="1701"/>
-          </w:tcPr>
-          <w:p>
-            <w:pPr>
-              <w:spacing w:line="276" w:lineRule="auto" w:before="60" w:after="60"/>
+            <w:tcW w:type="dxa" w:w="2160"/>
+          </w:tcPr>
+          <w:p>
+            <w:pPr>
+              <w:spacing w:before="80" w:after="80" w:line="276" w:lineRule="auto"/>
               <w:ind w:firstLine="0"/>
-              <w:jc w:val="center"/>
             </w:pPr>
             <w:r>
               <w:rPr>
@@ -5187,19 +5878,18 @@
                 <w:sz w:val="21"/>
                 <w:rFonts w:ascii="Times New Roman" w:hAnsi="Times New Roman" w:eastAsia="宋体"/>
               </w:rPr>
-              <w:t>4级：微小瑕疵</w:t>
-            </w:r>
-          </w:p>
-        </w:tc>
-        <w:tc>
-          <w:tcPr>
-            <w:tcW w:type="dxa" w:w="1417"/>
-          </w:tcPr>
-          <w:p>
-            <w:pPr>
-              <w:spacing w:line="276" w:lineRule="auto" w:before="60" w:after="60"/>
+              <w:t>健壮容错表现</w:t>
+            </w:r>
+          </w:p>
+        </w:tc>
+        <w:tc>
+          <w:tcPr>
+            <w:tcW w:type="dxa" w:w="2760"/>
+          </w:tcPr>
+          <w:p>
+            <w:pPr>
+              <w:spacing w:before="80" w:after="80" w:line="276" w:lineRule="auto"/>
               <w:ind w:firstLine="0"/>
-              <w:jc w:val="left"/>
             </w:pPr>
             <w:r>
               <w:rPr>
@@ -5207,19 +5897,18 @@
                 <w:sz w:val="21"/>
                 <w:rFonts w:ascii="Times New Roman" w:hAnsi="Times New Roman" w:eastAsia="宋体"/>
               </w:rPr>
-              <w:t>Minor</w:t>
-            </w:r>
-          </w:p>
-        </w:tc>
-        <w:tc>
-          <w:tcPr>
-            <w:tcW w:type="dxa" w:w="5386"/>
-          </w:tcPr>
-          <w:p>
-            <w:pPr>
-              <w:spacing w:line="276" w:lineRule="auto" w:before="60" w:after="60"/>
+              <w:t>拦截底层Java数据库异常及操作逻辑边界抛错</w:t>
+            </w:r>
+          </w:p>
+        </w:tc>
+        <w:tc>
+          <w:tcPr>
+            <w:tcW w:type="dxa" w:w="2640"/>
+          </w:tcPr>
+          <w:p>
+            <w:pPr>
+              <w:spacing w:before="80" w:after="80" w:line="276" w:lineRule="auto"/>
               <w:ind w:firstLine="0"/>
-              <w:jc w:val="left"/>
             </w:pPr>
             <w:r>
               <w:rPr>
@@ -5227,7 +5916,7 @@
                 <w:sz w:val="21"/>
                 <w:rFonts w:ascii="Times New Roman" w:hAnsi="Times New Roman" w:eastAsia="宋体"/>
               </w:rPr>
-              <w:t>界面中存在错别字、字体格式排版未对齐、表格在低分辨率屏幕下显示不够优美、文字局部被截断等。</w:t>
+              <w:t>统一转化为中文友好型用户提示，拒绝直接输出异常堆栈</w:t>
             </w:r>
           </w:p>
         </w:tc>
@@ -5235,83 +5924,4397 @@
     </w:tbl>
     <w:p>
       <w:pPr>
-        <w:pStyle w:val="Normal"/>
-        <w:spacing w:before="0" w:after="120" w:line="240" w:lineRule="auto"/>
+        <w:spacing w:line="240" w:lineRule="auto"/>
+        <w:rPr>
+          <w:rFonts w:hint="eastAsia" w:ascii="宋体" w:hAnsi="宋体"/>
+          <w:sz w:val="24"/>
+          <w:szCs w:val="24"/>
+        </w:rPr>
       </w:pPr>
     </w:p>
     <w:p>
       <w:pPr>
-        <w:pStyle w:val="Heading1"/>
-        <w:spacing w:before="0" w:after="0" w:line="360" w:lineRule="auto"/>
-      </w:pPr>
-      <w:r>
-        <w:rPr>
-          <w:rFonts w:ascii="Times New Roman" w:hAnsi="Times New Roman"/>
-          <w:b w:val="0"/>
-          <w:i w:val="0"/>
-          <w:sz w:val="24"/>
-          <w:rFonts w:ascii="Times New Roman" w:hAnsi="Times New Roman" w:eastAsia="黑体"/>
-        </w:rPr>
-        <w:t>5. 测试里程碑与进度计划</w:t>
-      </w:r>
+        <w:pStyle w:val="2"/>
+        <w:numPr>
+          <w:ilvl w:val="0"/>
+          <w:numId w:val="0"/>
+        </w:numPr>
+        <w:tabs>
+          <w:tab w:val="clear" w:pos="420"/>
+        </w:tabs>
+        <w:rPr>
+          <w:rFonts w:ascii="Verdana" w:hAnsi="Verdana"/>
+        </w:rPr>
+      </w:pPr>
+      <w:bookmarkStart w:id="26" w:name="_Toc149379970"/>
+      <w:bookmarkStart w:id="27" w:name="_Toc516977112"/>
+      <w:bookmarkStart w:id="28" w:name="_Toc125987407"/>
+      <w:bookmarkStart w:id="29" w:name="_Toc522344464"/>
+      <w:r>
+        <w:rPr>
+          <w:rFonts w:ascii="Verdana" w:hAnsi="Verdana"/>
+        </w:rPr>
+        <w:t>3.</w:t>
+      </w:r>
+      <w:r>
+        <w:rPr>
+          <w:rFonts w:ascii="Verdana" w:hAnsi="Verdana"/>
+          <w:sz w:val="14"/>
+        </w:rPr>
+        <w:t xml:space="preserve">     </w:t>
+      </w:r>
+      <w:r>
+        <w:rPr>
+          <w:rFonts w:hint="eastAsia" w:ascii="Verdana" w:hAnsi="Verdana"/>
+        </w:rPr>
+        <w:t>测试策略</w:t>
+      </w:r>
+      <w:bookmarkEnd w:id="26"/>
+      <w:bookmarkEnd w:id="27"/>
+      <w:bookmarkEnd w:id="28"/>
+      <w:bookmarkEnd w:id="29"/>
     </w:p>
     <w:p>
       <w:pPr>
-        <w:pStyle w:val="Normal"/>
-        <w:spacing w:before="0" w:after="0" w:line="360" w:lineRule="auto"/>
-        <w:ind w:firstLine="420"/>
-      </w:pPr>
-      <w:r>
-        <w:rPr>
-          <w:rFonts w:ascii="Times New Roman" w:hAnsi="Times New Roman"/>
-          <w:b w:val="0"/>
-          <w:i w:val="0"/>
-          <w:sz w:val="24"/>
-          <w:rFonts w:ascii="Times New Roman" w:hAnsi="Times New Roman" w:eastAsia="宋体"/>
-        </w:rPr>
-        <w:t>• 2026-06-20 ~ 06-21：完成《测试用例库》编写并配合开展阶段基线评审准备。</w:t>
-        <w:br/>
-        <w:t>• 2026-06-23 ~ 06-26：根据开发各微模块提测周期，开展持续冒烟测试与集成测试，记录测试日志。</w:t>
-        <w:br/>
-        <w:t>• 2026-06-27 ~ 06-28：集中开展缺陷回归验证，执行高负载压力测试与跨浏览器兼容性检查，清零全部1级、2级和3级缺陷，交付《系统测试报告》。</w:t>
-        <w:br/>
-        <w:t>• 2026-06-29 ~ 06-30：配合交付上线、试运行环境部署，完成最终产品验收。</w:t>
-      </w:r>
+        <w:pStyle w:val="4"/>
+        <w:numPr>
+          <w:ilvl w:val="1"/>
+          <w:numId w:val="0"/>
+        </w:numPr>
+        <w:tabs>
+          <w:tab w:val="clear" w:pos="840"/>
+        </w:tabs>
+        <w:rPr>
+          <w:rFonts w:hint="eastAsia" w:ascii="Verdana" w:hAnsi="Verdana"/>
+        </w:rPr>
+      </w:pPr>
+      <w:bookmarkStart w:id="30" w:name="_Toc516977113"/>
+      <w:bookmarkStart w:id="31" w:name="_Toc149379971"/>
+      <w:bookmarkStart w:id="32" w:name="_Toc522344465"/>
+      <w:bookmarkStart w:id="33" w:name="_Toc125987408"/>
+      <w:r>
+        <w:rPr>
+          <w:rFonts w:ascii="Verdana" w:hAnsi="Verdana"/>
+        </w:rPr>
+        <w:t>3.1</w:t>
+      </w:r>
+      <w:r>
+        <w:rPr>
+          <w:rFonts w:ascii="Verdana" w:hAnsi="Verdana"/>
+          <w:sz w:val="14"/>
+        </w:rPr>
+        <w:t xml:space="preserve">   </w:t>
+      </w:r>
+      <w:r>
+        <w:rPr>
+          <w:rFonts w:hint="eastAsia" w:ascii="Verdana" w:hAnsi="Verdana"/>
+        </w:rPr>
+        <w:t>测试类型</w:t>
+      </w:r>
+      <w:bookmarkEnd w:id="30"/>
+      <w:bookmarkEnd w:id="31"/>
+      <w:bookmarkEnd w:id="32"/>
+      <w:bookmarkEnd w:id="33"/>
     </w:p>
     <w:p>
       <w:pPr>
-        <w:pStyle w:val="Heading1"/>
-        <w:spacing w:before="0" w:after="0" w:line="360" w:lineRule="auto"/>
-      </w:pPr>
-      <w:r>
-        <w:rPr>
-          <w:rFonts w:ascii="Times New Roman" w:hAnsi="Times New Roman"/>
-          <w:b w:val="0"/>
-          <w:i w:val="0"/>
-          <w:sz w:val="24"/>
-          <w:rFonts w:ascii="Times New Roman" w:hAnsi="Times New Roman" w:eastAsia="黑体"/>
-        </w:rPr>
-        <w:t>6. 风险与资源管理</w:t>
+        <w:spacing w:line="240" w:lineRule="auto"/>
+        <w:rPr>
+          <w:rFonts w:hint="eastAsia"/>
+        </w:rPr>
+      </w:pPr>
+      <w:r>
+        <w:rPr>
+          <w:rFonts w:hint="eastAsia"/>
+        </w:rPr>
+        <w:t>本次测试为系统测试。具体如下：</w:t>
       </w:r>
     </w:p>
     <w:p>
       <w:pPr>
-        <w:pStyle w:val="Normal"/>
-        <w:spacing w:before="0" w:after="0" w:line="360" w:lineRule="auto"/>
-        <w:ind w:firstLine="420"/>
-      </w:pPr>
-      <w:r>
-        <w:rPr>
-          <w:rFonts w:ascii="Times New Roman" w:hAnsi="Times New Roman"/>
-          <w:b w:val="0"/>
-          <w:i w:val="0"/>
-          <w:sz w:val="24"/>
-          <w:rFonts w:ascii="Times New Roman" w:hAnsi="Times New Roman" w:eastAsia="宋体"/>
-        </w:rPr>
-        <w:t>• 进度延误风险：若开发提测延后导致测试时间被压缩，测试组将启动夜间加班机制，优先验证16个功能模块中的“学分认证”、“规则评审”与“转换管理”三大核心高优先级场景。</w:t>
-        <w:br/>
-        <w:t>• 需求变动风险：在测试执行期间发生的需求调整，配置管理员与测试工程师（均为刘玉萍）需在2小时内同步并调整测试计划，并在受控库中对受影响的测试用例进行版本更新。</w:t>
-      </w:r>
+        <w:pStyle w:val="64"/>
+        <w:rPr>
+          <w:rFonts w:hint="eastAsia"/>
+        </w:rPr>
+      </w:pPr>
+      <w:bookmarkStart w:id="34" w:name="_Toc125987409"/>
+      <w:bookmarkStart w:id="35" w:name="_Toc20197544"/>
+      <w:r>
+        <w:rPr>
+          <w:rFonts w:hint="eastAsia"/>
+        </w:rPr>
+        <w:t>3.1.1功能测试策略</w:t>
+      </w:r>
+      <w:bookmarkEnd w:id="34"/>
+      <w:bookmarkEnd w:id="35"/>
+    </w:p>
+    <w:tbl>
+      <w:tblPr>
+        <w:tblStyle w:val="35"/>
+        <w:tblW w:w="0" w:type="auto"/>
+        <w:tblInd w:w="468" w:type="dxa"/>
+        <w:tblBorders>
+          <w:top w:val="single" w:color="auto" w:sz="12" w:space="0"/>
+          <w:left w:val="single" w:color="auto" w:sz="12" w:space="0"/>
+          <w:bottom w:val="single" w:color="auto" w:sz="12" w:space="0"/>
+          <w:right w:val="single" w:color="auto" w:sz="12" w:space="0"/>
+          <w:insideH w:val="single" w:color="auto" w:sz="4" w:space="0"/>
+          <w:insideV w:val="single" w:color="auto" w:sz="4" w:space="0"/>
+        </w:tblBorders>
+        <w:tblLayout w:type="fixed"/>
+        <w:tblCellMar>
+          <w:top w:w="0" w:type="dxa"/>
+          <w:left w:w="108" w:type="dxa"/>
+          <w:bottom w:w="0" w:type="dxa"/>
+          <w:right w:w="108" w:type="dxa"/>
+        </w:tblCellMar>
+      </w:tblPr>
+      <w:tblGrid>
+        <w:gridCol w:w="2160"/>
+        <w:gridCol w:w="7080"/>
+      </w:tblGrid>
+      <w:tr>
+        <w:tblPrEx>
+          <w:tblBorders>
+            <w:top w:val="single" w:color="auto" w:sz="12" w:space="0"/>
+            <w:left w:val="single" w:color="auto" w:sz="12" w:space="0"/>
+            <w:bottom w:val="single" w:color="auto" w:sz="12" w:space="0"/>
+            <w:right w:val="single" w:color="auto" w:sz="12" w:space="0"/>
+            <w:insideH w:val="single" w:color="auto" w:sz="4" w:space="0"/>
+            <w:insideV w:val="single" w:color="auto" w:sz="4" w:space="0"/>
+          </w:tblBorders>
+          <w:tblCellMar>
+            <w:top w:w="0" w:type="dxa"/>
+            <w:left w:w="108" w:type="dxa"/>
+            <w:bottom w:w="0" w:type="dxa"/>
+            <w:right w:w="108" w:type="dxa"/>
+          </w:tblCellMar>
+        </w:tblPrEx>
+        <w:trPr>
+          <w:wBefore w:w="0" w:type="dxa"/>
+          <w:cantSplit/>
+          <w:trHeight w:val="70" w:hRule="atLeast"/>
+        </w:trPr>
+        <w:tc>
+          <w:tcPr>
+            <w:tcW w:w="2160" w:type="dxa"/>
+            <w:shd w:val="clear" w:color="auto" w:fill="E6E6E6"/>
+            <w:noWrap w:val="0"/>
+            <w:vAlign w:val="center"/>
+          </w:tcPr>
+          <w:p>
+            <w:pPr>
+              <w:pStyle w:val="59"/>
+              <w:keepNext w:val="0"/>
+              <w:keepLines w:val="0"/>
+              <w:tabs>
+                <w:tab w:val="left" w:pos="0"/>
+                <w:tab w:val="left" w:pos="360"/>
+                <w:tab w:val="left" w:pos="1080"/>
+                <w:tab w:val="left" w:pos="1800"/>
+                <w:tab w:val="left" w:pos="2520"/>
+                <w:tab w:val="left" w:pos="3240"/>
+                <w:tab w:val="left" w:pos="3960"/>
+                <w:tab w:val="left" w:pos="4680"/>
+              </w:tabs>
+              <w:autoSpaceDE w:val="0"/>
+              <w:autoSpaceDN w:val="0"/>
+              <w:adjustRightInd w:val="0"/>
+              <w:spacing w:before="0" w:after="0" w:line="240" w:lineRule="atLeast"/>
+              <w:rPr>
+                <w:rFonts w:hint="eastAsia" w:ascii="Arial" w:hAnsi="Arial" w:eastAsia="宋体"/>
+                <w:b/>
+                <w:bCs/>
+                <w:kern w:val="0"/>
+              </w:rPr>
+            </w:pPr>
+            <w:r>
+              <w:rPr>
+                <w:rFonts w:hint="eastAsia" w:ascii="Arial" w:hAnsi="Arial" w:eastAsia="宋体"/>
+                <w:b/>
+                <w:bCs/>
+                <w:kern w:val="0"/>
+              </w:rPr>
+              <w:t>测试目标</w:t>
+            </w:r>
+          </w:p>
+        </w:tc>
+        <w:tc>
+          <w:tcPr>
+            <w:tcW w:w="7080" w:type="dxa"/>
+            <w:noWrap w:val="0"/>
+            <w:vAlign w:val="center"/>
+          </w:tcPr>
+          <w:p>
+            <w:pPr>
+              <w:spacing w:line="240" w:lineRule="auto"/>
+              <w:rPr>
+                <w:rFonts w:hint="eastAsia"/>
+              </w:rPr>
+            </w:pPr>
+            <w:r>
+              <w:rPr>
+                <w:rFonts w:hint="eastAsia"/>
+              </w:rPr>
+              <w:t>所有功能测试需求项的功能实现。</w:t>
+            </w:r>
+          </w:p>
+        </w:tc>
+      </w:tr>
+      <w:tr>
+        <w:tblPrEx>
+          <w:tblBorders>
+            <w:top w:val="single" w:color="auto" w:sz="12" w:space="0"/>
+            <w:left w:val="single" w:color="auto" w:sz="12" w:space="0"/>
+            <w:bottom w:val="single" w:color="auto" w:sz="12" w:space="0"/>
+            <w:right w:val="single" w:color="auto" w:sz="12" w:space="0"/>
+            <w:insideH w:val="single" w:color="auto" w:sz="4" w:space="0"/>
+            <w:insideV w:val="single" w:color="auto" w:sz="4" w:space="0"/>
+          </w:tblBorders>
+          <w:tblCellMar>
+            <w:top w:w="0" w:type="dxa"/>
+            <w:left w:w="108" w:type="dxa"/>
+            <w:bottom w:w="0" w:type="dxa"/>
+            <w:right w:w="108" w:type="dxa"/>
+          </w:tblCellMar>
+        </w:tblPrEx>
+        <w:trPr>
+          <w:wBefore w:w="0" w:type="dxa"/>
+          <w:cantSplit/>
+          <w:trHeight w:val="70" w:hRule="atLeast"/>
+        </w:trPr>
+        <w:tc>
+          <w:tcPr>
+            <w:tcW w:w="2160" w:type="dxa"/>
+            <w:shd w:val="clear" w:color="auto" w:fill="E6E6E6"/>
+            <w:noWrap w:val="0"/>
+            <w:vAlign w:val="center"/>
+          </w:tcPr>
+          <w:p>
+            <w:pPr>
+              <w:pStyle w:val="59"/>
+              <w:keepNext w:val="0"/>
+              <w:keepLines w:val="0"/>
+              <w:tabs>
+                <w:tab w:val="left" w:pos="0"/>
+                <w:tab w:val="left" w:pos="360"/>
+                <w:tab w:val="left" w:pos="1080"/>
+                <w:tab w:val="left" w:pos="1800"/>
+                <w:tab w:val="left" w:pos="2520"/>
+                <w:tab w:val="left" w:pos="3240"/>
+                <w:tab w:val="left" w:pos="3960"/>
+                <w:tab w:val="left" w:pos="4680"/>
+              </w:tabs>
+              <w:autoSpaceDE w:val="0"/>
+              <w:autoSpaceDN w:val="0"/>
+              <w:adjustRightInd w:val="0"/>
+              <w:spacing w:before="0" w:after="0" w:line="240" w:lineRule="atLeast"/>
+              <w:rPr>
+                <w:rFonts w:hint="eastAsia" w:ascii="Arial" w:hAnsi="Arial" w:eastAsia="宋体"/>
+                <w:b/>
+                <w:bCs/>
+                <w:kern w:val="0"/>
+              </w:rPr>
+            </w:pPr>
+            <w:r>
+              <w:rPr>
+                <w:rFonts w:hint="eastAsia" w:ascii="Arial" w:hAnsi="Arial" w:eastAsia="宋体"/>
+                <w:b/>
+                <w:bCs/>
+                <w:kern w:val="0"/>
+              </w:rPr>
+              <w:t>测试方法和技术</w:t>
+            </w:r>
+          </w:p>
+        </w:tc>
+        <w:tc>
+          <w:tcPr>
+            <w:tcW w:w="7080" w:type="dxa"/>
+            <w:noWrap w:val="0"/>
+            <w:vAlign w:val="center"/>
+          </w:tcPr>
+          <w:p>
+            <w:pPr>
+              <w:spacing w:line="240" w:lineRule="auto"/>
+              <w:rPr>
+                <w:rFonts w:hint="eastAsia"/>
+              </w:rPr>
+            </w:pPr>
+            <w:r>
+              <w:rPr>
+                <w:rFonts w:hint="eastAsia"/>
+              </w:rPr>
+              <w:t>按照测试需求、通过准则、测试用例，采用黑盒法测试，核实以下内容：</w:t>
+            </w:r>
+          </w:p>
+          <w:p>
+            <w:pPr>
+              <w:numPr>
+                <w:ilvl w:val="0"/>
+                <w:numId w:val="5"/>
+              </w:numPr>
+              <w:spacing w:line="240" w:lineRule="auto"/>
+              <w:jc w:val="both"/>
+            </w:pPr>
+            <w:r>
+              <w:rPr>
+                <w:rFonts w:hint="eastAsia"/>
+              </w:rPr>
+              <w:t>在使用合法数据时得到正确的结果。</w:t>
+            </w:r>
+          </w:p>
+          <w:p>
+            <w:pPr>
+              <w:numPr>
+                <w:ilvl w:val="0"/>
+                <w:numId w:val="5"/>
+              </w:numPr>
+              <w:spacing w:line="240" w:lineRule="auto"/>
+              <w:jc w:val="both"/>
+            </w:pPr>
+            <w:r>
+              <w:rPr>
+                <w:rFonts w:hint="eastAsia"/>
+              </w:rPr>
+              <w:t>在使用非法数据时显示相应的缺陷信息或警告信息。</w:t>
+            </w:r>
+          </w:p>
+          <w:p>
+            <w:pPr>
+              <w:numPr>
+                <w:ilvl w:val="0"/>
+                <w:numId w:val="5"/>
+              </w:numPr>
+              <w:spacing w:line="240" w:lineRule="auto"/>
+              <w:jc w:val="both"/>
+              <w:rPr>
+                <w:rFonts w:hint="eastAsia"/>
+              </w:rPr>
+            </w:pPr>
+            <w:r>
+              <w:rPr>
+                <w:rFonts w:hint="eastAsia"/>
+              </w:rPr>
+              <w:t>各业务规则都得到了正确的应用。</w:t>
+            </w:r>
+          </w:p>
+        </w:tc>
+      </w:tr>
+      <w:tr>
+        <w:tblPrEx>
+          <w:tblBorders>
+            <w:top w:val="single" w:color="auto" w:sz="12" w:space="0"/>
+            <w:left w:val="single" w:color="auto" w:sz="12" w:space="0"/>
+            <w:bottom w:val="single" w:color="auto" w:sz="12" w:space="0"/>
+            <w:right w:val="single" w:color="auto" w:sz="12" w:space="0"/>
+            <w:insideH w:val="single" w:color="auto" w:sz="4" w:space="0"/>
+            <w:insideV w:val="single" w:color="auto" w:sz="4" w:space="0"/>
+          </w:tblBorders>
+          <w:tblCellMar>
+            <w:top w:w="0" w:type="dxa"/>
+            <w:left w:w="108" w:type="dxa"/>
+            <w:bottom w:w="0" w:type="dxa"/>
+            <w:right w:w="108" w:type="dxa"/>
+          </w:tblCellMar>
+        </w:tblPrEx>
+        <w:trPr>
+          <w:wBefore w:w="0" w:type="dxa"/>
+          <w:cantSplit/>
+          <w:trHeight w:val="200" w:hRule="atLeast"/>
+        </w:trPr>
+        <w:tc>
+          <w:tcPr>
+            <w:tcW w:w="2160" w:type="dxa"/>
+            <w:shd w:val="clear" w:color="auto" w:fill="E6E6E6"/>
+            <w:noWrap w:val="0"/>
+            <w:vAlign w:val="center"/>
+          </w:tcPr>
+          <w:p>
+            <w:pPr>
+              <w:pStyle w:val="59"/>
+              <w:keepNext w:val="0"/>
+              <w:keepLines w:val="0"/>
+              <w:tabs>
+                <w:tab w:val="left" w:pos="0"/>
+                <w:tab w:val="left" w:pos="360"/>
+                <w:tab w:val="left" w:pos="1080"/>
+                <w:tab w:val="left" w:pos="1800"/>
+                <w:tab w:val="left" w:pos="2520"/>
+                <w:tab w:val="left" w:pos="3240"/>
+                <w:tab w:val="left" w:pos="3960"/>
+                <w:tab w:val="left" w:pos="4680"/>
+              </w:tabs>
+              <w:autoSpaceDE w:val="0"/>
+              <w:autoSpaceDN w:val="0"/>
+              <w:adjustRightInd w:val="0"/>
+              <w:spacing w:before="0" w:after="0" w:line="240" w:lineRule="atLeast"/>
+              <w:rPr>
+                <w:rFonts w:hint="eastAsia" w:eastAsia="宋体"/>
+                <w:b/>
+                <w:bCs/>
+                <w:kern w:val="0"/>
+              </w:rPr>
+            </w:pPr>
+            <w:r>
+              <w:rPr>
+                <w:rFonts w:hint="eastAsia" w:eastAsia="宋体"/>
+                <w:b/>
+                <w:bCs/>
+              </w:rPr>
+              <w:t>完成标准</w:t>
+            </w:r>
+          </w:p>
+        </w:tc>
+        <w:tc>
+          <w:tcPr>
+            <w:tcW w:w="7080" w:type="dxa"/>
+            <w:noWrap w:val="0"/>
+            <w:vAlign w:val="center"/>
+          </w:tcPr>
+          <w:p>
+            <w:pPr>
+              <w:numPr>
+                <w:ilvl w:val="0"/>
+                <w:numId w:val="1"/>
+              </w:numPr>
+              <w:spacing w:line="240" w:lineRule="auto"/>
+              <w:jc w:val="both"/>
+              <w:rPr>
+                <w:rFonts w:hint="eastAsia"/>
+              </w:rPr>
+            </w:pPr>
+            <w:r>
+              <w:rPr>
+                <w:rFonts w:hint="eastAsia"/>
+              </w:rPr>
+              <w:t>所计划的测试已全部执行。</w:t>
+            </w:r>
+          </w:p>
+          <w:p>
+            <w:pPr>
+              <w:numPr>
+                <w:ilvl w:val="0"/>
+                <w:numId w:val="1"/>
+              </w:numPr>
+              <w:spacing w:line="240" w:lineRule="auto"/>
+              <w:jc w:val="both"/>
+              <w:rPr>
+                <w:rFonts w:hint="eastAsia"/>
+              </w:rPr>
+            </w:pPr>
+            <w:r>
+              <w:rPr>
+                <w:rFonts w:hint="eastAsia"/>
+              </w:rPr>
+              <w:t>所发现的缺陷修复率达到通过准则要求。</w:t>
+            </w:r>
+          </w:p>
+          <w:p>
+            <w:pPr>
+              <w:numPr>
+                <w:ilvl w:val="0"/>
+                <w:numId w:val="1"/>
+              </w:numPr>
+              <w:spacing w:line="240" w:lineRule="auto"/>
+              <w:jc w:val="both"/>
+              <w:rPr>
+                <w:rFonts w:hint="eastAsia" w:ascii="宋体" w:hAnsi="宋体"/>
+              </w:rPr>
+            </w:pPr>
+            <w:r>
+              <w:rPr>
+                <w:rFonts w:hint="eastAsia" w:ascii="宋体" w:hAnsi="宋体"/>
+              </w:rPr>
+              <w:t>提供《测试记录》。</w:t>
+            </w:r>
+          </w:p>
+        </w:tc>
+      </w:tr>
+      <w:tr>
+        <w:tblPrEx>
+          <w:tblBorders>
+            <w:top w:val="single" w:color="auto" w:sz="12" w:space="0"/>
+            <w:left w:val="single" w:color="auto" w:sz="12" w:space="0"/>
+            <w:bottom w:val="single" w:color="auto" w:sz="12" w:space="0"/>
+            <w:right w:val="single" w:color="auto" w:sz="12" w:space="0"/>
+            <w:insideH w:val="single" w:color="auto" w:sz="4" w:space="0"/>
+            <w:insideV w:val="single" w:color="auto" w:sz="4" w:space="0"/>
+          </w:tblBorders>
+          <w:tblCellMar>
+            <w:top w:w="0" w:type="dxa"/>
+            <w:left w:w="108" w:type="dxa"/>
+            <w:bottom w:w="0" w:type="dxa"/>
+            <w:right w:w="108" w:type="dxa"/>
+          </w:tblCellMar>
+        </w:tblPrEx>
+        <w:trPr>
+          <w:wBefore w:w="0" w:type="dxa"/>
+          <w:cantSplit/>
+          <w:trHeight w:val="75" w:hRule="atLeast"/>
+        </w:trPr>
+        <w:tc>
+          <w:tcPr>
+            <w:tcW w:w="2160" w:type="dxa"/>
+            <w:shd w:val="clear" w:color="auto" w:fill="E6E6E6"/>
+            <w:noWrap w:val="0"/>
+            <w:vAlign w:val="center"/>
+          </w:tcPr>
+          <w:p>
+            <w:pPr>
+              <w:pStyle w:val="59"/>
+              <w:keepNext w:val="0"/>
+              <w:keepLines w:val="0"/>
+              <w:tabs>
+                <w:tab w:val="left" w:pos="0"/>
+                <w:tab w:val="left" w:pos="360"/>
+                <w:tab w:val="left" w:pos="1080"/>
+                <w:tab w:val="left" w:pos="1800"/>
+                <w:tab w:val="left" w:pos="2520"/>
+                <w:tab w:val="left" w:pos="3240"/>
+                <w:tab w:val="left" w:pos="3960"/>
+                <w:tab w:val="left" w:pos="4680"/>
+              </w:tabs>
+              <w:autoSpaceDE w:val="0"/>
+              <w:autoSpaceDN w:val="0"/>
+              <w:adjustRightInd w:val="0"/>
+              <w:spacing w:before="0" w:after="0" w:line="240" w:lineRule="atLeast"/>
+              <w:rPr>
+                <w:rFonts w:hint="eastAsia" w:eastAsia="宋体"/>
+                <w:b/>
+                <w:bCs/>
+              </w:rPr>
+            </w:pPr>
+            <w:r>
+              <w:rPr>
+                <w:rFonts w:hint="eastAsia" w:ascii="Arial" w:hAnsi="Arial" w:eastAsia="宋体"/>
+                <w:b/>
+                <w:bCs/>
+              </w:rPr>
+              <w:t>需考虑的特殊事项</w:t>
+            </w:r>
+          </w:p>
+        </w:tc>
+        <w:tc>
+          <w:tcPr>
+            <w:tcW w:w="7080" w:type="dxa"/>
+            <w:noWrap w:val="0"/>
+            <w:vAlign w:val="center"/>
+          </w:tcPr>
+          <w:p>
+            <w:pPr>
+              <w:spacing w:line="240" w:lineRule="auto"/>
+              <w:rPr>
+                <w:rFonts w:hint="eastAsia" w:ascii="宋体" w:hAnsi="宋体" w:eastAsia="宋体"/>
+                <w:lang w:val="en-US" w:eastAsia="zh-CN"/>
+              </w:rPr>
+            </w:pPr>
+            <w:r>
+              <w:rPr>
+                <w:rFonts w:hint="eastAsia" w:ascii="宋体" w:hAnsi="宋体"/>
+                <w:lang w:val="en-US" w:eastAsia="zh-CN"/>
+              </w:rPr>
+              <w:t>无</w:t>
+            </w:r>
+          </w:p>
+        </w:tc>
+      </w:tr>
+    </w:tbl>
+    <w:p>
+      <w:pPr>
+        <w:rPr>
+          <w:rFonts w:hint="eastAsia"/>
+        </w:rPr>
+      </w:pPr>
+    </w:p>
+    <w:p>
+      <w:pPr>
+        <w:pStyle w:val="64"/>
+        <w:rPr>
+          <w:rFonts w:hint="eastAsia"/>
+        </w:rPr>
+      </w:pPr>
+      <w:bookmarkStart w:id="36" w:name="_Toc515767288"/>
+      <w:bookmarkStart w:id="37" w:name="_Toc125987410"/>
+      <w:bookmarkStart w:id="38" w:name="_Toc20197545"/>
+      <w:r>
+        <w:rPr>
+          <w:rFonts w:hint="eastAsia"/>
+        </w:rPr>
+        <w:t>3.1.2性能测试策略</w:t>
+      </w:r>
+      <w:bookmarkEnd w:id="36"/>
+      <w:bookmarkEnd w:id="37"/>
+      <w:bookmarkEnd w:id="38"/>
+    </w:p>
+    <w:tbl>
+      <w:tblPr>
+        <w:tblStyle w:val="35"/>
+        <w:tblW w:w="0" w:type="auto"/>
+        <w:tblInd w:w="468" w:type="dxa"/>
+        <w:tblBorders>
+          <w:top w:val="single" w:color="auto" w:sz="12" w:space="0"/>
+          <w:left w:val="single" w:color="auto" w:sz="12" w:space="0"/>
+          <w:bottom w:val="single" w:color="auto" w:sz="12" w:space="0"/>
+          <w:right w:val="single" w:color="auto" w:sz="12" w:space="0"/>
+          <w:insideH w:val="single" w:color="auto" w:sz="4" w:space="0"/>
+          <w:insideV w:val="single" w:color="auto" w:sz="4" w:space="0"/>
+        </w:tblBorders>
+        <w:tblLayout w:type="fixed"/>
+        <w:tblCellMar>
+          <w:top w:w="0" w:type="dxa"/>
+          <w:left w:w="108" w:type="dxa"/>
+          <w:bottom w:w="0" w:type="dxa"/>
+          <w:right w:w="108" w:type="dxa"/>
+        </w:tblCellMar>
+      </w:tblPr>
+      <w:tblGrid>
+        <w:gridCol w:w="2160"/>
+        <w:gridCol w:w="7080"/>
+      </w:tblGrid>
+      <w:tr>
+        <w:tblPrEx>
+          <w:tblBorders>
+            <w:top w:val="single" w:color="auto" w:sz="12" w:space="0"/>
+            <w:left w:val="single" w:color="auto" w:sz="12" w:space="0"/>
+            <w:bottom w:val="single" w:color="auto" w:sz="12" w:space="0"/>
+            <w:right w:val="single" w:color="auto" w:sz="12" w:space="0"/>
+            <w:insideH w:val="single" w:color="auto" w:sz="4" w:space="0"/>
+            <w:insideV w:val="single" w:color="auto" w:sz="4" w:space="0"/>
+          </w:tblBorders>
+          <w:tblCellMar>
+            <w:top w:w="0" w:type="dxa"/>
+            <w:left w:w="108" w:type="dxa"/>
+            <w:bottom w:w="0" w:type="dxa"/>
+            <w:right w:w="108" w:type="dxa"/>
+          </w:tblCellMar>
+        </w:tblPrEx>
+        <w:trPr>
+          <w:wBefore w:w="0" w:type="dxa"/>
+          <w:wAfter w:w="0" w:type="dxa"/>
+          <w:cantSplit/>
+          <w:trHeight w:val="70" w:hRule="atLeast"/>
+        </w:trPr>
+        <w:tc>
+          <w:tcPr>
+            <w:tcW w:w="2160" w:type="dxa"/>
+            <w:shd w:val="clear" w:color="auto" w:fill="E6E6E6"/>
+            <w:noWrap w:val="0"/>
+            <w:vAlign w:val="center"/>
+          </w:tcPr>
+          <w:p>
+            <w:pPr>
+              <w:pStyle w:val="59"/>
+              <w:keepNext w:val="0"/>
+              <w:keepLines w:val="0"/>
+              <w:tabs>
+                <w:tab w:val="left" w:pos="0"/>
+                <w:tab w:val="left" w:pos="360"/>
+                <w:tab w:val="left" w:pos="1080"/>
+                <w:tab w:val="left" w:pos="1800"/>
+                <w:tab w:val="left" w:pos="2520"/>
+                <w:tab w:val="left" w:pos="3240"/>
+                <w:tab w:val="left" w:pos="3960"/>
+                <w:tab w:val="left" w:pos="4680"/>
+              </w:tabs>
+              <w:autoSpaceDE w:val="0"/>
+              <w:autoSpaceDN w:val="0"/>
+              <w:adjustRightInd w:val="0"/>
+              <w:spacing w:before="0" w:after="0" w:line="240" w:lineRule="atLeast"/>
+              <w:rPr>
+                <w:rFonts w:hint="eastAsia" w:eastAsia="宋体"/>
+                <w:b/>
+                <w:bCs/>
+                <w:kern w:val="0"/>
+              </w:rPr>
+            </w:pPr>
+            <w:r>
+              <w:rPr>
+                <w:rFonts w:hint="eastAsia" w:ascii="Arial" w:hAnsi="Arial" w:eastAsia="宋体"/>
+                <w:b/>
+                <w:bCs/>
+                <w:kern w:val="0"/>
+              </w:rPr>
+              <w:t>测试目标</w:t>
+            </w:r>
+          </w:p>
+        </w:tc>
+        <w:tc>
+          <w:tcPr>
+            <w:tcW w:w="7080" w:type="dxa"/>
+            <w:noWrap w:val="0"/>
+            <w:vAlign w:val="center"/>
+          </w:tcPr>
+          <w:p>
+            <w:pPr>
+              <w:spacing w:line="240" w:lineRule="auto"/>
+              <w:rPr>
+                <w:rFonts w:hint="eastAsia" w:ascii="宋体" w:hAnsi="宋体"/>
+              </w:rPr>
+            </w:pPr>
+            <w:r>
+              <w:rPr>
+                <w:rFonts w:hint="eastAsia"/>
+              </w:rPr>
+              <w:t>所有性能测试需求项的正常实现。</w:t>
+            </w:r>
+          </w:p>
+        </w:tc>
+      </w:tr>
+      <w:tr>
+        <w:tblPrEx>
+          <w:tblBorders>
+            <w:top w:val="single" w:color="auto" w:sz="12" w:space="0"/>
+            <w:left w:val="single" w:color="auto" w:sz="12" w:space="0"/>
+            <w:bottom w:val="single" w:color="auto" w:sz="12" w:space="0"/>
+            <w:right w:val="single" w:color="auto" w:sz="12" w:space="0"/>
+            <w:insideH w:val="single" w:color="auto" w:sz="4" w:space="0"/>
+            <w:insideV w:val="single" w:color="auto" w:sz="4" w:space="0"/>
+          </w:tblBorders>
+          <w:tblCellMar>
+            <w:top w:w="0" w:type="dxa"/>
+            <w:left w:w="108" w:type="dxa"/>
+            <w:bottom w:w="0" w:type="dxa"/>
+            <w:right w:w="108" w:type="dxa"/>
+          </w:tblCellMar>
+        </w:tblPrEx>
+        <w:trPr>
+          <w:wBefore w:w="0" w:type="dxa"/>
+          <w:wAfter w:w="0" w:type="dxa"/>
+          <w:cantSplit/>
+          <w:trHeight w:val="75" w:hRule="atLeast"/>
+        </w:trPr>
+        <w:tc>
+          <w:tcPr>
+            <w:tcW w:w="2160" w:type="dxa"/>
+            <w:shd w:val="clear" w:color="auto" w:fill="E6E6E6"/>
+            <w:noWrap w:val="0"/>
+            <w:vAlign w:val="center"/>
+          </w:tcPr>
+          <w:p>
+            <w:pPr>
+              <w:pStyle w:val="59"/>
+              <w:keepNext w:val="0"/>
+              <w:keepLines w:val="0"/>
+              <w:tabs>
+                <w:tab w:val="left" w:pos="0"/>
+                <w:tab w:val="left" w:pos="360"/>
+                <w:tab w:val="left" w:pos="1080"/>
+                <w:tab w:val="left" w:pos="1800"/>
+                <w:tab w:val="left" w:pos="2520"/>
+                <w:tab w:val="left" w:pos="3240"/>
+                <w:tab w:val="left" w:pos="3960"/>
+                <w:tab w:val="left" w:pos="4680"/>
+              </w:tabs>
+              <w:autoSpaceDE w:val="0"/>
+              <w:autoSpaceDN w:val="0"/>
+              <w:adjustRightInd w:val="0"/>
+              <w:spacing w:before="0" w:after="0" w:line="240" w:lineRule="atLeast"/>
+              <w:rPr>
+                <w:rFonts w:hint="eastAsia" w:eastAsia="宋体"/>
+                <w:b/>
+                <w:bCs/>
+                <w:kern w:val="0"/>
+              </w:rPr>
+            </w:pPr>
+            <w:r>
+              <w:rPr>
+                <w:rFonts w:hint="eastAsia" w:eastAsia="宋体"/>
+                <w:b/>
+                <w:bCs/>
+              </w:rPr>
+              <w:t>测试方法</w:t>
+            </w:r>
+            <w:r>
+              <w:rPr>
+                <w:rFonts w:hint="eastAsia" w:ascii="Arial" w:hAnsi="Arial" w:eastAsia="宋体"/>
+                <w:b/>
+                <w:bCs/>
+                <w:kern w:val="0"/>
+              </w:rPr>
+              <w:t>和技术</w:t>
+            </w:r>
+          </w:p>
+        </w:tc>
+        <w:tc>
+          <w:tcPr>
+            <w:tcW w:w="7080" w:type="dxa"/>
+            <w:noWrap w:val="0"/>
+            <w:vAlign w:val="center"/>
+          </w:tcPr>
+          <w:p>
+            <w:pPr>
+              <w:numPr>
+                <w:ilvl w:val="0"/>
+                <w:numId w:val="5"/>
+              </w:numPr>
+              <w:spacing w:line="240" w:lineRule="auto"/>
+              <w:jc w:val="both"/>
+              <w:rPr>
+                <w:rFonts w:hint="eastAsia" w:ascii="宋体" w:hAnsi="宋体"/>
+              </w:rPr>
+            </w:pPr>
+            <w:r>
+              <w:rPr>
+                <w:rFonts w:hint="eastAsia" w:ascii="宋体" w:hAnsi="宋体"/>
+              </w:rPr>
+              <w:t>测试环境参见“系统资源”。</w:t>
+            </w:r>
+          </w:p>
+          <w:p>
+            <w:pPr>
+              <w:numPr>
+                <w:ilvl w:val="0"/>
+                <w:numId w:val="5"/>
+              </w:numPr>
+              <w:spacing w:line="240" w:lineRule="auto"/>
+              <w:jc w:val="both"/>
+              <w:rPr>
+                <w:rFonts w:hint="eastAsia" w:ascii="宋体" w:hAnsi="宋体"/>
+              </w:rPr>
+            </w:pPr>
+            <w:r>
+              <w:rPr>
+                <w:rFonts w:hint="eastAsia" w:ascii="宋体" w:hAnsi="宋体"/>
+              </w:rPr>
+              <w:t>主要针对数据处理能力，响应时间做测试。</w:t>
+            </w:r>
+          </w:p>
+          <w:p>
+            <w:pPr>
+              <w:numPr>
+                <w:ilvl w:val="0"/>
+                <w:numId w:val="5"/>
+              </w:numPr>
+              <w:spacing w:line="240" w:lineRule="auto"/>
+              <w:jc w:val="both"/>
+              <w:rPr>
+                <w:rFonts w:hint="eastAsia" w:ascii="宋体" w:hAnsi="宋体"/>
+              </w:rPr>
+            </w:pPr>
+            <w:r>
+              <w:rPr>
+                <w:rFonts w:hint="eastAsia" w:ascii="宋体" w:hAnsi="宋体"/>
+              </w:rPr>
+              <w:t>具体计划在测试时制定。</w:t>
+            </w:r>
+          </w:p>
+        </w:tc>
+      </w:tr>
+      <w:tr>
+        <w:tblPrEx>
+          <w:tblBorders>
+            <w:top w:val="single" w:color="auto" w:sz="12" w:space="0"/>
+            <w:left w:val="single" w:color="auto" w:sz="12" w:space="0"/>
+            <w:bottom w:val="single" w:color="auto" w:sz="12" w:space="0"/>
+            <w:right w:val="single" w:color="auto" w:sz="12" w:space="0"/>
+            <w:insideH w:val="single" w:color="auto" w:sz="4" w:space="0"/>
+            <w:insideV w:val="single" w:color="auto" w:sz="4" w:space="0"/>
+          </w:tblBorders>
+          <w:tblCellMar>
+            <w:top w:w="0" w:type="dxa"/>
+            <w:left w:w="108" w:type="dxa"/>
+            <w:bottom w:w="0" w:type="dxa"/>
+            <w:right w:w="108" w:type="dxa"/>
+          </w:tblCellMar>
+        </w:tblPrEx>
+        <w:trPr>
+          <w:wBefore w:w="0" w:type="dxa"/>
+          <w:wAfter w:w="0" w:type="dxa"/>
+          <w:cantSplit/>
+          <w:trHeight w:val="200" w:hRule="atLeast"/>
+        </w:trPr>
+        <w:tc>
+          <w:tcPr>
+            <w:tcW w:w="2160" w:type="dxa"/>
+            <w:shd w:val="clear" w:color="auto" w:fill="E6E6E6"/>
+            <w:noWrap w:val="0"/>
+            <w:vAlign w:val="center"/>
+          </w:tcPr>
+          <w:p>
+            <w:pPr>
+              <w:pStyle w:val="59"/>
+              <w:keepNext w:val="0"/>
+              <w:keepLines w:val="0"/>
+              <w:tabs>
+                <w:tab w:val="left" w:pos="0"/>
+                <w:tab w:val="left" w:pos="360"/>
+                <w:tab w:val="left" w:pos="1080"/>
+                <w:tab w:val="left" w:pos="1800"/>
+                <w:tab w:val="left" w:pos="2520"/>
+                <w:tab w:val="left" w:pos="3240"/>
+                <w:tab w:val="left" w:pos="3960"/>
+                <w:tab w:val="left" w:pos="4680"/>
+              </w:tabs>
+              <w:autoSpaceDE w:val="0"/>
+              <w:autoSpaceDN w:val="0"/>
+              <w:adjustRightInd w:val="0"/>
+              <w:spacing w:before="0" w:after="0" w:line="240" w:lineRule="atLeast"/>
+              <w:rPr>
+                <w:rFonts w:hint="eastAsia" w:eastAsia="宋体"/>
+                <w:b/>
+                <w:bCs/>
+                <w:kern w:val="0"/>
+              </w:rPr>
+            </w:pPr>
+            <w:r>
+              <w:rPr>
+                <w:rFonts w:hint="eastAsia" w:eastAsia="宋体"/>
+                <w:b/>
+                <w:bCs/>
+              </w:rPr>
+              <w:t>完成标准</w:t>
+            </w:r>
+          </w:p>
+        </w:tc>
+        <w:tc>
+          <w:tcPr>
+            <w:tcW w:w="7080" w:type="dxa"/>
+            <w:noWrap w:val="0"/>
+            <w:vAlign w:val="center"/>
+          </w:tcPr>
+          <w:p>
+            <w:pPr>
+              <w:numPr>
+                <w:ilvl w:val="0"/>
+                <w:numId w:val="1"/>
+              </w:numPr>
+              <w:spacing w:line="240" w:lineRule="auto"/>
+              <w:jc w:val="both"/>
+              <w:rPr>
+                <w:rFonts w:hint="eastAsia"/>
+              </w:rPr>
+            </w:pPr>
+            <w:r>
+              <w:rPr>
+                <w:rFonts w:hint="eastAsia"/>
+              </w:rPr>
+              <w:t>所计划的测试已全部执行。</w:t>
+            </w:r>
+          </w:p>
+          <w:p>
+            <w:pPr>
+              <w:numPr>
+                <w:ilvl w:val="0"/>
+                <w:numId w:val="1"/>
+              </w:numPr>
+              <w:spacing w:line="240" w:lineRule="auto"/>
+              <w:jc w:val="both"/>
+              <w:rPr>
+                <w:rFonts w:hint="eastAsia"/>
+              </w:rPr>
+            </w:pPr>
+            <w:r>
+              <w:rPr>
+                <w:rFonts w:hint="eastAsia"/>
+              </w:rPr>
+              <w:t>系统运行稳定。</w:t>
+            </w:r>
+          </w:p>
+          <w:p>
+            <w:pPr>
+              <w:numPr>
+                <w:ilvl w:val="0"/>
+                <w:numId w:val="1"/>
+              </w:numPr>
+              <w:spacing w:line="240" w:lineRule="auto"/>
+              <w:jc w:val="both"/>
+            </w:pPr>
+            <w:r>
+              <w:rPr>
+                <w:rFonts w:hint="eastAsia"/>
+              </w:rPr>
+              <w:t>所有性能测试需求项符合要求。</w:t>
+            </w:r>
+          </w:p>
+          <w:p>
+            <w:pPr>
+              <w:numPr>
+                <w:ilvl w:val="0"/>
+                <w:numId w:val="1"/>
+              </w:numPr>
+              <w:spacing w:line="240" w:lineRule="auto"/>
+              <w:jc w:val="both"/>
+              <w:rPr>
+                <w:rFonts w:hint="eastAsia" w:ascii="宋体" w:hAnsi="宋体"/>
+              </w:rPr>
+            </w:pPr>
+            <w:r>
+              <w:rPr>
+                <w:rFonts w:hint="eastAsia"/>
+              </w:rPr>
+              <w:t>提供《系统性能测试记录表》。</w:t>
+            </w:r>
+          </w:p>
+        </w:tc>
+      </w:tr>
+      <w:tr>
+        <w:tblPrEx>
+          <w:tblBorders>
+            <w:top w:val="single" w:color="auto" w:sz="12" w:space="0"/>
+            <w:left w:val="single" w:color="auto" w:sz="12" w:space="0"/>
+            <w:bottom w:val="single" w:color="auto" w:sz="12" w:space="0"/>
+            <w:right w:val="single" w:color="auto" w:sz="12" w:space="0"/>
+            <w:insideH w:val="single" w:color="auto" w:sz="4" w:space="0"/>
+            <w:insideV w:val="single" w:color="auto" w:sz="4" w:space="0"/>
+          </w:tblBorders>
+          <w:tblCellMar>
+            <w:top w:w="0" w:type="dxa"/>
+            <w:left w:w="108" w:type="dxa"/>
+            <w:bottom w:w="0" w:type="dxa"/>
+            <w:right w:w="108" w:type="dxa"/>
+          </w:tblCellMar>
+        </w:tblPrEx>
+        <w:trPr>
+          <w:wBefore w:w="0" w:type="dxa"/>
+          <w:wAfter w:w="0" w:type="dxa"/>
+          <w:cantSplit/>
+          <w:trHeight w:val="75" w:hRule="atLeast"/>
+        </w:trPr>
+        <w:tc>
+          <w:tcPr>
+            <w:tcW w:w="2160" w:type="dxa"/>
+            <w:shd w:val="clear" w:color="auto" w:fill="E6E6E6"/>
+            <w:noWrap w:val="0"/>
+            <w:vAlign w:val="center"/>
+          </w:tcPr>
+          <w:p>
+            <w:pPr>
+              <w:pStyle w:val="59"/>
+              <w:keepNext w:val="0"/>
+              <w:keepLines w:val="0"/>
+              <w:tabs>
+                <w:tab w:val="left" w:pos="0"/>
+                <w:tab w:val="left" w:pos="360"/>
+                <w:tab w:val="left" w:pos="1080"/>
+                <w:tab w:val="left" w:pos="1800"/>
+                <w:tab w:val="left" w:pos="2520"/>
+                <w:tab w:val="left" w:pos="3240"/>
+                <w:tab w:val="left" w:pos="3960"/>
+                <w:tab w:val="left" w:pos="4680"/>
+              </w:tabs>
+              <w:autoSpaceDE w:val="0"/>
+              <w:autoSpaceDN w:val="0"/>
+              <w:adjustRightInd w:val="0"/>
+              <w:spacing w:before="0" w:after="0" w:line="240" w:lineRule="atLeast"/>
+              <w:rPr>
+                <w:rFonts w:hint="eastAsia" w:eastAsia="宋体"/>
+                <w:b/>
+                <w:bCs/>
+              </w:rPr>
+            </w:pPr>
+            <w:r>
+              <w:rPr>
+                <w:rFonts w:hint="eastAsia" w:ascii="Arial" w:hAnsi="Arial" w:eastAsia="宋体"/>
+                <w:b/>
+                <w:bCs/>
+              </w:rPr>
+              <w:t>需考虑的特殊事项</w:t>
+            </w:r>
+          </w:p>
+        </w:tc>
+        <w:tc>
+          <w:tcPr>
+            <w:tcW w:w="7080" w:type="dxa"/>
+            <w:noWrap w:val="0"/>
+            <w:vAlign w:val="center"/>
+          </w:tcPr>
+          <w:p>
+            <w:pPr>
+              <w:spacing w:line="240" w:lineRule="auto"/>
+              <w:rPr>
+                <w:rFonts w:hint="eastAsia" w:ascii="宋体" w:hAnsi="宋体" w:eastAsia="宋体"/>
+                <w:lang w:val="en-US" w:eastAsia="zh-CN"/>
+              </w:rPr>
+            </w:pPr>
+            <w:r>
+              <w:rPr>
+                <w:rFonts w:hint="eastAsia" w:ascii="宋体" w:hAnsi="宋体"/>
+                <w:lang w:val="en-US" w:eastAsia="zh-CN"/>
+              </w:rPr>
+              <w:t>无</w:t>
+            </w:r>
+          </w:p>
+        </w:tc>
+      </w:tr>
+    </w:tbl>
+    <w:p>
+      <w:pPr>
+        <w:pStyle w:val="64"/>
+        <w:rPr>
+          <w:rFonts w:hint="eastAsia"/>
+        </w:rPr>
+      </w:pPr>
+      <w:bookmarkStart w:id="39" w:name="_Toc20197546"/>
+      <w:bookmarkStart w:id="40" w:name="_Toc125987411"/>
+      <w:r>
+        <w:rPr>
+          <w:rFonts w:hint="eastAsia"/>
+        </w:rPr>
+        <w:t>3.1.3</w:t>
+      </w:r>
+      <w:bookmarkEnd w:id="39"/>
+      <w:r>
+        <w:rPr>
+          <w:rFonts w:hint="eastAsia"/>
+        </w:rPr>
+        <w:t>兼容性测试策略</w:t>
+      </w:r>
+      <w:bookmarkEnd w:id="40"/>
+    </w:p>
+    <w:tbl>
+      <w:tblPr>
+        <w:tblStyle w:val="35"/>
+        <w:tblW w:w="0" w:type="auto"/>
+        <w:tblInd w:w="468" w:type="dxa"/>
+        <w:tblBorders>
+          <w:top w:val="single" w:color="auto" w:sz="12" w:space="0"/>
+          <w:left w:val="single" w:color="auto" w:sz="12" w:space="0"/>
+          <w:bottom w:val="single" w:color="auto" w:sz="12" w:space="0"/>
+          <w:right w:val="single" w:color="auto" w:sz="12" w:space="0"/>
+          <w:insideH w:val="single" w:color="auto" w:sz="4" w:space="0"/>
+          <w:insideV w:val="single" w:color="auto" w:sz="4" w:space="0"/>
+        </w:tblBorders>
+        <w:tblLayout w:type="fixed"/>
+        <w:tblCellMar>
+          <w:top w:w="0" w:type="dxa"/>
+          <w:left w:w="108" w:type="dxa"/>
+          <w:bottom w:w="0" w:type="dxa"/>
+          <w:right w:w="108" w:type="dxa"/>
+        </w:tblCellMar>
+      </w:tblPr>
+      <w:tblGrid>
+        <w:gridCol w:w="2160"/>
+        <w:gridCol w:w="7080"/>
+      </w:tblGrid>
+      <w:tr>
+        <w:tblPrEx>
+          <w:tblBorders>
+            <w:top w:val="single" w:color="auto" w:sz="12" w:space="0"/>
+            <w:left w:val="single" w:color="auto" w:sz="12" w:space="0"/>
+            <w:bottom w:val="single" w:color="auto" w:sz="12" w:space="0"/>
+            <w:right w:val="single" w:color="auto" w:sz="12" w:space="0"/>
+            <w:insideH w:val="single" w:color="auto" w:sz="4" w:space="0"/>
+            <w:insideV w:val="single" w:color="auto" w:sz="4" w:space="0"/>
+          </w:tblBorders>
+          <w:tblCellMar>
+            <w:top w:w="0" w:type="dxa"/>
+            <w:left w:w="108" w:type="dxa"/>
+            <w:bottom w:w="0" w:type="dxa"/>
+            <w:right w:w="108" w:type="dxa"/>
+          </w:tblCellMar>
+        </w:tblPrEx>
+        <w:trPr>
+          <w:wBefore w:w="0" w:type="dxa"/>
+          <w:wAfter w:w="0" w:type="dxa"/>
+          <w:trHeight w:val="70" w:hRule="atLeast"/>
+        </w:trPr>
+        <w:tc>
+          <w:tcPr>
+            <w:tcW w:w="2160" w:type="dxa"/>
+            <w:shd w:val="clear" w:color="auto" w:fill="E6E6E6"/>
+            <w:noWrap w:val="0"/>
+            <w:vAlign w:val="center"/>
+          </w:tcPr>
+          <w:p>
+            <w:pPr>
+              <w:pStyle w:val="59"/>
+              <w:keepNext w:val="0"/>
+              <w:keepLines w:val="0"/>
+              <w:tabs>
+                <w:tab w:val="left" w:pos="0"/>
+                <w:tab w:val="left" w:pos="360"/>
+                <w:tab w:val="left" w:pos="1080"/>
+                <w:tab w:val="left" w:pos="1800"/>
+                <w:tab w:val="left" w:pos="2520"/>
+                <w:tab w:val="left" w:pos="3240"/>
+                <w:tab w:val="left" w:pos="3960"/>
+                <w:tab w:val="left" w:pos="4680"/>
+              </w:tabs>
+              <w:autoSpaceDE w:val="0"/>
+              <w:autoSpaceDN w:val="0"/>
+              <w:adjustRightInd w:val="0"/>
+              <w:spacing w:before="0" w:after="0" w:line="240" w:lineRule="atLeast"/>
+              <w:rPr>
+                <w:rFonts w:hint="eastAsia" w:eastAsia="宋体"/>
+                <w:b/>
+                <w:bCs/>
+                <w:kern w:val="0"/>
+              </w:rPr>
+            </w:pPr>
+            <w:r>
+              <w:rPr>
+                <w:rFonts w:hint="eastAsia" w:ascii="Arial" w:hAnsi="Arial" w:eastAsia="宋体"/>
+                <w:b/>
+                <w:bCs/>
+                <w:kern w:val="0"/>
+              </w:rPr>
+              <w:t>测试目标</w:t>
+            </w:r>
+          </w:p>
+        </w:tc>
+        <w:tc>
+          <w:tcPr>
+            <w:tcW w:w="7080" w:type="dxa"/>
+            <w:noWrap w:val="0"/>
+            <w:vAlign w:val="center"/>
+          </w:tcPr>
+          <w:p>
+            <w:pPr>
+              <w:numPr>
+                <w:ilvl w:val="0"/>
+                <w:numId w:val="1"/>
+              </w:numPr>
+              <w:spacing w:line="240" w:lineRule="auto"/>
+              <w:jc w:val="both"/>
+              <w:rPr>
+                <w:rFonts w:hint="eastAsia" w:ascii="宋体" w:hAnsi="宋体"/>
+              </w:rPr>
+            </w:pPr>
+            <w:r>
+              <w:rPr>
+                <w:rFonts w:hint="eastAsia"/>
+                <w:color w:val="000000"/>
+              </w:rPr>
+              <w:t>支持Windows XP/ 7/8/10系统、IE11以上版本、chrome、Firefox、360等主流浏览器</w:t>
+            </w:r>
+          </w:p>
+        </w:tc>
+      </w:tr>
+      <w:tr>
+        <w:tblPrEx>
+          <w:tblBorders>
+            <w:top w:val="single" w:color="auto" w:sz="12" w:space="0"/>
+            <w:left w:val="single" w:color="auto" w:sz="12" w:space="0"/>
+            <w:bottom w:val="single" w:color="auto" w:sz="12" w:space="0"/>
+            <w:right w:val="single" w:color="auto" w:sz="12" w:space="0"/>
+            <w:insideH w:val="single" w:color="auto" w:sz="4" w:space="0"/>
+            <w:insideV w:val="single" w:color="auto" w:sz="4" w:space="0"/>
+          </w:tblBorders>
+          <w:tblCellMar>
+            <w:top w:w="0" w:type="dxa"/>
+            <w:left w:w="108" w:type="dxa"/>
+            <w:bottom w:w="0" w:type="dxa"/>
+            <w:right w:w="108" w:type="dxa"/>
+          </w:tblCellMar>
+        </w:tblPrEx>
+        <w:trPr>
+          <w:wBefore w:w="0" w:type="dxa"/>
+          <w:wAfter w:w="0" w:type="dxa"/>
+          <w:cantSplit/>
+          <w:trHeight w:val="75" w:hRule="atLeast"/>
+        </w:trPr>
+        <w:tc>
+          <w:tcPr>
+            <w:tcW w:w="2160" w:type="dxa"/>
+            <w:shd w:val="clear" w:color="auto" w:fill="E6E6E6"/>
+            <w:noWrap w:val="0"/>
+            <w:vAlign w:val="center"/>
+          </w:tcPr>
+          <w:p>
+            <w:pPr>
+              <w:pStyle w:val="59"/>
+              <w:keepNext w:val="0"/>
+              <w:keepLines w:val="0"/>
+              <w:tabs>
+                <w:tab w:val="left" w:pos="0"/>
+                <w:tab w:val="left" w:pos="360"/>
+                <w:tab w:val="left" w:pos="1080"/>
+                <w:tab w:val="left" w:pos="1800"/>
+                <w:tab w:val="left" w:pos="2520"/>
+                <w:tab w:val="left" w:pos="3240"/>
+                <w:tab w:val="left" w:pos="3960"/>
+                <w:tab w:val="left" w:pos="4680"/>
+              </w:tabs>
+              <w:autoSpaceDE w:val="0"/>
+              <w:autoSpaceDN w:val="0"/>
+              <w:adjustRightInd w:val="0"/>
+              <w:spacing w:before="0" w:after="0" w:line="240" w:lineRule="atLeast"/>
+              <w:rPr>
+                <w:rFonts w:hint="eastAsia" w:eastAsia="宋体"/>
+                <w:b/>
+                <w:bCs/>
+                <w:kern w:val="0"/>
+              </w:rPr>
+            </w:pPr>
+            <w:r>
+              <w:rPr>
+                <w:rFonts w:hint="eastAsia" w:eastAsia="宋体"/>
+                <w:b/>
+                <w:bCs/>
+              </w:rPr>
+              <w:t>测试方法</w:t>
+            </w:r>
+            <w:r>
+              <w:rPr>
+                <w:rFonts w:hint="eastAsia" w:ascii="Arial" w:hAnsi="Arial" w:eastAsia="宋体"/>
+                <w:b/>
+                <w:bCs/>
+                <w:kern w:val="0"/>
+              </w:rPr>
+              <w:t>和技术</w:t>
+            </w:r>
+          </w:p>
+        </w:tc>
+        <w:tc>
+          <w:tcPr>
+            <w:tcW w:w="7080" w:type="dxa"/>
+            <w:noWrap w:val="0"/>
+            <w:vAlign w:val="center"/>
+          </w:tcPr>
+          <w:p>
+            <w:pPr>
+              <w:numPr>
+                <w:ilvl w:val="0"/>
+                <w:numId w:val="1"/>
+              </w:numPr>
+              <w:spacing w:line="240" w:lineRule="auto"/>
+              <w:jc w:val="both"/>
+              <w:rPr>
+                <w:rFonts w:hint="eastAsia"/>
+              </w:rPr>
+            </w:pPr>
+            <w:r>
+              <w:rPr>
+                <w:rFonts w:hint="eastAsia"/>
+              </w:rPr>
+              <w:t>在浏览器下运行系统</w:t>
+            </w:r>
+          </w:p>
+        </w:tc>
+      </w:tr>
+      <w:tr>
+        <w:tblPrEx>
+          <w:tblBorders>
+            <w:top w:val="single" w:color="auto" w:sz="12" w:space="0"/>
+            <w:left w:val="single" w:color="auto" w:sz="12" w:space="0"/>
+            <w:bottom w:val="single" w:color="auto" w:sz="12" w:space="0"/>
+            <w:right w:val="single" w:color="auto" w:sz="12" w:space="0"/>
+            <w:insideH w:val="single" w:color="auto" w:sz="4" w:space="0"/>
+            <w:insideV w:val="single" w:color="auto" w:sz="4" w:space="0"/>
+          </w:tblBorders>
+          <w:tblCellMar>
+            <w:top w:w="0" w:type="dxa"/>
+            <w:left w:w="108" w:type="dxa"/>
+            <w:bottom w:w="0" w:type="dxa"/>
+            <w:right w:w="108" w:type="dxa"/>
+          </w:tblCellMar>
+        </w:tblPrEx>
+        <w:trPr>
+          <w:wBefore w:w="0" w:type="dxa"/>
+          <w:wAfter w:w="0" w:type="dxa"/>
+          <w:cantSplit/>
+          <w:trHeight w:val="200" w:hRule="atLeast"/>
+        </w:trPr>
+        <w:tc>
+          <w:tcPr>
+            <w:tcW w:w="2160" w:type="dxa"/>
+            <w:shd w:val="clear" w:color="auto" w:fill="E6E6E6"/>
+            <w:noWrap w:val="0"/>
+            <w:vAlign w:val="center"/>
+          </w:tcPr>
+          <w:p>
+            <w:pPr>
+              <w:pStyle w:val="59"/>
+              <w:keepNext w:val="0"/>
+              <w:keepLines w:val="0"/>
+              <w:tabs>
+                <w:tab w:val="left" w:pos="0"/>
+                <w:tab w:val="left" w:pos="360"/>
+                <w:tab w:val="left" w:pos="1080"/>
+                <w:tab w:val="left" w:pos="1800"/>
+                <w:tab w:val="left" w:pos="2520"/>
+                <w:tab w:val="left" w:pos="3240"/>
+                <w:tab w:val="left" w:pos="3960"/>
+                <w:tab w:val="left" w:pos="4680"/>
+              </w:tabs>
+              <w:autoSpaceDE w:val="0"/>
+              <w:autoSpaceDN w:val="0"/>
+              <w:adjustRightInd w:val="0"/>
+              <w:spacing w:before="0" w:after="0" w:line="240" w:lineRule="atLeast"/>
+              <w:rPr>
+                <w:rFonts w:hint="eastAsia" w:eastAsia="宋体"/>
+                <w:b/>
+                <w:bCs/>
+                <w:kern w:val="0"/>
+              </w:rPr>
+            </w:pPr>
+            <w:r>
+              <w:rPr>
+                <w:rFonts w:hint="eastAsia" w:eastAsia="宋体"/>
+                <w:b/>
+                <w:bCs/>
+              </w:rPr>
+              <w:t>完成标准</w:t>
+            </w:r>
+          </w:p>
+        </w:tc>
+        <w:tc>
+          <w:tcPr>
+            <w:tcW w:w="7080" w:type="dxa"/>
+            <w:noWrap w:val="0"/>
+            <w:vAlign w:val="center"/>
+          </w:tcPr>
+          <w:p>
+            <w:pPr>
+              <w:numPr>
+                <w:ilvl w:val="0"/>
+                <w:numId w:val="1"/>
+              </w:numPr>
+              <w:spacing w:line="240" w:lineRule="auto"/>
+              <w:jc w:val="both"/>
+              <w:rPr>
+                <w:rFonts w:hint="eastAsia" w:ascii="宋体" w:hAnsi="宋体"/>
+              </w:rPr>
+            </w:pPr>
+            <w:r>
+              <w:rPr>
+                <w:rFonts w:hint="eastAsia" w:ascii="宋体" w:hAnsi="宋体"/>
+              </w:rPr>
+              <w:t>各种浏览器下正常显示，功能正常运行</w:t>
+            </w:r>
+          </w:p>
+        </w:tc>
+      </w:tr>
+      <w:tr>
+        <w:tblPrEx>
+          <w:tblBorders>
+            <w:top w:val="single" w:color="auto" w:sz="12" w:space="0"/>
+            <w:left w:val="single" w:color="auto" w:sz="12" w:space="0"/>
+            <w:bottom w:val="single" w:color="auto" w:sz="12" w:space="0"/>
+            <w:right w:val="single" w:color="auto" w:sz="12" w:space="0"/>
+            <w:insideH w:val="single" w:color="auto" w:sz="4" w:space="0"/>
+            <w:insideV w:val="single" w:color="auto" w:sz="4" w:space="0"/>
+          </w:tblBorders>
+          <w:tblCellMar>
+            <w:top w:w="0" w:type="dxa"/>
+            <w:left w:w="108" w:type="dxa"/>
+            <w:bottom w:w="0" w:type="dxa"/>
+            <w:right w:w="108" w:type="dxa"/>
+          </w:tblCellMar>
+        </w:tblPrEx>
+        <w:trPr>
+          <w:wBefore w:w="0" w:type="dxa"/>
+          <w:wAfter w:w="0" w:type="dxa"/>
+          <w:cantSplit/>
+          <w:trHeight w:val="75" w:hRule="atLeast"/>
+        </w:trPr>
+        <w:tc>
+          <w:tcPr>
+            <w:tcW w:w="2160" w:type="dxa"/>
+            <w:shd w:val="clear" w:color="auto" w:fill="E6E6E6"/>
+            <w:noWrap w:val="0"/>
+            <w:vAlign w:val="center"/>
+          </w:tcPr>
+          <w:p>
+            <w:pPr>
+              <w:pStyle w:val="59"/>
+              <w:keepNext w:val="0"/>
+              <w:keepLines w:val="0"/>
+              <w:tabs>
+                <w:tab w:val="left" w:pos="0"/>
+                <w:tab w:val="left" w:pos="360"/>
+                <w:tab w:val="left" w:pos="1080"/>
+                <w:tab w:val="left" w:pos="1800"/>
+                <w:tab w:val="left" w:pos="2520"/>
+                <w:tab w:val="left" w:pos="3240"/>
+                <w:tab w:val="left" w:pos="3960"/>
+                <w:tab w:val="left" w:pos="4680"/>
+              </w:tabs>
+              <w:autoSpaceDE w:val="0"/>
+              <w:autoSpaceDN w:val="0"/>
+              <w:adjustRightInd w:val="0"/>
+              <w:spacing w:before="0" w:after="0" w:line="240" w:lineRule="atLeast"/>
+              <w:rPr>
+                <w:rFonts w:hint="eastAsia" w:eastAsia="宋体"/>
+                <w:b/>
+                <w:bCs/>
+              </w:rPr>
+            </w:pPr>
+            <w:r>
+              <w:rPr>
+                <w:rFonts w:hint="eastAsia" w:ascii="Arial" w:hAnsi="Arial" w:eastAsia="宋体"/>
+                <w:b/>
+                <w:bCs/>
+              </w:rPr>
+              <w:t>需考虑的特殊事项</w:t>
+            </w:r>
+          </w:p>
+        </w:tc>
+        <w:tc>
+          <w:tcPr>
+            <w:tcW w:w="7080" w:type="dxa"/>
+            <w:noWrap w:val="0"/>
+            <w:vAlign w:val="center"/>
+          </w:tcPr>
+          <w:p>
+            <w:pPr>
+              <w:spacing w:line="240" w:lineRule="auto"/>
+              <w:rPr>
+                <w:rFonts w:hint="eastAsia" w:ascii="宋体" w:hAnsi="宋体" w:eastAsia="宋体"/>
+                <w:lang w:val="en-US" w:eastAsia="zh-CN"/>
+              </w:rPr>
+            </w:pPr>
+            <w:r>
+              <w:rPr>
+                <w:rFonts w:hint="eastAsia" w:ascii="宋体" w:hAnsi="宋体"/>
+                <w:lang w:val="en-US" w:eastAsia="zh-CN"/>
+              </w:rPr>
+              <w:t>无</w:t>
+            </w:r>
+          </w:p>
+        </w:tc>
+      </w:tr>
+    </w:tbl>
+    <w:p/>
+    <w:p>
+      <w:pPr>
+        <w:pStyle w:val="4"/>
+        <w:numPr>
+          <w:ilvl w:val="1"/>
+          <w:numId w:val="0"/>
+        </w:numPr>
+        <w:tabs>
+          <w:tab w:val="clear" w:pos="840"/>
+        </w:tabs>
+        <w:rPr>
+          <w:rFonts w:ascii="Verdana" w:hAnsi="Verdana"/>
+        </w:rPr>
+      </w:pPr>
+      <w:bookmarkStart w:id="41" w:name="_Toc149379972"/>
+      <w:bookmarkStart w:id="42" w:name="_Toc522344466"/>
+      <w:bookmarkStart w:id="43" w:name="_Toc125987412"/>
+      <w:bookmarkStart w:id="44" w:name="_Toc516977126"/>
+      <w:r>
+        <w:rPr>
+          <w:rFonts w:ascii="Verdana" w:hAnsi="Verdana"/>
+        </w:rPr>
+        <w:t>3.2</w:t>
+      </w:r>
+      <w:r>
+        <w:rPr>
+          <w:rFonts w:hint="eastAsia" w:ascii="Verdana" w:hAnsi="Verdana"/>
+        </w:rPr>
+        <w:t>测试工具</w:t>
+      </w:r>
+      <w:bookmarkEnd w:id="41"/>
+      <w:bookmarkEnd w:id="42"/>
+      <w:bookmarkEnd w:id="43"/>
+      <w:bookmarkEnd w:id="44"/>
+    </w:p>
+    <w:p>
+      <w:pPr>
+        <w:pStyle w:val="72"/>
+        <w:rPr>
+          <w:rFonts w:ascii="Verdana" w:hAnsi="Verdana"/>
+        </w:rPr>
+      </w:pPr>
+      <w:r>
+        <w:rPr>
+          <w:rFonts w:hint="eastAsia" w:ascii="Verdana" w:hAnsi="Verdana"/>
+        </w:rPr>
+        <w:t>本次测试将使用以下工具：</w:t>
+      </w:r>
+    </w:p>
+    <w:tbl>
+      <w:tblPr>
+        <w:tblStyle w:val="35"/>
+        <w:tblW w:w="0" w:type="auto"/>
+        <w:jc w:val="center"/>
+        <w:tblLayout w:type="fixed"/>
+        <w:tblCellMar>
+          <w:top w:w="0" w:type="dxa"/>
+          <w:left w:w="0" w:type="dxa"/>
+          <w:bottom w:w="0" w:type="dxa"/>
+          <w:right w:w="0" w:type="dxa"/>
+        </w:tblCellMar>
+      </w:tblPr>
+      <w:tblGrid>
+        <w:gridCol w:w="2535"/>
+        <w:gridCol w:w="2971"/>
+        <w:gridCol w:w="1605"/>
+      </w:tblGrid>
+      <w:tr>
+        <w:tblPrEx>
+          <w:tblCellMar>
+            <w:top w:w="0" w:type="dxa"/>
+            <w:left w:w="0" w:type="dxa"/>
+            <w:bottom w:w="0" w:type="dxa"/>
+            <w:right w:w="0" w:type="dxa"/>
+          </w:tblCellMar>
+        </w:tblPrEx>
+        <w:trPr>
+          <w:wBefore w:w="0" w:type="dxa"/>
+          <w:wAfter w:w="0" w:type="dxa"/>
+          <w:jc w:val="center"/>
+        </w:trPr>
+        <w:tc>
+          <w:tcPr>
+            <w:tcW w:w="2535" w:type="dxa"/>
+            <w:tcBorders>
+              <w:top w:val="single" w:color="000000" w:sz="12" w:space="0"/>
+              <w:left w:val="single" w:color="000000" w:sz="12" w:space="0"/>
+              <w:bottom w:val="single" w:color="000000" w:sz="12" w:space="0"/>
+              <w:right w:val="single" w:color="000000" w:sz="6" w:space="0"/>
+            </w:tcBorders>
+            <w:noWrap w:val="0"/>
+            <w:vAlign w:val="top"/>
+          </w:tcPr>
+          <w:p>
+            <w:pPr>
+              <w:pStyle w:val="72"/>
+              <w:jc w:val="both"/>
+              <w:rPr>
+                <w:rFonts w:hint="eastAsia" w:ascii="Verdana" w:hAnsi="Verdana"/>
+                <w:b/>
+                <w:bCs/>
+              </w:rPr>
+            </w:pPr>
+            <w:r>
+              <w:rPr>
+                <w:rFonts w:hint="eastAsia" w:ascii="Verdana" w:hAnsi="Verdana"/>
+                <w:b/>
+                <w:bCs/>
+              </w:rPr>
+              <w:t>名称</w:t>
+            </w:r>
+          </w:p>
+        </w:tc>
+        <w:tc>
+          <w:tcPr>
+            <w:tcW w:w="2971" w:type="dxa"/>
+            <w:tcBorders>
+              <w:top w:val="single" w:color="000000" w:sz="12" w:space="0"/>
+              <w:left w:val="nil"/>
+              <w:bottom w:val="single" w:color="000000" w:sz="12" w:space="0"/>
+              <w:right w:val="single" w:color="000000" w:sz="6" w:space="0"/>
+            </w:tcBorders>
+            <w:noWrap w:val="0"/>
+            <w:vAlign w:val="top"/>
+          </w:tcPr>
+          <w:p>
+            <w:pPr>
+              <w:pStyle w:val="72"/>
+              <w:jc w:val="both"/>
+              <w:rPr>
+                <w:rFonts w:ascii="Verdana" w:hAnsi="Verdana"/>
+                <w:b/>
+                <w:bCs/>
+              </w:rPr>
+            </w:pPr>
+            <w:r>
+              <w:rPr>
+                <w:rFonts w:hint="eastAsia" w:ascii="Verdana" w:hAnsi="Verdana"/>
+                <w:b/>
+                <w:bCs/>
+                <w:lang w:val="en-GB"/>
+              </w:rPr>
+              <w:t>工具</w:t>
+            </w:r>
+          </w:p>
+        </w:tc>
+        <w:tc>
+          <w:tcPr>
+            <w:tcW w:w="1605" w:type="dxa"/>
+            <w:tcBorders>
+              <w:top w:val="single" w:color="000000" w:sz="12" w:space="0"/>
+              <w:left w:val="nil"/>
+              <w:bottom w:val="single" w:color="000000" w:sz="12" w:space="0"/>
+              <w:right w:val="single" w:color="000000" w:sz="12" w:space="0"/>
+            </w:tcBorders>
+            <w:noWrap w:val="0"/>
+            <w:vAlign w:val="top"/>
+          </w:tcPr>
+          <w:p>
+            <w:pPr>
+              <w:pStyle w:val="72"/>
+              <w:jc w:val="both"/>
+              <w:rPr>
+                <w:rFonts w:ascii="Verdana" w:hAnsi="Verdana"/>
+                <w:b/>
+                <w:bCs/>
+              </w:rPr>
+            </w:pPr>
+            <w:r>
+              <w:rPr>
+                <w:rFonts w:hint="eastAsia" w:ascii="Verdana" w:hAnsi="Verdana"/>
+                <w:b/>
+                <w:bCs/>
+                <w:lang w:val="en-GB"/>
+              </w:rPr>
+              <w:t>版本</w:t>
+            </w:r>
+          </w:p>
+        </w:tc>
+      </w:tr>
+      <w:tr>
+        <w:tc>
+          <w:tcPr>
+            <w:tcW w:type="dxa" w:w="2535"/>
+          </w:tcPr>
+          <w:p>
+            <w:pPr>
+              <w:spacing w:before="80" w:after="80" w:line="276" w:lineRule="auto"/>
+              <w:ind w:firstLine="0"/>
+            </w:pPr>
+            <w:r>
+              <w:rPr>
+                <w:rFonts w:ascii="Times New Roman" w:hAnsi="Times New Roman"/>
+                <w:sz w:val="21"/>
+                <w:rFonts w:ascii="Times New Roman" w:hAnsi="Times New Roman" w:eastAsia="宋体"/>
+              </w:rPr>
+              <w:t>功能与接口测试</w:t>
+            </w:r>
+          </w:p>
+        </w:tc>
+        <w:tc>
+          <w:tcPr>
+            <w:tcW w:type="dxa" w:w="2971"/>
+          </w:tcPr>
+          <w:p>
+            <w:pPr>
+              <w:spacing w:before="80" w:after="80" w:line="276" w:lineRule="auto"/>
+              <w:ind w:firstLine="0"/>
+            </w:pPr>
+            <w:r>
+              <w:rPr>
+                <w:rFonts w:ascii="Times New Roman" w:hAnsi="Times New Roman"/>
+                <w:sz w:val="21"/>
+                <w:rFonts w:ascii="Times New Roman" w:hAnsi="Times New Roman" w:eastAsia="宋体"/>
+              </w:rPr>
+              <w:t>Selenium / Postman</w:t>
+            </w:r>
+          </w:p>
+        </w:tc>
+        <w:tc>
+          <w:tcPr>
+            <w:tcW w:type="dxa" w:w="1605"/>
+          </w:tcPr>
+          <w:p>
+            <w:pPr>
+              <w:spacing w:before="80" w:after="80" w:line="276" w:lineRule="auto"/>
+              <w:ind w:firstLine="0"/>
+            </w:pPr>
+            <w:r>
+              <w:rPr>
+                <w:rFonts w:ascii="Times New Roman" w:hAnsi="Times New Roman"/>
+                <w:sz w:val="21"/>
+                <w:rFonts w:ascii="Times New Roman" w:hAnsi="Times New Roman" w:eastAsia="宋体"/>
+              </w:rPr>
+              <w:t>4.0 / 9.0</w:t>
+            </w:r>
+          </w:p>
+        </w:tc>
+      </w:tr>
+      <w:tr>
+        <w:tc>
+          <w:tcPr>
+            <w:tcW w:type="dxa" w:w="2535"/>
+          </w:tcPr>
+          <w:p>
+            <w:pPr>
+              <w:spacing w:before="80" w:after="80" w:line="276" w:lineRule="auto"/>
+              <w:ind w:firstLine="0"/>
+            </w:pPr>
+            <w:r>
+              <w:rPr>
+                <w:rFonts w:ascii="Times New Roman" w:hAnsi="Times New Roman"/>
+                <w:sz w:val="21"/>
+                <w:rFonts w:ascii="Times New Roman" w:hAnsi="Times New Roman" w:eastAsia="宋体"/>
+              </w:rPr>
+              <w:t>性能与负载测试</w:t>
+            </w:r>
+          </w:p>
+        </w:tc>
+        <w:tc>
+          <w:tcPr>
+            <w:tcW w:type="dxa" w:w="2971"/>
+          </w:tcPr>
+          <w:p>
+            <w:pPr>
+              <w:spacing w:before="80" w:after="80" w:line="276" w:lineRule="auto"/>
+              <w:ind w:firstLine="0"/>
+            </w:pPr>
+            <w:r>
+              <w:rPr>
+                <w:rFonts w:ascii="Times New Roman" w:hAnsi="Times New Roman"/>
+                <w:sz w:val="21"/>
+                <w:rFonts w:ascii="Times New Roman" w:hAnsi="Times New Roman" w:eastAsia="宋体"/>
+              </w:rPr>
+              <w:t>Apache JMeter</w:t>
+            </w:r>
+          </w:p>
+        </w:tc>
+        <w:tc>
+          <w:tcPr>
+            <w:tcW w:type="dxa" w:w="1605"/>
+          </w:tcPr>
+          <w:p>
+            <w:pPr>
+              <w:spacing w:before="80" w:after="80" w:line="276" w:lineRule="auto"/>
+              <w:ind w:firstLine="0"/>
+            </w:pPr>
+            <w:r>
+              <w:rPr>
+                <w:rFonts w:ascii="Times New Roman" w:hAnsi="Times New Roman"/>
+                <w:sz w:val="21"/>
+                <w:rFonts w:ascii="Times New Roman" w:hAnsi="Times New Roman" w:eastAsia="宋体"/>
+              </w:rPr>
+              <w:t>5.4.1</w:t>
+            </w:r>
+          </w:p>
+        </w:tc>
+      </w:tr>
+      <w:tr>
+        <w:tc>
+          <w:tcPr>
+            <w:tcW w:type="dxa" w:w="2535"/>
+          </w:tcPr>
+          <w:p>
+            <w:pPr>
+              <w:spacing w:before="80" w:after="80" w:line="276" w:lineRule="auto"/>
+              <w:ind w:firstLine="0"/>
+            </w:pPr>
+            <w:r>
+              <w:rPr>
+                <w:rFonts w:ascii="Times New Roman" w:hAnsi="Times New Roman"/>
+                <w:sz w:val="21"/>
+                <w:rFonts w:ascii="Times New Roman" w:hAnsi="Times New Roman" w:eastAsia="宋体"/>
+              </w:rPr>
+              <w:t>安全漏洞扫描</w:t>
+            </w:r>
+          </w:p>
+        </w:tc>
+        <w:tc>
+          <w:tcPr>
+            <w:tcW w:type="dxa" w:w="2971"/>
+          </w:tcPr>
+          <w:p>
+            <w:pPr>
+              <w:spacing w:before="80" w:after="80" w:line="276" w:lineRule="auto"/>
+              <w:ind w:firstLine="0"/>
+            </w:pPr>
+            <w:r>
+              <w:rPr>
+                <w:rFonts w:ascii="Times New Roman" w:hAnsi="Times New Roman"/>
+                <w:sz w:val="21"/>
+                <w:rFonts w:ascii="Times New Roman" w:hAnsi="Times New Roman" w:eastAsia="宋体"/>
+              </w:rPr>
+              <w:t>OWASP ZAP</w:t>
+            </w:r>
+          </w:p>
+        </w:tc>
+        <w:tc>
+          <w:tcPr>
+            <w:tcW w:type="dxa" w:w="1605"/>
+          </w:tcPr>
+          <w:p>
+            <w:pPr>
+              <w:spacing w:before="80" w:after="80" w:line="276" w:lineRule="auto"/>
+              <w:ind w:firstLine="0"/>
+            </w:pPr>
+            <w:r>
+              <w:rPr>
+                <w:rFonts w:ascii="Times New Roman" w:hAnsi="Times New Roman"/>
+                <w:sz w:val="21"/>
+                <w:rFonts w:ascii="Times New Roman" w:hAnsi="Times New Roman" w:eastAsia="宋体"/>
+              </w:rPr>
+              <w:t>2.11</w:t>
+            </w:r>
+          </w:p>
+        </w:tc>
+      </w:tr>
+      <w:tr>
+        <w:tc>
+          <w:tcPr>
+            <w:tcW w:type="dxa" w:w="2535"/>
+          </w:tcPr>
+          <w:p>
+            <w:pPr>
+              <w:spacing w:before="80" w:after="80" w:line="276" w:lineRule="auto"/>
+              <w:ind w:firstLine="0"/>
+            </w:pPr>
+            <w:r>
+              <w:rPr>
+                <w:rFonts w:ascii="Times New Roman" w:hAnsi="Times New Roman"/>
+                <w:sz w:val="21"/>
+                <w:rFonts w:ascii="Times New Roman" w:hAnsi="Times New Roman" w:eastAsia="宋体"/>
+              </w:rPr>
+              <w:t>缺陷跟踪管理</w:t>
+            </w:r>
+          </w:p>
+        </w:tc>
+        <w:tc>
+          <w:tcPr>
+            <w:tcW w:type="dxa" w:w="2971"/>
+          </w:tcPr>
+          <w:p>
+            <w:pPr>
+              <w:spacing w:before="80" w:after="80" w:line="276" w:lineRule="auto"/>
+              <w:ind w:firstLine="0"/>
+            </w:pPr>
+            <w:r>
+              <w:rPr>
+                <w:rFonts w:ascii="Times New Roman" w:hAnsi="Times New Roman"/>
+                <w:sz w:val="21"/>
+                <w:rFonts w:ascii="Times New Roman" w:hAnsi="Times New Roman" w:eastAsia="宋体"/>
+              </w:rPr>
+              <w:t>Jira / Gitlab Issues</w:t>
+            </w:r>
+          </w:p>
+        </w:tc>
+        <w:tc>
+          <w:tcPr>
+            <w:tcW w:type="dxa" w:w="1605"/>
+          </w:tcPr>
+          <w:p>
+            <w:pPr>
+              <w:spacing w:before="80" w:after="80" w:line="276" w:lineRule="auto"/>
+              <w:ind w:firstLine="0"/>
+            </w:pPr>
+            <w:r>
+              <w:rPr>
+                <w:rFonts w:ascii="Times New Roman" w:hAnsi="Times New Roman"/>
+                <w:sz w:val="21"/>
+                <w:rFonts w:ascii="Times New Roman" w:hAnsi="Times New Roman" w:eastAsia="宋体"/>
+              </w:rPr>
+              <w:t>Cloud / 15.0</w:t>
+            </w:r>
+          </w:p>
+        </w:tc>
+      </w:tr>
+    </w:tbl>
+    <w:p>
+      <w:pPr>
+        <w:pStyle w:val="72"/>
+        <w:rPr>
+          <w:rFonts w:hint="eastAsia" w:ascii="Verdana" w:hAnsi="Verdana"/>
+        </w:rPr>
+      </w:pPr>
+      <w:bookmarkStart w:id="45" w:name="_Toc20197548"/>
+      <w:bookmarkStart w:id="46" w:name="_Toc522344467"/>
+      <w:bookmarkStart w:id="47" w:name="_Toc516977127"/>
+      <w:bookmarkStart w:id="48" w:name="_Toc149379973"/>
+    </w:p>
+    <w:p>
+      <w:pPr>
+        <w:pStyle w:val="4"/>
+        <w:numPr>
+          <w:ilvl w:val="1"/>
+          <w:numId w:val="0"/>
+        </w:numPr>
+        <w:tabs>
+          <w:tab w:val="clear" w:pos="840"/>
+        </w:tabs>
+        <w:rPr>
+          <w:rFonts w:hint="eastAsia" w:ascii="Verdana" w:hAnsi="Verdana"/>
+        </w:rPr>
+      </w:pPr>
+      <w:bookmarkStart w:id="49" w:name="_Toc125987413"/>
+      <w:r>
+        <w:rPr>
+          <w:rFonts w:hint="eastAsia" w:ascii="Verdana" w:hAnsi="Verdana"/>
+        </w:rPr>
+        <w:t>3.3测试通过准则</w:t>
+      </w:r>
+      <w:bookmarkEnd w:id="45"/>
+      <w:bookmarkEnd w:id="49"/>
+    </w:p>
+    <w:p>
+      <w:pPr>
+        <w:numPr>
+          <w:ilvl w:val="0"/>
+          <w:numId w:val="1"/>
+        </w:numPr>
+        <w:tabs>
+          <w:tab w:val="left" w:pos="0"/>
+          <w:tab w:val="left" w:pos="360"/>
+          <w:tab w:val="left" w:pos="776"/>
+          <w:tab w:val="left" w:pos="1080"/>
+          <w:tab w:val="left" w:pos="1800"/>
+          <w:tab w:val="left" w:pos="2520"/>
+          <w:tab w:val="left" w:pos="3240"/>
+          <w:tab w:val="left" w:pos="3960"/>
+          <w:tab w:val="left" w:pos="4680"/>
+        </w:tabs>
+        <w:autoSpaceDE w:val="0"/>
+        <w:autoSpaceDN w:val="0"/>
+        <w:adjustRightInd w:val="0"/>
+        <w:spacing w:line="360" w:lineRule="auto"/>
+        <w:jc w:val="both"/>
+        <w:rPr>
+          <w:rFonts w:hint="eastAsia"/>
+        </w:rPr>
+      </w:pPr>
+      <w:r>
+        <w:rPr>
+          <w:rFonts w:hint="eastAsia"/>
+        </w:rPr>
+        <w:t>实行了所有的测试策略并达到完成标准。</w:t>
+      </w:r>
+    </w:p>
+    <w:p>
+      <w:pPr>
+        <w:numPr>
+          <w:ilvl w:val="0"/>
+          <w:numId w:val="1"/>
+        </w:numPr>
+        <w:tabs>
+          <w:tab w:val="left" w:pos="0"/>
+          <w:tab w:val="left" w:pos="360"/>
+          <w:tab w:val="left" w:pos="776"/>
+          <w:tab w:val="left" w:pos="1080"/>
+          <w:tab w:val="left" w:pos="1800"/>
+          <w:tab w:val="left" w:pos="2520"/>
+          <w:tab w:val="left" w:pos="3240"/>
+          <w:tab w:val="left" w:pos="3960"/>
+          <w:tab w:val="left" w:pos="4680"/>
+        </w:tabs>
+        <w:autoSpaceDE w:val="0"/>
+        <w:autoSpaceDN w:val="0"/>
+        <w:adjustRightInd w:val="0"/>
+        <w:spacing w:line="360" w:lineRule="auto"/>
+        <w:jc w:val="both"/>
+        <w:rPr>
+          <w:rFonts w:hint="eastAsia"/>
+        </w:rPr>
+      </w:pPr>
+      <w:r>
+        <w:rPr>
+          <w:rFonts w:hint="eastAsia"/>
+        </w:rPr>
+        <w:t>测试结束后，开发组对实现有误的测试需求项的修改达到如下程度：</w:t>
+      </w:r>
+    </w:p>
+    <w:p>
+      <w:pPr>
+        <w:numPr>
+          <w:ilvl w:val="1"/>
+          <w:numId w:val="1"/>
+        </w:numPr>
+        <w:tabs>
+          <w:tab w:val="left" w:pos="0"/>
+          <w:tab w:val="left" w:pos="360"/>
+          <w:tab w:val="left" w:pos="1080"/>
+          <w:tab w:val="left" w:pos="1196"/>
+          <w:tab w:val="left" w:pos="1800"/>
+          <w:tab w:val="left" w:pos="2520"/>
+          <w:tab w:val="left" w:pos="3240"/>
+          <w:tab w:val="left" w:pos="3960"/>
+          <w:tab w:val="left" w:pos="4680"/>
+        </w:tabs>
+        <w:autoSpaceDE w:val="0"/>
+        <w:autoSpaceDN w:val="0"/>
+        <w:adjustRightInd w:val="0"/>
+        <w:spacing w:line="360" w:lineRule="auto"/>
+        <w:jc w:val="both"/>
+        <w:rPr>
+          <w:rFonts w:hint="eastAsia"/>
+        </w:rPr>
+      </w:pPr>
+      <w:r>
+        <w:rPr>
+          <w:rFonts w:hint="eastAsia"/>
+        </w:rPr>
+        <w:t>一、二级缺陷的修复率达到100%</w:t>
+      </w:r>
+    </w:p>
+    <w:p>
+      <w:pPr>
+        <w:numPr>
+          <w:ilvl w:val="1"/>
+          <w:numId w:val="1"/>
+        </w:numPr>
+        <w:tabs>
+          <w:tab w:val="left" w:pos="0"/>
+          <w:tab w:val="left" w:pos="360"/>
+          <w:tab w:val="left" w:pos="1080"/>
+          <w:tab w:val="left" w:pos="1196"/>
+          <w:tab w:val="left" w:pos="1800"/>
+          <w:tab w:val="left" w:pos="2520"/>
+          <w:tab w:val="left" w:pos="3240"/>
+          <w:tab w:val="left" w:pos="3960"/>
+          <w:tab w:val="left" w:pos="4680"/>
+        </w:tabs>
+        <w:autoSpaceDE w:val="0"/>
+        <w:autoSpaceDN w:val="0"/>
+        <w:adjustRightInd w:val="0"/>
+        <w:spacing w:line="360" w:lineRule="auto"/>
+        <w:jc w:val="both"/>
+        <w:rPr>
+          <w:rFonts w:hint="eastAsia"/>
+        </w:rPr>
+      </w:pPr>
+      <w:r>
+        <w:rPr>
+          <w:rFonts w:hint="eastAsia"/>
+        </w:rPr>
+        <w:t>三、四级缺陷缺陷的修复率达到</w:t>
+      </w:r>
+      <w:r>
+        <w:t>80%</w:t>
+      </w:r>
+      <w:r>
+        <w:rPr>
+          <w:rFonts w:hint="eastAsia"/>
+        </w:rPr>
+        <w:t>以上</w:t>
+      </w:r>
+    </w:p>
+    <w:p>
+      <w:pPr>
+        <w:numPr>
+          <w:ilvl w:val="1"/>
+          <w:numId w:val="1"/>
+        </w:numPr>
+        <w:tabs>
+          <w:tab w:val="left" w:pos="0"/>
+          <w:tab w:val="left" w:pos="360"/>
+          <w:tab w:val="left" w:pos="1080"/>
+          <w:tab w:val="left" w:pos="1196"/>
+          <w:tab w:val="left" w:pos="1800"/>
+          <w:tab w:val="left" w:pos="2520"/>
+          <w:tab w:val="left" w:pos="3240"/>
+          <w:tab w:val="left" w:pos="3960"/>
+          <w:tab w:val="left" w:pos="4680"/>
+        </w:tabs>
+        <w:autoSpaceDE w:val="0"/>
+        <w:autoSpaceDN w:val="0"/>
+        <w:adjustRightInd w:val="0"/>
+        <w:spacing w:line="360" w:lineRule="auto"/>
+        <w:jc w:val="both"/>
+        <w:rPr>
+          <w:rFonts w:hint="eastAsia"/>
+        </w:rPr>
+      </w:pPr>
+      <w:r>
+        <w:rPr>
+          <w:rFonts w:hint="eastAsia"/>
+        </w:rPr>
+        <w:t>五级缺陷的修复率达到6</w:t>
+      </w:r>
+      <w:r>
+        <w:t>0%</w:t>
+      </w:r>
+      <w:r>
+        <w:rPr>
+          <w:rFonts w:hint="eastAsia"/>
+        </w:rPr>
+        <w:t>以上</w:t>
+      </w:r>
+    </w:p>
+    <w:p>
+      <w:pPr>
+        <w:numPr>
+          <w:ilvl w:val="0"/>
+          <w:numId w:val="1"/>
+        </w:numPr>
+        <w:tabs>
+          <w:tab w:val="left" w:pos="0"/>
+          <w:tab w:val="left" w:pos="360"/>
+          <w:tab w:val="left" w:pos="776"/>
+          <w:tab w:val="left" w:pos="1080"/>
+          <w:tab w:val="left" w:pos="1800"/>
+          <w:tab w:val="left" w:pos="2520"/>
+          <w:tab w:val="left" w:pos="3240"/>
+          <w:tab w:val="left" w:pos="3960"/>
+          <w:tab w:val="left" w:pos="4680"/>
+        </w:tabs>
+        <w:autoSpaceDE w:val="0"/>
+        <w:autoSpaceDN w:val="0"/>
+        <w:adjustRightInd w:val="0"/>
+        <w:spacing w:line="360" w:lineRule="auto"/>
+        <w:jc w:val="both"/>
+        <w:rPr>
+          <w:rFonts w:hint="eastAsia" w:ascii="宋体"/>
+        </w:rPr>
+      </w:pPr>
+      <w:r>
+        <w:rPr>
+          <w:rFonts w:hint="eastAsia" w:ascii="宋体"/>
+        </w:rPr>
+        <w:t>《需求规格说明书》、《用户手册》、《操作手册》和编码实现一致。</w:t>
+      </w:r>
+    </w:p>
+    <w:p>
+      <w:pPr>
+        <w:pStyle w:val="2"/>
+        <w:numPr>
+          <w:ilvl w:val="0"/>
+          <w:numId w:val="0"/>
+        </w:numPr>
+        <w:tabs>
+          <w:tab w:val="clear" w:pos="420"/>
+        </w:tabs>
+        <w:jc w:val="both"/>
+        <w:rPr>
+          <w:rFonts w:ascii="Verdana" w:hAnsi="Verdana"/>
+        </w:rPr>
+      </w:pPr>
+      <w:bookmarkStart w:id="50" w:name="_Toc125987414"/>
+      <w:r>
+        <w:rPr>
+          <w:rFonts w:ascii="Verdana" w:hAnsi="Verdana"/>
+        </w:rPr>
+        <w:t>4.</w:t>
+      </w:r>
+      <w:r>
+        <w:rPr>
+          <w:rFonts w:ascii="Verdana" w:hAnsi="Verdana"/>
+          <w:sz w:val="14"/>
+        </w:rPr>
+        <w:t xml:space="preserve">     </w:t>
+      </w:r>
+      <w:r>
+        <w:rPr>
+          <w:rFonts w:hint="eastAsia" w:ascii="Verdana" w:hAnsi="Verdana"/>
+        </w:rPr>
+        <w:t>资源</w:t>
+      </w:r>
+      <w:bookmarkEnd w:id="46"/>
+      <w:bookmarkEnd w:id="47"/>
+      <w:bookmarkEnd w:id="48"/>
+      <w:bookmarkEnd w:id="50"/>
+    </w:p>
+    <w:p>
+      <w:pPr>
+        <w:pStyle w:val="4"/>
+        <w:numPr>
+          <w:ilvl w:val="1"/>
+          <w:numId w:val="0"/>
+        </w:numPr>
+        <w:tabs>
+          <w:tab w:val="clear" w:pos="840"/>
+        </w:tabs>
+        <w:rPr>
+          <w:rFonts w:ascii="Verdana" w:hAnsi="Verdana"/>
+        </w:rPr>
+      </w:pPr>
+      <w:bookmarkStart w:id="51" w:name="_Toc522344468"/>
+      <w:bookmarkStart w:id="52" w:name="_Toc125987415"/>
+      <w:bookmarkStart w:id="53" w:name="_Toc149379974"/>
+      <w:bookmarkStart w:id="54" w:name="_Toc516977128"/>
+      <w:r>
+        <w:rPr>
+          <w:rFonts w:ascii="Verdana" w:hAnsi="Verdana"/>
+        </w:rPr>
+        <w:t>4.1</w:t>
+      </w:r>
+      <w:r>
+        <w:rPr>
+          <w:rFonts w:ascii="Verdana" w:hAnsi="Verdana"/>
+          <w:sz w:val="14"/>
+        </w:rPr>
+        <w:t xml:space="preserve">     </w:t>
+      </w:r>
+      <w:r>
+        <w:rPr>
+          <w:rFonts w:hint="eastAsia" w:ascii="Verdana" w:hAnsi="Verdana"/>
+        </w:rPr>
+        <w:t>角色</w:t>
+      </w:r>
+      <w:bookmarkEnd w:id="51"/>
+      <w:bookmarkEnd w:id="52"/>
+      <w:bookmarkEnd w:id="53"/>
+      <w:bookmarkEnd w:id="54"/>
+    </w:p>
+    <w:p>
+      <w:pPr>
+        <w:pStyle w:val="3"/>
+        <w:ind w:left="0"/>
+        <w:rPr>
+          <w:rFonts w:ascii="Verdana" w:hAnsi="Verdana"/>
+        </w:rPr>
+      </w:pPr>
+      <w:r>
+        <w:rPr>
+          <w:rFonts w:hint="eastAsia" w:ascii="Verdana" w:hAnsi="Verdana"/>
+        </w:rPr>
+        <w:t>下表列出了在此项目的测试人员配备方面所作的安排。</w:t>
+      </w:r>
+      <w:r>
+        <w:rPr>
+          <w:rFonts w:ascii="Verdana" w:hAnsi="Verdana"/>
+        </w:rPr>
+        <w:t xml:space="preserve"> </w:t>
+      </w:r>
+    </w:p>
+    <w:tbl>
+      <w:tblPr>
+        <w:tblStyle w:val="35"/>
+        <w:tblW w:w="0" w:type="auto"/>
+        <w:tblInd w:w="0" w:type="dxa"/>
+        <w:tblLayout w:type="fixed"/>
+        <w:tblCellMar>
+          <w:top w:w="0" w:type="dxa"/>
+          <w:left w:w="0" w:type="dxa"/>
+          <w:bottom w:w="0" w:type="dxa"/>
+          <w:right w:w="0" w:type="dxa"/>
+        </w:tblCellMar>
+      </w:tblPr>
+      <w:tblGrid>
+        <w:gridCol w:w="2147"/>
+        <w:gridCol w:w="2472"/>
+        <w:gridCol w:w="3841"/>
+      </w:tblGrid>
+      <w:tr>
+        <w:tblPrEx>
+          <w:tblCellMar>
+            <w:top w:w="0" w:type="dxa"/>
+            <w:left w:w="0" w:type="dxa"/>
+            <w:bottom w:w="0" w:type="dxa"/>
+            <w:right w:w="0" w:type="dxa"/>
+          </w:tblCellMar>
+        </w:tblPrEx>
+        <w:trPr>
+          <w:wBefore w:w="0" w:type="dxa"/>
+          <w:wAfter w:w="0" w:type="dxa"/>
+        </w:trPr>
+        <w:tc>
+          <w:tcPr>
+            <w:tcW w:w="8460" w:type="dxa"/>
+            <w:gridSpan w:val="3"/>
+            <w:tcBorders>
+              <w:top w:val="single" w:color="auto" w:sz="6" w:space="0"/>
+              <w:left w:val="single" w:color="auto" w:sz="6" w:space="0"/>
+              <w:bottom w:val="single" w:color="auto" w:sz="6" w:space="0"/>
+              <w:right w:val="single" w:color="auto" w:sz="6" w:space="0"/>
+            </w:tcBorders>
+            <w:noWrap w:val="0"/>
+            <w:vAlign w:val="top"/>
+          </w:tcPr>
+          <w:p>
+            <w:pPr>
+              <w:pStyle w:val="72"/>
+              <w:jc w:val="center"/>
+              <w:rPr>
+                <w:rFonts w:ascii="Verdana" w:hAnsi="Verdana"/>
+                <w:b/>
+                <w:bCs/>
+              </w:rPr>
+            </w:pPr>
+            <w:r>
+              <w:rPr>
+                <w:rFonts w:hint="eastAsia" w:ascii="Verdana" w:hAnsi="Verdana"/>
+                <w:b/>
+                <w:bCs/>
+                <w:lang w:val="en-GB"/>
+              </w:rPr>
+              <w:t>人力资源</w:t>
+            </w:r>
+          </w:p>
+        </w:tc>
+      </w:tr>
+      <w:tr>
+        <w:tblPrEx>
+          <w:tblCellMar>
+            <w:top w:w="0" w:type="dxa"/>
+            <w:left w:w="0" w:type="dxa"/>
+            <w:bottom w:w="0" w:type="dxa"/>
+            <w:right w:w="0" w:type="dxa"/>
+          </w:tblCellMar>
+        </w:tblPrEx>
+        <w:trPr>
+          <w:wBefore w:w="0" w:type="dxa"/>
+          <w:wAfter w:w="0" w:type="dxa"/>
+        </w:trPr>
+        <w:tc>
+          <w:tcPr>
+            <w:tcW w:w="2147" w:type="dxa"/>
+            <w:tcBorders>
+              <w:top w:val="nil"/>
+              <w:left w:val="single" w:color="auto" w:sz="6" w:space="0"/>
+              <w:bottom w:val="single" w:color="auto" w:sz="6" w:space="0"/>
+              <w:right w:val="single" w:color="auto" w:sz="6" w:space="0"/>
+            </w:tcBorders>
+            <w:noWrap w:val="0"/>
+            <w:vAlign w:val="top"/>
+          </w:tcPr>
+          <w:p>
+            <w:pPr>
+              <w:pStyle w:val="72"/>
+              <w:jc w:val="center"/>
+              <w:rPr>
+                <w:rFonts w:ascii="Verdana" w:hAnsi="Verdana"/>
+                <w:b/>
+                <w:bCs/>
+              </w:rPr>
+            </w:pPr>
+            <w:r>
+              <w:rPr>
+                <w:rFonts w:hint="eastAsia" w:ascii="Verdana" w:hAnsi="Verdana"/>
+                <w:b/>
+                <w:bCs/>
+                <w:lang w:val="en-GB"/>
+              </w:rPr>
+              <w:t>角色</w:t>
+            </w:r>
+          </w:p>
+        </w:tc>
+        <w:tc>
+          <w:tcPr>
+            <w:tcW w:w="2472" w:type="dxa"/>
+            <w:tcBorders>
+              <w:top w:val="nil"/>
+              <w:left w:val="nil"/>
+              <w:bottom w:val="single" w:color="auto" w:sz="6" w:space="0"/>
+              <w:right w:val="single" w:color="auto" w:sz="6" w:space="0"/>
+            </w:tcBorders>
+            <w:noWrap w:val="0"/>
+            <w:vAlign w:val="top"/>
+          </w:tcPr>
+          <w:p>
+            <w:pPr>
+              <w:pStyle w:val="72"/>
+              <w:jc w:val="center"/>
+              <w:rPr>
+                <w:rFonts w:ascii="Verdana" w:hAnsi="Verdana"/>
+                <w:b/>
+                <w:bCs/>
+              </w:rPr>
+            </w:pPr>
+            <w:r>
+              <w:rPr>
+                <w:rFonts w:hint="eastAsia" w:ascii="Verdana" w:hAnsi="Verdana"/>
+                <w:b/>
+                <w:bCs/>
+                <w:lang w:val="en-GB"/>
+              </w:rPr>
+              <w:t>所推荐的最少资源</w:t>
+            </w:r>
+          </w:p>
+          <w:p>
+            <w:pPr>
+              <w:pStyle w:val="72"/>
+              <w:jc w:val="center"/>
+              <w:rPr>
+                <w:rFonts w:ascii="Verdana" w:hAnsi="Verdana"/>
+                <w:b/>
+                <w:bCs/>
+              </w:rPr>
+            </w:pPr>
+            <w:r>
+              <w:rPr>
+                <w:rFonts w:hint="eastAsia" w:ascii="Verdana" w:hAnsi="Verdana"/>
+                <w:b/>
+                <w:bCs/>
+                <w:sz w:val="16"/>
+                <w:lang w:val="en-GB"/>
+              </w:rPr>
+              <w:t>（所分配的专职角色数量）</w:t>
+            </w:r>
+          </w:p>
+        </w:tc>
+        <w:tc>
+          <w:tcPr>
+            <w:tcW w:w="3841" w:type="dxa"/>
+            <w:tcBorders>
+              <w:top w:val="nil"/>
+              <w:left w:val="nil"/>
+              <w:bottom w:val="single" w:color="auto" w:sz="6" w:space="0"/>
+              <w:right w:val="single" w:color="auto" w:sz="6" w:space="0"/>
+            </w:tcBorders>
+            <w:noWrap w:val="0"/>
+            <w:vAlign w:val="top"/>
+          </w:tcPr>
+          <w:p>
+            <w:pPr>
+              <w:pStyle w:val="72"/>
+              <w:jc w:val="center"/>
+              <w:rPr>
+                <w:rFonts w:ascii="Verdana" w:hAnsi="Verdana"/>
+                <w:b/>
+                <w:bCs/>
+              </w:rPr>
+            </w:pPr>
+            <w:r>
+              <w:rPr>
+                <w:rFonts w:hint="eastAsia" w:ascii="Verdana" w:hAnsi="Verdana"/>
+                <w:b/>
+                <w:bCs/>
+                <w:lang w:val="en-GB"/>
+              </w:rPr>
+              <w:t>具体职责或注释</w:t>
+            </w:r>
+          </w:p>
+        </w:tc>
+      </w:tr>
+      <w:tr>
+        <w:tblPrEx>
+          <w:tblCellMar>
+            <w:top w:w="0" w:type="dxa"/>
+            <w:left w:w="0" w:type="dxa"/>
+            <w:bottom w:w="0" w:type="dxa"/>
+            <w:right w:w="0" w:type="dxa"/>
+          </w:tblCellMar>
+        </w:tblPrEx>
+        <w:trPr>
+          <w:wBefore w:w="0" w:type="dxa"/>
+          <w:wAfter w:w="0" w:type="dxa"/>
+        </w:trPr>
+        <w:tc>
+          <w:tcPr>
+            <w:tcW w:w="2147" w:type="dxa"/>
+            <w:tcBorders>
+              <w:top w:val="nil"/>
+              <w:left w:val="single" w:color="auto" w:sz="6" w:space="0"/>
+              <w:bottom w:val="single" w:color="auto" w:sz="6" w:space="0"/>
+              <w:right w:val="single" w:color="auto" w:sz="6" w:space="0"/>
+            </w:tcBorders>
+            <w:noWrap w:val="0"/>
+            <w:vAlign w:val="top"/>
+          </w:tcPr>
+          <w:p>
+            <w:pPr>
+              <w:pStyle w:val="72"/>
+              <w:rPr>
+                <w:rFonts w:ascii="Verdana" w:hAnsi="Verdana"/>
+              </w:rPr>
+            </w:pPr>
+            <w:r>
+              <w:rPr>
+                <w:rFonts w:hint="eastAsia" w:ascii="Verdana" w:hAnsi="Verdana"/>
+                <w:lang w:val="en-GB"/>
+              </w:rPr>
+              <w:t>测试经理</w:t>
+            </w:r>
+          </w:p>
+          <w:p>
+            <w:pPr>
+              <w:pStyle w:val="72"/>
+              <w:rPr>
+                <w:rFonts w:ascii="Verdana" w:hAnsi="Verdana"/>
+              </w:rPr>
+            </w:pPr>
+          </w:p>
+        </w:tc>
+        <w:tc>
+          <w:tcPr>
+            <w:tcW w:w="2472" w:type="dxa"/>
+            <w:tcBorders>
+              <w:top w:val="nil"/>
+              <w:left w:val="nil"/>
+              <w:bottom w:val="single" w:color="auto" w:sz="6" w:space="0"/>
+              <w:right w:val="single" w:color="auto" w:sz="6" w:space="0"/>
+            </w:tcBorders>
+            <w:noWrap w:val="0"/>
+            <w:vAlign w:val="top"/>
+          </w:tcPr>
+          <w:p>
+            <w:r>
+              <w:t>贾诗涵</w:t>
+            </w:r>
+          </w:p>
+        </w:tc>
+        <w:tc>
+          <w:tcPr>
+            <w:tcW w:w="3841" w:type="dxa"/>
+            <w:tcBorders>
+              <w:top w:val="nil"/>
+              <w:left w:val="nil"/>
+              <w:bottom w:val="single" w:color="auto" w:sz="6" w:space="0"/>
+              <w:right w:val="single" w:color="auto" w:sz="6" w:space="0"/>
+            </w:tcBorders>
+            <w:noWrap w:val="0"/>
+            <w:vAlign w:val="top"/>
+          </w:tcPr>
+          <w:p>
+            <w:pPr>
+              <w:pStyle w:val="72"/>
+            </w:pPr>
+            <w:r>
+              <w:rPr>
+                <w:rFonts w:hint="eastAsia"/>
+                <w:lang w:val="en-GB"/>
+              </w:rPr>
+              <w:t>进行管理监督。</w:t>
+            </w:r>
+          </w:p>
+          <w:p>
+            <w:pPr>
+              <w:pStyle w:val="72"/>
+            </w:pPr>
+            <w:r>
+              <w:rPr>
+                <w:rFonts w:hint="eastAsia"/>
+                <w:lang w:val="en-GB"/>
+              </w:rPr>
+              <w:t>职责：</w:t>
+            </w:r>
+          </w:p>
+          <w:p>
+            <w:pPr>
+              <w:pStyle w:val="72"/>
+              <w:ind w:left="360" w:hanging="360"/>
+            </w:pPr>
+            <w:r>
+              <w:rPr>
+                <w:sz w:val="14"/>
+                <w:szCs w:val="14"/>
+                <w:lang w:val="en-GB"/>
+              </w:rPr>
+              <w:t xml:space="preserve">         </w:t>
+            </w:r>
+            <w:r>
+              <w:rPr>
+                <w:rFonts w:hint="eastAsia"/>
+                <w:lang w:val="en-GB"/>
+              </w:rPr>
+              <w:t>提供技术指导</w:t>
+            </w:r>
+          </w:p>
+          <w:p>
+            <w:pPr>
+              <w:pStyle w:val="72"/>
+              <w:ind w:left="360" w:hanging="360"/>
+            </w:pPr>
+            <w:r>
+              <w:rPr>
+                <w:sz w:val="14"/>
+                <w:szCs w:val="14"/>
+                <w:lang w:val="en-GB"/>
+              </w:rPr>
+              <w:t xml:space="preserve">         </w:t>
+            </w:r>
+            <w:r>
+              <w:rPr>
+                <w:rFonts w:hint="eastAsia"/>
+                <w:lang w:val="en-GB"/>
+              </w:rPr>
+              <w:t>获取适当的资源</w:t>
+            </w:r>
+          </w:p>
+          <w:p>
+            <w:pPr>
+              <w:pStyle w:val="72"/>
+              <w:ind w:left="360" w:hanging="360"/>
+              <w:rPr>
+                <w:rFonts w:ascii="Verdana" w:hAnsi="Verdana"/>
+              </w:rPr>
+            </w:pPr>
+            <w:r>
+              <w:rPr>
+                <w:sz w:val="14"/>
+                <w:szCs w:val="14"/>
+                <w:lang w:val="en-GB"/>
+              </w:rPr>
+              <w:t xml:space="preserve">         </w:t>
+            </w:r>
+            <w:r>
+              <w:rPr>
+                <w:rFonts w:hint="eastAsia"/>
+                <w:lang w:val="en-GB"/>
+              </w:rPr>
+              <w:t>提供管理报告</w:t>
+            </w:r>
+          </w:p>
+        </w:tc>
+      </w:tr>
+      <w:tr>
+        <w:tblPrEx>
+          <w:tblCellMar>
+            <w:top w:w="0" w:type="dxa"/>
+            <w:left w:w="0" w:type="dxa"/>
+            <w:bottom w:w="0" w:type="dxa"/>
+            <w:right w:w="0" w:type="dxa"/>
+          </w:tblCellMar>
+        </w:tblPrEx>
+        <w:trPr>
+          <w:wBefore w:w="0" w:type="dxa"/>
+          <w:wAfter w:w="0" w:type="dxa"/>
+        </w:trPr>
+        <w:tc>
+          <w:tcPr>
+            <w:tcW w:w="2147" w:type="dxa"/>
+            <w:tcBorders>
+              <w:top w:val="nil"/>
+              <w:left w:val="single" w:color="auto" w:sz="6" w:space="0"/>
+              <w:bottom w:val="nil"/>
+              <w:right w:val="single" w:color="auto" w:sz="6" w:space="0"/>
+            </w:tcBorders>
+            <w:noWrap w:val="0"/>
+            <w:vAlign w:val="top"/>
+          </w:tcPr>
+          <w:p>
+            <w:pPr>
+              <w:pStyle w:val="72"/>
+              <w:rPr>
+                <w:rFonts w:ascii="Verdana" w:hAnsi="Verdana"/>
+              </w:rPr>
+            </w:pPr>
+            <w:r>
+              <w:rPr>
+                <w:rFonts w:hint="eastAsia" w:ascii="Verdana" w:hAnsi="Verdana"/>
+                <w:lang w:val="en-GB"/>
+              </w:rPr>
+              <w:t>测试设计员</w:t>
+            </w:r>
+          </w:p>
+          <w:p>
+            <w:pPr>
+              <w:pStyle w:val="72"/>
+              <w:rPr>
+                <w:rFonts w:ascii="Verdana" w:hAnsi="Verdana"/>
+              </w:rPr>
+            </w:pPr>
+            <w:r>
+              <w:rPr>
+                <w:rFonts w:ascii="Verdana" w:hAnsi="Verdana"/>
+              </w:rPr>
+              <w:t xml:space="preserve"> </w:t>
+            </w:r>
+          </w:p>
+        </w:tc>
+        <w:tc>
+          <w:tcPr>
+            <w:tcW w:w="2472" w:type="dxa"/>
+            <w:tcBorders>
+              <w:top w:val="nil"/>
+              <w:left w:val="nil"/>
+              <w:bottom w:val="single" w:color="auto" w:sz="4" w:space="0"/>
+              <w:right w:val="single" w:color="auto" w:sz="6" w:space="0"/>
+            </w:tcBorders>
+            <w:noWrap w:val="0"/>
+            <w:vAlign w:val="top"/>
+          </w:tcPr>
+          <w:p>
+            <w:r>
+              <w:t>刘玉萍</w:t>
+            </w:r>
+          </w:p>
+        </w:tc>
+        <w:tc>
+          <w:tcPr>
+            <w:tcW w:w="3841" w:type="dxa"/>
+            <w:tcBorders>
+              <w:top w:val="nil"/>
+              <w:left w:val="nil"/>
+              <w:bottom w:val="single" w:color="auto" w:sz="4" w:space="0"/>
+              <w:right w:val="single" w:color="auto" w:sz="6" w:space="0"/>
+            </w:tcBorders>
+            <w:noWrap w:val="0"/>
+            <w:vAlign w:val="top"/>
+          </w:tcPr>
+          <w:p>
+            <w:pPr>
+              <w:pStyle w:val="72"/>
+              <w:ind w:left="360" w:hanging="360"/>
+              <w:jc w:val="both"/>
+              <w:rPr>
+                <w:rFonts w:hint="eastAsia" w:ascii="Verdana" w:hAnsi="Verdana"/>
+                <w:lang w:val="en-GB"/>
+              </w:rPr>
+            </w:pPr>
+            <w:r>
+              <w:rPr>
+                <w:rFonts w:hint="eastAsia" w:ascii="Verdana" w:hAnsi="Verdana"/>
+                <w:lang w:val="en-GB"/>
+              </w:rPr>
+              <w:t>计划测试、设计测试及评估测试。</w:t>
+            </w:r>
+          </w:p>
+          <w:p>
+            <w:pPr>
+              <w:pStyle w:val="72"/>
+              <w:ind w:left="360" w:hanging="360"/>
+              <w:jc w:val="both"/>
+              <w:rPr>
+                <w:rFonts w:hint="eastAsia" w:ascii="Verdana" w:hAnsi="Verdana"/>
+                <w:lang w:val="en-GB"/>
+              </w:rPr>
+            </w:pPr>
+            <w:r>
+              <w:rPr>
+                <w:rFonts w:hint="eastAsia" w:ascii="Verdana" w:hAnsi="Verdana"/>
+                <w:lang w:val="en-GB"/>
+              </w:rPr>
+              <w:t>确定测试用例、确定测试用例的优先级并实施测试用例。</w:t>
+            </w:r>
+          </w:p>
+          <w:p>
+            <w:pPr>
+              <w:pStyle w:val="72"/>
+              <w:ind w:left="360" w:hanging="360"/>
+              <w:jc w:val="both"/>
+              <w:rPr>
+                <w:rFonts w:hint="eastAsia" w:ascii="Verdana" w:hAnsi="Verdana"/>
+                <w:lang w:val="en-GB"/>
+              </w:rPr>
+            </w:pPr>
+            <w:r>
+              <w:rPr>
+                <w:rFonts w:hint="eastAsia" w:ascii="Verdana" w:hAnsi="Verdana"/>
+                <w:lang w:val="en-GB"/>
+              </w:rPr>
+              <w:t>职责：</w:t>
+            </w:r>
+          </w:p>
+          <w:p>
+            <w:pPr>
+              <w:pStyle w:val="72"/>
+              <w:ind w:left="342" w:leftChars="171"/>
+              <w:jc w:val="both"/>
+              <w:rPr>
+                <w:rFonts w:hint="eastAsia" w:ascii="Verdana" w:hAnsi="Verdana"/>
+                <w:lang w:val="en-GB"/>
+              </w:rPr>
+            </w:pPr>
+            <w:r>
+              <w:rPr>
+                <w:rFonts w:hint="eastAsia" w:ascii="Verdana" w:hAnsi="Verdana"/>
+                <w:lang w:val="en-GB"/>
+              </w:rPr>
+              <w:t>生成测试计划</w:t>
+            </w:r>
+          </w:p>
+          <w:p>
+            <w:pPr>
+              <w:pStyle w:val="72"/>
+              <w:ind w:left="342" w:leftChars="171"/>
+              <w:jc w:val="both"/>
+              <w:rPr>
+                <w:rFonts w:hint="eastAsia" w:ascii="Verdana" w:hAnsi="Verdana"/>
+                <w:lang w:val="en-GB"/>
+              </w:rPr>
+            </w:pPr>
+            <w:r>
+              <w:rPr>
+                <w:rFonts w:hint="eastAsia" w:ascii="Verdana" w:hAnsi="Verdana"/>
+                <w:lang w:val="en-GB"/>
+              </w:rPr>
+              <w:t>生成测试模型</w:t>
+            </w:r>
+          </w:p>
+          <w:p>
+            <w:pPr>
+              <w:pStyle w:val="72"/>
+              <w:ind w:left="342" w:leftChars="171"/>
+              <w:jc w:val="both"/>
+              <w:rPr>
+                <w:rFonts w:ascii="Verdana" w:hAnsi="Verdana"/>
+              </w:rPr>
+            </w:pPr>
+            <w:r>
+              <w:rPr>
+                <w:rFonts w:hint="eastAsia" w:ascii="Verdana" w:hAnsi="Verdana"/>
+                <w:lang w:val="en-GB"/>
+              </w:rPr>
+              <w:t>评估测试工作的有效性</w:t>
+            </w:r>
+          </w:p>
+        </w:tc>
+      </w:tr>
+      <w:tr>
+        <w:tblPrEx>
+          <w:tblCellMar>
+            <w:top w:w="0" w:type="dxa"/>
+            <w:left w:w="0" w:type="dxa"/>
+            <w:bottom w:w="0" w:type="dxa"/>
+            <w:right w:w="0" w:type="dxa"/>
+          </w:tblCellMar>
+        </w:tblPrEx>
+        <w:trPr>
+          <w:wBefore w:w="0" w:type="dxa"/>
+          <w:wAfter w:w="0" w:type="dxa"/>
+          <w:trHeight w:val="40" w:hRule="atLeast"/>
+        </w:trPr>
+        <w:tc>
+          <w:tcPr>
+            <w:tcW w:w="2147" w:type="dxa"/>
+            <w:tcBorders>
+              <w:top w:val="single" w:color="auto" w:sz="6" w:space="0"/>
+              <w:left w:val="single" w:color="auto" w:sz="6" w:space="0"/>
+              <w:bottom w:val="single" w:color="auto" w:sz="6" w:space="0"/>
+              <w:right w:val="single" w:color="auto" w:sz="4" w:space="0"/>
+            </w:tcBorders>
+            <w:noWrap w:val="0"/>
+            <w:vAlign w:val="top"/>
+          </w:tcPr>
+          <w:p>
+            <w:pPr>
+              <w:pStyle w:val="72"/>
+              <w:spacing w:line="40" w:lineRule="atLeast"/>
+              <w:rPr>
+                <w:rFonts w:ascii="Verdana" w:hAnsi="Verdana"/>
+              </w:rPr>
+            </w:pPr>
+            <w:r>
+              <w:rPr>
+                <w:rFonts w:hint="eastAsia" w:ascii="Verdana" w:hAnsi="Verdana"/>
+                <w:lang w:val="en-GB"/>
+              </w:rPr>
+              <w:t>测试员</w:t>
+            </w:r>
+          </w:p>
+        </w:tc>
+        <w:tc>
+          <w:tcPr>
+            <w:tcW w:w="2472" w:type="dxa"/>
+            <w:tcBorders>
+              <w:top w:val="single" w:color="auto" w:sz="4" w:space="0"/>
+              <w:left w:val="single" w:color="auto" w:sz="4" w:space="0"/>
+              <w:bottom w:val="single" w:color="auto" w:sz="4" w:space="0"/>
+              <w:right w:val="single" w:color="auto" w:sz="6" w:space="0"/>
+            </w:tcBorders>
+            <w:noWrap w:val="0"/>
+            <w:vAlign w:val="top"/>
+          </w:tcPr>
+          <w:p>
+            <w:r>
+              <w:t>周康</w:t>
+            </w:r>
+          </w:p>
+        </w:tc>
+        <w:tc>
+          <w:tcPr>
+            <w:tcW w:w="3841" w:type="dxa"/>
+            <w:tcBorders>
+              <w:top w:val="single" w:color="auto" w:sz="4" w:space="0"/>
+              <w:left w:val="nil"/>
+              <w:bottom w:val="single" w:color="auto" w:sz="4" w:space="0"/>
+              <w:right w:val="single" w:color="auto" w:sz="4" w:space="0"/>
+            </w:tcBorders>
+            <w:noWrap w:val="0"/>
+            <w:vAlign w:val="top"/>
+          </w:tcPr>
+          <w:p>
+            <w:pPr>
+              <w:pStyle w:val="72"/>
+              <w:rPr>
+                <w:rFonts w:ascii="Verdana" w:hAnsi="Verdana"/>
+              </w:rPr>
+            </w:pPr>
+            <w:r>
+              <w:rPr>
+                <w:rFonts w:hint="eastAsia" w:ascii="Verdana" w:hAnsi="Verdana"/>
+                <w:lang w:val="en-GB"/>
+              </w:rPr>
+              <w:t>执行测试。</w:t>
+            </w:r>
+          </w:p>
+          <w:p>
+            <w:pPr>
+              <w:pStyle w:val="72"/>
+              <w:spacing w:line="40" w:lineRule="atLeast"/>
+              <w:ind w:left="360" w:hanging="360"/>
+              <w:rPr>
+                <w:rFonts w:hint="eastAsia" w:ascii="Verdana" w:hAnsi="Verdana"/>
+                <w:lang w:val="en-GB"/>
+              </w:rPr>
+            </w:pPr>
+            <w:r>
+              <w:rPr>
+                <w:rFonts w:hint="eastAsia" w:ascii="Verdana" w:hAnsi="Verdana"/>
+                <w:lang w:val="en-GB"/>
+              </w:rPr>
+              <w:t>职责：</w:t>
+            </w:r>
+          </w:p>
+          <w:p>
+            <w:pPr>
+              <w:pStyle w:val="72"/>
+              <w:spacing w:line="40" w:lineRule="atLeast"/>
+              <w:ind w:left="342" w:leftChars="171"/>
+              <w:rPr>
+                <w:rFonts w:hint="eastAsia" w:ascii="Verdana" w:hAnsi="Verdana"/>
+                <w:lang w:val="en-GB"/>
+              </w:rPr>
+            </w:pPr>
+            <w:r>
+              <w:rPr>
+                <w:rFonts w:hint="eastAsia" w:ascii="Verdana" w:hAnsi="Verdana"/>
+                <w:lang w:val="en-GB"/>
+              </w:rPr>
+              <w:t>执行测试</w:t>
+            </w:r>
+          </w:p>
+          <w:p>
+            <w:pPr>
+              <w:pStyle w:val="72"/>
+              <w:spacing w:line="40" w:lineRule="atLeast"/>
+              <w:ind w:left="342" w:leftChars="171"/>
+              <w:rPr>
+                <w:rFonts w:hint="eastAsia" w:ascii="Verdana" w:hAnsi="Verdana"/>
+                <w:lang w:val="en-GB"/>
+              </w:rPr>
+            </w:pPr>
+            <w:r>
+              <w:rPr>
+                <w:rFonts w:hint="eastAsia" w:ascii="Verdana" w:hAnsi="Verdana"/>
+                <w:lang w:val="en-GB"/>
+              </w:rPr>
+              <w:t>记录结果</w:t>
+            </w:r>
+          </w:p>
+          <w:p>
+            <w:pPr>
+              <w:pStyle w:val="72"/>
+              <w:spacing w:line="40" w:lineRule="atLeast"/>
+              <w:ind w:left="342" w:leftChars="171"/>
+              <w:rPr>
+                <w:rFonts w:ascii="Verdana" w:hAnsi="Verdana"/>
+                <w:lang w:val="en-GB"/>
+              </w:rPr>
+            </w:pPr>
+            <w:r>
+              <w:rPr>
+                <w:rFonts w:hint="eastAsia" w:ascii="Verdana" w:hAnsi="Verdana"/>
+                <w:lang w:val="en-GB"/>
+              </w:rPr>
+              <w:t>从缺陷中恢复</w:t>
+            </w:r>
+          </w:p>
+        </w:tc>
+      </w:tr>
+    </w:tbl>
+    <w:p>
+      <w:pPr>
+        <w:pStyle w:val="4"/>
+        <w:numPr>
+          <w:ilvl w:val="1"/>
+          <w:numId w:val="0"/>
+        </w:numPr>
+        <w:tabs>
+          <w:tab w:val="clear" w:pos="840"/>
+        </w:tabs>
+        <w:rPr>
+          <w:rFonts w:ascii="Verdana" w:hAnsi="Verdana"/>
+        </w:rPr>
+      </w:pPr>
+      <w:bookmarkStart w:id="55" w:name="_Toc516977129"/>
+      <w:bookmarkStart w:id="56" w:name="_Toc522344469"/>
+      <w:bookmarkStart w:id="57" w:name="_Toc149379975"/>
+      <w:bookmarkStart w:id="58" w:name="_Toc125987416"/>
+      <w:r>
+        <w:rPr>
+          <w:rFonts w:ascii="Verdana" w:hAnsi="Verdana"/>
+        </w:rPr>
+        <w:t>4.2</w:t>
+      </w:r>
+      <w:r>
+        <w:rPr>
+          <w:rFonts w:ascii="Verdana" w:hAnsi="Verdana"/>
+          <w:sz w:val="14"/>
+        </w:rPr>
+        <w:t xml:space="preserve">     </w:t>
+      </w:r>
+      <w:r>
+        <w:rPr>
+          <w:rFonts w:hint="eastAsia" w:ascii="Verdana" w:hAnsi="Verdana"/>
+        </w:rPr>
+        <w:t>系统</w:t>
+      </w:r>
+      <w:bookmarkEnd w:id="55"/>
+      <w:bookmarkEnd w:id="56"/>
+      <w:bookmarkEnd w:id="57"/>
+      <w:r>
+        <w:rPr>
+          <w:rFonts w:hint="eastAsia" w:ascii="Verdana" w:hAnsi="Verdana"/>
+        </w:rPr>
+        <w:t>资源</w:t>
+      </w:r>
+      <w:bookmarkEnd w:id="58"/>
+    </w:p>
+    <w:p>
+      <w:pPr>
+        <w:numPr>
+          <w:ilvl w:val="0"/>
+          <w:numId w:val="1"/>
+        </w:numPr>
+        <w:spacing w:line="440" w:lineRule="atLeast"/>
+        <w:jc w:val="both"/>
+        <w:rPr>
+          <w:rFonts w:hint="eastAsia" w:ascii="宋体"/>
+        </w:rPr>
+      </w:pPr>
+      <w:bookmarkStart w:id="59" w:name="_Toc516977130"/>
+      <w:bookmarkStart w:id="60" w:name="_Toc522344470"/>
+      <w:bookmarkStart w:id="61" w:name="_Toc149379976"/>
+      <w:r>
+        <w:rPr>
+          <w:rFonts w:hint="eastAsia"/>
+          <w:color w:val="000000"/>
+        </w:rPr>
+        <w:t>硬件环境：</w:t>
+      </w:r>
+    </w:p>
+    <w:p>
+      <w:pPr>
+        <w:ind w:firstLine="700" w:firstLineChars="350"/>
+        <w:rPr>
+          <w:rFonts w:ascii="宋体"/>
+        </w:rPr>
+      </w:pPr>
+      <w:r>
+        <w:rPr>
+          <w:rFonts w:hint="eastAsia"/>
+        </w:rPr>
+        <w:t>服务端：由客户提供</w:t>
+      </w:r>
+    </w:p>
+    <w:p>
+      <w:pPr>
+        <w:numPr>
+          <w:ilvl w:val="0"/>
+          <w:numId w:val="1"/>
+        </w:numPr>
+        <w:spacing w:line="440" w:lineRule="atLeast"/>
+        <w:jc w:val="both"/>
+        <w:rPr>
+          <w:color w:val="000000"/>
+        </w:rPr>
+      </w:pPr>
+      <w:r>
+        <w:rPr>
+          <w:rFonts w:hint="eastAsia"/>
+          <w:color w:val="000000"/>
+        </w:rPr>
+        <w:t>软件环境：</w:t>
+      </w:r>
+    </w:p>
+    <w:p>
+      <w:pPr>
+        <w:ind w:firstLine="700" w:firstLineChars="350"/>
+        <w:rPr>
+          <w:rFonts w:hint="eastAsia"/>
+          <w:color w:val="000000"/>
+        </w:rPr>
+      </w:pPr>
+      <w:r>
+        <w:rPr>
+          <w:rFonts w:hint="eastAsia" w:ascii="宋体" w:hAnsi="宋体" w:cs="宋体"/>
+          <w:lang w:val="zh-CN"/>
+        </w:rPr>
+        <w:t>数据库mysql</w:t>
+      </w:r>
+    </w:p>
+    <w:p>
+      <w:pPr>
+        <w:pStyle w:val="2"/>
+        <w:numPr>
+          <w:ilvl w:val="0"/>
+          <w:numId w:val="0"/>
+        </w:numPr>
+        <w:tabs>
+          <w:tab w:val="clear" w:pos="420"/>
+        </w:tabs>
+        <w:rPr>
+          <w:rFonts w:hint="eastAsia"/>
+        </w:rPr>
+      </w:pPr>
+      <w:bookmarkStart w:id="62" w:name="_Toc125987417"/>
+      <w:r>
+        <w:t>5.</w:t>
+      </w:r>
+      <w:r>
+        <w:rPr>
+          <w:sz w:val="14"/>
+        </w:rPr>
+        <w:t xml:space="preserve">     </w:t>
+      </w:r>
+      <w:r>
+        <w:rPr>
+          <w:rFonts w:hint="eastAsia"/>
+        </w:rPr>
+        <w:t>项目</w:t>
+      </w:r>
+      <w:bookmarkEnd w:id="59"/>
+      <w:r>
+        <w:rPr>
+          <w:rFonts w:hint="eastAsia"/>
+        </w:rPr>
+        <w:t>测试活动</w:t>
+      </w:r>
+      <w:bookmarkEnd w:id="60"/>
+      <w:bookmarkEnd w:id="61"/>
+      <w:bookmarkEnd w:id="62"/>
+      <w:r>
+        <w:t xml:space="preserve"> </w:t>
+      </w:r>
+    </w:p>
+    <w:p>
+      <w:pPr>
+        <w:rPr>
+          <w:rFonts w:hint="eastAsia"/>
+        </w:rPr>
+      </w:pPr>
+    </w:p>
+    <w:tbl>
+      <w:tblPr>
+        <w:tblStyle w:val="35"/>
+        <w:tblW w:w="9146" w:type="dxa"/>
+        <w:tblInd w:w="34" w:type="dxa"/>
+        <w:tblLayout w:type="fixed"/>
+        <w:tblCellMar>
+          <w:top w:w="0" w:type="dxa"/>
+          <w:left w:w="0" w:type="dxa"/>
+          <w:bottom w:w="0" w:type="dxa"/>
+          <w:right w:w="0" w:type="dxa"/>
+        </w:tblCellMar>
+      </w:tblPr>
+      <w:tblGrid>
+        <w:gridCol w:w="1586"/>
+        <w:gridCol w:w="2884"/>
+        <w:gridCol w:w="1436"/>
+        <w:gridCol w:w="1620"/>
+        <w:gridCol w:w="1620"/>
+      </w:tblGrid>
+      <w:tr>
+        <w:tblPrEx>
+          <w:tblCellMar>
+            <w:top w:w="0" w:type="dxa"/>
+            <w:left w:w="0" w:type="dxa"/>
+            <w:bottom w:w="0" w:type="dxa"/>
+            <w:right w:w="0" w:type="dxa"/>
+          </w:tblCellMar>
+        </w:tblPrEx>
+        <w:trPr>
+          <w:wBefore w:w="0" w:type="dxa"/>
+          <w:wAfter w:w="0" w:type="dxa"/>
+          <w:trHeight w:val="449" w:hRule="atLeast"/>
+        </w:trPr>
+        <w:tc>
+          <w:tcPr>
+            <w:tcW w:w="1586" w:type="dxa"/>
+            <w:tcBorders>
+              <w:top w:val="single" w:color="auto" w:sz="6" w:space="0"/>
+              <w:left w:val="single" w:color="auto" w:sz="6" w:space="0"/>
+              <w:bottom w:val="single" w:color="auto" w:sz="6" w:space="0"/>
+              <w:right w:val="single" w:color="auto" w:sz="6" w:space="0"/>
+            </w:tcBorders>
+            <w:noWrap w:val="0"/>
+            <w:vAlign w:val="top"/>
+          </w:tcPr>
+          <w:p>
+            <w:pPr>
+              <w:pStyle w:val="72"/>
+              <w:jc w:val="center"/>
+              <w:rPr>
+                <w:rFonts w:ascii="Verdana" w:hAnsi="Verdana"/>
+                <w:bCs/>
+              </w:rPr>
+            </w:pPr>
+            <w:r>
+              <w:rPr>
+                <w:rFonts w:hint="eastAsia" w:ascii="Verdana" w:hAnsi="Verdana"/>
+                <w:bCs/>
+                <w:lang w:val="en-GB"/>
+              </w:rPr>
+              <w:t>里程碑任务</w:t>
+            </w:r>
+          </w:p>
+        </w:tc>
+        <w:tc>
+          <w:tcPr>
+            <w:tcW w:w="2884" w:type="dxa"/>
+            <w:tcBorders>
+              <w:top w:val="single" w:color="auto" w:sz="6" w:space="0"/>
+              <w:left w:val="nil"/>
+              <w:bottom w:val="single" w:color="auto" w:sz="6" w:space="0"/>
+              <w:right w:val="single" w:color="auto" w:sz="6" w:space="0"/>
+            </w:tcBorders>
+            <w:noWrap w:val="0"/>
+            <w:vAlign w:val="top"/>
+          </w:tcPr>
+          <w:p>
+            <w:pPr>
+              <w:pStyle w:val="72"/>
+              <w:jc w:val="center"/>
+              <w:rPr>
+                <w:rFonts w:ascii="Verdana" w:hAnsi="Verdana"/>
+                <w:bCs/>
+              </w:rPr>
+            </w:pPr>
+            <w:r>
+              <w:rPr>
+                <w:rFonts w:hint="eastAsia" w:ascii="Verdana" w:hAnsi="Verdana"/>
+                <w:bCs/>
+                <w:lang w:val="en-GB"/>
+              </w:rPr>
+              <w:t>工作</w:t>
+            </w:r>
+          </w:p>
+        </w:tc>
+        <w:tc>
+          <w:tcPr>
+            <w:tcW w:w="1436" w:type="dxa"/>
+            <w:tcBorders>
+              <w:top w:val="single" w:color="auto" w:sz="6" w:space="0"/>
+              <w:left w:val="nil"/>
+              <w:bottom w:val="single" w:color="auto" w:sz="6" w:space="0"/>
+              <w:right w:val="single" w:color="auto" w:sz="6" w:space="0"/>
+            </w:tcBorders>
+            <w:noWrap w:val="0"/>
+            <w:vAlign w:val="top"/>
+          </w:tcPr>
+          <w:p>
+            <w:pPr>
+              <w:pStyle w:val="72"/>
+              <w:jc w:val="center"/>
+              <w:rPr>
+                <w:rFonts w:ascii="Verdana" w:hAnsi="Verdana"/>
+                <w:bCs/>
+              </w:rPr>
+            </w:pPr>
+            <w:r>
+              <w:rPr>
+                <w:rFonts w:hint="eastAsia" w:ascii="Verdana" w:hAnsi="Verdana"/>
+                <w:bCs/>
+                <w:lang w:val="en-GB"/>
+              </w:rPr>
+              <w:t>开始日期</w:t>
+            </w:r>
+          </w:p>
+        </w:tc>
+        <w:tc>
+          <w:tcPr>
+            <w:tcW w:w="1620" w:type="dxa"/>
+            <w:tcBorders>
+              <w:top w:val="single" w:color="auto" w:sz="6" w:space="0"/>
+              <w:left w:val="nil"/>
+              <w:bottom w:val="single" w:color="auto" w:sz="6" w:space="0"/>
+              <w:right w:val="single" w:color="auto" w:sz="6" w:space="0"/>
+            </w:tcBorders>
+            <w:noWrap w:val="0"/>
+            <w:vAlign w:val="top"/>
+          </w:tcPr>
+          <w:p>
+            <w:pPr>
+              <w:pStyle w:val="72"/>
+              <w:jc w:val="center"/>
+              <w:rPr>
+                <w:rFonts w:ascii="Verdana" w:hAnsi="Verdana"/>
+                <w:bCs/>
+              </w:rPr>
+            </w:pPr>
+            <w:r>
+              <w:rPr>
+                <w:rFonts w:hint="eastAsia" w:ascii="Verdana" w:hAnsi="Verdana"/>
+                <w:bCs/>
+                <w:lang w:val="en-GB"/>
+              </w:rPr>
+              <w:t>结束日期</w:t>
+            </w:r>
+          </w:p>
+        </w:tc>
+        <w:tc>
+          <w:tcPr>
+            <w:tcW w:w="1620" w:type="dxa"/>
+            <w:tcBorders>
+              <w:top w:val="single" w:color="auto" w:sz="6" w:space="0"/>
+              <w:left w:val="nil"/>
+              <w:bottom w:val="single" w:color="auto" w:sz="6" w:space="0"/>
+              <w:right w:val="single" w:color="auto" w:sz="6" w:space="0"/>
+            </w:tcBorders>
+            <w:noWrap w:val="0"/>
+            <w:vAlign w:val="top"/>
+          </w:tcPr>
+          <w:p>
+            <w:pPr>
+              <w:pStyle w:val="72"/>
+              <w:jc w:val="center"/>
+              <w:rPr>
+                <w:rFonts w:hint="eastAsia" w:ascii="Verdana" w:hAnsi="Verdana"/>
+                <w:bCs/>
+                <w:lang w:val="en-GB"/>
+              </w:rPr>
+            </w:pPr>
+            <w:r>
+              <w:rPr>
+                <w:rFonts w:hint="eastAsia" w:ascii="Verdana" w:hAnsi="Verdana"/>
+                <w:bCs/>
+                <w:lang w:val="en-GB"/>
+              </w:rPr>
+              <w:t>交付工件</w:t>
+            </w:r>
+          </w:p>
+        </w:tc>
+      </w:tr>
+      <w:tr>
+        <w:tc>
+          <w:tcPr>
+            <w:tcW w:type="dxa" w:w="1586"/>
+          </w:tcPr>
+          <w:p>
+            <w:pPr>
+              <w:spacing w:before="80" w:after="80" w:line="276" w:lineRule="auto"/>
+              <w:ind w:firstLine="0"/>
+            </w:pPr>
+            <w:r>
+              <w:rPr>
+                <w:rFonts w:ascii="Times New Roman" w:hAnsi="Times New Roman"/>
+                <w:sz w:val="21"/>
+                <w:rFonts w:ascii="Times New Roman" w:hAnsi="Times New Roman" w:eastAsia="宋体"/>
+              </w:rPr>
+              <w:t>计划测试</w:t>
+            </w:r>
+          </w:p>
+        </w:tc>
+        <w:tc>
+          <w:tcPr>
+            <w:tcW w:type="dxa" w:w="2884"/>
+          </w:tcPr>
+          <w:p>
+            <w:pPr>
+              <w:spacing w:before="80" w:after="80" w:line="276" w:lineRule="auto"/>
+              <w:ind w:firstLine="0"/>
+            </w:pPr>
+            <w:r>
+              <w:rPr>
+                <w:rFonts w:ascii="Times New Roman" w:hAnsi="Times New Roman"/>
+                <w:sz w:val="21"/>
+                <w:rFonts w:ascii="Times New Roman" w:hAnsi="Times New Roman" w:eastAsia="宋体"/>
+              </w:rPr>
+              <w:t>阅读开发文档及需求规格，制定测试计划并分派任务</w:t>
+            </w:r>
+          </w:p>
+        </w:tc>
+        <w:tc>
+          <w:tcPr>
+            <w:tcW w:type="dxa" w:w="1436"/>
+          </w:tcPr>
+          <w:p>
+            <w:pPr>
+              <w:spacing w:before="80" w:after="80" w:line="276" w:lineRule="auto"/>
+              <w:ind w:firstLine="0"/>
+            </w:pPr>
+            <w:r>
+              <w:rPr>
+                <w:rFonts w:ascii="Times New Roman" w:hAnsi="Times New Roman"/>
+                <w:sz w:val="21"/>
+                <w:rFonts w:ascii="Times New Roman" w:hAnsi="Times New Roman" w:eastAsia="宋体"/>
+              </w:rPr>
+              <w:t>2026.06.18</w:t>
+            </w:r>
+          </w:p>
+        </w:tc>
+        <w:tc>
+          <w:tcPr>
+            <w:tcW w:type="dxa" w:w="1620"/>
+          </w:tcPr>
+          <w:p>
+            <w:pPr>
+              <w:spacing w:before="80" w:after="80" w:line="276" w:lineRule="auto"/>
+              <w:ind w:firstLine="0"/>
+            </w:pPr>
+            <w:r>
+              <w:rPr>
+                <w:rFonts w:ascii="Times New Roman" w:hAnsi="Times New Roman"/>
+                <w:sz w:val="21"/>
+                <w:rFonts w:ascii="Times New Roman" w:hAnsi="Times New Roman" w:eastAsia="宋体"/>
+              </w:rPr>
+              <w:t>2026.06.19</w:t>
+            </w:r>
+          </w:p>
+        </w:tc>
+        <w:tc>
+          <w:tcPr>
+            <w:tcW w:type="dxa" w:w="1620"/>
+          </w:tcPr>
+          <w:p>
+            <w:pPr>
+              <w:spacing w:before="80" w:after="80" w:line="276" w:lineRule="auto"/>
+              <w:ind w:firstLine="0"/>
+            </w:pPr>
+            <w:r>
+              <w:rPr>
+                <w:rFonts w:ascii="Times New Roman" w:hAnsi="Times New Roman"/>
+                <w:sz w:val="21"/>
+                <w:rFonts w:ascii="Times New Roman" w:hAnsi="Times New Roman" w:eastAsia="宋体"/>
+              </w:rPr>
+              <w:t>《测试计划》</w:t>
+            </w:r>
+          </w:p>
+        </w:tc>
+      </w:tr>
+      <w:tr>
+        <w:tc>
+          <w:tcPr>
+            <w:tcW w:type="dxa" w:w="1586"/>
+          </w:tcPr>
+          <w:p>
+            <w:pPr>
+              <w:spacing w:before="80" w:after="80" w:line="276" w:lineRule="auto"/>
+              <w:ind w:firstLine="0"/>
+            </w:pPr>
+            <w:r>
+              <w:rPr>
+                <w:rFonts w:ascii="Times New Roman" w:hAnsi="Times New Roman"/>
+                <w:sz w:val="21"/>
+                <w:rFonts w:ascii="Times New Roman" w:hAnsi="Times New Roman" w:eastAsia="宋体"/>
+              </w:rPr>
+              <w:t>设计测试</w:t>
+            </w:r>
+          </w:p>
+        </w:tc>
+        <w:tc>
+          <w:tcPr>
+            <w:tcW w:type="dxa" w:w="2884"/>
+          </w:tcPr>
+          <w:p>
+            <w:pPr>
+              <w:spacing w:before="80" w:after="80" w:line="276" w:lineRule="auto"/>
+              <w:ind w:firstLine="0"/>
+            </w:pPr>
+            <w:r>
+              <w:rPr>
+                <w:rFonts w:ascii="Times New Roman" w:hAnsi="Times New Roman"/>
+                <w:sz w:val="21"/>
+                <w:rFonts w:ascii="Times New Roman" w:hAnsi="Times New Roman" w:eastAsia="宋体"/>
+              </w:rPr>
+              <w:t>编写并评审测试用例，在测试平台建库</w:t>
+            </w:r>
+          </w:p>
+        </w:tc>
+        <w:tc>
+          <w:tcPr>
+            <w:tcW w:type="dxa" w:w="1436"/>
+          </w:tcPr>
+          <w:p>
+            <w:pPr>
+              <w:spacing w:before="80" w:after="80" w:line="276" w:lineRule="auto"/>
+              <w:ind w:firstLine="0"/>
+            </w:pPr>
+            <w:r>
+              <w:rPr>
+                <w:rFonts w:ascii="Times New Roman" w:hAnsi="Times New Roman"/>
+                <w:sz w:val="21"/>
+                <w:rFonts w:ascii="Times New Roman" w:hAnsi="Times New Roman" w:eastAsia="宋体"/>
+              </w:rPr>
+              <w:t>2026.06.20</w:t>
+            </w:r>
+          </w:p>
+        </w:tc>
+        <w:tc>
+          <w:tcPr>
+            <w:tcW w:type="dxa" w:w="1620"/>
+          </w:tcPr>
+          <w:p>
+            <w:pPr>
+              <w:spacing w:before="80" w:after="80" w:line="276" w:lineRule="auto"/>
+              <w:ind w:firstLine="0"/>
+            </w:pPr>
+            <w:r>
+              <w:rPr>
+                <w:rFonts w:ascii="Times New Roman" w:hAnsi="Times New Roman"/>
+                <w:sz w:val="21"/>
+                <w:rFonts w:ascii="Times New Roman" w:hAnsi="Times New Roman" w:eastAsia="宋体"/>
+              </w:rPr>
+              <w:t>2026.06.22</w:t>
+            </w:r>
+          </w:p>
+        </w:tc>
+        <w:tc>
+          <w:tcPr>
+            <w:tcW w:type="dxa" w:w="1620"/>
+          </w:tcPr>
+          <w:p>
+            <w:pPr>
+              <w:spacing w:before="80" w:after="80" w:line="276" w:lineRule="auto"/>
+              <w:ind w:firstLine="0"/>
+            </w:pPr>
+            <w:r>
+              <w:rPr>
+                <w:rFonts w:ascii="Times New Roman" w:hAnsi="Times New Roman"/>
+                <w:sz w:val="21"/>
+                <w:rFonts w:ascii="Times New Roman" w:hAnsi="Times New Roman" w:eastAsia="宋体"/>
+              </w:rPr>
+              <w:t>《测试用例库》</w:t>
+            </w:r>
+          </w:p>
+        </w:tc>
+      </w:tr>
+      <w:tr>
+        <w:tc>
+          <w:tcPr>
+            <w:tcW w:type="dxa" w:w="1586"/>
+          </w:tcPr>
+          <w:p>
+            <w:pPr>
+              <w:spacing w:before="80" w:after="80" w:line="276" w:lineRule="auto"/>
+              <w:ind w:firstLine="0"/>
+            </w:pPr>
+            <w:r>
+              <w:rPr>
+                <w:rFonts w:ascii="Times New Roman" w:hAnsi="Times New Roman"/>
+                <w:sz w:val="21"/>
+                <w:rFonts w:ascii="Times New Roman" w:hAnsi="Times New Roman" w:eastAsia="宋体"/>
+              </w:rPr>
+              <w:t>执行测试</w:t>
+            </w:r>
+          </w:p>
+        </w:tc>
+        <w:tc>
+          <w:tcPr>
+            <w:tcW w:type="dxa" w:w="2884"/>
+          </w:tcPr>
+          <w:p>
+            <w:pPr>
+              <w:spacing w:before="80" w:after="80" w:line="276" w:lineRule="auto"/>
+              <w:ind w:firstLine="0"/>
+            </w:pPr>
+            <w:r>
+              <w:rPr>
+                <w:rFonts w:ascii="Times New Roman" w:hAnsi="Times New Roman"/>
+                <w:sz w:val="21"/>
+                <w:rFonts w:ascii="Times New Roman" w:hAnsi="Times New Roman" w:eastAsia="宋体"/>
+              </w:rPr>
+              <w:t>按周期执行集成与系统功能、安全及负载测试，记录日志</w:t>
+            </w:r>
+          </w:p>
+        </w:tc>
+        <w:tc>
+          <w:tcPr>
+            <w:tcW w:type="dxa" w:w="1436"/>
+          </w:tcPr>
+          <w:p>
+            <w:pPr>
+              <w:spacing w:before="80" w:after="80" w:line="276" w:lineRule="auto"/>
+              <w:ind w:firstLine="0"/>
+            </w:pPr>
+            <w:r>
+              <w:rPr>
+                <w:rFonts w:ascii="Times New Roman" w:hAnsi="Times New Roman"/>
+                <w:sz w:val="21"/>
+                <w:rFonts w:ascii="Times New Roman" w:hAnsi="Times New Roman" w:eastAsia="宋体"/>
+              </w:rPr>
+              <w:t>2026.06.23</w:t>
+            </w:r>
+          </w:p>
+        </w:tc>
+        <w:tc>
+          <w:tcPr>
+            <w:tcW w:type="dxa" w:w="1620"/>
+          </w:tcPr>
+          <w:p>
+            <w:pPr>
+              <w:spacing w:before="80" w:after="80" w:line="276" w:lineRule="auto"/>
+              <w:ind w:firstLine="0"/>
+            </w:pPr>
+            <w:r>
+              <w:rPr>
+                <w:rFonts w:ascii="Times New Roman" w:hAnsi="Times New Roman"/>
+                <w:sz w:val="21"/>
+                <w:rFonts w:ascii="Times New Roman" w:hAnsi="Times New Roman" w:eastAsia="宋体"/>
+              </w:rPr>
+              <w:t>2026.06.26</w:t>
+            </w:r>
+          </w:p>
+        </w:tc>
+        <w:tc>
+          <w:tcPr>
+            <w:tcW w:type="dxa" w:w="1620"/>
+          </w:tcPr>
+          <w:p>
+            <w:pPr>
+              <w:spacing w:before="80" w:after="80" w:line="276" w:lineRule="auto"/>
+              <w:ind w:firstLine="0"/>
+            </w:pPr>
+            <w:r>
+              <w:rPr>
+                <w:rFonts w:ascii="Times New Roman" w:hAnsi="Times New Roman"/>
+                <w:sz w:val="21"/>
+                <w:rFonts w:ascii="Times New Roman" w:hAnsi="Times New Roman" w:eastAsia="宋体"/>
+              </w:rPr>
+              <w:t>《测试日志》</w:t>
+            </w:r>
+          </w:p>
+        </w:tc>
+      </w:tr>
+      <w:tr>
+        <w:tc>
+          <w:tcPr>
+            <w:tcW w:type="dxa" w:w="1586"/>
+          </w:tcPr>
+          <w:p>
+            <w:pPr>
+              <w:spacing w:before="80" w:after="80" w:line="276" w:lineRule="auto"/>
+              <w:ind w:firstLine="0"/>
+            </w:pPr>
+            <w:r>
+              <w:rPr>
+                <w:rFonts w:ascii="Times New Roman" w:hAnsi="Times New Roman"/>
+                <w:sz w:val="21"/>
+                <w:rFonts w:ascii="Times New Roman" w:hAnsi="Times New Roman" w:eastAsia="宋体"/>
+              </w:rPr>
+              <w:t>评估测试</w:t>
+            </w:r>
+          </w:p>
+        </w:tc>
+        <w:tc>
+          <w:tcPr>
+            <w:tcW w:type="dxa" w:w="2884"/>
+          </w:tcPr>
+          <w:p>
+            <w:pPr>
+              <w:spacing w:before="80" w:after="80" w:line="276" w:lineRule="auto"/>
+              <w:ind w:firstLine="0"/>
+            </w:pPr>
+            <w:r>
+              <w:rPr>
+                <w:rFonts w:ascii="Times New Roman" w:hAnsi="Times New Roman"/>
+                <w:sz w:val="21"/>
+                <w:rFonts w:ascii="Times New Roman" w:hAnsi="Times New Roman" w:eastAsia="宋体"/>
+              </w:rPr>
+              <w:t>执行回归测试，分析遗留缺陷，编写测试报告与交工件</w:t>
+            </w:r>
+          </w:p>
+        </w:tc>
+        <w:tc>
+          <w:tcPr>
+            <w:tcW w:type="dxa" w:w="1436"/>
+          </w:tcPr>
+          <w:p>
+            <w:pPr>
+              <w:spacing w:before="80" w:after="80" w:line="276" w:lineRule="auto"/>
+              <w:ind w:firstLine="0"/>
+            </w:pPr>
+            <w:r>
+              <w:rPr>
+                <w:rFonts w:ascii="Times New Roman" w:hAnsi="Times New Roman"/>
+                <w:sz w:val="21"/>
+                <w:rFonts w:ascii="Times New Roman" w:hAnsi="Times New Roman" w:eastAsia="宋体"/>
+              </w:rPr>
+              <w:t>2026.06.27</w:t>
+            </w:r>
+          </w:p>
+        </w:tc>
+        <w:tc>
+          <w:tcPr>
+            <w:tcW w:type="dxa" w:w="1620"/>
+          </w:tcPr>
+          <w:p>
+            <w:pPr>
+              <w:spacing w:before="80" w:after="80" w:line="276" w:lineRule="auto"/>
+              <w:ind w:firstLine="0"/>
+            </w:pPr>
+            <w:r>
+              <w:rPr>
+                <w:rFonts w:ascii="Times New Roman" w:hAnsi="Times New Roman"/>
+                <w:sz w:val="21"/>
+                <w:rFonts w:ascii="Times New Roman" w:hAnsi="Times New Roman" w:eastAsia="宋体"/>
+              </w:rPr>
+              <w:t>2026.06.28</w:t>
+            </w:r>
+          </w:p>
+        </w:tc>
+        <w:tc>
+          <w:tcPr>
+            <w:tcW w:type="dxa" w:w="1620"/>
+          </w:tcPr>
+          <w:p>
+            <w:pPr>
+              <w:spacing w:before="80" w:after="80" w:line="276" w:lineRule="auto"/>
+              <w:ind w:firstLine="0"/>
+            </w:pPr>
+            <w:r>
+              <w:rPr>
+                <w:rFonts w:ascii="Times New Roman" w:hAnsi="Times New Roman"/>
+                <w:sz w:val="21"/>
+                <w:rFonts w:ascii="Times New Roman" w:hAnsi="Times New Roman" w:eastAsia="宋体"/>
+              </w:rPr>
+              <w:t>《系统测试报告》</w:t>
+            </w:r>
+          </w:p>
+        </w:tc>
+      </w:tr>
+      <w:tr>
+        <w:tc>
+          <w:tcPr>
+            <w:tcW w:type="dxa" w:w="1586"/>
+          </w:tcPr>
+          <w:p>
+            <w:pPr>
+              <w:spacing w:before="80" w:after="80" w:line="276" w:lineRule="auto"/>
+              <w:ind w:firstLine="0"/>
+            </w:pPr>
+            <w:r>
+              <w:rPr>
+                <w:rFonts w:ascii="Times New Roman" w:hAnsi="Times New Roman"/>
+                <w:sz w:val="21"/>
+                <w:rFonts w:ascii="Times New Roman" w:hAnsi="Times New Roman" w:eastAsia="宋体"/>
+              </w:rPr>
+              <w:t>产品发布</w:t>
+            </w:r>
+          </w:p>
+        </w:tc>
+        <w:tc>
+          <w:tcPr>
+            <w:tcW w:type="dxa" w:w="2884"/>
+          </w:tcPr>
+          <w:p>
+            <w:pPr>
+              <w:spacing w:before="80" w:after="80" w:line="276" w:lineRule="auto"/>
+              <w:ind w:firstLine="0"/>
+            </w:pPr>
+            <w:r>
+              <w:rPr>
+                <w:rFonts w:ascii="Times New Roman" w:hAnsi="Times New Roman"/>
+                <w:sz w:val="21"/>
+                <w:rFonts w:ascii="Times New Roman" w:hAnsi="Times New Roman" w:eastAsia="宋体"/>
+              </w:rPr>
+              <w:t>配合交付部署及系统试运行上线，验收完成</w:t>
+            </w:r>
+          </w:p>
+        </w:tc>
+        <w:tc>
+          <w:tcPr>
+            <w:tcW w:type="dxa" w:w="1436"/>
+          </w:tcPr>
+          <w:p>
+            <w:pPr>
+              <w:spacing w:before="80" w:after="80" w:line="276" w:lineRule="auto"/>
+              <w:ind w:firstLine="0"/>
+            </w:pPr>
+            <w:r>
+              <w:rPr>
+                <w:rFonts w:ascii="Times New Roman" w:hAnsi="Times New Roman"/>
+                <w:sz w:val="21"/>
+                <w:rFonts w:ascii="Times New Roman" w:hAnsi="Times New Roman" w:eastAsia="宋体"/>
+              </w:rPr>
+              <w:t>2026.06.29</w:t>
+            </w:r>
+          </w:p>
+        </w:tc>
+        <w:tc>
+          <w:tcPr>
+            <w:tcW w:type="dxa" w:w="1620"/>
+          </w:tcPr>
+          <w:p>
+            <w:pPr>
+              <w:spacing w:before="80" w:after="80" w:line="276" w:lineRule="auto"/>
+              <w:ind w:firstLine="0"/>
+            </w:pPr>
+            <w:r>
+              <w:rPr>
+                <w:rFonts w:ascii="Times New Roman" w:hAnsi="Times New Roman"/>
+                <w:sz w:val="21"/>
+                <w:rFonts w:ascii="Times New Roman" w:hAnsi="Times New Roman" w:eastAsia="宋体"/>
+              </w:rPr>
+              <w:t>2026.06.30</w:t>
+            </w:r>
+          </w:p>
+        </w:tc>
+        <w:tc>
+          <w:tcPr>
+            <w:tcW w:type="dxa" w:w="1620"/>
+          </w:tcPr>
+          <w:p>
+            <w:pPr>
+              <w:spacing w:before="80" w:after="80" w:line="276" w:lineRule="auto"/>
+              <w:ind w:firstLine="0"/>
+            </w:pPr>
+            <w:r>
+              <w:rPr>
+                <w:rFonts w:ascii="Times New Roman" w:hAnsi="Times New Roman"/>
+                <w:sz w:val="21"/>
+                <w:rFonts w:ascii="Times New Roman" w:hAnsi="Times New Roman" w:eastAsia="宋体"/>
+              </w:rPr>
+              <w:t>《产品验收意见》</w:t>
+            </w:r>
+          </w:p>
+        </w:tc>
+      </w:tr>
+    </w:tbl>
+    <w:p>
+      <w:pPr>
+        <w:pStyle w:val="2"/>
+        <w:numPr>
+          <w:ilvl w:val="0"/>
+          <w:numId w:val="0"/>
+        </w:numPr>
+        <w:tabs>
+          <w:tab w:val="clear" w:pos="420"/>
+        </w:tabs>
+        <w:rPr>
+          <w:rFonts w:hint="eastAsia" w:ascii="Verdana" w:hAnsi="Verdana"/>
+        </w:rPr>
+      </w:pPr>
+      <w:bookmarkStart w:id="63" w:name="_Toc149379981"/>
+      <w:bookmarkStart w:id="64" w:name="_Toc522344475"/>
+      <w:bookmarkStart w:id="65" w:name="_Toc516977135"/>
+    </w:p>
+    <w:p>
+      <w:pPr>
+        <w:pStyle w:val="2"/>
+        <w:numPr>
+          <w:ilvl w:val="0"/>
+          <w:numId w:val="0"/>
+        </w:numPr>
+        <w:tabs>
+          <w:tab w:val="clear" w:pos="420"/>
+        </w:tabs>
+        <w:rPr>
+          <w:rFonts w:ascii="Verdana" w:hAnsi="Verdana"/>
+        </w:rPr>
+      </w:pPr>
+      <w:bookmarkStart w:id="66" w:name="_Toc125987418"/>
+      <w:r>
+        <w:rPr>
+          <w:rFonts w:hint="eastAsia" w:ascii="Verdana" w:hAnsi="Verdana"/>
+        </w:rPr>
+        <w:t>6</w:t>
+      </w:r>
+      <w:r>
+        <w:rPr>
+          <w:rFonts w:ascii="Verdana" w:hAnsi="Verdana"/>
+        </w:rPr>
+        <w:t>.</w:t>
+      </w:r>
+      <w:r>
+        <w:rPr>
+          <w:rFonts w:ascii="Verdana" w:hAnsi="Verdana"/>
+          <w:sz w:val="14"/>
+        </w:rPr>
+        <w:t xml:space="preserve">     </w:t>
+      </w:r>
+      <w:r>
+        <w:rPr>
+          <w:rFonts w:hint="eastAsia" w:ascii="Verdana" w:hAnsi="Verdana"/>
+        </w:rPr>
+        <w:t>附录 A：项目任务</w:t>
+      </w:r>
+      <w:bookmarkEnd w:id="63"/>
+      <w:bookmarkEnd w:id="64"/>
+      <w:bookmarkEnd w:id="65"/>
+      <w:bookmarkEnd w:id="66"/>
+    </w:p>
+    <w:p>
+      <w:pPr>
+        <w:spacing w:line="240" w:lineRule="auto"/>
+        <w:rPr>
+          <w:rFonts w:ascii="Verdana" w:hAnsi="Verdana"/>
+        </w:rPr>
+      </w:pPr>
+      <w:r>
+        <w:rPr>
+          <w:rFonts w:hint="eastAsia"/>
+        </w:rPr>
+        <w:t>以下是一些与测试有关的任务：</w:t>
+      </w:r>
+    </w:p>
+    <w:p>
+      <w:pPr>
+        <w:pStyle w:val="3"/>
+        <w:ind w:left="0"/>
+        <w:outlineLvl w:val="0"/>
+        <w:rPr>
+          <w:rFonts w:ascii="Verdana" w:hAnsi="Verdana"/>
+        </w:rPr>
+      </w:pPr>
+      <w:bookmarkStart w:id="67" w:name="_Toc125987419"/>
+      <w:r>
+        <w:rPr>
+          <w:rFonts w:ascii="Verdana" w:hAnsi="Verdana"/>
+        </w:rPr>
+        <w:t xml:space="preserve"> </w:t>
+      </w:r>
+      <w:r>
+        <w:rPr>
+          <w:rFonts w:hint="eastAsia" w:ascii="Verdana" w:hAnsi="Verdana"/>
+        </w:rPr>
+        <w:t>制定测试计划</w:t>
+      </w:r>
+      <w:bookmarkEnd w:id="67"/>
+    </w:p>
+    <w:p>
+      <w:pPr>
+        <w:pStyle w:val="3"/>
+        <w:numPr>
+          <w:ilvl w:val="1"/>
+          <w:numId w:val="5"/>
+        </w:numPr>
+        <w:rPr>
+          <w:rFonts w:ascii="Verdana" w:hAnsi="Verdana"/>
+        </w:rPr>
+      </w:pPr>
+      <w:r>
+        <w:rPr>
+          <w:rFonts w:hint="eastAsia" w:ascii="Verdana" w:hAnsi="Verdana"/>
+        </w:rPr>
+        <w:t>确定测试需求</w:t>
+      </w:r>
+    </w:p>
+    <w:p>
+      <w:pPr>
+        <w:pStyle w:val="3"/>
+        <w:numPr>
+          <w:ilvl w:val="1"/>
+          <w:numId w:val="5"/>
+        </w:numPr>
+        <w:rPr>
+          <w:rFonts w:ascii="Verdana" w:hAnsi="Verdana"/>
+        </w:rPr>
+      </w:pPr>
+      <w:r>
+        <w:rPr>
+          <w:rFonts w:hint="eastAsia" w:ascii="Verdana" w:hAnsi="Verdana"/>
+        </w:rPr>
+        <w:t>评估风险</w:t>
+      </w:r>
+    </w:p>
+    <w:p>
+      <w:pPr>
+        <w:pStyle w:val="3"/>
+        <w:numPr>
+          <w:ilvl w:val="1"/>
+          <w:numId w:val="5"/>
+        </w:numPr>
+        <w:rPr>
+          <w:rFonts w:ascii="Verdana" w:hAnsi="Verdana"/>
+        </w:rPr>
+      </w:pPr>
+      <w:r>
+        <w:rPr>
+          <w:rFonts w:hint="eastAsia" w:ascii="Verdana" w:hAnsi="Verdana"/>
+        </w:rPr>
+        <w:t>制定测试策略</w:t>
+      </w:r>
+    </w:p>
+    <w:p>
+      <w:pPr>
+        <w:pStyle w:val="3"/>
+        <w:numPr>
+          <w:ilvl w:val="1"/>
+          <w:numId w:val="5"/>
+        </w:numPr>
+        <w:rPr>
+          <w:rFonts w:ascii="Verdana" w:hAnsi="Verdana"/>
+        </w:rPr>
+      </w:pPr>
+      <w:r>
+        <w:rPr>
+          <w:rFonts w:hint="eastAsia" w:ascii="Verdana" w:hAnsi="Verdana"/>
+        </w:rPr>
+        <w:t>确定测试资源</w:t>
+      </w:r>
+    </w:p>
+    <w:p>
+      <w:pPr>
+        <w:pStyle w:val="3"/>
+        <w:numPr>
+          <w:ilvl w:val="1"/>
+          <w:numId w:val="5"/>
+        </w:numPr>
+        <w:rPr>
+          <w:rFonts w:ascii="Verdana" w:hAnsi="Verdana"/>
+        </w:rPr>
+      </w:pPr>
+      <w:r>
+        <w:rPr>
+          <w:rFonts w:hint="eastAsia" w:ascii="Verdana" w:hAnsi="Verdana"/>
+        </w:rPr>
+        <w:t>创建时间表</w:t>
+      </w:r>
+    </w:p>
+    <w:p>
+      <w:pPr>
+        <w:pStyle w:val="3"/>
+        <w:numPr>
+          <w:ilvl w:val="1"/>
+          <w:numId w:val="5"/>
+        </w:numPr>
+        <w:rPr>
+          <w:rFonts w:ascii="Verdana" w:hAnsi="Verdana"/>
+        </w:rPr>
+      </w:pPr>
+      <w:r>
+        <w:rPr>
+          <w:rFonts w:hint="eastAsia" w:ascii="Verdana" w:hAnsi="Verdana"/>
+        </w:rPr>
+        <w:t>生成测试计划</w:t>
+      </w:r>
+    </w:p>
+    <w:p>
+      <w:pPr>
+        <w:pStyle w:val="3"/>
+        <w:ind w:left="0"/>
+        <w:outlineLvl w:val="0"/>
+        <w:rPr>
+          <w:rFonts w:ascii="Verdana" w:hAnsi="Verdana"/>
+        </w:rPr>
+      </w:pPr>
+      <w:bookmarkStart w:id="68" w:name="_Toc125987420"/>
+      <w:r>
+        <w:rPr>
+          <w:rFonts w:ascii="Verdana" w:hAnsi="Verdana"/>
+        </w:rPr>
+        <w:t xml:space="preserve"> </w:t>
+      </w:r>
+      <w:r>
+        <w:rPr>
+          <w:rFonts w:hint="eastAsia" w:ascii="Verdana" w:hAnsi="Verdana"/>
+        </w:rPr>
+        <w:t>设计测试</w:t>
+      </w:r>
+      <w:bookmarkEnd w:id="68"/>
+    </w:p>
+    <w:p>
+      <w:pPr>
+        <w:pStyle w:val="3"/>
+        <w:ind w:left="450"/>
+        <w:rPr>
+          <w:rFonts w:ascii="Verdana" w:hAnsi="Verdana"/>
+        </w:rPr>
+      </w:pPr>
+      <w:r>
+        <w:rPr>
+          <w:rFonts w:hint="eastAsia" w:ascii="Verdana" w:hAnsi="Verdana"/>
+        </w:rPr>
+        <w:t>- 准备工作量分析文档</w:t>
+      </w:r>
+    </w:p>
+    <w:p>
+      <w:pPr>
+        <w:pStyle w:val="3"/>
+        <w:ind w:left="450"/>
+        <w:rPr>
+          <w:rFonts w:ascii="Verdana" w:hAnsi="Verdana"/>
+        </w:rPr>
+      </w:pPr>
+      <w:r>
+        <w:rPr>
+          <w:rFonts w:hint="eastAsia" w:ascii="Verdana" w:hAnsi="Verdana"/>
+        </w:rPr>
+        <w:t>- 确定并说明测试用例</w:t>
+      </w:r>
+    </w:p>
+    <w:p>
+      <w:pPr>
+        <w:pStyle w:val="3"/>
+        <w:ind w:left="450"/>
+        <w:rPr>
+          <w:rFonts w:ascii="Verdana" w:hAnsi="Verdana"/>
+        </w:rPr>
+      </w:pPr>
+      <w:r>
+        <w:rPr>
+          <w:rFonts w:hint="eastAsia" w:ascii="Verdana" w:hAnsi="Verdana"/>
+        </w:rPr>
+        <w:t>- 确定测试过程，并建立测试过程的结构</w:t>
+      </w:r>
+    </w:p>
+    <w:p>
+      <w:pPr>
+        <w:pStyle w:val="3"/>
+        <w:ind w:left="0" w:firstLine="500" w:firstLineChars="250"/>
+        <w:rPr>
+          <w:rFonts w:ascii="Verdana" w:hAnsi="Verdana"/>
+        </w:rPr>
+      </w:pPr>
+      <w:r>
+        <w:rPr>
+          <w:rFonts w:hint="eastAsia" w:ascii="Verdana" w:hAnsi="Verdana"/>
+        </w:rPr>
+        <w:t>- 复审和评估测试覆盖</w:t>
+      </w:r>
+      <w:r>
+        <w:rPr>
+          <w:rFonts w:ascii="Verdana" w:hAnsi="Verdana"/>
+        </w:rPr>
+        <w:t xml:space="preserve"> </w:t>
+      </w:r>
+    </w:p>
+    <w:p>
+      <w:pPr>
+        <w:pStyle w:val="3"/>
+        <w:ind w:left="0"/>
+        <w:rPr>
+          <w:rFonts w:ascii="Verdana" w:hAnsi="Verdana"/>
+        </w:rPr>
+      </w:pPr>
+      <w:r>
+        <w:rPr>
+          <w:rFonts w:ascii="Verdana" w:hAnsi="Verdana"/>
+        </w:rPr>
+        <w:t xml:space="preserve"> </w:t>
+      </w:r>
+      <w:r>
+        <w:rPr>
+          <w:rFonts w:hint="eastAsia" w:ascii="Verdana" w:hAnsi="Verdana"/>
+        </w:rPr>
+        <w:t>执行测试</w:t>
+      </w:r>
+    </w:p>
+    <w:p>
+      <w:pPr>
+        <w:pStyle w:val="3"/>
+        <w:ind w:left="0" w:firstLine="700" w:firstLineChars="350"/>
+        <w:rPr>
+          <w:rFonts w:ascii="Verdana" w:hAnsi="Verdana"/>
+        </w:rPr>
+      </w:pPr>
+      <w:r>
+        <w:rPr>
+          <w:rFonts w:hint="eastAsia" w:ascii="Verdana" w:hAnsi="Verdana"/>
+        </w:rPr>
+        <w:t>- 执行测试过程</w:t>
+      </w:r>
+    </w:p>
+    <w:p>
+      <w:pPr>
+        <w:pStyle w:val="3"/>
+        <w:ind w:leftChars="360"/>
+        <w:rPr>
+          <w:rFonts w:ascii="Verdana" w:hAnsi="Verdana"/>
+        </w:rPr>
+      </w:pPr>
+      <w:r>
+        <w:rPr>
+          <w:rFonts w:hint="eastAsia" w:ascii="Verdana" w:hAnsi="Verdana"/>
+        </w:rPr>
+        <w:t>- 评估测试的执行情况</w:t>
+      </w:r>
+    </w:p>
+    <w:p>
+      <w:pPr>
+        <w:pStyle w:val="3"/>
+        <w:ind w:leftChars="360"/>
+        <w:rPr>
+          <w:rFonts w:ascii="Verdana" w:hAnsi="Verdana"/>
+        </w:rPr>
+      </w:pPr>
+      <w:r>
+        <w:rPr>
+          <w:rFonts w:hint="eastAsia" w:ascii="Verdana" w:hAnsi="Verdana"/>
+        </w:rPr>
+        <w:t>- 恢复暂停的测试</w:t>
+      </w:r>
+    </w:p>
+    <w:p>
+      <w:pPr>
+        <w:pStyle w:val="3"/>
+        <w:ind w:leftChars="360"/>
+        <w:rPr>
+          <w:rFonts w:ascii="Verdana" w:hAnsi="Verdana"/>
+        </w:rPr>
+      </w:pPr>
+      <w:r>
+        <w:rPr>
+          <w:rFonts w:hint="eastAsia" w:ascii="Verdana" w:hAnsi="Verdana"/>
+        </w:rPr>
+        <w:t>- 核实结果</w:t>
+      </w:r>
+    </w:p>
+    <w:p>
+      <w:pPr>
+        <w:pStyle w:val="3"/>
+        <w:ind w:leftChars="360"/>
+        <w:rPr>
+          <w:rFonts w:ascii="Verdana" w:hAnsi="Verdana"/>
+        </w:rPr>
+      </w:pPr>
+      <w:r>
+        <w:rPr>
+          <w:rFonts w:hint="eastAsia" w:ascii="Verdana" w:hAnsi="Verdana"/>
+        </w:rPr>
+        <w:t>- 调查意外结果</w:t>
+      </w:r>
+    </w:p>
+    <w:p>
+      <w:pPr>
+        <w:pStyle w:val="3"/>
+        <w:ind w:leftChars="360"/>
+        <w:rPr>
+          <w:rFonts w:ascii="Verdana" w:hAnsi="Verdana"/>
+        </w:rPr>
+      </w:pPr>
+      <w:r>
+        <w:rPr>
+          <w:rFonts w:hint="eastAsia" w:ascii="Verdana" w:hAnsi="Verdana"/>
+        </w:rPr>
+        <w:t>- 记录缺陷</w:t>
+      </w:r>
+    </w:p>
+    <w:p>
+      <w:pPr>
+        <w:pStyle w:val="3"/>
+        <w:ind w:left="0"/>
+        <w:outlineLvl w:val="0"/>
+        <w:rPr>
+          <w:rFonts w:ascii="Verdana" w:hAnsi="Verdana"/>
+        </w:rPr>
+      </w:pPr>
+      <w:bookmarkStart w:id="69" w:name="_Toc125987421"/>
+      <w:r>
+        <w:rPr>
+          <w:rFonts w:ascii="Verdana" w:hAnsi="Verdana"/>
+        </w:rPr>
+        <w:t xml:space="preserve"> </w:t>
+      </w:r>
+      <w:r>
+        <w:rPr>
+          <w:rFonts w:hint="eastAsia" w:ascii="Verdana" w:hAnsi="Verdana"/>
+        </w:rPr>
+        <w:t>对测试进行评估</w:t>
+      </w:r>
+      <w:bookmarkEnd w:id="69"/>
+    </w:p>
+    <w:p>
+      <w:pPr>
+        <w:pStyle w:val="3"/>
+        <w:ind w:leftChars="360"/>
+        <w:rPr>
+          <w:rFonts w:ascii="Verdana" w:hAnsi="Verdana"/>
+        </w:rPr>
+      </w:pPr>
+      <w:r>
+        <w:rPr>
+          <w:rFonts w:hint="eastAsia" w:ascii="Verdana" w:hAnsi="Verdana"/>
+        </w:rPr>
+        <w:t>- 评估测试用例覆盖</w:t>
+      </w:r>
+    </w:p>
+    <w:p>
+      <w:pPr>
+        <w:pStyle w:val="3"/>
+        <w:ind w:leftChars="360"/>
+        <w:rPr>
+          <w:rFonts w:ascii="Verdana" w:hAnsi="Verdana"/>
+        </w:rPr>
+      </w:pPr>
+      <w:r>
+        <w:rPr>
+          <w:rFonts w:hint="eastAsia" w:ascii="Verdana" w:hAnsi="Verdana"/>
+        </w:rPr>
+        <w:t>- 评估代码覆盖</w:t>
+      </w:r>
+    </w:p>
+    <w:p>
+      <w:pPr>
+        <w:pStyle w:val="3"/>
+        <w:ind w:leftChars="360"/>
+        <w:rPr>
+          <w:rFonts w:ascii="Verdana" w:hAnsi="Verdana"/>
+        </w:rPr>
+      </w:pPr>
+      <w:r>
+        <w:rPr>
+          <w:rFonts w:hint="eastAsia" w:ascii="Verdana" w:hAnsi="Verdana"/>
+        </w:rPr>
+        <w:t>- 分析缺陷</w:t>
+      </w:r>
+    </w:p>
+    <w:p>
+      <w:pPr>
+        <w:pStyle w:val="3"/>
+        <w:ind w:leftChars="360"/>
+        <w:rPr>
+          <w:rFonts w:hint="eastAsia" w:ascii="Verdana" w:hAnsi="Verdana"/>
+        </w:rPr>
+      </w:pPr>
+      <w:r>
+        <w:rPr>
+          <w:rFonts w:hint="eastAsia" w:ascii="Verdana" w:hAnsi="Verdana"/>
+        </w:rPr>
+        <w:t>- 确定是否达到了测试完成标准与成功标准</w:t>
+      </w:r>
+    </w:p>
+    <w:p>
+      <w:pPr>
+        <w:rPr>
+          <w:rFonts w:hint="eastAsia"/>
+        </w:rPr>
+      </w:pPr>
     </w:p>
     <w:sectPr>
       <w:headerReference r:id="rId8" w:type="default"/>

--- a/documents/测试计划.docx
+++ b/documents/测试计划.docx
@@ -548,6 +548,7 @@
                 <w:sz w:val="48"/>
                 <w:szCs w:val="48"/>
               </w:rPr>
+              <w:fldChar w:fldCharType="begin"/>
             </w:r>
             <w:r>
               <w:rPr>
@@ -555,6 +556,7 @@
                 <w:sz w:val="48"/>
                 <w:szCs w:val="48"/>
               </w:rPr>
+              <w:instrText xml:space="preserve"> TITLE  \* MERGEFORMAT </w:instrText>
             </w:r>
             <w:r>
               <w:rPr>
@@ -562,6 +564,7 @@
                 <w:sz w:val="48"/>
                 <w:szCs w:val="48"/>
               </w:rPr>
+              <w:fldChar w:fldCharType="separate"/>
             </w:r>
             <w:r>
               <w:rPr>
@@ -577,6 +580,7 @@
                 <w:sz w:val="48"/>
                 <w:szCs w:val="48"/>
               </w:rPr>
+              <w:fldChar w:fldCharType="end"/>
             </w:r>
           </w:p>
           <w:p>
@@ -736,7 +740,7 @@
                 <w:sz w:val="30"/>
                 <w:szCs w:val="30"/>
               </w:rPr>
-              <w:t xml:space="preserve">完   成   日   期：        2026-06-18         </w:t>
+              <w:t xml:space="preserve">完   成   日   期：        2026-06-17         </w:t>
             </w:r>
           </w:p>
           <w:p>
@@ -864,7 +868,7 @@
                 <w:sz w:val="30"/>
                 <w:szCs w:val="30"/>
               </w:rPr>
-              <w:t>评    审   日  期：      2026-06-18</w:t>
+              <w:t>评    审   日  期：      2026-06-17</w:t>
             </w:r>
           </w:p>
           <w:p>
@@ -961,6 +965,7 @@
           <w:b/>
           <w:bCs/>
         </w:rPr>
+        <w:br w:type="page"/>
       </w:r>
     </w:p>
     <w:p>
@@ -1173,7 +1178,7 @@
               <w:rPr>
                 <w:rFonts w:hint="eastAsia" w:hAnsi="宋体" w:cs="Arial"/>
               </w:rPr>
-              <w:t>创建日期: 2026年6月18日</w:t>
+              <w:t>创建日期: 2026年6月17日</w:t>
             </w:r>
           </w:p>
         </w:tc>
@@ -1348,7 +1353,10 @@
       </w:pPr>
       <w:r>
         <w:rPr>
-          <w:rFonts w:hint="eastAsia"/>
+          <w:rFonts w:hint="eastAsia" w:ascii="Times New Roman" w:hAnsi="Times New Roman" w:eastAsia="宋体"/>
+          <w:i w:val="0"/>
+          <w:color w:val="000000"/>
+          <w:u w:val="none"/>
         </w:rPr>
         <w:t>修订文档历史记录</w:t>
       </w:r>
@@ -1491,14 +1499,41 @@
         </w:tc>
       </w:tr>
       <w:tr>
+        <w:tblPrEx>
+          <w:tblBorders>
+            <w:top w:val="single" w:color="auto" w:sz="4" w:space="0"/>
+            <w:left w:val="single" w:color="auto" w:sz="4" w:space="0"/>
+            <w:bottom w:val="single" w:color="auto" w:sz="4" w:space="0"/>
+            <w:right w:val="single" w:color="auto" w:sz="4" w:space="0"/>
+            <w:insideH w:val="single" w:color="auto" w:sz="4" w:space="0"/>
+            <w:insideV w:val="single" w:color="auto" w:sz="4" w:space="0"/>
+          </w:tblBorders>
+          <w:tblCellMar>
+            <w:top w:w="0" w:type="dxa"/>
+            <w:left w:w="108" w:type="dxa"/>
+            <w:bottom w:w="0" w:type="dxa"/>
+            <w:right w:w="108" w:type="dxa"/>
+          </w:tblCellMar>
+        </w:tblPrEx>
+        <w:trPr>
+          <w:wBefore w:w="0" w:type="dxa"/>
+          <w:wAfter w:w="0" w:type="dxa"/>
+          <w:trHeight w:val="80" w:hRule="atLeast"/>
+        </w:trPr>
         <w:tc>
           <w:tcPr>
-            <w:tcW w:type="dxa" w:w="1548"/>
+            <w:tcW w:w="1548" w:type="dxa"/>
+            <w:noWrap w:val="0"/>
+            <w:vAlign w:val="top"/>
           </w:tcPr>
           <w:p>
             <w:pPr>
               <w:spacing w:before="80" w:after="80" w:line="276" w:lineRule="auto"/>
               <w:ind w:firstLine="0"/>
+              <w:rPr>
+                <w:rFonts w:hint="default" w:hAnsi="宋体" w:eastAsia="宋体" w:cs="Arial"/>
+                <w:lang w:val="en-US" w:eastAsia="zh-CN"/>
+              </w:rPr>
             </w:pPr>
             <w:r>
               <w:rPr>
@@ -1512,12 +1547,17 @@
         </w:tc>
         <w:tc>
           <w:tcPr>
-            <w:tcW w:type="dxa" w:w="1152"/>
+            <w:tcW w:w="1152" w:type="dxa"/>
+            <w:noWrap w:val="0"/>
+            <w:vAlign w:val="top"/>
           </w:tcPr>
           <w:p>
             <w:pPr>
               <w:spacing w:before="80" w:after="80" w:line="276" w:lineRule="auto"/>
               <w:ind w:firstLine="0"/>
+              <w:rPr>
+                <w:rFonts w:hint="eastAsia" w:hAnsi="宋体" w:cs="Arial"/>
+              </w:rPr>
             </w:pPr>
             <w:r>
               <w:rPr>
@@ -1531,12 +1571,18 @@
         </w:tc>
         <w:tc>
           <w:tcPr>
-            <w:tcW w:type="dxa" w:w="4428"/>
+            <w:tcW w:w="4428" w:type="dxa"/>
+            <w:noWrap w:val="0"/>
+            <w:vAlign w:val="top"/>
           </w:tcPr>
           <w:p>
             <w:pPr>
               <w:spacing w:before="80" w:after="80" w:line="276" w:lineRule="auto"/>
               <w:ind w:firstLine="0"/>
+              <w:rPr>
+                <w:rFonts w:hint="default" w:hAnsi="宋体" w:eastAsia="宋体" w:cs="Arial"/>
+                <w:lang w:val="en-US" w:eastAsia="zh-CN"/>
+              </w:rPr>
             </w:pPr>
             <w:r>
               <w:rPr>
@@ -1550,12 +1596,18 @@
         </w:tc>
         <w:tc>
           <w:tcPr>
-            <w:tcW w:type="dxa" w:w="2160"/>
+            <w:tcW w:w="2160" w:type="dxa"/>
+            <w:noWrap w:val="0"/>
+            <w:vAlign w:val="top"/>
           </w:tcPr>
           <w:p>
             <w:pPr>
               <w:spacing w:before="80" w:after="80" w:line="276" w:lineRule="auto"/>
               <w:ind w:firstLine="0"/>
+              <w:rPr>
+                <w:rFonts w:hint="eastAsia" w:hAnsi="宋体" w:eastAsia="宋体" w:cs="Arial"/>
+                <w:lang w:eastAsia="zh-CN"/>
+              </w:rPr>
             </w:pPr>
             <w:r>
               <w:rPr>
@@ -1569,14 +1621,41 @@
         </w:tc>
       </w:tr>
       <w:tr>
+        <w:tblPrEx>
+          <w:tblBorders>
+            <w:top w:val="single" w:color="auto" w:sz="4" w:space="0"/>
+            <w:left w:val="single" w:color="auto" w:sz="4" w:space="0"/>
+            <w:bottom w:val="single" w:color="auto" w:sz="4" w:space="0"/>
+            <w:right w:val="single" w:color="auto" w:sz="4" w:space="0"/>
+            <w:insideH w:val="single" w:color="auto" w:sz="4" w:space="0"/>
+            <w:insideV w:val="single" w:color="auto" w:sz="4" w:space="0"/>
+          </w:tblBorders>
+          <w:tblCellMar>
+            <w:top w:w="0" w:type="dxa"/>
+            <w:left w:w="108" w:type="dxa"/>
+            <w:bottom w:w="0" w:type="dxa"/>
+            <w:right w:w="108" w:type="dxa"/>
+          </w:tblCellMar>
+        </w:tblPrEx>
+        <w:trPr>
+          <w:wBefore w:w="0" w:type="dxa"/>
+          <w:wAfter w:w="0" w:type="dxa"/>
+          <w:trHeight w:val="80" w:hRule="atLeast"/>
+        </w:trPr>
         <w:tc>
           <w:tcPr>
-            <w:tcW w:type="dxa" w:w="1548"/>
+            <w:tcW w:w="1548" w:type="dxa"/>
+            <w:noWrap w:val="0"/>
+            <w:vAlign w:val="top"/>
           </w:tcPr>
           <w:p>
             <w:pPr>
               <w:spacing w:before="80" w:after="80" w:line="276" w:lineRule="auto"/>
               <w:ind w:firstLine="0"/>
+              <w:rPr>
+                <w:rFonts w:hint="default" w:hAnsi="宋体" w:eastAsia="宋体" w:cs="Arial"/>
+                <w:lang w:val="en-US" w:eastAsia="zh-CN"/>
+              </w:rPr>
             </w:pPr>
             <w:r>
               <w:rPr>
@@ -1590,12 +1669,17 @@
         </w:tc>
         <w:tc>
           <w:tcPr>
-            <w:tcW w:type="dxa" w:w="1152"/>
+            <w:tcW w:w="1152" w:type="dxa"/>
+            <w:noWrap w:val="0"/>
+            <w:vAlign w:val="top"/>
           </w:tcPr>
           <w:p>
             <w:pPr>
               <w:spacing w:before="80" w:after="80" w:line="276" w:lineRule="auto"/>
               <w:ind w:firstLine="0"/>
+              <w:rPr>
+                <w:rFonts w:hint="eastAsia" w:hAnsi="宋体" w:cs="Arial"/>
+              </w:rPr>
             </w:pPr>
             <w:r>
               <w:rPr>
@@ -1609,12 +1693,18 @@
         </w:tc>
         <w:tc>
           <w:tcPr>
-            <w:tcW w:type="dxa" w:w="4428"/>
+            <w:tcW w:w="4428" w:type="dxa"/>
+            <w:noWrap w:val="0"/>
+            <w:vAlign w:val="top"/>
           </w:tcPr>
           <w:p>
             <w:pPr>
               <w:spacing w:before="80" w:after="80" w:line="276" w:lineRule="auto"/>
               <w:ind w:firstLine="0"/>
+              <w:rPr>
+                <w:rFonts w:hint="default" w:hAnsi="宋体" w:eastAsia="宋体" w:cs="Arial"/>
+                <w:lang w:val="en-US" w:eastAsia="zh-CN"/>
+              </w:rPr>
             </w:pPr>
             <w:r>
               <w:rPr>
@@ -1628,12 +1718,18 @@
         </w:tc>
         <w:tc>
           <w:tcPr>
-            <w:tcW w:type="dxa" w:w="2160"/>
+            <w:tcW w:w="2160" w:type="dxa"/>
+            <w:noWrap w:val="0"/>
+            <w:vAlign w:val="top"/>
           </w:tcPr>
           <w:p>
             <w:pPr>
               <w:spacing w:before="80" w:after="80" w:line="276" w:lineRule="auto"/>
               <w:ind w:firstLine="0"/>
+              <w:rPr>
+                <w:rFonts w:hint="eastAsia" w:hAnsi="宋体" w:eastAsia="宋体" w:cs="Arial"/>
+                <w:lang w:eastAsia="zh-CN"/>
+              </w:rPr>
             </w:pPr>
             <w:r>
               <w:rPr>
@@ -1647,14 +1743,41 @@
         </w:tc>
       </w:tr>
       <w:tr>
+        <w:tblPrEx>
+          <w:tblBorders>
+            <w:top w:val="single" w:color="auto" w:sz="4" w:space="0"/>
+            <w:left w:val="single" w:color="auto" w:sz="4" w:space="0"/>
+            <w:bottom w:val="single" w:color="auto" w:sz="4" w:space="0"/>
+            <w:right w:val="single" w:color="auto" w:sz="4" w:space="0"/>
+            <w:insideH w:val="single" w:color="auto" w:sz="4" w:space="0"/>
+            <w:insideV w:val="single" w:color="auto" w:sz="4" w:space="0"/>
+          </w:tblBorders>
+          <w:tblCellMar>
+            <w:top w:w="0" w:type="dxa"/>
+            <w:left w:w="108" w:type="dxa"/>
+            <w:bottom w:w="0" w:type="dxa"/>
+            <w:right w:w="108" w:type="dxa"/>
+          </w:tblCellMar>
+        </w:tblPrEx>
+        <w:trPr>
+          <w:wBefore w:w="0" w:type="dxa"/>
+          <w:wAfter w:w="0" w:type="dxa"/>
+          <w:trHeight w:val="80" w:hRule="atLeast"/>
+        </w:trPr>
         <w:tc>
           <w:tcPr>
-            <w:tcW w:type="dxa" w:w="1548"/>
+            <w:tcW w:w="1548" w:type="dxa"/>
+            <w:noWrap w:val="0"/>
+            <w:vAlign w:val="top"/>
           </w:tcPr>
           <w:p>
             <w:pPr>
               <w:spacing w:before="80" w:after="80" w:line="276" w:lineRule="auto"/>
               <w:ind w:firstLine="0"/>
+              <w:rPr>
+                <w:rFonts w:hint="default" w:hAnsi="宋体" w:eastAsia="宋体" w:cs="Arial"/>
+                <w:lang w:val="en-US" w:eastAsia="zh-CN"/>
+              </w:rPr>
             </w:pPr>
             <w:r>
               <w:rPr>
@@ -1662,18 +1785,23 @@
                 <w:sz w:val="21"/>
                 <w:rFonts w:ascii="Times New Roman" w:hAnsi="Times New Roman" w:eastAsia="宋体"/>
               </w:rPr>
-              <w:t>2026-06-18</w:t>
+              <w:t>2026-06-17</w:t>
             </w:r>
           </w:p>
         </w:tc>
         <w:tc>
           <w:tcPr>
-            <w:tcW w:type="dxa" w:w="1152"/>
+            <w:tcW w:w="1152" w:type="dxa"/>
+            <w:noWrap w:val="0"/>
+            <w:vAlign w:val="top"/>
           </w:tcPr>
           <w:p>
             <w:pPr>
               <w:spacing w:before="80" w:after="80" w:line="276" w:lineRule="auto"/>
               <w:ind w:firstLine="0"/>
+              <w:rPr>
+                <w:rFonts w:hint="eastAsia" w:hAnsi="宋体" w:cs="Arial"/>
+              </w:rPr>
             </w:pPr>
             <w:r>
               <w:rPr>
@@ -1687,12 +1815,18 @@
         </w:tc>
         <w:tc>
           <w:tcPr>
-            <w:tcW w:type="dxa" w:w="4428"/>
+            <w:tcW w:w="4428" w:type="dxa"/>
+            <w:noWrap w:val="0"/>
+            <w:vAlign w:val="top"/>
           </w:tcPr>
           <w:p>
             <w:pPr>
               <w:spacing w:before="80" w:after="80" w:line="276" w:lineRule="auto"/>
               <w:ind w:firstLine="0"/>
+              <w:rPr>
+                <w:rFonts w:hint="default" w:hAnsi="宋体" w:eastAsia="宋体" w:cs="Arial"/>
+                <w:lang w:val="en-US" w:eastAsia="zh-CN"/>
+              </w:rPr>
             </w:pPr>
             <w:r>
               <w:rPr>
@@ -1706,12 +1840,18 @@
         </w:tc>
         <w:tc>
           <w:tcPr>
-            <w:tcW w:type="dxa" w:w="2160"/>
+            <w:tcW w:w="2160" w:type="dxa"/>
+            <w:noWrap w:val="0"/>
+            <w:vAlign w:val="top"/>
           </w:tcPr>
           <w:p>
             <w:pPr>
               <w:spacing w:before="80" w:after="80" w:line="276" w:lineRule="auto"/>
               <w:ind w:firstLine="0"/>
+              <w:rPr>
+                <w:rFonts w:hint="eastAsia" w:hAnsi="宋体" w:eastAsia="宋体" w:cs="Arial"/>
+                <w:lang w:eastAsia="zh-CN"/>
+              </w:rPr>
             </w:pPr>
             <w:r>
               <w:rPr>
@@ -1848,89 +1988,186 @@
           <w:lang/>
         </w:rPr>
       </w:pPr>
-      <w:r/>
-      <w:r/>
-      <w:r>
-        <w:rPr>
-          <w:rFonts w:hint="eastAsia"/>
-        </w:rPr>
-      </w:r>
-      <w:r/>
-      <w:r/>
+      <w:r>
+        <w:rPr>
+          <w:i w:val="0"/>
+          <w:color w:val="000000"/>
+          <w:u w:val="none"/>
+          <w:rFonts w:ascii="Times New Roman" w:hAnsi="Times New Roman" w:eastAsia="宋体"/>
+        </w:rPr>
+        <w:fldChar w:fldCharType="begin"/>
+      </w:r>
+      <w:r>
+        <w:rPr>
+          <w:i w:val="0"/>
+          <w:color w:val="000000"/>
+          <w:u w:val="none"/>
+          <w:rFonts w:ascii="Times New Roman" w:hAnsi="Times New Roman" w:eastAsia="宋体"/>
+        </w:rPr>
+        <w:instrText xml:space="preserve"> </w:instrText>
+      </w:r>
+      <w:r>
+        <w:rPr>
+          <w:rFonts w:hint="eastAsia" w:ascii="Times New Roman" w:hAnsi="Times New Roman" w:eastAsia="宋体"/>
+          <w:i w:val="0"/>
+          <w:color w:val="000000"/>
+          <w:u w:val="none"/>
+        </w:rPr>
+        <w:instrText xml:space="preserve">TOC \o "1-3" \h \z \u</w:instrText>
+      </w:r>
+      <w:r>
+        <w:rPr>
+          <w:i w:val="0"/>
+          <w:color w:val="000000"/>
+          <w:u w:val="none"/>
+          <w:rFonts w:ascii="Times New Roman" w:hAnsi="Times New Roman" w:eastAsia="宋体"/>
+        </w:rPr>
+        <w:instrText xml:space="preserve"> </w:instrText>
+      </w:r>
+      <w:r>
+        <w:rPr>
+          <w:i w:val="0"/>
+          <w:color w:val="000000"/>
+          <w:u w:val="none"/>
+          <w:rFonts w:ascii="Times New Roman" w:hAnsi="Times New Roman" w:eastAsia="宋体"/>
+        </w:rPr>
+        <w:fldChar w:fldCharType="separate"/>
+      </w:r>
       <w:r>
         <w:rPr>
           <w:rStyle w:val="38"/>
-          <w:lang/>
-        </w:rPr>
+          <w:i w:val="0"/>
+          <w:color w:val="000000"/>
+          <w:u w:val="none"/>
+          <w:lang/>
+          <w:rFonts w:ascii="Times New Roman" w:hAnsi="Times New Roman" w:eastAsia="宋体"/>
+        </w:rPr>
+        <w:fldChar w:fldCharType="begin"/>
       </w:r>
       <w:r>
         <w:rPr>
           <w:rStyle w:val="38"/>
-          <w:lang/>
-        </w:rPr>
-      </w:r>
-      <w:r>
-        <w:rPr>
-          <w:lang/>
-        </w:rPr>
+          <w:i w:val="0"/>
+          <w:color w:val="000000"/>
+          <w:u w:val="none"/>
+          <w:lang/>
+          <w:rFonts w:ascii="Times New Roman" w:hAnsi="Times New Roman" w:eastAsia="宋体"/>
+        </w:rPr>
+        <w:instrText xml:space="preserve"> </w:instrText>
+      </w:r>
+      <w:r>
+        <w:rPr>
+          <w:i w:val="0"/>
+          <w:color w:val="000000"/>
+          <w:u w:val="none"/>
+          <w:lang/>
+          <w:rFonts w:ascii="Times New Roman" w:hAnsi="Times New Roman" w:eastAsia="宋体"/>
+        </w:rPr>
+        <w:instrText xml:space="preserve">HYPERLINK \l "_Toc125987398"</w:instrText>
       </w:r>
       <w:r>
         <w:rPr>
           <w:rStyle w:val="38"/>
-          <w:lang/>
-        </w:rPr>
+          <w:i w:val="0"/>
+          <w:color w:val="000000"/>
+          <w:u w:val="none"/>
+          <w:lang/>
+          <w:rFonts w:ascii="Times New Roman" w:hAnsi="Times New Roman" w:eastAsia="宋体"/>
+        </w:rPr>
+        <w:instrText xml:space="preserve"> </w:instrText>
       </w:r>
       <w:r>
         <w:rPr>
           <w:rStyle w:val="38"/>
-          <w:lang/>
-        </w:rPr>
+          <w:i w:val="0"/>
+          <w:color w:val="000000"/>
+          <w:u w:val="none"/>
+          <w:lang/>
+          <w:rFonts w:ascii="Times New Roman" w:hAnsi="Times New Roman" w:eastAsia="宋体"/>
+        </w:rPr>
+        <w:fldChar w:fldCharType="separate"/>
       </w:r>
       <w:r>
         <w:rPr>
           <w:rStyle w:val="38"/>
-          <w:rFonts w:ascii="Verdana" w:hAnsi="Verdana"/>
+          <w:rFonts w:ascii="Times New Roman" w:hAnsi="Times New Roman" w:eastAsia="宋体"/>
+          <w:i w:val="0"/>
+          <w:color w:val="000000"/>
+          <w:u w:val="none"/>
           <w:lang/>
         </w:rPr>
         <w:t>1.     简介</w:t>
       </w:r>
       <w:r>
         <w:rPr>
-          <w:lang/>
+          <w:i w:val="0"/>
+          <w:color w:val="000000"/>
+          <w:u w:val="none"/>
+          <w:lang/>
+          <w:rFonts w:ascii="Times New Roman" w:hAnsi="Times New Roman" w:eastAsia="宋体"/>
         </w:rPr>
         <w:tab/>
       </w:r>
       <w:r>
         <w:rPr>
-          <w:lang/>
-        </w:rPr>
-      </w:r>
-      <w:r>
-        <w:rPr>
-          <w:lang/>
-        </w:rPr>
-      </w:r>
-      <w:r>
-        <w:rPr>
-          <w:lang/>
-        </w:rPr>
-      </w:r>
-      <w:r>
-        <w:rPr>
-          <w:lang/>
+          <w:i w:val="0"/>
+          <w:color w:val="000000"/>
+          <w:u w:val="none"/>
+          <w:lang/>
+          <w:rFonts w:ascii="Times New Roman" w:hAnsi="Times New Roman" w:eastAsia="宋体"/>
+        </w:rPr>
+        <w:fldChar w:fldCharType="begin"/>
+      </w:r>
+      <w:r>
+        <w:rPr>
+          <w:i w:val="0"/>
+          <w:color w:val="000000"/>
+          <w:u w:val="none"/>
+          <w:lang/>
+          <w:rFonts w:ascii="Times New Roman" w:hAnsi="Times New Roman" w:eastAsia="宋体"/>
+        </w:rPr>
+        <w:instrText xml:space="preserve"> PAGEREF _Toc125987398 \h </w:instrText>
+      </w:r>
+      <w:r>
+        <w:rPr>
+          <w:i w:val="0"/>
+          <w:color w:val="000000"/>
+          <w:u w:val="none"/>
+          <w:lang/>
+          <w:rFonts w:ascii="Times New Roman" w:hAnsi="Times New Roman" w:eastAsia="宋体"/>
+        </w:rPr>
+        <w:fldChar w:fldCharType="separate"/>
+      </w:r>
+      <w:r>
+        <w:rPr>
+          <w:i w:val="0"/>
+          <w:color w:val="000000"/>
+          <w:u w:val="none"/>
+          <w:lang/>
+          <w:rFonts w:ascii="Times New Roman" w:hAnsi="Times New Roman" w:eastAsia="宋体"/>
         </w:rPr>
         <w:t>1</w:t>
       </w:r>
       <w:r>
         <w:rPr>
-          <w:lang/>
-        </w:rPr>
+          <w:i w:val="0"/>
+          <w:color w:val="000000"/>
+          <w:u w:val="none"/>
+          <w:lang/>
+          <w:rFonts w:ascii="Times New Roman" w:hAnsi="Times New Roman" w:eastAsia="宋体"/>
+        </w:rPr>
+        <w:fldChar w:fldCharType="end"/>
       </w:r>
       <w:r>
         <w:rPr>
           <w:rStyle w:val="38"/>
-          <w:lang/>
-        </w:rPr>
+          <w:i w:val="0"/>
+          <w:color w:val="000000"/>
+          <w:u w:val="none"/>
+          <w:lang/>
+          <w:rFonts w:ascii="Times New Roman" w:hAnsi="Times New Roman" w:eastAsia="宋体"/>
+        </w:rPr>
+        <w:fldChar w:fldCharType="end"/>
       </w:r>
     </w:p>
     <w:p>
@@ -1952,77 +2189,138 @@
       <w:r>
         <w:rPr>
           <w:rStyle w:val="38"/>
-          <w:lang/>
-        </w:rPr>
+          <w:i w:val="0"/>
+          <w:color w:val="000000"/>
+          <w:u w:val="none"/>
+          <w:lang/>
+          <w:rFonts w:ascii="Times New Roman" w:hAnsi="Times New Roman" w:eastAsia="宋体"/>
+        </w:rPr>
+        <w:fldChar w:fldCharType="begin"/>
       </w:r>
       <w:r>
         <w:rPr>
           <w:rStyle w:val="38"/>
-          <w:lang/>
-        </w:rPr>
-      </w:r>
-      <w:r>
-        <w:rPr>
-          <w:lang/>
-        </w:rPr>
+          <w:i w:val="0"/>
+          <w:color w:val="000000"/>
+          <w:u w:val="none"/>
+          <w:lang/>
+          <w:rFonts w:ascii="Times New Roman" w:hAnsi="Times New Roman" w:eastAsia="宋体"/>
+        </w:rPr>
+        <w:instrText xml:space="preserve"> </w:instrText>
+      </w:r>
+      <w:r>
+        <w:rPr>
+          <w:i w:val="0"/>
+          <w:color w:val="000000"/>
+          <w:u w:val="none"/>
+          <w:lang/>
+          <w:rFonts w:ascii="Times New Roman" w:hAnsi="Times New Roman" w:eastAsia="宋体"/>
+        </w:rPr>
+        <w:instrText xml:space="preserve">HYPERLINK \l "_Toc125987399"</w:instrText>
       </w:r>
       <w:r>
         <w:rPr>
           <w:rStyle w:val="38"/>
-          <w:lang/>
-        </w:rPr>
+          <w:i w:val="0"/>
+          <w:color w:val="000000"/>
+          <w:u w:val="none"/>
+          <w:lang/>
+          <w:rFonts w:ascii="Times New Roman" w:hAnsi="Times New Roman" w:eastAsia="宋体"/>
+        </w:rPr>
+        <w:instrText xml:space="preserve"> </w:instrText>
       </w:r>
       <w:r>
         <w:rPr>
           <w:rStyle w:val="38"/>
-          <w:lang/>
-        </w:rPr>
+          <w:i w:val="0"/>
+          <w:color w:val="000000"/>
+          <w:u w:val="none"/>
+          <w:lang/>
+          <w:rFonts w:ascii="Times New Roman" w:hAnsi="Times New Roman" w:eastAsia="宋体"/>
+        </w:rPr>
+        <w:fldChar w:fldCharType="separate"/>
       </w:r>
       <w:r>
         <w:rPr>
           <w:rStyle w:val="38"/>
-          <w:rFonts w:ascii="Verdana" w:hAnsi="Verdana"/>
+          <w:rFonts w:ascii="Times New Roman" w:hAnsi="Times New Roman" w:eastAsia="宋体"/>
+          <w:i w:val="0"/>
+          <w:color w:val="000000"/>
+          <w:u w:val="none"/>
           <w:lang/>
         </w:rPr>
         <w:t>1.1  目的</w:t>
       </w:r>
       <w:r>
         <w:rPr>
-          <w:lang/>
+          <w:i w:val="0"/>
+          <w:color w:val="000000"/>
+          <w:u w:val="none"/>
+          <w:lang/>
+          <w:rFonts w:ascii="Times New Roman" w:hAnsi="Times New Roman" w:eastAsia="宋体"/>
         </w:rPr>
         <w:tab/>
       </w:r>
       <w:r>
         <w:rPr>
-          <w:lang/>
-        </w:rPr>
-      </w:r>
-      <w:r>
-        <w:rPr>
-          <w:lang/>
-        </w:rPr>
-      </w:r>
-      <w:r>
-        <w:rPr>
-          <w:lang/>
-        </w:rPr>
-      </w:r>
-      <w:r>
-        <w:rPr>
-          <w:lang/>
+          <w:i w:val="0"/>
+          <w:color w:val="000000"/>
+          <w:u w:val="none"/>
+          <w:lang/>
+          <w:rFonts w:ascii="Times New Roman" w:hAnsi="Times New Roman" w:eastAsia="宋体"/>
+        </w:rPr>
+        <w:fldChar w:fldCharType="begin"/>
+      </w:r>
+      <w:r>
+        <w:rPr>
+          <w:i w:val="0"/>
+          <w:color w:val="000000"/>
+          <w:u w:val="none"/>
+          <w:lang/>
+          <w:rFonts w:ascii="Times New Roman" w:hAnsi="Times New Roman" w:eastAsia="宋体"/>
+        </w:rPr>
+        <w:instrText xml:space="preserve"> PAGEREF _Toc125987399 \h </w:instrText>
+      </w:r>
+      <w:r>
+        <w:rPr>
+          <w:i w:val="0"/>
+          <w:color w:val="000000"/>
+          <w:u w:val="none"/>
+          <w:lang/>
+          <w:rFonts w:ascii="Times New Roman" w:hAnsi="Times New Roman" w:eastAsia="宋体"/>
+        </w:rPr>
+        <w:fldChar w:fldCharType="separate"/>
+      </w:r>
+      <w:r>
+        <w:rPr>
+          <w:i w:val="0"/>
+          <w:color w:val="000000"/>
+          <w:u w:val="none"/>
+          <w:lang/>
+          <w:rFonts w:ascii="Times New Roman" w:hAnsi="Times New Roman" w:eastAsia="宋体"/>
         </w:rPr>
         <w:t>1</w:t>
       </w:r>
       <w:r>
         <w:rPr>
-          <w:lang/>
-        </w:rPr>
+          <w:i w:val="0"/>
+          <w:color w:val="000000"/>
+          <w:u w:val="none"/>
+          <w:lang/>
+          <w:rFonts w:ascii="Times New Roman" w:hAnsi="Times New Roman" w:eastAsia="宋体"/>
+        </w:rPr>
+        <w:fldChar w:fldCharType="end"/>
       </w:r>
       <w:r>
         <w:rPr>
           <w:rStyle w:val="38"/>
-          <w:lang/>
-        </w:rPr>
+          <w:i w:val="0"/>
+          <w:color w:val="000000"/>
+          <w:u w:val="none"/>
+          <w:lang/>
+          <w:rFonts w:ascii="Times New Roman" w:hAnsi="Times New Roman" w:eastAsia="宋体"/>
+        </w:rPr>
+        <w:fldChar w:fldCharType="end"/>
       </w:r>
     </w:p>
     <w:p>
@@ -2044,77 +2342,138 @@
       <w:r>
         <w:rPr>
           <w:rStyle w:val="38"/>
-          <w:lang/>
-        </w:rPr>
+          <w:i w:val="0"/>
+          <w:color w:val="000000"/>
+          <w:u w:val="none"/>
+          <w:lang/>
+          <w:rFonts w:ascii="Times New Roman" w:hAnsi="Times New Roman" w:eastAsia="宋体"/>
+        </w:rPr>
+        <w:fldChar w:fldCharType="begin"/>
       </w:r>
       <w:r>
         <w:rPr>
           <w:rStyle w:val="38"/>
-          <w:lang/>
-        </w:rPr>
-      </w:r>
-      <w:r>
-        <w:rPr>
-          <w:lang/>
-        </w:rPr>
+          <w:i w:val="0"/>
+          <w:color w:val="000000"/>
+          <w:u w:val="none"/>
+          <w:lang/>
+          <w:rFonts w:ascii="Times New Roman" w:hAnsi="Times New Roman" w:eastAsia="宋体"/>
+        </w:rPr>
+        <w:instrText xml:space="preserve"> </w:instrText>
+      </w:r>
+      <w:r>
+        <w:rPr>
+          <w:i w:val="0"/>
+          <w:color w:val="000000"/>
+          <w:u w:val="none"/>
+          <w:lang/>
+          <w:rFonts w:ascii="Times New Roman" w:hAnsi="Times New Roman" w:eastAsia="宋体"/>
+        </w:rPr>
+        <w:instrText xml:space="preserve">HYPERLINK \l "_Toc125987400"</w:instrText>
       </w:r>
       <w:r>
         <w:rPr>
           <w:rStyle w:val="38"/>
-          <w:lang/>
-        </w:rPr>
+          <w:i w:val="0"/>
+          <w:color w:val="000000"/>
+          <w:u w:val="none"/>
+          <w:lang/>
+          <w:rFonts w:ascii="Times New Roman" w:hAnsi="Times New Roman" w:eastAsia="宋体"/>
+        </w:rPr>
+        <w:instrText xml:space="preserve"> </w:instrText>
       </w:r>
       <w:r>
         <w:rPr>
           <w:rStyle w:val="38"/>
-          <w:lang/>
-        </w:rPr>
+          <w:i w:val="0"/>
+          <w:color w:val="000000"/>
+          <w:u w:val="none"/>
+          <w:lang/>
+          <w:rFonts w:ascii="Times New Roman" w:hAnsi="Times New Roman" w:eastAsia="宋体"/>
+        </w:rPr>
+        <w:fldChar w:fldCharType="separate"/>
       </w:r>
       <w:r>
         <w:rPr>
           <w:rStyle w:val="38"/>
-          <w:rFonts w:ascii="Verdana" w:hAnsi="Verdana"/>
+          <w:rFonts w:ascii="Times New Roman" w:hAnsi="Times New Roman" w:eastAsia="宋体"/>
+          <w:i w:val="0"/>
+          <w:color w:val="000000"/>
+          <w:u w:val="none"/>
           <w:lang/>
         </w:rPr>
         <w:t>1.2  背景</w:t>
       </w:r>
       <w:r>
         <w:rPr>
-          <w:lang/>
+          <w:i w:val="0"/>
+          <w:color w:val="000000"/>
+          <w:u w:val="none"/>
+          <w:lang/>
+          <w:rFonts w:ascii="Times New Roman" w:hAnsi="Times New Roman" w:eastAsia="宋体"/>
         </w:rPr>
         <w:tab/>
       </w:r>
       <w:r>
         <w:rPr>
-          <w:lang/>
-        </w:rPr>
-      </w:r>
-      <w:r>
-        <w:rPr>
-          <w:lang/>
-        </w:rPr>
-      </w:r>
-      <w:r>
-        <w:rPr>
-          <w:lang/>
-        </w:rPr>
-      </w:r>
-      <w:r>
-        <w:rPr>
-          <w:lang/>
+          <w:i w:val="0"/>
+          <w:color w:val="000000"/>
+          <w:u w:val="none"/>
+          <w:lang/>
+          <w:rFonts w:ascii="Times New Roman" w:hAnsi="Times New Roman" w:eastAsia="宋体"/>
+        </w:rPr>
+        <w:fldChar w:fldCharType="begin"/>
+      </w:r>
+      <w:r>
+        <w:rPr>
+          <w:i w:val="0"/>
+          <w:color w:val="000000"/>
+          <w:u w:val="none"/>
+          <w:lang/>
+          <w:rFonts w:ascii="Times New Roman" w:hAnsi="Times New Roman" w:eastAsia="宋体"/>
+        </w:rPr>
+        <w:instrText xml:space="preserve"> PAGEREF _Toc125987400 \h </w:instrText>
+      </w:r>
+      <w:r>
+        <w:rPr>
+          <w:i w:val="0"/>
+          <w:color w:val="000000"/>
+          <w:u w:val="none"/>
+          <w:lang/>
+          <w:rFonts w:ascii="Times New Roman" w:hAnsi="Times New Roman" w:eastAsia="宋体"/>
+        </w:rPr>
+        <w:fldChar w:fldCharType="separate"/>
+      </w:r>
+      <w:r>
+        <w:rPr>
+          <w:i w:val="0"/>
+          <w:color w:val="000000"/>
+          <w:u w:val="none"/>
+          <w:lang/>
+          <w:rFonts w:ascii="Times New Roman" w:hAnsi="Times New Roman" w:eastAsia="宋体"/>
         </w:rPr>
         <w:t>1</w:t>
       </w:r>
       <w:r>
         <w:rPr>
-          <w:lang/>
-        </w:rPr>
+          <w:i w:val="0"/>
+          <w:color w:val="000000"/>
+          <w:u w:val="none"/>
+          <w:lang/>
+          <w:rFonts w:ascii="Times New Roman" w:hAnsi="Times New Roman" w:eastAsia="宋体"/>
+        </w:rPr>
+        <w:fldChar w:fldCharType="end"/>
       </w:r>
       <w:r>
         <w:rPr>
           <w:rStyle w:val="38"/>
-          <w:lang/>
-        </w:rPr>
+          <w:i w:val="0"/>
+          <w:color w:val="000000"/>
+          <w:u w:val="none"/>
+          <w:lang/>
+          <w:rFonts w:ascii="Times New Roman" w:hAnsi="Times New Roman" w:eastAsia="宋体"/>
+        </w:rPr>
+        <w:fldChar w:fldCharType="end"/>
       </w:r>
     </w:p>
     <w:p>
@@ -2136,77 +2495,138 @@
       <w:r>
         <w:rPr>
           <w:rStyle w:val="38"/>
-          <w:lang/>
-        </w:rPr>
+          <w:i w:val="0"/>
+          <w:color w:val="000000"/>
+          <w:u w:val="none"/>
+          <w:lang/>
+          <w:rFonts w:ascii="Times New Roman" w:hAnsi="Times New Roman" w:eastAsia="宋体"/>
+        </w:rPr>
+        <w:fldChar w:fldCharType="begin"/>
       </w:r>
       <w:r>
         <w:rPr>
           <w:rStyle w:val="38"/>
-          <w:lang/>
-        </w:rPr>
-      </w:r>
-      <w:r>
-        <w:rPr>
-          <w:lang/>
-        </w:rPr>
+          <w:i w:val="0"/>
+          <w:color w:val="000000"/>
+          <w:u w:val="none"/>
+          <w:lang/>
+          <w:rFonts w:ascii="Times New Roman" w:hAnsi="Times New Roman" w:eastAsia="宋体"/>
+        </w:rPr>
+        <w:instrText xml:space="preserve"> </w:instrText>
+      </w:r>
+      <w:r>
+        <w:rPr>
+          <w:i w:val="0"/>
+          <w:color w:val="000000"/>
+          <w:u w:val="none"/>
+          <w:lang/>
+          <w:rFonts w:ascii="Times New Roman" w:hAnsi="Times New Roman" w:eastAsia="宋体"/>
+        </w:rPr>
+        <w:instrText xml:space="preserve">HYPERLINK \l "_Toc125987401"</w:instrText>
       </w:r>
       <w:r>
         <w:rPr>
           <w:rStyle w:val="38"/>
-          <w:lang/>
-        </w:rPr>
+          <w:i w:val="0"/>
+          <w:color w:val="000000"/>
+          <w:u w:val="none"/>
+          <w:lang/>
+          <w:rFonts w:ascii="Times New Roman" w:hAnsi="Times New Roman" w:eastAsia="宋体"/>
+        </w:rPr>
+        <w:instrText xml:space="preserve"> </w:instrText>
       </w:r>
       <w:r>
         <w:rPr>
           <w:rStyle w:val="38"/>
-          <w:lang/>
-        </w:rPr>
+          <w:i w:val="0"/>
+          <w:color w:val="000000"/>
+          <w:u w:val="none"/>
+          <w:lang/>
+          <w:rFonts w:ascii="Times New Roman" w:hAnsi="Times New Roman" w:eastAsia="宋体"/>
+        </w:rPr>
+        <w:fldChar w:fldCharType="separate"/>
       </w:r>
       <w:r>
         <w:rPr>
           <w:rStyle w:val="38"/>
-          <w:rFonts w:ascii="Verdana" w:hAnsi="Verdana"/>
+          <w:rFonts w:ascii="Times New Roman" w:hAnsi="Times New Roman" w:eastAsia="宋体"/>
+          <w:i w:val="0"/>
+          <w:color w:val="000000"/>
+          <w:u w:val="none"/>
           <w:lang/>
         </w:rPr>
         <w:t>1.3  范围</w:t>
       </w:r>
       <w:r>
         <w:rPr>
-          <w:lang/>
+          <w:i w:val="0"/>
+          <w:color w:val="000000"/>
+          <w:u w:val="none"/>
+          <w:lang/>
+          <w:rFonts w:ascii="Times New Roman" w:hAnsi="Times New Roman" w:eastAsia="宋体"/>
         </w:rPr>
         <w:tab/>
       </w:r>
       <w:r>
         <w:rPr>
-          <w:lang/>
-        </w:rPr>
-      </w:r>
-      <w:r>
-        <w:rPr>
-          <w:lang/>
-        </w:rPr>
-      </w:r>
-      <w:r>
-        <w:rPr>
-          <w:lang/>
-        </w:rPr>
-      </w:r>
-      <w:r>
-        <w:rPr>
-          <w:lang/>
+          <w:i w:val="0"/>
+          <w:color w:val="000000"/>
+          <w:u w:val="none"/>
+          <w:lang/>
+          <w:rFonts w:ascii="Times New Roman" w:hAnsi="Times New Roman" w:eastAsia="宋体"/>
+        </w:rPr>
+        <w:fldChar w:fldCharType="begin"/>
+      </w:r>
+      <w:r>
+        <w:rPr>
+          <w:i w:val="0"/>
+          <w:color w:val="000000"/>
+          <w:u w:val="none"/>
+          <w:lang/>
+          <w:rFonts w:ascii="Times New Roman" w:hAnsi="Times New Roman" w:eastAsia="宋体"/>
+        </w:rPr>
+        <w:instrText xml:space="preserve"> PAGEREF _Toc125987401 \h </w:instrText>
+      </w:r>
+      <w:r>
+        <w:rPr>
+          <w:i w:val="0"/>
+          <w:color w:val="000000"/>
+          <w:u w:val="none"/>
+          <w:lang/>
+          <w:rFonts w:ascii="Times New Roman" w:hAnsi="Times New Roman" w:eastAsia="宋体"/>
+        </w:rPr>
+        <w:fldChar w:fldCharType="separate"/>
+      </w:r>
+      <w:r>
+        <w:rPr>
+          <w:i w:val="0"/>
+          <w:color w:val="000000"/>
+          <w:u w:val="none"/>
+          <w:lang/>
+          <w:rFonts w:ascii="Times New Roman" w:hAnsi="Times New Roman" w:eastAsia="宋体"/>
         </w:rPr>
         <w:t>1</w:t>
       </w:r>
       <w:r>
         <w:rPr>
-          <w:lang/>
-        </w:rPr>
+          <w:i w:val="0"/>
+          <w:color w:val="000000"/>
+          <w:u w:val="none"/>
+          <w:lang/>
+          <w:rFonts w:ascii="Times New Roman" w:hAnsi="Times New Roman" w:eastAsia="宋体"/>
+        </w:rPr>
+        <w:fldChar w:fldCharType="end"/>
       </w:r>
       <w:r>
         <w:rPr>
           <w:rStyle w:val="38"/>
-          <w:lang/>
-        </w:rPr>
+          <w:i w:val="0"/>
+          <w:color w:val="000000"/>
+          <w:u w:val="none"/>
+          <w:lang/>
+          <w:rFonts w:ascii="Times New Roman" w:hAnsi="Times New Roman" w:eastAsia="宋体"/>
+        </w:rPr>
+        <w:fldChar w:fldCharType="end"/>
       </w:r>
     </w:p>
     <w:p>
@@ -2228,77 +2648,138 @@
       <w:r>
         <w:rPr>
           <w:rStyle w:val="38"/>
-          <w:lang/>
-        </w:rPr>
+          <w:i w:val="0"/>
+          <w:color w:val="000000"/>
+          <w:u w:val="none"/>
+          <w:lang/>
+          <w:rFonts w:ascii="Times New Roman" w:hAnsi="Times New Roman" w:eastAsia="宋体"/>
+        </w:rPr>
+        <w:fldChar w:fldCharType="begin"/>
       </w:r>
       <w:r>
         <w:rPr>
           <w:rStyle w:val="38"/>
-          <w:lang/>
-        </w:rPr>
-      </w:r>
-      <w:r>
-        <w:rPr>
-          <w:lang/>
-        </w:rPr>
+          <w:i w:val="0"/>
+          <w:color w:val="000000"/>
+          <w:u w:val="none"/>
+          <w:lang/>
+          <w:rFonts w:ascii="Times New Roman" w:hAnsi="Times New Roman" w:eastAsia="宋体"/>
+        </w:rPr>
+        <w:instrText xml:space="preserve"> </w:instrText>
+      </w:r>
+      <w:r>
+        <w:rPr>
+          <w:i w:val="0"/>
+          <w:color w:val="000000"/>
+          <w:u w:val="none"/>
+          <w:lang/>
+          <w:rFonts w:ascii="Times New Roman" w:hAnsi="Times New Roman" w:eastAsia="宋体"/>
+        </w:rPr>
+        <w:instrText xml:space="preserve">HYPERLINK \l "_Toc125987402"</w:instrText>
       </w:r>
       <w:r>
         <w:rPr>
           <w:rStyle w:val="38"/>
-          <w:lang/>
-        </w:rPr>
+          <w:i w:val="0"/>
+          <w:color w:val="000000"/>
+          <w:u w:val="none"/>
+          <w:lang/>
+          <w:rFonts w:ascii="Times New Roman" w:hAnsi="Times New Roman" w:eastAsia="宋体"/>
+        </w:rPr>
+        <w:instrText xml:space="preserve"> </w:instrText>
       </w:r>
       <w:r>
         <w:rPr>
           <w:rStyle w:val="38"/>
-          <w:lang/>
-        </w:rPr>
+          <w:i w:val="0"/>
+          <w:color w:val="000000"/>
+          <w:u w:val="none"/>
+          <w:lang/>
+          <w:rFonts w:ascii="Times New Roman" w:hAnsi="Times New Roman" w:eastAsia="宋体"/>
+        </w:rPr>
+        <w:fldChar w:fldCharType="separate"/>
       </w:r>
       <w:r>
         <w:rPr>
           <w:rStyle w:val="38"/>
-          <w:rFonts w:ascii="Verdana" w:hAnsi="Verdana"/>
+          <w:rFonts w:ascii="Times New Roman" w:hAnsi="Times New Roman" w:eastAsia="宋体"/>
+          <w:i w:val="0"/>
+          <w:color w:val="000000"/>
+          <w:u w:val="none"/>
           <w:lang/>
         </w:rPr>
         <w:t>1.4定义</w:t>
       </w:r>
       <w:r>
         <w:rPr>
-          <w:lang/>
+          <w:i w:val="0"/>
+          <w:color w:val="000000"/>
+          <w:u w:val="none"/>
+          <w:lang/>
+          <w:rFonts w:ascii="Times New Roman" w:hAnsi="Times New Roman" w:eastAsia="宋体"/>
         </w:rPr>
         <w:tab/>
       </w:r>
       <w:r>
         <w:rPr>
-          <w:lang/>
-        </w:rPr>
-      </w:r>
-      <w:r>
-        <w:rPr>
-          <w:lang/>
-        </w:rPr>
-      </w:r>
-      <w:r>
-        <w:rPr>
-          <w:lang/>
-        </w:rPr>
-      </w:r>
-      <w:r>
-        <w:rPr>
-          <w:lang/>
+          <w:i w:val="0"/>
+          <w:color w:val="000000"/>
+          <w:u w:val="none"/>
+          <w:lang/>
+          <w:rFonts w:ascii="Times New Roman" w:hAnsi="Times New Roman" w:eastAsia="宋体"/>
+        </w:rPr>
+        <w:fldChar w:fldCharType="begin"/>
+      </w:r>
+      <w:r>
+        <w:rPr>
+          <w:i w:val="0"/>
+          <w:color w:val="000000"/>
+          <w:u w:val="none"/>
+          <w:lang/>
+          <w:rFonts w:ascii="Times New Roman" w:hAnsi="Times New Roman" w:eastAsia="宋体"/>
+        </w:rPr>
+        <w:instrText xml:space="preserve"> PAGEREF _Toc125987402 \h </w:instrText>
+      </w:r>
+      <w:r>
+        <w:rPr>
+          <w:i w:val="0"/>
+          <w:color w:val="000000"/>
+          <w:u w:val="none"/>
+          <w:lang/>
+          <w:rFonts w:ascii="Times New Roman" w:hAnsi="Times New Roman" w:eastAsia="宋体"/>
+        </w:rPr>
+        <w:fldChar w:fldCharType="separate"/>
+      </w:r>
+      <w:r>
+        <w:rPr>
+          <w:i w:val="0"/>
+          <w:color w:val="000000"/>
+          <w:u w:val="none"/>
+          <w:lang/>
+          <w:rFonts w:ascii="Times New Roman" w:hAnsi="Times New Roman" w:eastAsia="宋体"/>
         </w:rPr>
         <w:t>1</w:t>
       </w:r>
       <w:r>
         <w:rPr>
-          <w:lang/>
-        </w:rPr>
+          <w:i w:val="0"/>
+          <w:color w:val="000000"/>
+          <w:u w:val="none"/>
+          <w:lang/>
+          <w:rFonts w:ascii="Times New Roman" w:hAnsi="Times New Roman" w:eastAsia="宋体"/>
+        </w:rPr>
+        <w:fldChar w:fldCharType="end"/>
       </w:r>
       <w:r>
         <w:rPr>
           <w:rStyle w:val="38"/>
-          <w:lang/>
-        </w:rPr>
+          <w:i w:val="0"/>
+          <w:color w:val="000000"/>
+          <w:u w:val="none"/>
+          <w:lang/>
+          <w:rFonts w:ascii="Times New Roman" w:hAnsi="Times New Roman" w:eastAsia="宋体"/>
+        </w:rPr>
+        <w:fldChar w:fldCharType="end"/>
       </w:r>
     </w:p>
     <w:p>
@@ -2320,77 +2801,138 @@
       <w:r>
         <w:rPr>
           <w:rStyle w:val="38"/>
-          <w:lang/>
-        </w:rPr>
+          <w:i w:val="0"/>
+          <w:color w:val="000000"/>
+          <w:u w:val="none"/>
+          <w:lang/>
+          <w:rFonts w:ascii="Times New Roman" w:hAnsi="Times New Roman" w:eastAsia="宋体"/>
+        </w:rPr>
+        <w:fldChar w:fldCharType="begin"/>
       </w:r>
       <w:r>
         <w:rPr>
           <w:rStyle w:val="38"/>
-          <w:lang/>
-        </w:rPr>
-      </w:r>
-      <w:r>
-        <w:rPr>
-          <w:lang/>
-        </w:rPr>
+          <w:i w:val="0"/>
+          <w:color w:val="000000"/>
+          <w:u w:val="none"/>
+          <w:lang/>
+          <w:rFonts w:ascii="Times New Roman" w:hAnsi="Times New Roman" w:eastAsia="宋体"/>
+        </w:rPr>
+        <w:instrText xml:space="preserve"> </w:instrText>
+      </w:r>
+      <w:r>
+        <w:rPr>
+          <w:i w:val="0"/>
+          <w:color w:val="000000"/>
+          <w:u w:val="none"/>
+          <w:lang/>
+          <w:rFonts w:ascii="Times New Roman" w:hAnsi="Times New Roman" w:eastAsia="宋体"/>
+        </w:rPr>
+        <w:instrText xml:space="preserve">HYPERLINK \l "_Toc125987403"</w:instrText>
       </w:r>
       <w:r>
         <w:rPr>
           <w:rStyle w:val="38"/>
-          <w:lang/>
-        </w:rPr>
+          <w:i w:val="0"/>
+          <w:color w:val="000000"/>
+          <w:u w:val="none"/>
+          <w:lang/>
+          <w:rFonts w:ascii="Times New Roman" w:hAnsi="Times New Roman" w:eastAsia="宋体"/>
+        </w:rPr>
+        <w:instrText xml:space="preserve"> </w:instrText>
       </w:r>
       <w:r>
         <w:rPr>
           <w:rStyle w:val="38"/>
-          <w:lang/>
-        </w:rPr>
+          <w:i w:val="0"/>
+          <w:color w:val="000000"/>
+          <w:u w:val="none"/>
+          <w:lang/>
+          <w:rFonts w:ascii="Times New Roman" w:hAnsi="Times New Roman" w:eastAsia="宋体"/>
+        </w:rPr>
+        <w:fldChar w:fldCharType="separate"/>
       </w:r>
       <w:r>
         <w:rPr>
           <w:rStyle w:val="38"/>
-          <w:rFonts w:ascii="Verdana" w:hAnsi="Verdana"/>
+          <w:rFonts w:ascii="Times New Roman" w:hAnsi="Times New Roman" w:eastAsia="宋体"/>
+          <w:i w:val="0"/>
+          <w:color w:val="000000"/>
+          <w:u w:val="none"/>
           <w:lang/>
         </w:rPr>
         <w:t>1.5  文档引用</w:t>
       </w:r>
       <w:r>
         <w:rPr>
-          <w:lang/>
+          <w:i w:val="0"/>
+          <w:color w:val="000000"/>
+          <w:u w:val="none"/>
+          <w:lang/>
+          <w:rFonts w:ascii="Times New Roman" w:hAnsi="Times New Roman" w:eastAsia="宋体"/>
         </w:rPr>
         <w:tab/>
       </w:r>
       <w:r>
         <w:rPr>
-          <w:lang/>
-        </w:rPr>
-      </w:r>
-      <w:r>
-        <w:rPr>
-          <w:lang/>
-        </w:rPr>
-      </w:r>
-      <w:r>
-        <w:rPr>
-          <w:lang/>
-        </w:rPr>
-      </w:r>
-      <w:r>
-        <w:rPr>
-          <w:lang/>
+          <w:i w:val="0"/>
+          <w:color w:val="000000"/>
+          <w:u w:val="none"/>
+          <w:lang/>
+          <w:rFonts w:ascii="Times New Roman" w:hAnsi="Times New Roman" w:eastAsia="宋体"/>
+        </w:rPr>
+        <w:fldChar w:fldCharType="begin"/>
+      </w:r>
+      <w:r>
+        <w:rPr>
+          <w:i w:val="0"/>
+          <w:color w:val="000000"/>
+          <w:u w:val="none"/>
+          <w:lang/>
+          <w:rFonts w:ascii="Times New Roman" w:hAnsi="Times New Roman" w:eastAsia="宋体"/>
+        </w:rPr>
+        <w:instrText xml:space="preserve"> PAGEREF _Toc125987403 \h </w:instrText>
+      </w:r>
+      <w:r>
+        <w:rPr>
+          <w:i w:val="0"/>
+          <w:color w:val="000000"/>
+          <w:u w:val="none"/>
+          <w:lang/>
+          <w:rFonts w:ascii="Times New Roman" w:hAnsi="Times New Roman" w:eastAsia="宋体"/>
+        </w:rPr>
+        <w:fldChar w:fldCharType="separate"/>
+      </w:r>
+      <w:r>
+        <w:rPr>
+          <w:i w:val="0"/>
+          <w:color w:val="000000"/>
+          <w:u w:val="none"/>
+          <w:lang/>
+          <w:rFonts w:ascii="Times New Roman" w:hAnsi="Times New Roman" w:eastAsia="宋体"/>
         </w:rPr>
         <w:t>1</w:t>
       </w:r>
       <w:r>
         <w:rPr>
-          <w:lang/>
-        </w:rPr>
+          <w:i w:val="0"/>
+          <w:color w:val="000000"/>
+          <w:u w:val="none"/>
+          <w:lang/>
+          <w:rFonts w:ascii="Times New Roman" w:hAnsi="Times New Roman" w:eastAsia="宋体"/>
+        </w:rPr>
+        <w:fldChar w:fldCharType="end"/>
       </w:r>
       <w:r>
         <w:rPr>
           <w:rStyle w:val="38"/>
-          <w:lang/>
-        </w:rPr>
+          <w:i w:val="0"/>
+          <w:color w:val="000000"/>
+          <w:u w:val="none"/>
+          <w:lang/>
+          <w:rFonts w:ascii="Times New Roman" w:hAnsi="Times New Roman" w:eastAsia="宋体"/>
+        </w:rPr>
+        <w:fldChar w:fldCharType="end"/>
       </w:r>
     </w:p>
     <w:p>
@@ -2414,77 +2956,138 @@
       <w:r>
         <w:rPr>
           <w:rStyle w:val="38"/>
-          <w:lang/>
-        </w:rPr>
+          <w:i w:val="0"/>
+          <w:color w:val="000000"/>
+          <w:u w:val="none"/>
+          <w:lang/>
+          <w:rFonts w:ascii="Times New Roman" w:hAnsi="Times New Roman" w:eastAsia="宋体"/>
+        </w:rPr>
+        <w:fldChar w:fldCharType="begin"/>
       </w:r>
       <w:r>
         <w:rPr>
           <w:rStyle w:val="38"/>
-          <w:lang/>
-        </w:rPr>
-      </w:r>
-      <w:r>
-        <w:rPr>
-          <w:lang/>
-        </w:rPr>
+          <w:i w:val="0"/>
+          <w:color w:val="000000"/>
+          <w:u w:val="none"/>
+          <w:lang/>
+          <w:rFonts w:ascii="Times New Roman" w:hAnsi="Times New Roman" w:eastAsia="宋体"/>
+        </w:rPr>
+        <w:instrText xml:space="preserve"> </w:instrText>
+      </w:r>
+      <w:r>
+        <w:rPr>
+          <w:i w:val="0"/>
+          <w:color w:val="000000"/>
+          <w:u w:val="none"/>
+          <w:lang/>
+          <w:rFonts w:ascii="Times New Roman" w:hAnsi="Times New Roman" w:eastAsia="宋体"/>
+        </w:rPr>
+        <w:instrText xml:space="preserve">HYPERLINK \l "_Toc125987404"</w:instrText>
       </w:r>
       <w:r>
         <w:rPr>
           <w:rStyle w:val="38"/>
-          <w:lang/>
-        </w:rPr>
+          <w:i w:val="0"/>
+          <w:color w:val="000000"/>
+          <w:u w:val="none"/>
+          <w:lang/>
+          <w:rFonts w:ascii="Times New Roman" w:hAnsi="Times New Roman" w:eastAsia="宋体"/>
+        </w:rPr>
+        <w:instrText xml:space="preserve"> </w:instrText>
       </w:r>
       <w:r>
         <w:rPr>
           <w:rStyle w:val="38"/>
-          <w:lang/>
-        </w:rPr>
+          <w:i w:val="0"/>
+          <w:color w:val="000000"/>
+          <w:u w:val="none"/>
+          <w:lang/>
+          <w:rFonts w:ascii="Times New Roman" w:hAnsi="Times New Roman" w:eastAsia="宋体"/>
+        </w:rPr>
+        <w:fldChar w:fldCharType="separate"/>
       </w:r>
       <w:r>
         <w:rPr>
           <w:rStyle w:val="38"/>
-          <w:rFonts w:ascii="Verdana" w:hAnsi="Verdana"/>
+          <w:rFonts w:ascii="Times New Roman" w:hAnsi="Times New Roman" w:eastAsia="宋体"/>
+          <w:i w:val="0"/>
+          <w:color w:val="000000"/>
+          <w:u w:val="none"/>
           <w:lang/>
         </w:rPr>
         <w:t>2.     测试需求</w:t>
       </w:r>
       <w:r>
         <w:rPr>
-          <w:lang/>
+          <w:i w:val="0"/>
+          <w:color w:val="000000"/>
+          <w:u w:val="none"/>
+          <w:lang/>
+          <w:rFonts w:ascii="Times New Roman" w:hAnsi="Times New Roman" w:eastAsia="宋体"/>
         </w:rPr>
         <w:tab/>
       </w:r>
       <w:r>
         <w:rPr>
-          <w:lang/>
-        </w:rPr>
-      </w:r>
-      <w:r>
-        <w:rPr>
-          <w:lang/>
-        </w:rPr>
-      </w:r>
-      <w:r>
-        <w:rPr>
-          <w:lang/>
-        </w:rPr>
-      </w:r>
-      <w:r>
-        <w:rPr>
-          <w:lang/>
+          <w:i w:val="0"/>
+          <w:color w:val="000000"/>
+          <w:u w:val="none"/>
+          <w:lang/>
+          <w:rFonts w:ascii="Times New Roman" w:hAnsi="Times New Roman" w:eastAsia="宋体"/>
+        </w:rPr>
+        <w:fldChar w:fldCharType="begin"/>
+      </w:r>
+      <w:r>
+        <w:rPr>
+          <w:i w:val="0"/>
+          <w:color w:val="000000"/>
+          <w:u w:val="none"/>
+          <w:lang/>
+          <w:rFonts w:ascii="Times New Roman" w:hAnsi="Times New Roman" w:eastAsia="宋体"/>
+        </w:rPr>
+        <w:instrText xml:space="preserve"> PAGEREF _Toc125987404 \h </w:instrText>
+      </w:r>
+      <w:r>
+        <w:rPr>
+          <w:i w:val="0"/>
+          <w:color w:val="000000"/>
+          <w:u w:val="none"/>
+          <w:lang/>
+          <w:rFonts w:ascii="Times New Roman" w:hAnsi="Times New Roman" w:eastAsia="宋体"/>
+        </w:rPr>
+        <w:fldChar w:fldCharType="separate"/>
+      </w:r>
+      <w:r>
+        <w:rPr>
+          <w:i w:val="0"/>
+          <w:color w:val="000000"/>
+          <w:u w:val="none"/>
+          <w:lang/>
+          <w:rFonts w:ascii="Times New Roman" w:hAnsi="Times New Roman" w:eastAsia="宋体"/>
         </w:rPr>
         <w:t>1</w:t>
       </w:r>
       <w:r>
         <w:rPr>
-          <w:lang/>
-        </w:rPr>
+          <w:i w:val="0"/>
+          <w:color w:val="000000"/>
+          <w:u w:val="none"/>
+          <w:lang/>
+          <w:rFonts w:ascii="Times New Roman" w:hAnsi="Times New Roman" w:eastAsia="宋体"/>
+        </w:rPr>
+        <w:fldChar w:fldCharType="end"/>
       </w:r>
       <w:r>
         <w:rPr>
           <w:rStyle w:val="38"/>
-          <w:lang/>
-        </w:rPr>
+          <w:i w:val="0"/>
+          <w:color w:val="000000"/>
+          <w:u w:val="none"/>
+          <w:lang/>
+          <w:rFonts w:ascii="Times New Roman" w:hAnsi="Times New Roman" w:eastAsia="宋体"/>
+        </w:rPr>
+        <w:fldChar w:fldCharType="end"/>
       </w:r>
     </w:p>
     <w:p>
@@ -2506,76 +3109,138 @@
       <w:r>
         <w:rPr>
           <w:rStyle w:val="38"/>
-          <w:lang/>
-        </w:rPr>
+          <w:i w:val="0"/>
+          <w:color w:val="000000"/>
+          <w:u w:val="none"/>
+          <w:lang/>
+          <w:rFonts w:ascii="Times New Roman" w:hAnsi="Times New Roman" w:eastAsia="宋体"/>
+        </w:rPr>
+        <w:fldChar w:fldCharType="begin"/>
       </w:r>
       <w:r>
         <w:rPr>
           <w:rStyle w:val="38"/>
-          <w:lang/>
-        </w:rPr>
-      </w:r>
-      <w:r>
-        <w:rPr>
-          <w:lang/>
-        </w:rPr>
+          <w:i w:val="0"/>
+          <w:color w:val="000000"/>
+          <w:u w:val="none"/>
+          <w:lang/>
+          <w:rFonts w:ascii="Times New Roman" w:hAnsi="Times New Roman" w:eastAsia="宋体"/>
+        </w:rPr>
+        <w:instrText xml:space="preserve"> </w:instrText>
+      </w:r>
+      <w:r>
+        <w:rPr>
+          <w:i w:val="0"/>
+          <w:color w:val="000000"/>
+          <w:u w:val="none"/>
+          <w:lang/>
+          <w:rFonts w:ascii="Times New Roman" w:hAnsi="Times New Roman" w:eastAsia="宋体"/>
+        </w:rPr>
+        <w:instrText xml:space="preserve">HYPERLINK \l "_Toc125987405"</w:instrText>
       </w:r>
       <w:r>
         <w:rPr>
           <w:rStyle w:val="38"/>
-          <w:lang/>
-        </w:rPr>
+          <w:i w:val="0"/>
+          <w:color w:val="000000"/>
+          <w:u w:val="none"/>
+          <w:lang/>
+          <w:rFonts w:ascii="Times New Roman" w:hAnsi="Times New Roman" w:eastAsia="宋体"/>
+        </w:rPr>
+        <w:instrText xml:space="preserve"> </w:instrText>
       </w:r>
       <w:r>
         <w:rPr>
           <w:rStyle w:val="38"/>
-          <w:lang/>
-        </w:rPr>
+          <w:i w:val="0"/>
+          <w:color w:val="000000"/>
+          <w:u w:val="none"/>
+          <w:lang/>
+          <w:rFonts w:ascii="Times New Roman" w:hAnsi="Times New Roman" w:eastAsia="宋体"/>
+        </w:rPr>
+        <w:fldChar w:fldCharType="separate"/>
       </w:r>
       <w:r>
         <w:rPr>
           <w:rStyle w:val="38"/>
-          <w:lang/>
+          <w:i w:val="0"/>
+          <w:color w:val="000000"/>
+          <w:u w:val="none"/>
+          <w:lang/>
+          <w:rFonts w:ascii="Times New Roman" w:hAnsi="Times New Roman" w:eastAsia="宋体"/>
         </w:rPr>
         <w:t>2.1功能测试需求</w:t>
       </w:r>
       <w:r>
         <w:rPr>
-          <w:lang/>
+          <w:i w:val="0"/>
+          <w:color w:val="000000"/>
+          <w:u w:val="none"/>
+          <w:lang/>
+          <w:rFonts w:ascii="Times New Roman" w:hAnsi="Times New Roman" w:eastAsia="宋体"/>
         </w:rPr>
         <w:tab/>
       </w:r>
       <w:r>
         <w:rPr>
-          <w:lang/>
-        </w:rPr>
-      </w:r>
-      <w:r>
-        <w:rPr>
-          <w:lang/>
-        </w:rPr>
-      </w:r>
-      <w:r>
-        <w:rPr>
-          <w:lang/>
-        </w:rPr>
-      </w:r>
-      <w:r>
-        <w:rPr>
-          <w:lang/>
+          <w:i w:val="0"/>
+          <w:color w:val="000000"/>
+          <w:u w:val="none"/>
+          <w:lang/>
+          <w:rFonts w:ascii="Times New Roman" w:hAnsi="Times New Roman" w:eastAsia="宋体"/>
+        </w:rPr>
+        <w:fldChar w:fldCharType="begin"/>
+      </w:r>
+      <w:r>
+        <w:rPr>
+          <w:i w:val="0"/>
+          <w:color w:val="000000"/>
+          <w:u w:val="none"/>
+          <w:lang/>
+          <w:rFonts w:ascii="Times New Roman" w:hAnsi="Times New Roman" w:eastAsia="宋体"/>
+        </w:rPr>
+        <w:instrText xml:space="preserve"> PAGEREF _Toc125987405 \h </w:instrText>
+      </w:r>
+      <w:r>
+        <w:rPr>
+          <w:i w:val="0"/>
+          <w:color w:val="000000"/>
+          <w:u w:val="none"/>
+          <w:lang/>
+          <w:rFonts w:ascii="Times New Roman" w:hAnsi="Times New Roman" w:eastAsia="宋体"/>
+        </w:rPr>
+        <w:fldChar w:fldCharType="separate"/>
+      </w:r>
+      <w:r>
+        <w:rPr>
+          <w:i w:val="0"/>
+          <w:color w:val="000000"/>
+          <w:u w:val="none"/>
+          <w:lang/>
+          <w:rFonts w:ascii="Times New Roman" w:hAnsi="Times New Roman" w:eastAsia="宋体"/>
         </w:rPr>
         <w:t>2</w:t>
       </w:r>
       <w:r>
         <w:rPr>
-          <w:lang/>
-        </w:rPr>
+          <w:i w:val="0"/>
+          <w:color w:val="000000"/>
+          <w:u w:val="none"/>
+          <w:lang/>
+          <w:rFonts w:ascii="Times New Roman" w:hAnsi="Times New Roman" w:eastAsia="宋体"/>
+        </w:rPr>
+        <w:fldChar w:fldCharType="end"/>
       </w:r>
       <w:r>
         <w:rPr>
           <w:rStyle w:val="38"/>
-          <w:lang/>
-        </w:rPr>
+          <w:i w:val="0"/>
+          <w:color w:val="000000"/>
+          <w:u w:val="none"/>
+          <w:lang/>
+          <w:rFonts w:ascii="Times New Roman" w:hAnsi="Times New Roman" w:eastAsia="宋体"/>
+        </w:rPr>
+        <w:fldChar w:fldCharType="end"/>
       </w:r>
     </w:p>
     <w:p>
@@ -2597,76 +3262,138 @@
       <w:r>
         <w:rPr>
           <w:rStyle w:val="38"/>
-          <w:lang/>
-        </w:rPr>
+          <w:i w:val="0"/>
+          <w:color w:val="000000"/>
+          <w:u w:val="none"/>
+          <w:lang/>
+          <w:rFonts w:ascii="Times New Roman" w:hAnsi="Times New Roman" w:eastAsia="宋体"/>
+        </w:rPr>
+        <w:fldChar w:fldCharType="begin"/>
       </w:r>
       <w:r>
         <w:rPr>
           <w:rStyle w:val="38"/>
-          <w:lang/>
-        </w:rPr>
-      </w:r>
-      <w:r>
-        <w:rPr>
-          <w:lang/>
-        </w:rPr>
+          <w:i w:val="0"/>
+          <w:color w:val="000000"/>
+          <w:u w:val="none"/>
+          <w:lang/>
+          <w:rFonts w:ascii="Times New Roman" w:hAnsi="Times New Roman" w:eastAsia="宋体"/>
+        </w:rPr>
+        <w:instrText xml:space="preserve"> </w:instrText>
+      </w:r>
+      <w:r>
+        <w:rPr>
+          <w:i w:val="0"/>
+          <w:color w:val="000000"/>
+          <w:u w:val="none"/>
+          <w:lang/>
+          <w:rFonts w:ascii="Times New Roman" w:hAnsi="Times New Roman" w:eastAsia="宋体"/>
+        </w:rPr>
+        <w:instrText xml:space="preserve">HYPERLINK \l "_Toc125987406"</w:instrText>
       </w:r>
       <w:r>
         <w:rPr>
           <w:rStyle w:val="38"/>
-          <w:lang/>
-        </w:rPr>
+          <w:i w:val="0"/>
+          <w:color w:val="000000"/>
+          <w:u w:val="none"/>
+          <w:lang/>
+          <w:rFonts w:ascii="Times New Roman" w:hAnsi="Times New Roman" w:eastAsia="宋体"/>
+        </w:rPr>
+        <w:instrText xml:space="preserve"> </w:instrText>
       </w:r>
       <w:r>
         <w:rPr>
           <w:rStyle w:val="38"/>
-          <w:lang/>
-        </w:rPr>
+          <w:i w:val="0"/>
+          <w:color w:val="000000"/>
+          <w:u w:val="none"/>
+          <w:lang/>
+          <w:rFonts w:ascii="Times New Roman" w:hAnsi="Times New Roman" w:eastAsia="宋体"/>
+        </w:rPr>
+        <w:fldChar w:fldCharType="separate"/>
       </w:r>
       <w:r>
         <w:rPr>
           <w:rStyle w:val="38"/>
-          <w:lang/>
+          <w:i w:val="0"/>
+          <w:color w:val="000000"/>
+          <w:u w:val="none"/>
+          <w:lang/>
+          <w:rFonts w:ascii="Times New Roman" w:hAnsi="Times New Roman" w:eastAsia="宋体"/>
         </w:rPr>
         <w:t>2.2非功能测试需求</w:t>
       </w:r>
       <w:r>
         <w:rPr>
-          <w:lang/>
+          <w:i w:val="0"/>
+          <w:color w:val="000000"/>
+          <w:u w:val="none"/>
+          <w:lang/>
+          <w:rFonts w:ascii="Times New Roman" w:hAnsi="Times New Roman" w:eastAsia="宋体"/>
         </w:rPr>
         <w:tab/>
       </w:r>
       <w:r>
         <w:rPr>
-          <w:lang/>
-        </w:rPr>
-      </w:r>
-      <w:r>
-        <w:rPr>
-          <w:lang/>
-        </w:rPr>
-      </w:r>
-      <w:r>
-        <w:rPr>
-          <w:lang/>
-        </w:rPr>
-      </w:r>
-      <w:r>
-        <w:rPr>
-          <w:lang/>
+          <w:i w:val="0"/>
+          <w:color w:val="000000"/>
+          <w:u w:val="none"/>
+          <w:lang/>
+          <w:rFonts w:ascii="Times New Roman" w:hAnsi="Times New Roman" w:eastAsia="宋体"/>
+        </w:rPr>
+        <w:fldChar w:fldCharType="begin"/>
+      </w:r>
+      <w:r>
+        <w:rPr>
+          <w:i w:val="0"/>
+          <w:color w:val="000000"/>
+          <w:u w:val="none"/>
+          <w:lang/>
+          <w:rFonts w:ascii="Times New Roman" w:hAnsi="Times New Roman" w:eastAsia="宋体"/>
+        </w:rPr>
+        <w:instrText xml:space="preserve"> PAGEREF _Toc125987406 \h </w:instrText>
+      </w:r>
+      <w:r>
+        <w:rPr>
+          <w:i w:val="0"/>
+          <w:color w:val="000000"/>
+          <w:u w:val="none"/>
+          <w:lang/>
+          <w:rFonts w:ascii="Times New Roman" w:hAnsi="Times New Roman" w:eastAsia="宋体"/>
+        </w:rPr>
+        <w:fldChar w:fldCharType="separate"/>
+      </w:r>
+      <w:r>
+        <w:rPr>
+          <w:i w:val="0"/>
+          <w:color w:val="000000"/>
+          <w:u w:val="none"/>
+          <w:lang/>
+          <w:rFonts w:ascii="Times New Roman" w:hAnsi="Times New Roman" w:eastAsia="宋体"/>
         </w:rPr>
         <w:t>2</w:t>
       </w:r>
       <w:r>
         <w:rPr>
-          <w:lang/>
-        </w:rPr>
+          <w:i w:val="0"/>
+          <w:color w:val="000000"/>
+          <w:u w:val="none"/>
+          <w:lang/>
+          <w:rFonts w:ascii="Times New Roman" w:hAnsi="Times New Roman" w:eastAsia="宋体"/>
+        </w:rPr>
+        <w:fldChar w:fldCharType="end"/>
       </w:r>
       <w:r>
         <w:rPr>
           <w:rStyle w:val="38"/>
-          <w:lang/>
-        </w:rPr>
+          <w:i w:val="0"/>
+          <w:color w:val="000000"/>
+          <w:u w:val="none"/>
+          <w:lang/>
+          <w:rFonts w:ascii="Times New Roman" w:hAnsi="Times New Roman" w:eastAsia="宋体"/>
+        </w:rPr>
+        <w:fldChar w:fldCharType="end"/>
       </w:r>
     </w:p>
     <w:p>
@@ -2690,77 +3417,138 @@
       <w:r>
         <w:rPr>
           <w:rStyle w:val="38"/>
-          <w:lang/>
-        </w:rPr>
+          <w:i w:val="0"/>
+          <w:color w:val="000000"/>
+          <w:u w:val="none"/>
+          <w:lang/>
+          <w:rFonts w:ascii="Times New Roman" w:hAnsi="Times New Roman" w:eastAsia="宋体"/>
+        </w:rPr>
+        <w:fldChar w:fldCharType="begin"/>
       </w:r>
       <w:r>
         <w:rPr>
           <w:rStyle w:val="38"/>
-          <w:lang/>
-        </w:rPr>
-      </w:r>
-      <w:r>
-        <w:rPr>
-          <w:lang/>
-        </w:rPr>
+          <w:i w:val="0"/>
+          <w:color w:val="000000"/>
+          <w:u w:val="none"/>
+          <w:lang/>
+          <w:rFonts w:ascii="Times New Roman" w:hAnsi="Times New Roman" w:eastAsia="宋体"/>
+        </w:rPr>
+        <w:instrText xml:space="preserve"> </w:instrText>
+      </w:r>
+      <w:r>
+        <w:rPr>
+          <w:i w:val="0"/>
+          <w:color w:val="000000"/>
+          <w:u w:val="none"/>
+          <w:lang/>
+          <w:rFonts w:ascii="Times New Roman" w:hAnsi="Times New Roman" w:eastAsia="宋体"/>
+        </w:rPr>
+        <w:instrText xml:space="preserve">HYPERLINK \l "_Toc125987407"</w:instrText>
       </w:r>
       <w:r>
         <w:rPr>
           <w:rStyle w:val="38"/>
-          <w:lang/>
-        </w:rPr>
+          <w:i w:val="0"/>
+          <w:color w:val="000000"/>
+          <w:u w:val="none"/>
+          <w:lang/>
+          <w:rFonts w:ascii="Times New Roman" w:hAnsi="Times New Roman" w:eastAsia="宋体"/>
+        </w:rPr>
+        <w:instrText xml:space="preserve"> </w:instrText>
       </w:r>
       <w:r>
         <w:rPr>
           <w:rStyle w:val="38"/>
-          <w:lang/>
-        </w:rPr>
+          <w:i w:val="0"/>
+          <w:color w:val="000000"/>
+          <w:u w:val="none"/>
+          <w:lang/>
+          <w:rFonts w:ascii="Times New Roman" w:hAnsi="Times New Roman" w:eastAsia="宋体"/>
+        </w:rPr>
+        <w:fldChar w:fldCharType="separate"/>
       </w:r>
       <w:r>
         <w:rPr>
           <w:rStyle w:val="38"/>
-          <w:rFonts w:ascii="Verdana" w:hAnsi="Verdana"/>
+          <w:rFonts w:ascii="Times New Roman" w:hAnsi="Times New Roman" w:eastAsia="宋体"/>
+          <w:i w:val="0"/>
+          <w:color w:val="000000"/>
+          <w:u w:val="none"/>
           <w:lang/>
         </w:rPr>
         <w:t>3.     测试策略</w:t>
       </w:r>
       <w:r>
         <w:rPr>
-          <w:lang/>
+          <w:i w:val="0"/>
+          <w:color w:val="000000"/>
+          <w:u w:val="none"/>
+          <w:lang/>
+          <w:rFonts w:ascii="Times New Roman" w:hAnsi="Times New Roman" w:eastAsia="宋体"/>
         </w:rPr>
         <w:tab/>
       </w:r>
       <w:r>
         <w:rPr>
-          <w:lang/>
-        </w:rPr>
-      </w:r>
-      <w:r>
-        <w:rPr>
-          <w:lang/>
-        </w:rPr>
-      </w:r>
-      <w:r>
-        <w:rPr>
-          <w:lang/>
-        </w:rPr>
-      </w:r>
-      <w:r>
-        <w:rPr>
-          <w:lang/>
+          <w:i w:val="0"/>
+          <w:color w:val="000000"/>
+          <w:u w:val="none"/>
+          <w:lang/>
+          <w:rFonts w:ascii="Times New Roman" w:hAnsi="Times New Roman" w:eastAsia="宋体"/>
+        </w:rPr>
+        <w:fldChar w:fldCharType="begin"/>
+      </w:r>
+      <w:r>
+        <w:rPr>
+          <w:i w:val="0"/>
+          <w:color w:val="000000"/>
+          <w:u w:val="none"/>
+          <w:lang/>
+          <w:rFonts w:ascii="Times New Roman" w:hAnsi="Times New Roman" w:eastAsia="宋体"/>
+        </w:rPr>
+        <w:instrText xml:space="preserve"> PAGEREF _Toc125987407 \h </w:instrText>
+      </w:r>
+      <w:r>
+        <w:rPr>
+          <w:i w:val="0"/>
+          <w:color w:val="000000"/>
+          <w:u w:val="none"/>
+          <w:lang/>
+          <w:rFonts w:ascii="Times New Roman" w:hAnsi="Times New Roman" w:eastAsia="宋体"/>
+        </w:rPr>
+        <w:fldChar w:fldCharType="separate"/>
+      </w:r>
+      <w:r>
+        <w:rPr>
+          <w:i w:val="0"/>
+          <w:color w:val="000000"/>
+          <w:u w:val="none"/>
+          <w:lang/>
+          <w:rFonts w:ascii="Times New Roman" w:hAnsi="Times New Roman" w:eastAsia="宋体"/>
         </w:rPr>
         <w:t>3</w:t>
       </w:r>
       <w:r>
         <w:rPr>
-          <w:lang/>
-        </w:rPr>
+          <w:i w:val="0"/>
+          <w:color w:val="000000"/>
+          <w:u w:val="none"/>
+          <w:lang/>
+          <w:rFonts w:ascii="Times New Roman" w:hAnsi="Times New Roman" w:eastAsia="宋体"/>
+        </w:rPr>
+        <w:fldChar w:fldCharType="end"/>
       </w:r>
       <w:r>
         <w:rPr>
           <w:rStyle w:val="38"/>
-          <w:lang/>
-        </w:rPr>
+          <w:i w:val="0"/>
+          <w:color w:val="000000"/>
+          <w:u w:val="none"/>
+          <w:lang/>
+          <w:rFonts w:ascii="Times New Roman" w:hAnsi="Times New Roman" w:eastAsia="宋体"/>
+        </w:rPr>
+        <w:fldChar w:fldCharType="end"/>
       </w:r>
     </w:p>
     <w:p>
@@ -2782,77 +3570,138 @@
       <w:r>
         <w:rPr>
           <w:rStyle w:val="38"/>
-          <w:lang/>
-        </w:rPr>
+          <w:i w:val="0"/>
+          <w:color w:val="000000"/>
+          <w:u w:val="none"/>
+          <w:lang/>
+          <w:rFonts w:ascii="Times New Roman" w:hAnsi="Times New Roman" w:eastAsia="宋体"/>
+        </w:rPr>
+        <w:fldChar w:fldCharType="begin"/>
       </w:r>
       <w:r>
         <w:rPr>
           <w:rStyle w:val="38"/>
-          <w:lang/>
-        </w:rPr>
-      </w:r>
-      <w:r>
-        <w:rPr>
-          <w:lang/>
-        </w:rPr>
+          <w:i w:val="0"/>
+          <w:color w:val="000000"/>
+          <w:u w:val="none"/>
+          <w:lang/>
+          <w:rFonts w:ascii="Times New Roman" w:hAnsi="Times New Roman" w:eastAsia="宋体"/>
+        </w:rPr>
+        <w:instrText xml:space="preserve"> </w:instrText>
+      </w:r>
+      <w:r>
+        <w:rPr>
+          <w:i w:val="0"/>
+          <w:color w:val="000000"/>
+          <w:u w:val="none"/>
+          <w:lang/>
+          <w:rFonts w:ascii="Times New Roman" w:hAnsi="Times New Roman" w:eastAsia="宋体"/>
+        </w:rPr>
+        <w:instrText xml:space="preserve">HYPERLINK \l "_Toc125987408"</w:instrText>
       </w:r>
       <w:r>
         <w:rPr>
           <w:rStyle w:val="38"/>
-          <w:lang/>
-        </w:rPr>
+          <w:i w:val="0"/>
+          <w:color w:val="000000"/>
+          <w:u w:val="none"/>
+          <w:lang/>
+          <w:rFonts w:ascii="Times New Roman" w:hAnsi="Times New Roman" w:eastAsia="宋体"/>
+        </w:rPr>
+        <w:instrText xml:space="preserve"> </w:instrText>
       </w:r>
       <w:r>
         <w:rPr>
           <w:rStyle w:val="38"/>
-          <w:lang/>
-        </w:rPr>
+          <w:i w:val="0"/>
+          <w:color w:val="000000"/>
+          <w:u w:val="none"/>
+          <w:lang/>
+          <w:rFonts w:ascii="Times New Roman" w:hAnsi="Times New Roman" w:eastAsia="宋体"/>
+        </w:rPr>
+        <w:fldChar w:fldCharType="separate"/>
       </w:r>
       <w:r>
         <w:rPr>
           <w:rStyle w:val="38"/>
-          <w:rFonts w:ascii="Verdana" w:hAnsi="Verdana"/>
+          <w:rFonts w:ascii="Times New Roman" w:hAnsi="Times New Roman" w:eastAsia="宋体"/>
+          <w:i w:val="0"/>
+          <w:color w:val="000000"/>
+          <w:u w:val="none"/>
           <w:lang/>
         </w:rPr>
         <w:t>3.1   测试类型</w:t>
       </w:r>
       <w:r>
         <w:rPr>
-          <w:lang/>
+          <w:i w:val="0"/>
+          <w:color w:val="000000"/>
+          <w:u w:val="none"/>
+          <w:lang/>
+          <w:rFonts w:ascii="Times New Roman" w:hAnsi="Times New Roman" w:eastAsia="宋体"/>
         </w:rPr>
         <w:tab/>
       </w:r>
       <w:r>
         <w:rPr>
-          <w:lang/>
-        </w:rPr>
-      </w:r>
-      <w:r>
-        <w:rPr>
-          <w:lang/>
-        </w:rPr>
-      </w:r>
-      <w:r>
-        <w:rPr>
-          <w:lang/>
-        </w:rPr>
-      </w:r>
-      <w:r>
-        <w:rPr>
-          <w:lang/>
+          <w:i w:val="0"/>
+          <w:color w:val="000000"/>
+          <w:u w:val="none"/>
+          <w:lang/>
+          <w:rFonts w:ascii="Times New Roman" w:hAnsi="Times New Roman" w:eastAsia="宋体"/>
+        </w:rPr>
+        <w:fldChar w:fldCharType="begin"/>
+      </w:r>
+      <w:r>
+        <w:rPr>
+          <w:i w:val="0"/>
+          <w:color w:val="000000"/>
+          <w:u w:val="none"/>
+          <w:lang/>
+          <w:rFonts w:ascii="Times New Roman" w:hAnsi="Times New Roman" w:eastAsia="宋体"/>
+        </w:rPr>
+        <w:instrText xml:space="preserve"> PAGEREF _Toc125987408 \h </w:instrText>
+      </w:r>
+      <w:r>
+        <w:rPr>
+          <w:i w:val="0"/>
+          <w:color w:val="000000"/>
+          <w:u w:val="none"/>
+          <w:lang/>
+          <w:rFonts w:ascii="Times New Roman" w:hAnsi="Times New Roman" w:eastAsia="宋体"/>
+        </w:rPr>
+        <w:fldChar w:fldCharType="separate"/>
+      </w:r>
+      <w:r>
+        <w:rPr>
+          <w:i w:val="0"/>
+          <w:color w:val="000000"/>
+          <w:u w:val="none"/>
+          <w:lang/>
+          <w:rFonts w:ascii="Times New Roman" w:hAnsi="Times New Roman" w:eastAsia="宋体"/>
         </w:rPr>
         <w:t>3</w:t>
       </w:r>
       <w:r>
         <w:rPr>
-          <w:lang/>
-        </w:rPr>
+          <w:i w:val="0"/>
+          <w:color w:val="000000"/>
+          <w:u w:val="none"/>
+          <w:lang/>
+          <w:rFonts w:ascii="Times New Roman" w:hAnsi="Times New Roman" w:eastAsia="宋体"/>
+        </w:rPr>
+        <w:fldChar w:fldCharType="end"/>
       </w:r>
       <w:r>
         <w:rPr>
           <w:rStyle w:val="38"/>
-          <w:lang/>
-        </w:rPr>
+          <w:i w:val="0"/>
+          <w:color w:val="000000"/>
+          <w:u w:val="none"/>
+          <w:lang/>
+          <w:rFonts w:ascii="Times New Roman" w:hAnsi="Times New Roman" w:eastAsia="宋体"/>
+        </w:rPr>
+        <w:fldChar w:fldCharType="end"/>
       </w:r>
     </w:p>
     <w:p>
@@ -2874,76 +3723,138 @@
       <w:r>
         <w:rPr>
           <w:rStyle w:val="38"/>
-          <w:lang/>
-        </w:rPr>
+          <w:i w:val="0"/>
+          <w:color w:val="000000"/>
+          <w:u w:val="none"/>
+          <w:lang/>
+          <w:rFonts w:ascii="Times New Roman" w:hAnsi="Times New Roman" w:eastAsia="宋体"/>
+        </w:rPr>
+        <w:fldChar w:fldCharType="begin"/>
       </w:r>
       <w:r>
         <w:rPr>
           <w:rStyle w:val="38"/>
-          <w:lang/>
-        </w:rPr>
-      </w:r>
-      <w:r>
-        <w:rPr>
-          <w:lang/>
-        </w:rPr>
+          <w:i w:val="0"/>
+          <w:color w:val="000000"/>
+          <w:u w:val="none"/>
+          <w:lang/>
+          <w:rFonts w:ascii="Times New Roman" w:hAnsi="Times New Roman" w:eastAsia="宋体"/>
+        </w:rPr>
+        <w:instrText xml:space="preserve"> </w:instrText>
+      </w:r>
+      <w:r>
+        <w:rPr>
+          <w:i w:val="0"/>
+          <w:color w:val="000000"/>
+          <w:u w:val="none"/>
+          <w:lang/>
+          <w:rFonts w:ascii="Times New Roman" w:hAnsi="Times New Roman" w:eastAsia="宋体"/>
+        </w:rPr>
+        <w:instrText xml:space="preserve">HYPERLINK \l "_Toc125987409"</w:instrText>
       </w:r>
       <w:r>
         <w:rPr>
           <w:rStyle w:val="38"/>
-          <w:lang/>
-        </w:rPr>
+          <w:i w:val="0"/>
+          <w:color w:val="000000"/>
+          <w:u w:val="none"/>
+          <w:lang/>
+          <w:rFonts w:ascii="Times New Roman" w:hAnsi="Times New Roman" w:eastAsia="宋体"/>
+        </w:rPr>
+        <w:instrText xml:space="preserve"> </w:instrText>
       </w:r>
       <w:r>
         <w:rPr>
           <w:rStyle w:val="38"/>
-          <w:lang/>
-        </w:rPr>
+          <w:i w:val="0"/>
+          <w:color w:val="000000"/>
+          <w:u w:val="none"/>
+          <w:lang/>
+          <w:rFonts w:ascii="Times New Roman" w:hAnsi="Times New Roman" w:eastAsia="宋体"/>
+        </w:rPr>
+        <w:fldChar w:fldCharType="separate"/>
       </w:r>
       <w:r>
         <w:rPr>
           <w:rStyle w:val="38"/>
-          <w:lang/>
+          <w:i w:val="0"/>
+          <w:color w:val="000000"/>
+          <w:u w:val="none"/>
+          <w:lang/>
+          <w:rFonts w:ascii="Times New Roman" w:hAnsi="Times New Roman" w:eastAsia="宋体"/>
         </w:rPr>
         <w:t>3.1.1功能测试策略</w:t>
       </w:r>
       <w:r>
         <w:rPr>
-          <w:lang/>
+          <w:i w:val="0"/>
+          <w:color w:val="000000"/>
+          <w:u w:val="none"/>
+          <w:lang/>
+          <w:rFonts w:ascii="Times New Roman" w:hAnsi="Times New Roman" w:eastAsia="宋体"/>
         </w:rPr>
         <w:tab/>
       </w:r>
       <w:r>
         <w:rPr>
-          <w:lang/>
-        </w:rPr>
-      </w:r>
-      <w:r>
-        <w:rPr>
-          <w:lang/>
-        </w:rPr>
-      </w:r>
-      <w:r>
-        <w:rPr>
-          <w:lang/>
-        </w:rPr>
-      </w:r>
-      <w:r>
-        <w:rPr>
-          <w:lang/>
+          <w:i w:val="0"/>
+          <w:color w:val="000000"/>
+          <w:u w:val="none"/>
+          <w:lang/>
+          <w:rFonts w:ascii="Times New Roman" w:hAnsi="Times New Roman" w:eastAsia="宋体"/>
+        </w:rPr>
+        <w:fldChar w:fldCharType="begin"/>
+      </w:r>
+      <w:r>
+        <w:rPr>
+          <w:i w:val="0"/>
+          <w:color w:val="000000"/>
+          <w:u w:val="none"/>
+          <w:lang/>
+          <w:rFonts w:ascii="Times New Roman" w:hAnsi="Times New Roman" w:eastAsia="宋体"/>
+        </w:rPr>
+        <w:instrText xml:space="preserve"> PAGEREF _Toc125987409 \h </w:instrText>
+      </w:r>
+      <w:r>
+        <w:rPr>
+          <w:i w:val="0"/>
+          <w:color w:val="000000"/>
+          <w:u w:val="none"/>
+          <w:lang/>
+          <w:rFonts w:ascii="Times New Roman" w:hAnsi="Times New Roman" w:eastAsia="宋体"/>
+        </w:rPr>
+        <w:fldChar w:fldCharType="separate"/>
+      </w:r>
+      <w:r>
+        <w:rPr>
+          <w:i w:val="0"/>
+          <w:color w:val="000000"/>
+          <w:u w:val="none"/>
+          <w:lang/>
+          <w:rFonts w:ascii="Times New Roman" w:hAnsi="Times New Roman" w:eastAsia="宋体"/>
         </w:rPr>
         <w:t>3</w:t>
       </w:r>
       <w:r>
         <w:rPr>
-          <w:lang/>
-        </w:rPr>
+          <w:i w:val="0"/>
+          <w:color w:val="000000"/>
+          <w:u w:val="none"/>
+          <w:lang/>
+          <w:rFonts w:ascii="Times New Roman" w:hAnsi="Times New Roman" w:eastAsia="宋体"/>
+        </w:rPr>
+        <w:fldChar w:fldCharType="end"/>
       </w:r>
       <w:r>
         <w:rPr>
           <w:rStyle w:val="38"/>
-          <w:lang/>
-        </w:rPr>
+          <w:i w:val="0"/>
+          <w:color w:val="000000"/>
+          <w:u w:val="none"/>
+          <w:lang/>
+          <w:rFonts w:ascii="Times New Roman" w:hAnsi="Times New Roman" w:eastAsia="宋体"/>
+        </w:rPr>
+        <w:fldChar w:fldCharType="end"/>
       </w:r>
     </w:p>
     <w:p>
@@ -2965,76 +3876,138 @@
       <w:r>
         <w:rPr>
           <w:rStyle w:val="38"/>
-          <w:lang/>
-        </w:rPr>
+          <w:i w:val="0"/>
+          <w:color w:val="000000"/>
+          <w:u w:val="none"/>
+          <w:lang/>
+          <w:rFonts w:ascii="Times New Roman" w:hAnsi="Times New Roman" w:eastAsia="宋体"/>
+        </w:rPr>
+        <w:fldChar w:fldCharType="begin"/>
       </w:r>
       <w:r>
         <w:rPr>
           <w:rStyle w:val="38"/>
-          <w:lang/>
-        </w:rPr>
-      </w:r>
-      <w:r>
-        <w:rPr>
-          <w:lang/>
-        </w:rPr>
+          <w:i w:val="0"/>
+          <w:color w:val="000000"/>
+          <w:u w:val="none"/>
+          <w:lang/>
+          <w:rFonts w:ascii="Times New Roman" w:hAnsi="Times New Roman" w:eastAsia="宋体"/>
+        </w:rPr>
+        <w:instrText xml:space="preserve"> </w:instrText>
+      </w:r>
+      <w:r>
+        <w:rPr>
+          <w:i w:val="0"/>
+          <w:color w:val="000000"/>
+          <w:u w:val="none"/>
+          <w:lang/>
+          <w:rFonts w:ascii="Times New Roman" w:hAnsi="Times New Roman" w:eastAsia="宋体"/>
+        </w:rPr>
+        <w:instrText xml:space="preserve">HYPERLINK \l "_Toc125987410"</w:instrText>
       </w:r>
       <w:r>
         <w:rPr>
           <w:rStyle w:val="38"/>
-          <w:lang/>
-        </w:rPr>
+          <w:i w:val="0"/>
+          <w:color w:val="000000"/>
+          <w:u w:val="none"/>
+          <w:lang/>
+          <w:rFonts w:ascii="Times New Roman" w:hAnsi="Times New Roman" w:eastAsia="宋体"/>
+        </w:rPr>
+        <w:instrText xml:space="preserve"> </w:instrText>
       </w:r>
       <w:r>
         <w:rPr>
           <w:rStyle w:val="38"/>
-          <w:lang/>
-        </w:rPr>
+          <w:i w:val="0"/>
+          <w:color w:val="000000"/>
+          <w:u w:val="none"/>
+          <w:lang/>
+          <w:rFonts w:ascii="Times New Roman" w:hAnsi="Times New Roman" w:eastAsia="宋体"/>
+        </w:rPr>
+        <w:fldChar w:fldCharType="separate"/>
       </w:r>
       <w:r>
         <w:rPr>
           <w:rStyle w:val="38"/>
-          <w:lang/>
+          <w:i w:val="0"/>
+          <w:color w:val="000000"/>
+          <w:u w:val="none"/>
+          <w:lang/>
+          <w:rFonts w:ascii="Times New Roman" w:hAnsi="Times New Roman" w:eastAsia="宋体"/>
         </w:rPr>
         <w:t>3.1.2性能测试策略</w:t>
       </w:r>
       <w:r>
         <w:rPr>
-          <w:lang/>
+          <w:i w:val="0"/>
+          <w:color w:val="000000"/>
+          <w:u w:val="none"/>
+          <w:lang/>
+          <w:rFonts w:ascii="Times New Roman" w:hAnsi="Times New Roman" w:eastAsia="宋体"/>
         </w:rPr>
         <w:tab/>
       </w:r>
       <w:r>
         <w:rPr>
-          <w:lang/>
-        </w:rPr>
-      </w:r>
-      <w:r>
-        <w:rPr>
-          <w:lang/>
-        </w:rPr>
-      </w:r>
-      <w:r>
-        <w:rPr>
-          <w:lang/>
-        </w:rPr>
-      </w:r>
-      <w:r>
-        <w:rPr>
-          <w:lang/>
+          <w:i w:val="0"/>
+          <w:color w:val="000000"/>
+          <w:u w:val="none"/>
+          <w:lang/>
+          <w:rFonts w:ascii="Times New Roman" w:hAnsi="Times New Roman" w:eastAsia="宋体"/>
+        </w:rPr>
+        <w:fldChar w:fldCharType="begin"/>
+      </w:r>
+      <w:r>
+        <w:rPr>
+          <w:i w:val="0"/>
+          <w:color w:val="000000"/>
+          <w:u w:val="none"/>
+          <w:lang/>
+          <w:rFonts w:ascii="Times New Roman" w:hAnsi="Times New Roman" w:eastAsia="宋体"/>
+        </w:rPr>
+        <w:instrText xml:space="preserve"> PAGEREF _Toc125987410 \h </w:instrText>
+      </w:r>
+      <w:r>
+        <w:rPr>
+          <w:i w:val="0"/>
+          <w:color w:val="000000"/>
+          <w:u w:val="none"/>
+          <w:lang/>
+          <w:rFonts w:ascii="Times New Roman" w:hAnsi="Times New Roman" w:eastAsia="宋体"/>
+        </w:rPr>
+        <w:fldChar w:fldCharType="separate"/>
+      </w:r>
+      <w:r>
+        <w:rPr>
+          <w:i w:val="0"/>
+          <w:color w:val="000000"/>
+          <w:u w:val="none"/>
+          <w:lang/>
+          <w:rFonts w:ascii="Times New Roman" w:hAnsi="Times New Roman" w:eastAsia="宋体"/>
         </w:rPr>
         <w:t>3</w:t>
       </w:r>
       <w:r>
         <w:rPr>
-          <w:lang/>
-        </w:rPr>
+          <w:i w:val="0"/>
+          <w:color w:val="000000"/>
+          <w:u w:val="none"/>
+          <w:lang/>
+          <w:rFonts w:ascii="Times New Roman" w:hAnsi="Times New Roman" w:eastAsia="宋体"/>
+        </w:rPr>
+        <w:fldChar w:fldCharType="end"/>
       </w:r>
       <w:r>
         <w:rPr>
           <w:rStyle w:val="38"/>
-          <w:lang/>
-        </w:rPr>
+          <w:i w:val="0"/>
+          <w:color w:val="000000"/>
+          <w:u w:val="none"/>
+          <w:lang/>
+          <w:rFonts w:ascii="Times New Roman" w:hAnsi="Times New Roman" w:eastAsia="宋体"/>
+        </w:rPr>
+        <w:fldChar w:fldCharType="end"/>
       </w:r>
     </w:p>
     <w:p>
@@ -3056,76 +4029,138 @@
       <w:r>
         <w:rPr>
           <w:rStyle w:val="38"/>
-          <w:lang/>
-        </w:rPr>
+          <w:i w:val="0"/>
+          <w:color w:val="000000"/>
+          <w:u w:val="none"/>
+          <w:lang/>
+          <w:rFonts w:ascii="Times New Roman" w:hAnsi="Times New Roman" w:eastAsia="宋体"/>
+        </w:rPr>
+        <w:fldChar w:fldCharType="begin"/>
       </w:r>
       <w:r>
         <w:rPr>
           <w:rStyle w:val="38"/>
-          <w:lang/>
-        </w:rPr>
-      </w:r>
-      <w:r>
-        <w:rPr>
-          <w:lang/>
-        </w:rPr>
+          <w:i w:val="0"/>
+          <w:color w:val="000000"/>
+          <w:u w:val="none"/>
+          <w:lang/>
+          <w:rFonts w:ascii="Times New Roman" w:hAnsi="Times New Roman" w:eastAsia="宋体"/>
+        </w:rPr>
+        <w:instrText xml:space="preserve"> </w:instrText>
+      </w:r>
+      <w:r>
+        <w:rPr>
+          <w:i w:val="0"/>
+          <w:color w:val="000000"/>
+          <w:u w:val="none"/>
+          <w:lang/>
+          <w:rFonts w:ascii="Times New Roman" w:hAnsi="Times New Roman" w:eastAsia="宋体"/>
+        </w:rPr>
+        <w:instrText xml:space="preserve">HYPERLINK \l "_Toc125987411"</w:instrText>
       </w:r>
       <w:r>
         <w:rPr>
           <w:rStyle w:val="38"/>
-          <w:lang/>
-        </w:rPr>
+          <w:i w:val="0"/>
+          <w:color w:val="000000"/>
+          <w:u w:val="none"/>
+          <w:lang/>
+          <w:rFonts w:ascii="Times New Roman" w:hAnsi="Times New Roman" w:eastAsia="宋体"/>
+        </w:rPr>
+        <w:instrText xml:space="preserve"> </w:instrText>
       </w:r>
       <w:r>
         <w:rPr>
           <w:rStyle w:val="38"/>
-          <w:lang/>
-        </w:rPr>
+          <w:i w:val="0"/>
+          <w:color w:val="000000"/>
+          <w:u w:val="none"/>
+          <w:lang/>
+          <w:rFonts w:ascii="Times New Roman" w:hAnsi="Times New Roman" w:eastAsia="宋体"/>
+        </w:rPr>
+        <w:fldChar w:fldCharType="separate"/>
       </w:r>
       <w:r>
         <w:rPr>
           <w:rStyle w:val="38"/>
-          <w:lang/>
+          <w:i w:val="0"/>
+          <w:color w:val="000000"/>
+          <w:u w:val="none"/>
+          <w:lang/>
+          <w:rFonts w:ascii="Times New Roman" w:hAnsi="Times New Roman" w:eastAsia="宋体"/>
         </w:rPr>
         <w:t>3.1.3兼容性测试策略</w:t>
       </w:r>
       <w:r>
         <w:rPr>
-          <w:lang/>
+          <w:i w:val="0"/>
+          <w:color w:val="000000"/>
+          <w:u w:val="none"/>
+          <w:lang/>
+          <w:rFonts w:ascii="Times New Roman" w:hAnsi="Times New Roman" w:eastAsia="宋体"/>
         </w:rPr>
         <w:tab/>
       </w:r>
       <w:r>
         <w:rPr>
-          <w:lang/>
-        </w:rPr>
-      </w:r>
-      <w:r>
-        <w:rPr>
-          <w:lang/>
-        </w:rPr>
-      </w:r>
-      <w:r>
-        <w:rPr>
-          <w:lang/>
-        </w:rPr>
-      </w:r>
-      <w:r>
-        <w:rPr>
-          <w:lang/>
+          <w:i w:val="0"/>
+          <w:color w:val="000000"/>
+          <w:u w:val="none"/>
+          <w:lang/>
+          <w:rFonts w:ascii="Times New Roman" w:hAnsi="Times New Roman" w:eastAsia="宋体"/>
+        </w:rPr>
+        <w:fldChar w:fldCharType="begin"/>
+      </w:r>
+      <w:r>
+        <w:rPr>
+          <w:i w:val="0"/>
+          <w:color w:val="000000"/>
+          <w:u w:val="none"/>
+          <w:lang/>
+          <w:rFonts w:ascii="Times New Roman" w:hAnsi="Times New Roman" w:eastAsia="宋体"/>
+        </w:rPr>
+        <w:instrText xml:space="preserve"> PAGEREF _Toc125987411 \h </w:instrText>
+      </w:r>
+      <w:r>
+        <w:rPr>
+          <w:i w:val="0"/>
+          <w:color w:val="000000"/>
+          <w:u w:val="none"/>
+          <w:lang/>
+          <w:rFonts w:ascii="Times New Roman" w:hAnsi="Times New Roman" w:eastAsia="宋体"/>
+        </w:rPr>
+        <w:fldChar w:fldCharType="separate"/>
+      </w:r>
+      <w:r>
+        <w:rPr>
+          <w:i w:val="0"/>
+          <w:color w:val="000000"/>
+          <w:u w:val="none"/>
+          <w:lang/>
+          <w:rFonts w:ascii="Times New Roman" w:hAnsi="Times New Roman" w:eastAsia="宋体"/>
         </w:rPr>
         <w:t>3</w:t>
       </w:r>
       <w:r>
         <w:rPr>
-          <w:lang/>
-        </w:rPr>
+          <w:i w:val="0"/>
+          <w:color w:val="000000"/>
+          <w:u w:val="none"/>
+          <w:lang/>
+          <w:rFonts w:ascii="Times New Roman" w:hAnsi="Times New Roman" w:eastAsia="宋体"/>
+        </w:rPr>
+        <w:fldChar w:fldCharType="end"/>
       </w:r>
       <w:r>
         <w:rPr>
           <w:rStyle w:val="38"/>
-          <w:lang/>
-        </w:rPr>
+          <w:i w:val="0"/>
+          <w:color w:val="000000"/>
+          <w:u w:val="none"/>
+          <w:lang/>
+          <w:rFonts w:ascii="Times New Roman" w:hAnsi="Times New Roman" w:eastAsia="宋体"/>
+        </w:rPr>
+        <w:fldChar w:fldCharType="end"/>
       </w:r>
     </w:p>
     <w:p>
@@ -3147,77 +4182,138 @@
       <w:r>
         <w:rPr>
           <w:rStyle w:val="38"/>
-          <w:lang/>
-        </w:rPr>
+          <w:i w:val="0"/>
+          <w:color w:val="000000"/>
+          <w:u w:val="none"/>
+          <w:lang/>
+          <w:rFonts w:ascii="Times New Roman" w:hAnsi="Times New Roman" w:eastAsia="宋体"/>
+        </w:rPr>
+        <w:fldChar w:fldCharType="begin"/>
       </w:r>
       <w:r>
         <w:rPr>
           <w:rStyle w:val="38"/>
-          <w:lang/>
-        </w:rPr>
-      </w:r>
-      <w:r>
-        <w:rPr>
-          <w:lang/>
-        </w:rPr>
+          <w:i w:val="0"/>
+          <w:color w:val="000000"/>
+          <w:u w:val="none"/>
+          <w:lang/>
+          <w:rFonts w:ascii="Times New Roman" w:hAnsi="Times New Roman" w:eastAsia="宋体"/>
+        </w:rPr>
+        <w:instrText xml:space="preserve"> </w:instrText>
+      </w:r>
+      <w:r>
+        <w:rPr>
+          <w:i w:val="0"/>
+          <w:color w:val="000000"/>
+          <w:u w:val="none"/>
+          <w:lang/>
+          <w:rFonts w:ascii="Times New Roman" w:hAnsi="Times New Roman" w:eastAsia="宋体"/>
+        </w:rPr>
+        <w:instrText xml:space="preserve">HYPERLINK \l "_Toc125987412"</w:instrText>
       </w:r>
       <w:r>
         <w:rPr>
           <w:rStyle w:val="38"/>
-          <w:lang/>
-        </w:rPr>
+          <w:i w:val="0"/>
+          <w:color w:val="000000"/>
+          <w:u w:val="none"/>
+          <w:lang/>
+          <w:rFonts w:ascii="Times New Roman" w:hAnsi="Times New Roman" w:eastAsia="宋体"/>
+        </w:rPr>
+        <w:instrText xml:space="preserve"> </w:instrText>
       </w:r>
       <w:r>
         <w:rPr>
           <w:rStyle w:val="38"/>
-          <w:lang/>
-        </w:rPr>
+          <w:i w:val="0"/>
+          <w:color w:val="000000"/>
+          <w:u w:val="none"/>
+          <w:lang/>
+          <w:rFonts w:ascii="Times New Roman" w:hAnsi="Times New Roman" w:eastAsia="宋体"/>
+        </w:rPr>
+        <w:fldChar w:fldCharType="separate"/>
       </w:r>
       <w:r>
         <w:rPr>
           <w:rStyle w:val="38"/>
-          <w:rFonts w:ascii="Verdana" w:hAnsi="Verdana"/>
+          <w:rFonts w:ascii="Times New Roman" w:hAnsi="Times New Roman" w:eastAsia="宋体"/>
+          <w:i w:val="0"/>
+          <w:color w:val="000000"/>
+          <w:u w:val="none"/>
           <w:lang/>
         </w:rPr>
         <w:t>3.2测试工具</w:t>
       </w:r>
       <w:r>
         <w:rPr>
-          <w:lang/>
+          <w:i w:val="0"/>
+          <w:color w:val="000000"/>
+          <w:u w:val="none"/>
+          <w:lang/>
+          <w:rFonts w:ascii="Times New Roman" w:hAnsi="Times New Roman" w:eastAsia="宋体"/>
         </w:rPr>
         <w:tab/>
       </w:r>
       <w:r>
         <w:rPr>
-          <w:lang/>
-        </w:rPr>
-      </w:r>
-      <w:r>
-        <w:rPr>
-          <w:lang/>
-        </w:rPr>
-      </w:r>
-      <w:r>
-        <w:rPr>
-          <w:lang/>
-        </w:rPr>
-      </w:r>
-      <w:r>
-        <w:rPr>
-          <w:lang/>
+          <w:i w:val="0"/>
+          <w:color w:val="000000"/>
+          <w:u w:val="none"/>
+          <w:lang/>
+          <w:rFonts w:ascii="Times New Roman" w:hAnsi="Times New Roman" w:eastAsia="宋体"/>
+        </w:rPr>
+        <w:fldChar w:fldCharType="begin"/>
+      </w:r>
+      <w:r>
+        <w:rPr>
+          <w:i w:val="0"/>
+          <w:color w:val="000000"/>
+          <w:u w:val="none"/>
+          <w:lang/>
+          <w:rFonts w:ascii="Times New Roman" w:hAnsi="Times New Roman" w:eastAsia="宋体"/>
+        </w:rPr>
+        <w:instrText xml:space="preserve"> PAGEREF _Toc125987412 \h </w:instrText>
+      </w:r>
+      <w:r>
+        <w:rPr>
+          <w:i w:val="0"/>
+          <w:color w:val="000000"/>
+          <w:u w:val="none"/>
+          <w:lang/>
+          <w:rFonts w:ascii="Times New Roman" w:hAnsi="Times New Roman" w:eastAsia="宋体"/>
+        </w:rPr>
+        <w:fldChar w:fldCharType="separate"/>
+      </w:r>
+      <w:r>
+        <w:rPr>
+          <w:i w:val="0"/>
+          <w:color w:val="000000"/>
+          <w:u w:val="none"/>
+          <w:lang/>
+          <w:rFonts w:ascii="Times New Roman" w:hAnsi="Times New Roman" w:eastAsia="宋体"/>
         </w:rPr>
         <w:t>3</w:t>
       </w:r>
       <w:r>
         <w:rPr>
-          <w:lang/>
-        </w:rPr>
+          <w:i w:val="0"/>
+          <w:color w:val="000000"/>
+          <w:u w:val="none"/>
+          <w:lang/>
+          <w:rFonts w:ascii="Times New Roman" w:hAnsi="Times New Roman" w:eastAsia="宋体"/>
+        </w:rPr>
+        <w:fldChar w:fldCharType="end"/>
       </w:r>
       <w:r>
         <w:rPr>
           <w:rStyle w:val="38"/>
-          <w:lang/>
-        </w:rPr>
+          <w:i w:val="0"/>
+          <w:color w:val="000000"/>
+          <w:u w:val="none"/>
+          <w:lang/>
+          <w:rFonts w:ascii="Times New Roman" w:hAnsi="Times New Roman" w:eastAsia="宋体"/>
+        </w:rPr>
+        <w:fldChar w:fldCharType="end"/>
       </w:r>
     </w:p>
     <w:p>
@@ -3239,77 +4335,138 @@
       <w:r>
         <w:rPr>
           <w:rStyle w:val="38"/>
-          <w:lang/>
-        </w:rPr>
+          <w:i w:val="0"/>
+          <w:color w:val="000000"/>
+          <w:u w:val="none"/>
+          <w:lang/>
+          <w:rFonts w:ascii="Times New Roman" w:hAnsi="Times New Roman" w:eastAsia="宋体"/>
+        </w:rPr>
+        <w:fldChar w:fldCharType="begin"/>
       </w:r>
       <w:r>
         <w:rPr>
           <w:rStyle w:val="38"/>
-          <w:lang/>
-        </w:rPr>
-      </w:r>
-      <w:r>
-        <w:rPr>
-          <w:lang/>
-        </w:rPr>
+          <w:i w:val="0"/>
+          <w:color w:val="000000"/>
+          <w:u w:val="none"/>
+          <w:lang/>
+          <w:rFonts w:ascii="Times New Roman" w:hAnsi="Times New Roman" w:eastAsia="宋体"/>
+        </w:rPr>
+        <w:instrText xml:space="preserve"> </w:instrText>
+      </w:r>
+      <w:r>
+        <w:rPr>
+          <w:i w:val="0"/>
+          <w:color w:val="000000"/>
+          <w:u w:val="none"/>
+          <w:lang/>
+          <w:rFonts w:ascii="Times New Roman" w:hAnsi="Times New Roman" w:eastAsia="宋体"/>
+        </w:rPr>
+        <w:instrText xml:space="preserve">HYPERLINK \l "_Toc125987413"</w:instrText>
       </w:r>
       <w:r>
         <w:rPr>
           <w:rStyle w:val="38"/>
-          <w:lang/>
-        </w:rPr>
+          <w:i w:val="0"/>
+          <w:color w:val="000000"/>
+          <w:u w:val="none"/>
+          <w:lang/>
+          <w:rFonts w:ascii="Times New Roman" w:hAnsi="Times New Roman" w:eastAsia="宋体"/>
+        </w:rPr>
+        <w:instrText xml:space="preserve"> </w:instrText>
       </w:r>
       <w:r>
         <w:rPr>
           <w:rStyle w:val="38"/>
-          <w:lang/>
-        </w:rPr>
+          <w:i w:val="0"/>
+          <w:color w:val="000000"/>
+          <w:u w:val="none"/>
+          <w:lang/>
+          <w:rFonts w:ascii="Times New Roman" w:hAnsi="Times New Roman" w:eastAsia="宋体"/>
+        </w:rPr>
+        <w:fldChar w:fldCharType="separate"/>
       </w:r>
       <w:r>
         <w:rPr>
           <w:rStyle w:val="38"/>
-          <w:rFonts w:ascii="Verdana" w:hAnsi="Verdana"/>
+          <w:rFonts w:ascii="Times New Roman" w:hAnsi="Times New Roman" w:eastAsia="宋体"/>
+          <w:i w:val="0"/>
+          <w:color w:val="000000"/>
+          <w:u w:val="none"/>
           <w:lang/>
         </w:rPr>
         <w:t>3.3测试通过准则</w:t>
       </w:r>
       <w:r>
         <w:rPr>
-          <w:lang/>
+          <w:i w:val="0"/>
+          <w:color w:val="000000"/>
+          <w:u w:val="none"/>
+          <w:lang/>
+          <w:rFonts w:ascii="Times New Roman" w:hAnsi="Times New Roman" w:eastAsia="宋体"/>
         </w:rPr>
         <w:tab/>
       </w:r>
       <w:r>
         <w:rPr>
-          <w:lang/>
-        </w:rPr>
-      </w:r>
-      <w:r>
-        <w:rPr>
-          <w:lang/>
-        </w:rPr>
-      </w:r>
-      <w:r>
-        <w:rPr>
-          <w:lang/>
-        </w:rPr>
-      </w:r>
-      <w:r>
-        <w:rPr>
-          <w:lang/>
+          <w:i w:val="0"/>
+          <w:color w:val="000000"/>
+          <w:u w:val="none"/>
+          <w:lang/>
+          <w:rFonts w:ascii="Times New Roman" w:hAnsi="Times New Roman" w:eastAsia="宋体"/>
+        </w:rPr>
+        <w:fldChar w:fldCharType="begin"/>
+      </w:r>
+      <w:r>
+        <w:rPr>
+          <w:i w:val="0"/>
+          <w:color w:val="000000"/>
+          <w:u w:val="none"/>
+          <w:lang/>
+          <w:rFonts w:ascii="Times New Roman" w:hAnsi="Times New Roman" w:eastAsia="宋体"/>
+        </w:rPr>
+        <w:instrText xml:space="preserve"> PAGEREF _Toc125987413 \h </w:instrText>
+      </w:r>
+      <w:r>
+        <w:rPr>
+          <w:i w:val="0"/>
+          <w:color w:val="000000"/>
+          <w:u w:val="none"/>
+          <w:lang/>
+          <w:rFonts w:ascii="Times New Roman" w:hAnsi="Times New Roman" w:eastAsia="宋体"/>
+        </w:rPr>
+        <w:fldChar w:fldCharType="separate"/>
+      </w:r>
+      <w:r>
+        <w:rPr>
+          <w:i w:val="0"/>
+          <w:color w:val="000000"/>
+          <w:u w:val="none"/>
+          <w:lang/>
+          <w:rFonts w:ascii="Times New Roman" w:hAnsi="Times New Roman" w:eastAsia="宋体"/>
         </w:rPr>
         <w:t>3</w:t>
       </w:r>
       <w:r>
         <w:rPr>
-          <w:lang/>
-        </w:rPr>
+          <w:i w:val="0"/>
+          <w:color w:val="000000"/>
+          <w:u w:val="none"/>
+          <w:lang/>
+          <w:rFonts w:ascii="Times New Roman" w:hAnsi="Times New Roman" w:eastAsia="宋体"/>
+        </w:rPr>
+        <w:fldChar w:fldCharType="end"/>
       </w:r>
       <w:r>
         <w:rPr>
           <w:rStyle w:val="38"/>
-          <w:lang/>
-        </w:rPr>
+          <w:i w:val="0"/>
+          <w:color w:val="000000"/>
+          <w:u w:val="none"/>
+          <w:lang/>
+          <w:rFonts w:ascii="Times New Roman" w:hAnsi="Times New Roman" w:eastAsia="宋体"/>
+        </w:rPr>
+        <w:fldChar w:fldCharType="end"/>
       </w:r>
     </w:p>
     <w:p>
@@ -3333,77 +4490,138 @@
       <w:r>
         <w:rPr>
           <w:rStyle w:val="38"/>
-          <w:lang/>
-        </w:rPr>
+          <w:i w:val="0"/>
+          <w:color w:val="000000"/>
+          <w:u w:val="none"/>
+          <w:lang/>
+          <w:rFonts w:ascii="Times New Roman" w:hAnsi="Times New Roman" w:eastAsia="宋体"/>
+        </w:rPr>
+        <w:fldChar w:fldCharType="begin"/>
       </w:r>
       <w:r>
         <w:rPr>
           <w:rStyle w:val="38"/>
-          <w:lang/>
-        </w:rPr>
-      </w:r>
-      <w:r>
-        <w:rPr>
-          <w:lang/>
-        </w:rPr>
+          <w:i w:val="0"/>
+          <w:color w:val="000000"/>
+          <w:u w:val="none"/>
+          <w:lang/>
+          <w:rFonts w:ascii="Times New Roman" w:hAnsi="Times New Roman" w:eastAsia="宋体"/>
+        </w:rPr>
+        <w:instrText xml:space="preserve"> </w:instrText>
+      </w:r>
+      <w:r>
+        <w:rPr>
+          <w:i w:val="0"/>
+          <w:color w:val="000000"/>
+          <w:u w:val="none"/>
+          <w:lang/>
+          <w:rFonts w:ascii="Times New Roman" w:hAnsi="Times New Roman" w:eastAsia="宋体"/>
+        </w:rPr>
+        <w:instrText xml:space="preserve">HYPERLINK \l "_Toc125987414"</w:instrText>
       </w:r>
       <w:r>
         <w:rPr>
           <w:rStyle w:val="38"/>
-          <w:lang/>
-        </w:rPr>
+          <w:i w:val="0"/>
+          <w:color w:val="000000"/>
+          <w:u w:val="none"/>
+          <w:lang/>
+          <w:rFonts w:ascii="Times New Roman" w:hAnsi="Times New Roman" w:eastAsia="宋体"/>
+        </w:rPr>
+        <w:instrText xml:space="preserve"> </w:instrText>
       </w:r>
       <w:r>
         <w:rPr>
           <w:rStyle w:val="38"/>
-          <w:lang/>
-        </w:rPr>
+          <w:i w:val="0"/>
+          <w:color w:val="000000"/>
+          <w:u w:val="none"/>
+          <w:lang/>
+          <w:rFonts w:ascii="Times New Roman" w:hAnsi="Times New Roman" w:eastAsia="宋体"/>
+        </w:rPr>
+        <w:fldChar w:fldCharType="separate"/>
       </w:r>
       <w:r>
         <w:rPr>
           <w:rStyle w:val="38"/>
-          <w:rFonts w:ascii="Verdana" w:hAnsi="Verdana"/>
+          <w:rFonts w:ascii="Times New Roman" w:hAnsi="Times New Roman" w:eastAsia="宋体"/>
+          <w:i w:val="0"/>
+          <w:color w:val="000000"/>
+          <w:u w:val="none"/>
           <w:lang/>
         </w:rPr>
         <w:t>4.     资源</w:t>
       </w:r>
       <w:r>
         <w:rPr>
-          <w:lang/>
+          <w:i w:val="0"/>
+          <w:color w:val="000000"/>
+          <w:u w:val="none"/>
+          <w:lang/>
+          <w:rFonts w:ascii="Times New Roman" w:hAnsi="Times New Roman" w:eastAsia="宋体"/>
         </w:rPr>
         <w:tab/>
       </w:r>
       <w:r>
         <w:rPr>
-          <w:lang/>
-        </w:rPr>
-      </w:r>
-      <w:r>
-        <w:rPr>
-          <w:lang/>
-        </w:rPr>
-      </w:r>
-      <w:r>
-        <w:rPr>
-          <w:lang/>
-        </w:rPr>
-      </w:r>
-      <w:r>
-        <w:rPr>
-          <w:lang/>
+          <w:i w:val="0"/>
+          <w:color w:val="000000"/>
+          <w:u w:val="none"/>
+          <w:lang/>
+          <w:rFonts w:ascii="Times New Roman" w:hAnsi="Times New Roman" w:eastAsia="宋体"/>
+        </w:rPr>
+        <w:fldChar w:fldCharType="begin"/>
+      </w:r>
+      <w:r>
+        <w:rPr>
+          <w:i w:val="0"/>
+          <w:color w:val="000000"/>
+          <w:u w:val="none"/>
+          <w:lang/>
+          <w:rFonts w:ascii="Times New Roman" w:hAnsi="Times New Roman" w:eastAsia="宋体"/>
+        </w:rPr>
+        <w:instrText xml:space="preserve"> PAGEREF _Toc125987414 \h </w:instrText>
+      </w:r>
+      <w:r>
+        <w:rPr>
+          <w:i w:val="0"/>
+          <w:color w:val="000000"/>
+          <w:u w:val="none"/>
+          <w:lang/>
+          <w:rFonts w:ascii="Times New Roman" w:hAnsi="Times New Roman" w:eastAsia="宋体"/>
+        </w:rPr>
+        <w:fldChar w:fldCharType="separate"/>
+      </w:r>
+      <w:r>
+        <w:rPr>
+          <w:i w:val="0"/>
+          <w:color w:val="000000"/>
+          <w:u w:val="none"/>
+          <w:lang/>
+          <w:rFonts w:ascii="Times New Roman" w:hAnsi="Times New Roman" w:eastAsia="宋体"/>
         </w:rPr>
         <w:t>4</w:t>
       </w:r>
       <w:r>
         <w:rPr>
-          <w:lang/>
-        </w:rPr>
+          <w:i w:val="0"/>
+          <w:color w:val="000000"/>
+          <w:u w:val="none"/>
+          <w:lang/>
+          <w:rFonts w:ascii="Times New Roman" w:hAnsi="Times New Roman" w:eastAsia="宋体"/>
+        </w:rPr>
+        <w:fldChar w:fldCharType="end"/>
       </w:r>
       <w:r>
         <w:rPr>
           <w:rStyle w:val="38"/>
-          <w:lang/>
-        </w:rPr>
+          <w:i w:val="0"/>
+          <w:color w:val="000000"/>
+          <w:u w:val="none"/>
+          <w:lang/>
+          <w:rFonts w:ascii="Times New Roman" w:hAnsi="Times New Roman" w:eastAsia="宋体"/>
+        </w:rPr>
+        <w:fldChar w:fldCharType="end"/>
       </w:r>
     </w:p>
     <w:p>
@@ -3425,77 +4643,138 @@
       <w:r>
         <w:rPr>
           <w:rStyle w:val="38"/>
-          <w:lang/>
-        </w:rPr>
+          <w:i w:val="0"/>
+          <w:color w:val="000000"/>
+          <w:u w:val="none"/>
+          <w:lang/>
+          <w:rFonts w:ascii="Times New Roman" w:hAnsi="Times New Roman" w:eastAsia="宋体"/>
+        </w:rPr>
+        <w:fldChar w:fldCharType="begin"/>
       </w:r>
       <w:r>
         <w:rPr>
           <w:rStyle w:val="38"/>
-          <w:lang/>
-        </w:rPr>
-      </w:r>
-      <w:r>
-        <w:rPr>
-          <w:lang/>
-        </w:rPr>
+          <w:i w:val="0"/>
+          <w:color w:val="000000"/>
+          <w:u w:val="none"/>
+          <w:lang/>
+          <w:rFonts w:ascii="Times New Roman" w:hAnsi="Times New Roman" w:eastAsia="宋体"/>
+        </w:rPr>
+        <w:instrText xml:space="preserve"> </w:instrText>
+      </w:r>
+      <w:r>
+        <w:rPr>
+          <w:i w:val="0"/>
+          <w:color w:val="000000"/>
+          <w:u w:val="none"/>
+          <w:lang/>
+          <w:rFonts w:ascii="Times New Roman" w:hAnsi="Times New Roman" w:eastAsia="宋体"/>
+        </w:rPr>
+        <w:instrText xml:space="preserve">HYPERLINK \l "_Toc125987415"</w:instrText>
       </w:r>
       <w:r>
         <w:rPr>
           <w:rStyle w:val="38"/>
-          <w:lang/>
-        </w:rPr>
+          <w:i w:val="0"/>
+          <w:color w:val="000000"/>
+          <w:u w:val="none"/>
+          <w:lang/>
+          <w:rFonts w:ascii="Times New Roman" w:hAnsi="Times New Roman" w:eastAsia="宋体"/>
+        </w:rPr>
+        <w:instrText xml:space="preserve"> </w:instrText>
       </w:r>
       <w:r>
         <w:rPr>
           <w:rStyle w:val="38"/>
-          <w:lang/>
-        </w:rPr>
+          <w:i w:val="0"/>
+          <w:color w:val="000000"/>
+          <w:u w:val="none"/>
+          <w:lang/>
+          <w:rFonts w:ascii="Times New Roman" w:hAnsi="Times New Roman" w:eastAsia="宋体"/>
+        </w:rPr>
+        <w:fldChar w:fldCharType="separate"/>
       </w:r>
       <w:r>
         <w:rPr>
           <w:rStyle w:val="38"/>
-          <w:rFonts w:ascii="Verdana" w:hAnsi="Verdana"/>
+          <w:rFonts w:ascii="Times New Roman" w:hAnsi="Times New Roman" w:eastAsia="宋体"/>
+          <w:i w:val="0"/>
+          <w:color w:val="000000"/>
+          <w:u w:val="none"/>
           <w:lang/>
         </w:rPr>
         <w:t>4.1     角色</w:t>
       </w:r>
       <w:r>
         <w:rPr>
-          <w:lang/>
+          <w:i w:val="0"/>
+          <w:color w:val="000000"/>
+          <w:u w:val="none"/>
+          <w:lang/>
+          <w:rFonts w:ascii="Times New Roman" w:hAnsi="Times New Roman" w:eastAsia="宋体"/>
         </w:rPr>
         <w:tab/>
       </w:r>
       <w:r>
         <w:rPr>
-          <w:lang/>
-        </w:rPr>
-      </w:r>
-      <w:r>
-        <w:rPr>
-          <w:lang/>
-        </w:rPr>
-      </w:r>
-      <w:r>
-        <w:rPr>
-          <w:lang/>
-        </w:rPr>
-      </w:r>
-      <w:r>
-        <w:rPr>
-          <w:lang/>
+          <w:i w:val="0"/>
+          <w:color w:val="000000"/>
+          <w:u w:val="none"/>
+          <w:lang/>
+          <w:rFonts w:ascii="Times New Roman" w:hAnsi="Times New Roman" w:eastAsia="宋体"/>
+        </w:rPr>
+        <w:fldChar w:fldCharType="begin"/>
+      </w:r>
+      <w:r>
+        <w:rPr>
+          <w:i w:val="0"/>
+          <w:color w:val="000000"/>
+          <w:u w:val="none"/>
+          <w:lang/>
+          <w:rFonts w:ascii="Times New Roman" w:hAnsi="Times New Roman" w:eastAsia="宋体"/>
+        </w:rPr>
+        <w:instrText xml:space="preserve"> PAGEREF _Toc125987415 \h </w:instrText>
+      </w:r>
+      <w:r>
+        <w:rPr>
+          <w:i w:val="0"/>
+          <w:color w:val="000000"/>
+          <w:u w:val="none"/>
+          <w:lang/>
+          <w:rFonts w:ascii="Times New Roman" w:hAnsi="Times New Roman" w:eastAsia="宋体"/>
+        </w:rPr>
+        <w:fldChar w:fldCharType="separate"/>
+      </w:r>
+      <w:r>
+        <w:rPr>
+          <w:i w:val="0"/>
+          <w:color w:val="000000"/>
+          <w:u w:val="none"/>
+          <w:lang/>
+          <w:rFonts w:ascii="Times New Roman" w:hAnsi="Times New Roman" w:eastAsia="宋体"/>
         </w:rPr>
         <w:t>4</w:t>
       </w:r>
       <w:r>
         <w:rPr>
-          <w:lang/>
-        </w:rPr>
+          <w:i w:val="0"/>
+          <w:color w:val="000000"/>
+          <w:u w:val="none"/>
+          <w:lang/>
+          <w:rFonts w:ascii="Times New Roman" w:hAnsi="Times New Roman" w:eastAsia="宋体"/>
+        </w:rPr>
+        <w:fldChar w:fldCharType="end"/>
       </w:r>
       <w:r>
         <w:rPr>
           <w:rStyle w:val="38"/>
-          <w:lang/>
-        </w:rPr>
+          <w:i w:val="0"/>
+          <w:color w:val="000000"/>
+          <w:u w:val="none"/>
+          <w:lang/>
+          <w:rFonts w:ascii="Times New Roman" w:hAnsi="Times New Roman" w:eastAsia="宋体"/>
+        </w:rPr>
+        <w:fldChar w:fldCharType="end"/>
       </w:r>
     </w:p>
     <w:p>
@@ -3517,77 +4796,138 @@
       <w:r>
         <w:rPr>
           <w:rStyle w:val="38"/>
-          <w:lang/>
-        </w:rPr>
+          <w:i w:val="0"/>
+          <w:color w:val="000000"/>
+          <w:u w:val="none"/>
+          <w:lang/>
+          <w:rFonts w:ascii="Times New Roman" w:hAnsi="Times New Roman" w:eastAsia="宋体"/>
+        </w:rPr>
+        <w:fldChar w:fldCharType="begin"/>
       </w:r>
       <w:r>
         <w:rPr>
           <w:rStyle w:val="38"/>
-          <w:lang/>
-        </w:rPr>
-      </w:r>
-      <w:r>
-        <w:rPr>
-          <w:lang/>
-        </w:rPr>
+          <w:i w:val="0"/>
+          <w:color w:val="000000"/>
+          <w:u w:val="none"/>
+          <w:lang/>
+          <w:rFonts w:ascii="Times New Roman" w:hAnsi="Times New Roman" w:eastAsia="宋体"/>
+        </w:rPr>
+        <w:instrText xml:space="preserve"> </w:instrText>
+      </w:r>
+      <w:r>
+        <w:rPr>
+          <w:i w:val="0"/>
+          <w:color w:val="000000"/>
+          <w:u w:val="none"/>
+          <w:lang/>
+          <w:rFonts w:ascii="Times New Roman" w:hAnsi="Times New Roman" w:eastAsia="宋体"/>
+        </w:rPr>
+        <w:instrText xml:space="preserve">HYPERLINK \l "_Toc125987416"</w:instrText>
       </w:r>
       <w:r>
         <w:rPr>
           <w:rStyle w:val="38"/>
-          <w:lang/>
-        </w:rPr>
+          <w:i w:val="0"/>
+          <w:color w:val="000000"/>
+          <w:u w:val="none"/>
+          <w:lang/>
+          <w:rFonts w:ascii="Times New Roman" w:hAnsi="Times New Roman" w:eastAsia="宋体"/>
+        </w:rPr>
+        <w:instrText xml:space="preserve"> </w:instrText>
       </w:r>
       <w:r>
         <w:rPr>
           <w:rStyle w:val="38"/>
-          <w:lang/>
-        </w:rPr>
+          <w:i w:val="0"/>
+          <w:color w:val="000000"/>
+          <w:u w:val="none"/>
+          <w:lang/>
+          <w:rFonts w:ascii="Times New Roman" w:hAnsi="Times New Roman" w:eastAsia="宋体"/>
+        </w:rPr>
+        <w:fldChar w:fldCharType="separate"/>
       </w:r>
       <w:r>
         <w:rPr>
           <w:rStyle w:val="38"/>
-          <w:rFonts w:ascii="Verdana" w:hAnsi="Verdana"/>
+          <w:rFonts w:ascii="Times New Roman" w:hAnsi="Times New Roman" w:eastAsia="宋体"/>
+          <w:i w:val="0"/>
+          <w:color w:val="000000"/>
+          <w:u w:val="none"/>
           <w:lang/>
         </w:rPr>
         <w:t>4.2     系统资源</w:t>
       </w:r>
       <w:r>
         <w:rPr>
-          <w:lang/>
+          <w:i w:val="0"/>
+          <w:color w:val="000000"/>
+          <w:u w:val="none"/>
+          <w:lang/>
+          <w:rFonts w:ascii="Times New Roman" w:hAnsi="Times New Roman" w:eastAsia="宋体"/>
         </w:rPr>
         <w:tab/>
       </w:r>
       <w:r>
         <w:rPr>
-          <w:lang/>
-        </w:rPr>
-      </w:r>
-      <w:r>
-        <w:rPr>
-          <w:lang/>
-        </w:rPr>
-      </w:r>
-      <w:r>
-        <w:rPr>
-          <w:lang/>
-        </w:rPr>
-      </w:r>
-      <w:r>
-        <w:rPr>
-          <w:lang/>
+          <w:i w:val="0"/>
+          <w:color w:val="000000"/>
+          <w:u w:val="none"/>
+          <w:lang/>
+          <w:rFonts w:ascii="Times New Roman" w:hAnsi="Times New Roman" w:eastAsia="宋体"/>
+        </w:rPr>
+        <w:fldChar w:fldCharType="begin"/>
+      </w:r>
+      <w:r>
+        <w:rPr>
+          <w:i w:val="0"/>
+          <w:color w:val="000000"/>
+          <w:u w:val="none"/>
+          <w:lang/>
+          <w:rFonts w:ascii="Times New Roman" w:hAnsi="Times New Roman" w:eastAsia="宋体"/>
+        </w:rPr>
+        <w:instrText xml:space="preserve"> PAGEREF _Toc125987416 \h </w:instrText>
+      </w:r>
+      <w:r>
+        <w:rPr>
+          <w:i w:val="0"/>
+          <w:color w:val="000000"/>
+          <w:u w:val="none"/>
+          <w:lang/>
+          <w:rFonts w:ascii="Times New Roman" w:hAnsi="Times New Roman" w:eastAsia="宋体"/>
+        </w:rPr>
+        <w:fldChar w:fldCharType="separate"/>
+      </w:r>
+      <w:r>
+        <w:rPr>
+          <w:i w:val="0"/>
+          <w:color w:val="000000"/>
+          <w:u w:val="none"/>
+          <w:lang/>
+          <w:rFonts w:ascii="Times New Roman" w:hAnsi="Times New Roman" w:eastAsia="宋体"/>
         </w:rPr>
         <w:t>4</w:t>
       </w:r>
       <w:r>
         <w:rPr>
-          <w:lang/>
-        </w:rPr>
+          <w:i w:val="0"/>
+          <w:color w:val="000000"/>
+          <w:u w:val="none"/>
+          <w:lang/>
+          <w:rFonts w:ascii="Times New Roman" w:hAnsi="Times New Roman" w:eastAsia="宋体"/>
+        </w:rPr>
+        <w:fldChar w:fldCharType="end"/>
       </w:r>
       <w:r>
         <w:rPr>
           <w:rStyle w:val="38"/>
-          <w:lang/>
-        </w:rPr>
+          <w:i w:val="0"/>
+          <w:color w:val="000000"/>
+          <w:u w:val="none"/>
+          <w:lang/>
+          <w:rFonts w:ascii="Times New Roman" w:hAnsi="Times New Roman" w:eastAsia="宋体"/>
+        </w:rPr>
+        <w:fldChar w:fldCharType="end"/>
       </w:r>
     </w:p>
     <w:p>
@@ -3611,76 +4951,138 @@
       <w:r>
         <w:rPr>
           <w:rStyle w:val="38"/>
-          <w:lang/>
-        </w:rPr>
+          <w:i w:val="0"/>
+          <w:color w:val="000000"/>
+          <w:u w:val="none"/>
+          <w:lang/>
+          <w:rFonts w:ascii="Times New Roman" w:hAnsi="Times New Roman" w:eastAsia="宋体"/>
+        </w:rPr>
+        <w:fldChar w:fldCharType="begin"/>
       </w:r>
       <w:r>
         <w:rPr>
           <w:rStyle w:val="38"/>
-          <w:lang/>
-        </w:rPr>
-      </w:r>
-      <w:r>
-        <w:rPr>
-          <w:lang/>
-        </w:rPr>
+          <w:i w:val="0"/>
+          <w:color w:val="000000"/>
+          <w:u w:val="none"/>
+          <w:lang/>
+          <w:rFonts w:ascii="Times New Roman" w:hAnsi="Times New Roman" w:eastAsia="宋体"/>
+        </w:rPr>
+        <w:instrText xml:space="preserve"> </w:instrText>
+      </w:r>
+      <w:r>
+        <w:rPr>
+          <w:i w:val="0"/>
+          <w:color w:val="000000"/>
+          <w:u w:val="none"/>
+          <w:lang/>
+          <w:rFonts w:ascii="Times New Roman" w:hAnsi="Times New Roman" w:eastAsia="宋体"/>
+        </w:rPr>
+        <w:instrText xml:space="preserve">HYPERLINK \l "_Toc125987417"</w:instrText>
       </w:r>
       <w:r>
         <w:rPr>
           <w:rStyle w:val="38"/>
-          <w:lang/>
-        </w:rPr>
+          <w:i w:val="0"/>
+          <w:color w:val="000000"/>
+          <w:u w:val="none"/>
+          <w:lang/>
+          <w:rFonts w:ascii="Times New Roman" w:hAnsi="Times New Roman" w:eastAsia="宋体"/>
+        </w:rPr>
+        <w:instrText xml:space="preserve"> </w:instrText>
       </w:r>
       <w:r>
         <w:rPr>
           <w:rStyle w:val="38"/>
-          <w:lang/>
-        </w:rPr>
+          <w:i w:val="0"/>
+          <w:color w:val="000000"/>
+          <w:u w:val="none"/>
+          <w:lang/>
+          <w:rFonts w:ascii="Times New Roman" w:hAnsi="Times New Roman" w:eastAsia="宋体"/>
+        </w:rPr>
+        <w:fldChar w:fldCharType="separate"/>
       </w:r>
       <w:r>
         <w:rPr>
           <w:rStyle w:val="38"/>
-          <w:lang/>
+          <w:i w:val="0"/>
+          <w:color w:val="000000"/>
+          <w:u w:val="none"/>
+          <w:lang/>
+          <w:rFonts w:ascii="Times New Roman" w:hAnsi="Times New Roman" w:eastAsia="宋体"/>
         </w:rPr>
         <w:t>5.     项目测试活动</w:t>
       </w:r>
       <w:r>
         <w:rPr>
-          <w:lang/>
+          <w:i w:val="0"/>
+          <w:color w:val="000000"/>
+          <w:u w:val="none"/>
+          <w:lang/>
+          <w:rFonts w:ascii="Times New Roman" w:hAnsi="Times New Roman" w:eastAsia="宋体"/>
         </w:rPr>
         <w:tab/>
       </w:r>
       <w:r>
         <w:rPr>
-          <w:lang/>
-        </w:rPr>
-      </w:r>
-      <w:r>
-        <w:rPr>
-          <w:lang/>
-        </w:rPr>
-      </w:r>
-      <w:r>
-        <w:rPr>
-          <w:lang/>
-        </w:rPr>
-      </w:r>
-      <w:r>
-        <w:rPr>
-          <w:lang/>
+          <w:i w:val="0"/>
+          <w:color w:val="000000"/>
+          <w:u w:val="none"/>
+          <w:lang/>
+          <w:rFonts w:ascii="Times New Roman" w:hAnsi="Times New Roman" w:eastAsia="宋体"/>
+        </w:rPr>
+        <w:fldChar w:fldCharType="begin"/>
+      </w:r>
+      <w:r>
+        <w:rPr>
+          <w:i w:val="0"/>
+          <w:color w:val="000000"/>
+          <w:u w:val="none"/>
+          <w:lang/>
+          <w:rFonts w:ascii="Times New Roman" w:hAnsi="Times New Roman" w:eastAsia="宋体"/>
+        </w:rPr>
+        <w:instrText xml:space="preserve"> PAGEREF _Toc125987417 \h </w:instrText>
+      </w:r>
+      <w:r>
+        <w:rPr>
+          <w:i w:val="0"/>
+          <w:color w:val="000000"/>
+          <w:u w:val="none"/>
+          <w:lang/>
+          <w:rFonts w:ascii="Times New Roman" w:hAnsi="Times New Roman" w:eastAsia="宋体"/>
+        </w:rPr>
+        <w:fldChar w:fldCharType="separate"/>
+      </w:r>
+      <w:r>
+        <w:rPr>
+          <w:i w:val="0"/>
+          <w:color w:val="000000"/>
+          <w:u w:val="none"/>
+          <w:lang/>
+          <w:rFonts w:ascii="Times New Roman" w:hAnsi="Times New Roman" w:eastAsia="宋体"/>
         </w:rPr>
         <w:t>5</w:t>
       </w:r>
       <w:r>
         <w:rPr>
-          <w:lang/>
-        </w:rPr>
+          <w:i w:val="0"/>
+          <w:color w:val="000000"/>
+          <w:u w:val="none"/>
+          <w:lang/>
+          <w:rFonts w:ascii="Times New Roman" w:hAnsi="Times New Roman" w:eastAsia="宋体"/>
+        </w:rPr>
+        <w:fldChar w:fldCharType="end"/>
       </w:r>
       <w:r>
         <w:rPr>
           <w:rStyle w:val="38"/>
-          <w:lang/>
-        </w:rPr>
+          <w:i w:val="0"/>
+          <w:color w:val="000000"/>
+          <w:u w:val="none"/>
+          <w:lang/>
+          <w:rFonts w:ascii="Times New Roman" w:hAnsi="Times New Roman" w:eastAsia="宋体"/>
+        </w:rPr>
+        <w:fldChar w:fldCharType="end"/>
       </w:r>
     </w:p>
     <w:p>
@@ -3704,77 +5106,138 @@
       <w:r>
         <w:rPr>
           <w:rStyle w:val="38"/>
-          <w:lang/>
-        </w:rPr>
+          <w:i w:val="0"/>
+          <w:color w:val="000000"/>
+          <w:u w:val="none"/>
+          <w:lang/>
+          <w:rFonts w:ascii="Times New Roman" w:hAnsi="Times New Roman" w:eastAsia="宋体"/>
+        </w:rPr>
+        <w:fldChar w:fldCharType="begin"/>
       </w:r>
       <w:r>
         <w:rPr>
           <w:rStyle w:val="38"/>
-          <w:lang/>
-        </w:rPr>
-      </w:r>
-      <w:r>
-        <w:rPr>
-          <w:lang/>
-        </w:rPr>
+          <w:i w:val="0"/>
+          <w:color w:val="000000"/>
+          <w:u w:val="none"/>
+          <w:lang/>
+          <w:rFonts w:ascii="Times New Roman" w:hAnsi="Times New Roman" w:eastAsia="宋体"/>
+        </w:rPr>
+        <w:instrText xml:space="preserve"> </w:instrText>
+      </w:r>
+      <w:r>
+        <w:rPr>
+          <w:i w:val="0"/>
+          <w:color w:val="000000"/>
+          <w:u w:val="none"/>
+          <w:lang/>
+          <w:rFonts w:ascii="Times New Roman" w:hAnsi="Times New Roman" w:eastAsia="宋体"/>
+        </w:rPr>
+        <w:instrText xml:space="preserve">HYPERLINK \l "_Toc125987418"</w:instrText>
       </w:r>
       <w:r>
         <w:rPr>
           <w:rStyle w:val="38"/>
-          <w:lang/>
-        </w:rPr>
+          <w:i w:val="0"/>
+          <w:color w:val="000000"/>
+          <w:u w:val="none"/>
+          <w:lang/>
+          <w:rFonts w:ascii="Times New Roman" w:hAnsi="Times New Roman" w:eastAsia="宋体"/>
+        </w:rPr>
+        <w:instrText xml:space="preserve"> </w:instrText>
       </w:r>
       <w:r>
         <w:rPr>
           <w:rStyle w:val="38"/>
-          <w:lang/>
-        </w:rPr>
+          <w:i w:val="0"/>
+          <w:color w:val="000000"/>
+          <w:u w:val="none"/>
+          <w:lang/>
+          <w:rFonts w:ascii="Times New Roman" w:hAnsi="Times New Roman" w:eastAsia="宋体"/>
+        </w:rPr>
+        <w:fldChar w:fldCharType="separate"/>
       </w:r>
       <w:r>
         <w:rPr>
           <w:rStyle w:val="38"/>
-          <w:rFonts w:ascii="Verdana" w:hAnsi="Verdana"/>
+          <w:rFonts w:ascii="Times New Roman" w:hAnsi="Times New Roman" w:eastAsia="宋体"/>
+          <w:i w:val="0"/>
+          <w:color w:val="000000"/>
+          <w:u w:val="none"/>
           <w:lang/>
         </w:rPr>
         <w:t>6.     附录 A：项目任务</w:t>
       </w:r>
       <w:r>
         <w:rPr>
-          <w:lang/>
+          <w:i w:val="0"/>
+          <w:color w:val="000000"/>
+          <w:u w:val="none"/>
+          <w:lang/>
+          <w:rFonts w:ascii="Times New Roman" w:hAnsi="Times New Roman" w:eastAsia="宋体"/>
         </w:rPr>
         <w:tab/>
       </w:r>
       <w:r>
         <w:rPr>
-          <w:lang/>
-        </w:rPr>
-      </w:r>
-      <w:r>
-        <w:rPr>
-          <w:lang/>
-        </w:rPr>
-      </w:r>
-      <w:r>
-        <w:rPr>
-          <w:lang/>
-        </w:rPr>
-      </w:r>
-      <w:r>
-        <w:rPr>
-          <w:lang/>
+          <w:i w:val="0"/>
+          <w:color w:val="000000"/>
+          <w:u w:val="none"/>
+          <w:lang/>
+          <w:rFonts w:ascii="Times New Roman" w:hAnsi="Times New Roman" w:eastAsia="宋体"/>
+        </w:rPr>
+        <w:fldChar w:fldCharType="begin"/>
+      </w:r>
+      <w:r>
+        <w:rPr>
+          <w:i w:val="0"/>
+          <w:color w:val="000000"/>
+          <w:u w:val="none"/>
+          <w:lang/>
+          <w:rFonts w:ascii="Times New Roman" w:hAnsi="Times New Roman" w:eastAsia="宋体"/>
+        </w:rPr>
+        <w:instrText xml:space="preserve"> PAGEREF _Toc125987418 \h </w:instrText>
+      </w:r>
+      <w:r>
+        <w:rPr>
+          <w:i w:val="0"/>
+          <w:color w:val="000000"/>
+          <w:u w:val="none"/>
+          <w:lang/>
+          <w:rFonts w:ascii="Times New Roman" w:hAnsi="Times New Roman" w:eastAsia="宋体"/>
+        </w:rPr>
+        <w:fldChar w:fldCharType="separate"/>
+      </w:r>
+      <w:r>
+        <w:rPr>
+          <w:i w:val="0"/>
+          <w:color w:val="000000"/>
+          <w:u w:val="none"/>
+          <w:lang/>
+          <w:rFonts w:ascii="Times New Roman" w:hAnsi="Times New Roman" w:eastAsia="宋体"/>
         </w:rPr>
         <w:t>5</w:t>
       </w:r>
       <w:r>
         <w:rPr>
-          <w:lang/>
-        </w:rPr>
+          <w:i w:val="0"/>
+          <w:color w:val="000000"/>
+          <w:u w:val="none"/>
+          <w:lang/>
+          <w:rFonts w:ascii="Times New Roman" w:hAnsi="Times New Roman" w:eastAsia="宋体"/>
+        </w:rPr>
+        <w:fldChar w:fldCharType="end"/>
       </w:r>
       <w:r>
         <w:rPr>
           <w:rStyle w:val="38"/>
-          <w:lang/>
-        </w:rPr>
+          <w:i w:val="0"/>
+          <w:color w:val="000000"/>
+          <w:u w:val="none"/>
+          <w:lang/>
+          <w:rFonts w:ascii="Times New Roman" w:hAnsi="Times New Roman" w:eastAsia="宋体"/>
+        </w:rPr>
+        <w:fldChar w:fldCharType="end"/>
       </w:r>
     </w:p>
     <w:p>
@@ -3798,77 +5261,138 @@
       <w:r>
         <w:rPr>
           <w:rStyle w:val="38"/>
-          <w:lang/>
-        </w:rPr>
+          <w:i w:val="0"/>
+          <w:color w:val="000000"/>
+          <w:u w:val="none"/>
+          <w:lang/>
+          <w:rFonts w:ascii="Times New Roman" w:hAnsi="Times New Roman" w:eastAsia="宋体"/>
+        </w:rPr>
+        <w:fldChar w:fldCharType="begin"/>
       </w:r>
       <w:r>
         <w:rPr>
           <w:rStyle w:val="38"/>
-          <w:lang/>
-        </w:rPr>
-      </w:r>
-      <w:r>
-        <w:rPr>
-          <w:lang/>
-        </w:rPr>
+          <w:i w:val="0"/>
+          <w:color w:val="000000"/>
+          <w:u w:val="none"/>
+          <w:lang/>
+          <w:rFonts w:ascii="Times New Roman" w:hAnsi="Times New Roman" w:eastAsia="宋体"/>
+        </w:rPr>
+        <w:instrText xml:space="preserve"> </w:instrText>
+      </w:r>
+      <w:r>
+        <w:rPr>
+          <w:i w:val="0"/>
+          <w:color w:val="000000"/>
+          <w:u w:val="none"/>
+          <w:lang/>
+          <w:rFonts w:ascii="Times New Roman" w:hAnsi="Times New Roman" w:eastAsia="宋体"/>
+        </w:rPr>
+        <w:instrText xml:space="preserve">HYPERLINK \l "_Toc125987419"</w:instrText>
       </w:r>
       <w:r>
         <w:rPr>
           <w:rStyle w:val="38"/>
-          <w:lang/>
-        </w:rPr>
+          <w:i w:val="0"/>
+          <w:color w:val="000000"/>
+          <w:u w:val="none"/>
+          <w:lang/>
+          <w:rFonts w:ascii="Times New Roman" w:hAnsi="Times New Roman" w:eastAsia="宋体"/>
+        </w:rPr>
+        <w:instrText xml:space="preserve"> </w:instrText>
       </w:r>
       <w:r>
         <w:rPr>
           <w:rStyle w:val="38"/>
-          <w:lang/>
-        </w:rPr>
+          <w:i w:val="0"/>
+          <w:color w:val="000000"/>
+          <w:u w:val="none"/>
+          <w:lang/>
+          <w:rFonts w:ascii="Times New Roman" w:hAnsi="Times New Roman" w:eastAsia="宋体"/>
+        </w:rPr>
+        <w:fldChar w:fldCharType="separate"/>
       </w:r>
       <w:r>
         <w:rPr>
           <w:rStyle w:val="38"/>
-          <w:rFonts w:ascii="Verdana" w:hAnsi="Verdana"/>
+          <w:rFonts w:ascii="Times New Roman" w:hAnsi="Times New Roman" w:eastAsia="宋体"/>
+          <w:i w:val="0"/>
+          <w:color w:val="000000"/>
+          <w:u w:val="none"/>
           <w:lang/>
         </w:rPr>
         <w:t> 制定测试计划</w:t>
       </w:r>
       <w:r>
         <w:rPr>
-          <w:lang/>
+          <w:i w:val="0"/>
+          <w:color w:val="000000"/>
+          <w:u w:val="none"/>
+          <w:lang/>
+          <w:rFonts w:ascii="Times New Roman" w:hAnsi="Times New Roman" w:eastAsia="宋体"/>
         </w:rPr>
         <w:tab/>
       </w:r>
       <w:r>
         <w:rPr>
-          <w:lang/>
-        </w:rPr>
-      </w:r>
-      <w:r>
-        <w:rPr>
-          <w:lang/>
-        </w:rPr>
-      </w:r>
-      <w:r>
-        <w:rPr>
-          <w:lang/>
-        </w:rPr>
-      </w:r>
-      <w:r>
-        <w:rPr>
-          <w:lang/>
+          <w:i w:val="0"/>
+          <w:color w:val="000000"/>
+          <w:u w:val="none"/>
+          <w:lang/>
+          <w:rFonts w:ascii="Times New Roman" w:hAnsi="Times New Roman" w:eastAsia="宋体"/>
+        </w:rPr>
+        <w:fldChar w:fldCharType="begin"/>
+      </w:r>
+      <w:r>
+        <w:rPr>
+          <w:i w:val="0"/>
+          <w:color w:val="000000"/>
+          <w:u w:val="none"/>
+          <w:lang/>
+          <w:rFonts w:ascii="Times New Roman" w:hAnsi="Times New Roman" w:eastAsia="宋体"/>
+        </w:rPr>
+        <w:instrText xml:space="preserve"> PAGEREF _Toc125987419 \h </w:instrText>
+      </w:r>
+      <w:r>
+        <w:rPr>
+          <w:i w:val="0"/>
+          <w:color w:val="000000"/>
+          <w:u w:val="none"/>
+          <w:lang/>
+          <w:rFonts w:ascii="Times New Roman" w:hAnsi="Times New Roman" w:eastAsia="宋体"/>
+        </w:rPr>
+        <w:fldChar w:fldCharType="separate"/>
+      </w:r>
+      <w:r>
+        <w:rPr>
+          <w:i w:val="0"/>
+          <w:color w:val="000000"/>
+          <w:u w:val="none"/>
+          <w:lang/>
+          <w:rFonts w:ascii="Times New Roman" w:hAnsi="Times New Roman" w:eastAsia="宋体"/>
         </w:rPr>
         <w:t>5</w:t>
       </w:r>
       <w:r>
         <w:rPr>
-          <w:lang/>
-        </w:rPr>
+          <w:i w:val="0"/>
+          <w:color w:val="000000"/>
+          <w:u w:val="none"/>
+          <w:lang/>
+          <w:rFonts w:ascii="Times New Roman" w:hAnsi="Times New Roman" w:eastAsia="宋体"/>
+        </w:rPr>
+        <w:fldChar w:fldCharType="end"/>
       </w:r>
       <w:r>
         <w:rPr>
           <w:rStyle w:val="38"/>
-          <w:lang/>
-        </w:rPr>
+          <w:i w:val="0"/>
+          <w:color w:val="000000"/>
+          <w:u w:val="none"/>
+          <w:lang/>
+          <w:rFonts w:ascii="Times New Roman" w:hAnsi="Times New Roman" w:eastAsia="宋体"/>
+        </w:rPr>
+        <w:fldChar w:fldCharType="end"/>
       </w:r>
     </w:p>
     <w:p>
@@ -3892,77 +5416,138 @@
       <w:r>
         <w:rPr>
           <w:rStyle w:val="38"/>
-          <w:lang/>
-        </w:rPr>
+          <w:i w:val="0"/>
+          <w:color w:val="000000"/>
+          <w:u w:val="none"/>
+          <w:lang/>
+          <w:rFonts w:ascii="Times New Roman" w:hAnsi="Times New Roman" w:eastAsia="宋体"/>
+        </w:rPr>
+        <w:fldChar w:fldCharType="begin"/>
       </w:r>
       <w:r>
         <w:rPr>
           <w:rStyle w:val="38"/>
-          <w:lang/>
-        </w:rPr>
-      </w:r>
-      <w:r>
-        <w:rPr>
-          <w:lang/>
-        </w:rPr>
+          <w:i w:val="0"/>
+          <w:color w:val="000000"/>
+          <w:u w:val="none"/>
+          <w:lang/>
+          <w:rFonts w:ascii="Times New Roman" w:hAnsi="Times New Roman" w:eastAsia="宋体"/>
+        </w:rPr>
+        <w:instrText xml:space="preserve"> </w:instrText>
+      </w:r>
+      <w:r>
+        <w:rPr>
+          <w:i w:val="0"/>
+          <w:color w:val="000000"/>
+          <w:u w:val="none"/>
+          <w:lang/>
+          <w:rFonts w:ascii="Times New Roman" w:hAnsi="Times New Roman" w:eastAsia="宋体"/>
+        </w:rPr>
+        <w:instrText xml:space="preserve">HYPERLINK \l "_Toc125987420"</w:instrText>
       </w:r>
       <w:r>
         <w:rPr>
           <w:rStyle w:val="38"/>
-          <w:lang/>
-        </w:rPr>
+          <w:i w:val="0"/>
+          <w:color w:val="000000"/>
+          <w:u w:val="none"/>
+          <w:lang/>
+          <w:rFonts w:ascii="Times New Roman" w:hAnsi="Times New Roman" w:eastAsia="宋体"/>
+        </w:rPr>
+        <w:instrText xml:space="preserve"> </w:instrText>
       </w:r>
       <w:r>
         <w:rPr>
           <w:rStyle w:val="38"/>
-          <w:lang/>
-        </w:rPr>
+          <w:i w:val="0"/>
+          <w:color w:val="000000"/>
+          <w:u w:val="none"/>
+          <w:lang/>
+          <w:rFonts w:ascii="Times New Roman" w:hAnsi="Times New Roman" w:eastAsia="宋体"/>
+        </w:rPr>
+        <w:fldChar w:fldCharType="separate"/>
       </w:r>
       <w:r>
         <w:rPr>
           <w:rStyle w:val="38"/>
-          <w:rFonts w:ascii="Verdana" w:hAnsi="Verdana"/>
+          <w:rFonts w:ascii="Times New Roman" w:hAnsi="Times New Roman" w:eastAsia="宋体"/>
+          <w:i w:val="0"/>
+          <w:color w:val="000000"/>
+          <w:u w:val="none"/>
           <w:lang/>
         </w:rPr>
         <w:t> 设计测试</w:t>
       </w:r>
       <w:r>
         <w:rPr>
-          <w:lang/>
+          <w:i w:val="0"/>
+          <w:color w:val="000000"/>
+          <w:u w:val="none"/>
+          <w:lang/>
+          <w:rFonts w:ascii="Times New Roman" w:hAnsi="Times New Roman" w:eastAsia="宋体"/>
         </w:rPr>
         <w:tab/>
       </w:r>
       <w:r>
         <w:rPr>
-          <w:lang/>
-        </w:rPr>
-      </w:r>
-      <w:r>
-        <w:rPr>
-          <w:lang/>
-        </w:rPr>
-      </w:r>
-      <w:r>
-        <w:rPr>
-          <w:lang/>
-        </w:rPr>
-      </w:r>
-      <w:r>
-        <w:rPr>
-          <w:lang/>
+          <w:i w:val="0"/>
+          <w:color w:val="000000"/>
+          <w:u w:val="none"/>
+          <w:lang/>
+          <w:rFonts w:ascii="Times New Roman" w:hAnsi="Times New Roman" w:eastAsia="宋体"/>
+        </w:rPr>
+        <w:fldChar w:fldCharType="begin"/>
+      </w:r>
+      <w:r>
+        <w:rPr>
+          <w:i w:val="0"/>
+          <w:color w:val="000000"/>
+          <w:u w:val="none"/>
+          <w:lang/>
+          <w:rFonts w:ascii="Times New Roman" w:hAnsi="Times New Roman" w:eastAsia="宋体"/>
+        </w:rPr>
+        <w:instrText xml:space="preserve"> PAGEREF _Toc125987420 \h </w:instrText>
+      </w:r>
+      <w:r>
+        <w:rPr>
+          <w:i w:val="0"/>
+          <w:color w:val="000000"/>
+          <w:u w:val="none"/>
+          <w:lang/>
+          <w:rFonts w:ascii="Times New Roman" w:hAnsi="Times New Roman" w:eastAsia="宋体"/>
+        </w:rPr>
+        <w:fldChar w:fldCharType="separate"/>
+      </w:r>
+      <w:r>
+        <w:rPr>
+          <w:i w:val="0"/>
+          <w:color w:val="000000"/>
+          <w:u w:val="none"/>
+          <w:lang/>
+          <w:rFonts w:ascii="Times New Roman" w:hAnsi="Times New Roman" w:eastAsia="宋体"/>
         </w:rPr>
         <w:t>5</w:t>
       </w:r>
       <w:r>
         <w:rPr>
-          <w:lang/>
-        </w:rPr>
+          <w:i w:val="0"/>
+          <w:color w:val="000000"/>
+          <w:u w:val="none"/>
+          <w:lang/>
+          <w:rFonts w:ascii="Times New Roman" w:hAnsi="Times New Roman" w:eastAsia="宋体"/>
+        </w:rPr>
+        <w:fldChar w:fldCharType="end"/>
       </w:r>
       <w:r>
         <w:rPr>
           <w:rStyle w:val="38"/>
-          <w:lang/>
-        </w:rPr>
+          <w:i w:val="0"/>
+          <w:color w:val="000000"/>
+          <w:u w:val="none"/>
+          <w:lang/>
+          <w:rFonts w:ascii="Times New Roman" w:hAnsi="Times New Roman" w:eastAsia="宋体"/>
+        </w:rPr>
+        <w:fldChar w:fldCharType="end"/>
       </w:r>
     </w:p>
     <w:p>
@@ -3986,77 +5571,138 @@
       <w:r>
         <w:rPr>
           <w:rStyle w:val="38"/>
-          <w:lang/>
-        </w:rPr>
+          <w:i w:val="0"/>
+          <w:color w:val="000000"/>
+          <w:u w:val="none"/>
+          <w:lang/>
+          <w:rFonts w:ascii="Times New Roman" w:hAnsi="Times New Roman" w:eastAsia="宋体"/>
+        </w:rPr>
+        <w:fldChar w:fldCharType="begin"/>
       </w:r>
       <w:r>
         <w:rPr>
           <w:rStyle w:val="38"/>
-          <w:lang/>
-        </w:rPr>
-      </w:r>
-      <w:r>
-        <w:rPr>
-          <w:lang/>
-        </w:rPr>
+          <w:i w:val="0"/>
+          <w:color w:val="000000"/>
+          <w:u w:val="none"/>
+          <w:lang/>
+          <w:rFonts w:ascii="Times New Roman" w:hAnsi="Times New Roman" w:eastAsia="宋体"/>
+        </w:rPr>
+        <w:instrText xml:space="preserve"> </w:instrText>
+      </w:r>
+      <w:r>
+        <w:rPr>
+          <w:i w:val="0"/>
+          <w:color w:val="000000"/>
+          <w:u w:val="none"/>
+          <w:lang/>
+          <w:rFonts w:ascii="Times New Roman" w:hAnsi="Times New Roman" w:eastAsia="宋体"/>
+        </w:rPr>
+        <w:instrText xml:space="preserve">HYPERLINK \l "_Toc125987421"</w:instrText>
       </w:r>
       <w:r>
         <w:rPr>
           <w:rStyle w:val="38"/>
-          <w:lang/>
-        </w:rPr>
+          <w:i w:val="0"/>
+          <w:color w:val="000000"/>
+          <w:u w:val="none"/>
+          <w:lang/>
+          <w:rFonts w:ascii="Times New Roman" w:hAnsi="Times New Roman" w:eastAsia="宋体"/>
+        </w:rPr>
+        <w:instrText xml:space="preserve"> </w:instrText>
       </w:r>
       <w:r>
         <w:rPr>
           <w:rStyle w:val="38"/>
-          <w:lang/>
-        </w:rPr>
+          <w:i w:val="0"/>
+          <w:color w:val="000000"/>
+          <w:u w:val="none"/>
+          <w:lang/>
+          <w:rFonts w:ascii="Times New Roman" w:hAnsi="Times New Roman" w:eastAsia="宋体"/>
+        </w:rPr>
+        <w:fldChar w:fldCharType="separate"/>
       </w:r>
       <w:r>
         <w:rPr>
           <w:rStyle w:val="38"/>
-          <w:rFonts w:ascii="Verdana" w:hAnsi="Verdana"/>
+          <w:rFonts w:ascii="Times New Roman" w:hAnsi="Times New Roman" w:eastAsia="宋体"/>
+          <w:i w:val="0"/>
+          <w:color w:val="000000"/>
+          <w:u w:val="none"/>
           <w:lang/>
         </w:rPr>
         <w:t> 对测试进行评估</w:t>
       </w:r>
       <w:r>
         <w:rPr>
-          <w:lang/>
+          <w:i w:val="0"/>
+          <w:color w:val="000000"/>
+          <w:u w:val="none"/>
+          <w:lang/>
+          <w:rFonts w:ascii="Times New Roman" w:hAnsi="Times New Roman" w:eastAsia="宋体"/>
         </w:rPr>
         <w:tab/>
       </w:r>
       <w:r>
         <w:rPr>
-          <w:lang/>
-        </w:rPr>
-      </w:r>
-      <w:r>
-        <w:rPr>
-          <w:lang/>
-        </w:rPr>
-      </w:r>
-      <w:r>
-        <w:rPr>
-          <w:lang/>
-        </w:rPr>
-      </w:r>
-      <w:r>
-        <w:rPr>
-          <w:lang/>
+          <w:i w:val="0"/>
+          <w:color w:val="000000"/>
+          <w:u w:val="none"/>
+          <w:lang/>
+          <w:rFonts w:ascii="Times New Roman" w:hAnsi="Times New Roman" w:eastAsia="宋体"/>
+        </w:rPr>
+        <w:fldChar w:fldCharType="begin"/>
+      </w:r>
+      <w:r>
+        <w:rPr>
+          <w:i w:val="0"/>
+          <w:color w:val="000000"/>
+          <w:u w:val="none"/>
+          <w:lang/>
+          <w:rFonts w:ascii="Times New Roman" w:hAnsi="Times New Roman" w:eastAsia="宋体"/>
+        </w:rPr>
+        <w:instrText xml:space="preserve"> PAGEREF _Toc125987421 \h </w:instrText>
+      </w:r>
+      <w:r>
+        <w:rPr>
+          <w:i w:val="0"/>
+          <w:color w:val="000000"/>
+          <w:u w:val="none"/>
+          <w:lang/>
+          <w:rFonts w:ascii="Times New Roman" w:hAnsi="Times New Roman" w:eastAsia="宋体"/>
+        </w:rPr>
+        <w:fldChar w:fldCharType="separate"/>
+      </w:r>
+      <w:r>
+        <w:rPr>
+          <w:i w:val="0"/>
+          <w:color w:val="000000"/>
+          <w:u w:val="none"/>
+          <w:lang/>
+          <w:rFonts w:ascii="Times New Roman" w:hAnsi="Times New Roman" w:eastAsia="宋体"/>
         </w:rPr>
         <w:t>6</w:t>
       </w:r>
       <w:r>
         <w:rPr>
-          <w:lang/>
-        </w:rPr>
+          <w:i w:val="0"/>
+          <w:color w:val="000000"/>
+          <w:u w:val="none"/>
+          <w:lang/>
+          <w:rFonts w:ascii="Times New Roman" w:hAnsi="Times New Roman" w:eastAsia="宋体"/>
+        </w:rPr>
+        <w:fldChar w:fldCharType="end"/>
       </w:r>
       <w:r>
         <w:rPr>
           <w:rStyle w:val="38"/>
-          <w:lang/>
-        </w:rPr>
+          <w:i w:val="0"/>
+          <w:color w:val="000000"/>
+          <w:u w:val="none"/>
+          <w:lang/>
+          <w:rFonts w:ascii="Times New Roman" w:hAnsi="Times New Roman" w:eastAsia="宋体"/>
+        </w:rPr>
+        <w:fldChar w:fldCharType="end"/>
       </w:r>
     </w:p>
     <w:p>
@@ -4065,7 +5711,9 @@
           <w:rFonts w:hint="eastAsia"/>
         </w:rPr>
       </w:pPr>
-      <w:r/>
+      <w:r>
+        <w:fldChar w:fldCharType="end"/>
+      </w:r>
     </w:p>
     <w:p>
       <w:pPr>
@@ -4197,7 +5845,6 @@
     </w:p>
     <w:p>
       <w:pPr>
-        <w:pStyle w:val="73"/>
         <w:numPr>
           <w:ilvl w:val="0"/>
           <w:numId w:val="3"/>
@@ -4225,7 +5872,6 @@
     </w:p>
     <w:p>
       <w:pPr>
-        <w:pStyle w:val="73"/>
         <w:numPr>
           <w:ilvl w:val="0"/>
           <w:numId w:val="3"/>
@@ -4253,7 +5899,6 @@
     </w:p>
     <w:p>
       <w:pPr>
-        <w:pStyle w:val="73"/>
         <w:numPr>
           <w:ilvl w:val="0"/>
           <w:numId w:val="3"/>
@@ -4281,7 +5926,6 @@
     </w:p>
     <w:p>
       <w:pPr>
-        <w:pStyle w:val="73"/>
         <w:numPr>
           <w:ilvl w:val="0"/>
           <w:numId w:val="3"/>
@@ -4309,7 +5953,6 @@
     </w:p>
     <w:p>
       <w:pPr>
-        <w:pStyle w:val="73"/>
         <w:numPr>
           <w:ilvl w:val="0"/>
           <w:numId w:val="3"/>
@@ -4385,12 +6028,19 @@
       <w:bookmarkStart w:id="14" w:name="_Toc149379967"/>
       <w:r>
         <w:rPr>
-          <w:rFonts w:hint="eastAsia" w:ascii="Times New Roman" w:hAnsi="Times New Roman"/>
-          <w:i/>
+          <w:rFonts w:hint="eastAsia" w:ascii="Verdana" w:hAnsi="Verdana"/>
+          <w:i w:val="0"/>
           <w:iCs/>
-          <w:rFonts w:ascii="Times New Roman" w:hAnsi="Times New Roman" w:eastAsia="宋体"/>
-        </w:rPr>
-        <w:t>终身学习学分银行信息平台作为学分认定与积累转换的主要渠道和载体，不仅提供成果认证申请、规则制定、转换流程审批等核心服务，同时支持专家双盲评审、智能路径推荐及安全监控干预，促进教育资源的共享与融通，此外提供学习者在线咨询、业务通知及安全变动预警等功能。</w:t>
+        </w:rPr>
+        <w:t xml:space="preserve">  </w:t>
+      </w:r>
+      <w:r>
+        <w:rPr>
+          <w:rFonts w:hint="eastAsia" w:ascii="Verdana" w:hAnsi="Verdana"/>
+          <w:i w:val="0"/>
+          <w:iCs w:val="0"/>
+        </w:rPr>
+        <w:t>终身学习学分银行信息平台作为服务、宣传的主要渠道和手段，不仅提供学分认证、娱乐推荐、美食推荐、学习交通车等信息的查询，同时提供平台内全域学习景点、线路推荐，促进全域平台战略的推进，此外提供学习者咨询、学习者投诉管理等功能。</w:t>
       </w:r>
     </w:p>
     <w:p>
@@ -4410,7 +6060,7 @@
           <w:iCs w:val="0"/>
           <w:rFonts w:ascii="Times New Roman" w:hAnsi="Times New Roman" w:eastAsia="宋体"/>
         </w:rPr>
-        <w:t>终身学习学分银行信息平台包括以下子系统/模块：用户与权限管理、学习成果目录展示、成果认证管理、成果转换管理、规则专家评审、路径推送与变动预警、学分锁定与应急干预。</w:t>
+        <w:t>终身学习学分银行信息平台包括以下子系统/模块：用户与权限管理、学习成果目录展示、成果认证管理、成果转换管理、规则专家评审、路径推送与预警、学分锁定与应急干预。</w:t>
       </w:r>
     </w:p>
     <w:p>
@@ -4432,7 +6082,7 @@
         <w:rPr>
           <w:rFonts w:ascii="Verdana" w:hAnsi="Verdana"/>
         </w:rPr>
-        <w:t xml:space="preserve">1.3 </w:t>
+        <w:t>1.3 </w:t>
       </w:r>
       <w:r>
         <w:rPr>
@@ -4447,7 +6097,6 @@
     </w:p>
     <w:p>
       <w:pPr>
-        <w:pStyle w:val="73"/>
         <w:numPr>
           <w:ilvl w:val="0"/>
           <w:numId w:val="4"/>
@@ -4475,7 +6124,6 @@
     </w:p>
     <w:p>
       <w:pPr>
-        <w:pStyle w:val="73"/>
         <w:numPr>
           <w:ilvl w:val="0"/>
           <w:numId w:val="4"/>
@@ -4503,7 +6151,6 @@
     </w:p>
     <w:p>
       <w:pPr>
-        <w:pStyle w:val="73"/>
         <w:numPr>
           <w:ilvl w:val="0"/>
           <w:numId w:val="4"/>
@@ -4521,10 +6168,7 @@
       </w:pPr>
       <w:r>
         <w:rPr>
-          <w:rFonts w:hint="eastAsia" w:ascii="Times New Roman" w:hAnsi="Times New Roman"/>
-          <w:i w:val="0"/>
-          <w:iCs w:val="0"/>
-          <w:color w:val="auto"/>
+          <w:rFonts w:ascii="Times New Roman" w:hAnsi="Times New Roman"/>
           <w:rFonts w:ascii="Times New Roman" w:hAnsi="Times New Roman" w:eastAsia="宋体"/>
         </w:rPr>
         <w:t>本测试计划适用于“终身学习学分银行信息平台”项目. 本文档将供给项目经理、开发团队、测试团队及运维组使用。</w:t>
@@ -4700,7 +6344,7 @@
         <w:rPr>
           <w:rFonts w:ascii="Verdana" w:hAnsi="Verdana"/>
         </w:rPr>
-        <w:t xml:space="preserve"> </w:t>
+        <w:t> </w:t>
       </w:r>
       <w:r>
         <w:rPr>
@@ -5000,14 +6644,42 @@
         </w:tc>
       </w:tr>
       <w:tr>
+        <w:tblPrEx>
+          <w:tblCellMar>
+            <w:top w:w="0" w:type="dxa"/>
+            <w:left w:w="108" w:type="dxa"/>
+            <w:bottom w:w="0" w:type="dxa"/>
+            <w:right w:w="108" w:type="dxa"/>
+          </w:tblCellMar>
+        </w:tblPrEx>
+        <w:trPr>
+          <w:wBefore w:w="0" w:type="dxa"/>
+          <w:trHeight w:val="326" w:hRule="atLeast"/>
+        </w:trPr>
         <w:tc>
           <w:tcPr>
-            <w:tcW w:type="dxa" w:w="1569"/>
+            <w:tcW w:w="1569" w:type="dxa"/>
+            <w:tcBorders>
+              <w:top w:val="single" w:color="auto" w:sz="4" w:space="0"/>
+              <w:left w:val="single" w:color="auto" w:sz="4" w:space="0"/>
+              <w:bottom w:val="single" w:color="auto" w:sz="4" w:space="0"/>
+              <w:right w:val="single" w:color="auto" w:sz="4" w:space="0"/>
+            </w:tcBorders>
+            <w:noWrap w:val="0"/>
+            <w:vAlign w:val="center"/>
           </w:tcPr>
           <w:p>
             <w:pPr>
-              <w:spacing w:before="80" w:after="80" w:line="276" w:lineRule="auto"/>
+              <w:widowControl/>
+              <w:spacing w:line="276" w:lineRule="auto" w:before="80" w:after="80"/>
               <w:ind w:firstLine="0"/>
+              <w:rPr>
+                <w:rFonts w:hint="eastAsia" w:ascii="Times New Roman" w:hAnsi="Times New Roman"/>
+                <w:kern w:val="2"/>
+                <w:sz w:val="21"/>
+                <w:szCs w:val="21"/>
+                <w:lang w:val="zh-CN"/>
+              </w:rPr>
             </w:pPr>
             <w:r>
               <w:rPr>
@@ -5021,12 +6693,27 @@
         </w:tc>
         <w:tc>
           <w:tcPr>
-            <w:tcW w:type="dxa" w:w="4536"/>
+            <w:tcW w:w="4536" w:type="dxa"/>
+            <w:tcBorders>
+              <w:top w:val="single" w:color="auto" w:sz="4" w:space="0"/>
+              <w:left w:val="single" w:color="auto" w:sz="4" w:space="0"/>
+              <w:bottom w:val="single" w:color="auto" w:sz="4" w:space="0"/>
+              <w:right w:val="single" w:color="auto" w:sz="4" w:space="0"/>
+            </w:tcBorders>
+            <w:noWrap/>
+            <w:vAlign w:val="center"/>
           </w:tcPr>
           <w:p>
             <w:pPr>
-              <w:spacing w:before="80" w:after="80" w:line="276" w:lineRule="auto"/>
+              <w:widowControl/>
+              <w:spacing w:line="276" w:lineRule="auto" w:before="80" w:after="80"/>
               <w:ind w:firstLine="0"/>
+              <w:rPr>
+                <w:rFonts w:hint="eastAsia" w:ascii="Times New Roman" w:hAnsi="Times New Roman"/>
+                <w:kern w:val="2"/>
+                <w:sz w:val="21"/>
+                <w:szCs w:val="21"/>
+              </w:rPr>
             </w:pPr>
             <w:r>
               <w:rPr>
@@ -5040,12 +6727,27 @@
         </w:tc>
         <w:tc>
           <w:tcPr>
-            <w:tcW w:type="dxa" w:w="1338"/>
+            <w:tcW w:w="1338" w:type="dxa"/>
+            <w:tcBorders>
+              <w:top w:val="single" w:color="auto" w:sz="4" w:space="0"/>
+              <w:left w:val="single" w:color="auto" w:sz="4" w:space="0"/>
+              <w:bottom w:val="single" w:color="auto" w:sz="4" w:space="0"/>
+              <w:right w:val="single" w:color="auto" w:sz="4" w:space="0"/>
+            </w:tcBorders>
+            <w:noWrap w:val="0"/>
+            <w:vAlign w:val="top"/>
           </w:tcPr>
           <w:p>
             <w:pPr>
-              <w:spacing w:before="80" w:after="80" w:line="276" w:lineRule="auto"/>
+              <w:widowControl/>
+              <w:spacing w:line="276" w:lineRule="auto" w:before="80" w:after="80"/>
               <w:ind w:firstLine="0"/>
+              <w:rPr>
+                <w:rFonts w:hint="eastAsia" w:ascii="Times New Roman" w:hAnsi="Times New Roman"/>
+                <w:kern w:val="2"/>
+                <w:sz w:val="21"/>
+                <w:szCs w:val="21"/>
+              </w:rPr>
             </w:pPr>
             <w:r>
               <w:rPr>
@@ -5059,14 +6761,42 @@
         </w:tc>
       </w:tr>
       <w:tr>
+        <w:tblPrEx>
+          <w:tblCellMar>
+            <w:top w:w="0" w:type="dxa"/>
+            <w:left w:w="108" w:type="dxa"/>
+            <w:bottom w:w="0" w:type="dxa"/>
+            <w:right w:w="108" w:type="dxa"/>
+          </w:tblCellMar>
+        </w:tblPrEx>
+        <w:trPr>
+          <w:wBefore w:w="0" w:type="dxa"/>
+          <w:trHeight w:val="326" w:hRule="atLeast"/>
+        </w:trPr>
         <w:tc>
           <w:tcPr>
-            <w:tcW w:type="dxa" w:w="1569"/>
+            <w:tcW w:w="1569" w:type="dxa"/>
+            <w:tcBorders>
+              <w:top w:val="single" w:color="auto" w:sz="4" w:space="0"/>
+              <w:left w:val="single" w:color="auto" w:sz="4" w:space="0"/>
+              <w:bottom w:val="single" w:color="auto" w:sz="4" w:space="0"/>
+              <w:right w:val="single" w:color="auto" w:sz="4" w:space="0"/>
+            </w:tcBorders>
+            <w:noWrap w:val="0"/>
+            <w:vAlign w:val="center"/>
           </w:tcPr>
           <w:p>
             <w:pPr>
-              <w:spacing w:before="80" w:after="80" w:line="276" w:lineRule="auto"/>
+              <w:widowControl/>
+              <w:spacing w:line="276" w:lineRule="auto" w:before="80" w:after="80"/>
               <w:ind w:firstLine="0"/>
+              <w:rPr>
+                <w:rFonts w:hint="eastAsia" w:ascii="Times New Roman" w:hAnsi="Times New Roman"/>
+                <w:kern w:val="2"/>
+                <w:sz w:val="21"/>
+                <w:szCs w:val="21"/>
+                <w:lang w:val="zh-CN"/>
+              </w:rPr>
             </w:pPr>
             <w:r>
               <w:rPr>
@@ -5080,12 +6810,27 @@
         </w:tc>
         <w:tc>
           <w:tcPr>
-            <w:tcW w:type="dxa" w:w="4536"/>
+            <w:tcW w:w="4536" w:type="dxa"/>
+            <w:tcBorders>
+              <w:top w:val="single" w:color="auto" w:sz="4" w:space="0"/>
+              <w:left w:val="single" w:color="auto" w:sz="4" w:space="0"/>
+              <w:bottom w:val="single" w:color="auto" w:sz="4" w:space="0"/>
+              <w:right w:val="single" w:color="auto" w:sz="4" w:space="0"/>
+            </w:tcBorders>
+            <w:noWrap/>
+            <w:vAlign w:val="center"/>
           </w:tcPr>
           <w:p>
             <w:pPr>
-              <w:spacing w:before="80" w:after="80" w:line="276" w:lineRule="auto"/>
+              <w:widowControl/>
+              <w:spacing w:line="276" w:lineRule="auto" w:before="80" w:after="80"/>
               <w:ind w:firstLine="0"/>
+              <w:rPr>
+                <w:rFonts w:hint="eastAsia" w:ascii="Times New Roman" w:hAnsi="Times New Roman"/>
+                <w:kern w:val="2"/>
+                <w:sz w:val="21"/>
+                <w:szCs w:val="21"/>
+              </w:rPr>
             </w:pPr>
             <w:r>
               <w:rPr>
@@ -5099,12 +6844,27 @@
         </w:tc>
         <w:tc>
           <w:tcPr>
-            <w:tcW w:type="dxa" w:w="1338"/>
+            <w:tcW w:w="1338" w:type="dxa"/>
+            <w:tcBorders>
+              <w:top w:val="single" w:color="auto" w:sz="4" w:space="0"/>
+              <w:left w:val="single" w:color="auto" w:sz="4" w:space="0"/>
+              <w:bottom w:val="single" w:color="auto" w:sz="4" w:space="0"/>
+              <w:right w:val="single" w:color="auto" w:sz="4" w:space="0"/>
+            </w:tcBorders>
+            <w:noWrap w:val="0"/>
+            <w:vAlign w:val="top"/>
           </w:tcPr>
           <w:p>
             <w:pPr>
-              <w:spacing w:before="80" w:after="80" w:line="276" w:lineRule="auto"/>
+              <w:widowControl/>
+              <w:spacing w:line="276" w:lineRule="auto" w:before="80" w:after="80"/>
               <w:ind w:firstLine="0"/>
+              <w:rPr>
+                <w:rFonts w:hint="eastAsia" w:ascii="Times New Roman" w:hAnsi="Times New Roman"/>
+                <w:kern w:val="2"/>
+                <w:sz w:val="21"/>
+                <w:szCs w:val="21"/>
+              </w:rPr>
             </w:pPr>
             <w:r>
               <w:rPr>
@@ -5118,14 +6878,42 @@
         </w:tc>
       </w:tr>
       <w:tr>
+        <w:tblPrEx>
+          <w:tblCellMar>
+            <w:top w:w="0" w:type="dxa"/>
+            <w:left w:w="108" w:type="dxa"/>
+            <w:bottom w:w="0" w:type="dxa"/>
+            <w:right w:w="108" w:type="dxa"/>
+          </w:tblCellMar>
+        </w:tblPrEx>
+        <w:trPr>
+          <w:wBefore w:w="0" w:type="dxa"/>
+          <w:trHeight w:val="326" w:hRule="atLeast"/>
+        </w:trPr>
         <w:tc>
           <w:tcPr>
-            <w:tcW w:type="dxa" w:w="1569"/>
+            <w:tcW w:w="1569" w:type="dxa"/>
+            <w:tcBorders>
+              <w:top w:val="single" w:color="auto" w:sz="4" w:space="0"/>
+              <w:left w:val="single" w:color="auto" w:sz="4" w:space="0"/>
+              <w:bottom w:val="single" w:color="auto" w:sz="4" w:space="0"/>
+              <w:right w:val="single" w:color="auto" w:sz="4" w:space="0"/>
+            </w:tcBorders>
+            <w:noWrap w:val="0"/>
+            <w:vAlign w:val="center"/>
           </w:tcPr>
           <w:p>
             <w:pPr>
-              <w:spacing w:before="80" w:after="80" w:line="276" w:lineRule="auto"/>
+              <w:widowControl/>
+              <w:spacing w:line="276" w:lineRule="auto" w:before="80" w:after="80"/>
               <w:ind w:firstLine="0"/>
+              <w:rPr>
+                <w:rFonts w:hint="eastAsia" w:ascii="Times New Roman" w:hAnsi="Times New Roman"/>
+                <w:kern w:val="2"/>
+                <w:sz w:val="21"/>
+                <w:szCs w:val="21"/>
+                <w:lang w:val="zh-CN"/>
+              </w:rPr>
             </w:pPr>
             <w:r>
               <w:rPr>
@@ -5139,12 +6927,27 @@
         </w:tc>
         <w:tc>
           <w:tcPr>
-            <w:tcW w:type="dxa" w:w="4536"/>
+            <w:tcW w:w="4536" w:type="dxa"/>
+            <w:tcBorders>
+              <w:top w:val="single" w:color="auto" w:sz="4" w:space="0"/>
+              <w:left w:val="single" w:color="auto" w:sz="4" w:space="0"/>
+              <w:bottom w:val="single" w:color="auto" w:sz="4" w:space="0"/>
+              <w:right w:val="single" w:color="auto" w:sz="4" w:space="0"/>
+            </w:tcBorders>
+            <w:noWrap/>
+            <w:vAlign w:val="center"/>
           </w:tcPr>
           <w:p>
             <w:pPr>
-              <w:spacing w:before="80" w:after="80" w:line="276" w:lineRule="auto"/>
+              <w:widowControl/>
+              <w:spacing w:line="276" w:lineRule="auto" w:before="80" w:after="80"/>
               <w:ind w:firstLine="0"/>
+              <w:rPr>
+                <w:rFonts w:hint="eastAsia" w:ascii="Times New Roman" w:hAnsi="Times New Roman"/>
+                <w:kern w:val="2"/>
+                <w:sz w:val="21"/>
+                <w:szCs w:val="21"/>
+              </w:rPr>
             </w:pPr>
             <w:r>
               <w:rPr>
@@ -5158,12 +6961,27 @@
         </w:tc>
         <w:tc>
           <w:tcPr>
-            <w:tcW w:type="dxa" w:w="1338"/>
+            <w:tcW w:w="1338" w:type="dxa"/>
+            <w:tcBorders>
+              <w:top w:val="single" w:color="auto" w:sz="4" w:space="0"/>
+              <w:left w:val="single" w:color="auto" w:sz="4" w:space="0"/>
+              <w:bottom w:val="single" w:color="auto" w:sz="4" w:space="0"/>
+              <w:right w:val="single" w:color="auto" w:sz="4" w:space="0"/>
+            </w:tcBorders>
+            <w:noWrap w:val="0"/>
+            <w:vAlign w:val="top"/>
           </w:tcPr>
           <w:p>
             <w:pPr>
-              <w:spacing w:before="80" w:after="80" w:line="276" w:lineRule="auto"/>
+              <w:widowControl/>
+              <w:spacing w:line="276" w:lineRule="auto" w:before="80" w:after="80"/>
               <w:ind w:firstLine="0"/>
+              <w:rPr>
+                <w:rFonts w:hint="eastAsia" w:ascii="Times New Roman" w:hAnsi="Times New Roman"/>
+                <w:kern w:val="2"/>
+                <w:sz w:val="21"/>
+                <w:szCs w:val="21"/>
+              </w:rPr>
             </w:pPr>
             <w:r>
               <w:rPr>
@@ -5177,14 +6995,42 @@
         </w:tc>
       </w:tr>
       <w:tr>
+        <w:tblPrEx>
+          <w:tblCellMar>
+            <w:top w:w="0" w:type="dxa"/>
+            <w:left w:w="108" w:type="dxa"/>
+            <w:bottom w:w="0" w:type="dxa"/>
+            <w:right w:w="108" w:type="dxa"/>
+          </w:tblCellMar>
+        </w:tblPrEx>
+        <w:trPr>
+          <w:wBefore w:w="0" w:type="dxa"/>
+          <w:trHeight w:val="326" w:hRule="atLeast"/>
+        </w:trPr>
         <w:tc>
           <w:tcPr>
-            <w:tcW w:type="dxa" w:w="1569"/>
+            <w:tcW w:w="1569" w:type="dxa"/>
+            <w:tcBorders>
+              <w:top w:val="single" w:color="auto" w:sz="4" w:space="0"/>
+              <w:left w:val="single" w:color="auto" w:sz="4" w:space="0"/>
+              <w:bottom w:val="single" w:color="auto" w:sz="4" w:space="0"/>
+              <w:right w:val="single" w:color="auto" w:sz="4" w:space="0"/>
+            </w:tcBorders>
+            <w:noWrap w:val="0"/>
+            <w:vAlign w:val="center"/>
           </w:tcPr>
           <w:p>
             <w:pPr>
-              <w:spacing w:before="80" w:after="80" w:line="276" w:lineRule="auto"/>
+              <w:widowControl/>
+              <w:spacing w:line="276" w:lineRule="auto" w:before="80" w:after="80"/>
               <w:ind w:firstLine="0"/>
+              <w:rPr>
+                <w:rFonts w:hint="eastAsia" w:ascii="Times New Roman" w:hAnsi="Times New Roman"/>
+                <w:kern w:val="2"/>
+                <w:sz w:val="21"/>
+                <w:szCs w:val="21"/>
+                <w:lang w:val="zh-CN"/>
+              </w:rPr>
             </w:pPr>
             <w:r>
               <w:rPr>
@@ -5198,12 +7044,27 @@
         </w:tc>
         <w:tc>
           <w:tcPr>
-            <w:tcW w:type="dxa" w:w="4536"/>
+            <w:tcW w:w="4536" w:type="dxa"/>
+            <w:tcBorders>
+              <w:top w:val="single" w:color="auto" w:sz="4" w:space="0"/>
+              <w:left w:val="single" w:color="auto" w:sz="4" w:space="0"/>
+              <w:bottom w:val="single" w:color="auto" w:sz="4" w:space="0"/>
+              <w:right w:val="single" w:color="auto" w:sz="4" w:space="0"/>
+            </w:tcBorders>
+            <w:noWrap/>
+            <w:vAlign w:val="center"/>
           </w:tcPr>
           <w:p>
             <w:pPr>
-              <w:spacing w:before="80" w:after="80" w:line="276" w:lineRule="auto"/>
+              <w:widowControl/>
+              <w:spacing w:line="276" w:lineRule="auto" w:before="80" w:after="80"/>
               <w:ind w:firstLine="0"/>
+              <w:rPr>
+                <w:rFonts w:hint="eastAsia" w:ascii="Times New Roman" w:hAnsi="Times New Roman"/>
+                <w:kern w:val="2"/>
+                <w:sz w:val="21"/>
+                <w:szCs w:val="21"/>
+              </w:rPr>
             </w:pPr>
             <w:r>
               <w:rPr>
@@ -5217,12 +7078,27 @@
         </w:tc>
         <w:tc>
           <w:tcPr>
-            <w:tcW w:type="dxa" w:w="1338"/>
+            <w:tcW w:w="1338" w:type="dxa"/>
+            <w:tcBorders>
+              <w:top w:val="single" w:color="auto" w:sz="4" w:space="0"/>
+              <w:left w:val="single" w:color="auto" w:sz="4" w:space="0"/>
+              <w:bottom w:val="single" w:color="auto" w:sz="4" w:space="0"/>
+              <w:right w:val="single" w:color="auto" w:sz="4" w:space="0"/>
+            </w:tcBorders>
+            <w:noWrap w:val="0"/>
+            <w:vAlign w:val="top"/>
           </w:tcPr>
           <w:p>
             <w:pPr>
-              <w:spacing w:before="80" w:after="80" w:line="276" w:lineRule="auto"/>
+              <w:widowControl/>
+              <w:spacing w:line="276" w:lineRule="auto" w:before="80" w:after="80"/>
               <w:ind w:firstLine="0"/>
+              <w:rPr>
+                <w:rFonts w:hint="eastAsia" w:ascii="Times New Roman" w:hAnsi="Times New Roman"/>
+                <w:kern w:val="2"/>
+                <w:sz w:val="21"/>
+                <w:szCs w:val="21"/>
+              </w:rPr>
             </w:pPr>
             <w:r>
               <w:rPr>
@@ -5236,14 +7112,42 @@
         </w:tc>
       </w:tr>
       <w:tr>
+        <w:tblPrEx>
+          <w:tblCellMar>
+            <w:top w:w="0" w:type="dxa"/>
+            <w:left w:w="108" w:type="dxa"/>
+            <w:bottom w:w="0" w:type="dxa"/>
+            <w:right w:w="108" w:type="dxa"/>
+          </w:tblCellMar>
+        </w:tblPrEx>
+        <w:trPr>
+          <w:wBefore w:w="0" w:type="dxa"/>
+          <w:trHeight w:val="326" w:hRule="atLeast"/>
+        </w:trPr>
         <w:tc>
           <w:tcPr>
-            <w:tcW w:type="dxa" w:w="1569"/>
+            <w:tcW w:w="1569" w:type="dxa"/>
+            <w:tcBorders>
+              <w:top w:val="single" w:color="auto" w:sz="4" w:space="0"/>
+              <w:left w:val="single" w:color="auto" w:sz="4" w:space="0"/>
+              <w:bottom w:val="single" w:color="auto" w:sz="4" w:space="0"/>
+              <w:right w:val="single" w:color="auto" w:sz="4" w:space="0"/>
+            </w:tcBorders>
+            <w:noWrap w:val="0"/>
+            <w:vAlign w:val="center"/>
           </w:tcPr>
           <w:p>
             <w:pPr>
-              <w:spacing w:before="80" w:after="80" w:line="276" w:lineRule="auto"/>
+              <w:widowControl/>
+              <w:spacing w:line="276" w:lineRule="auto" w:before="80" w:after="80"/>
               <w:ind w:firstLine="0"/>
+              <w:rPr>
+                <w:rFonts w:hint="eastAsia" w:ascii="Times New Roman" w:hAnsi="Times New Roman"/>
+                <w:kern w:val="2"/>
+                <w:sz w:val="21"/>
+                <w:szCs w:val="21"/>
+                <w:lang w:val="zh-CN"/>
+              </w:rPr>
             </w:pPr>
             <w:r>
               <w:rPr>
@@ -5257,12 +7161,27 @@
         </w:tc>
         <w:tc>
           <w:tcPr>
-            <w:tcW w:type="dxa" w:w="4536"/>
+            <w:tcW w:w="4536" w:type="dxa"/>
+            <w:tcBorders>
+              <w:top w:val="single" w:color="auto" w:sz="4" w:space="0"/>
+              <w:left w:val="single" w:color="auto" w:sz="4" w:space="0"/>
+              <w:bottom w:val="single" w:color="auto" w:sz="4" w:space="0"/>
+              <w:right w:val="single" w:color="auto" w:sz="4" w:space="0"/>
+            </w:tcBorders>
+            <w:noWrap/>
+            <w:vAlign w:val="center"/>
           </w:tcPr>
           <w:p>
             <w:pPr>
-              <w:spacing w:before="80" w:after="80" w:line="276" w:lineRule="auto"/>
+              <w:widowControl/>
+              <w:spacing w:line="276" w:lineRule="auto" w:before="80" w:after="80"/>
               <w:ind w:firstLine="0"/>
+              <w:rPr>
+                <w:rFonts w:hint="eastAsia" w:ascii="Times New Roman" w:hAnsi="Times New Roman"/>
+                <w:kern w:val="2"/>
+                <w:sz w:val="21"/>
+                <w:szCs w:val="21"/>
+              </w:rPr>
             </w:pPr>
             <w:r>
               <w:rPr>
@@ -5276,12 +7195,27 @@
         </w:tc>
         <w:tc>
           <w:tcPr>
-            <w:tcW w:type="dxa" w:w="1338"/>
+            <w:tcW w:w="1338" w:type="dxa"/>
+            <w:tcBorders>
+              <w:top w:val="single" w:color="auto" w:sz="4" w:space="0"/>
+              <w:left w:val="single" w:color="auto" w:sz="4" w:space="0"/>
+              <w:bottom w:val="single" w:color="auto" w:sz="4" w:space="0"/>
+              <w:right w:val="single" w:color="auto" w:sz="4" w:space="0"/>
+            </w:tcBorders>
+            <w:noWrap w:val="0"/>
+            <w:vAlign w:val="top"/>
           </w:tcPr>
           <w:p>
             <w:pPr>
-              <w:spacing w:before="80" w:after="80" w:line="276" w:lineRule="auto"/>
+              <w:widowControl/>
+              <w:spacing w:line="276" w:lineRule="auto" w:before="80" w:after="80"/>
               <w:ind w:firstLine="0"/>
+              <w:rPr>
+                <w:rFonts w:hint="eastAsia" w:ascii="Times New Roman" w:hAnsi="Times New Roman"/>
+                <w:kern w:val="2"/>
+                <w:sz w:val="21"/>
+                <w:szCs w:val="21"/>
+              </w:rPr>
             </w:pPr>
             <w:r>
               <w:rPr>
@@ -5295,14 +7229,42 @@
         </w:tc>
       </w:tr>
       <w:tr>
+        <w:tblPrEx>
+          <w:tblCellMar>
+            <w:top w:w="0" w:type="dxa"/>
+            <w:left w:w="108" w:type="dxa"/>
+            <w:bottom w:w="0" w:type="dxa"/>
+            <w:right w:w="108" w:type="dxa"/>
+          </w:tblCellMar>
+        </w:tblPrEx>
+        <w:trPr>
+          <w:wBefore w:w="0" w:type="dxa"/>
+          <w:trHeight w:val="326" w:hRule="atLeast"/>
+        </w:trPr>
         <w:tc>
           <w:tcPr>
-            <w:tcW w:type="dxa" w:w="1569"/>
+            <w:tcW w:w="1569" w:type="dxa"/>
+            <w:tcBorders>
+              <w:top w:val="single" w:color="auto" w:sz="4" w:space="0"/>
+              <w:left w:val="single" w:color="auto" w:sz="4" w:space="0"/>
+              <w:bottom w:val="single" w:color="auto" w:sz="4" w:space="0"/>
+              <w:right w:val="single" w:color="auto" w:sz="4" w:space="0"/>
+            </w:tcBorders>
+            <w:noWrap w:val="0"/>
+            <w:vAlign w:val="center"/>
           </w:tcPr>
           <w:p>
             <w:pPr>
-              <w:spacing w:before="80" w:after="80" w:line="276" w:lineRule="auto"/>
+              <w:widowControl/>
+              <w:spacing w:line="276" w:lineRule="auto" w:before="80" w:after="80"/>
               <w:ind w:firstLine="0"/>
+              <w:rPr>
+                <w:rFonts w:hint="eastAsia" w:ascii="Times New Roman" w:hAnsi="Times New Roman"/>
+                <w:kern w:val="2"/>
+                <w:sz w:val="21"/>
+                <w:szCs w:val="21"/>
+                <w:lang w:val="zh-CN"/>
+              </w:rPr>
             </w:pPr>
             <w:r>
               <w:rPr>
@@ -5316,12 +7278,27 @@
         </w:tc>
         <w:tc>
           <w:tcPr>
-            <w:tcW w:type="dxa" w:w="4536"/>
+            <w:tcW w:w="4536" w:type="dxa"/>
+            <w:tcBorders>
+              <w:top w:val="single" w:color="auto" w:sz="4" w:space="0"/>
+              <w:left w:val="single" w:color="auto" w:sz="4" w:space="0"/>
+              <w:bottom w:val="single" w:color="auto" w:sz="4" w:space="0"/>
+              <w:right w:val="single" w:color="auto" w:sz="4" w:space="0"/>
+            </w:tcBorders>
+            <w:noWrap/>
+            <w:vAlign w:val="center"/>
           </w:tcPr>
           <w:p>
             <w:pPr>
-              <w:spacing w:before="80" w:after="80" w:line="276" w:lineRule="auto"/>
+              <w:widowControl/>
+              <w:spacing w:line="276" w:lineRule="auto" w:before="80" w:after="80"/>
               <w:ind w:firstLine="0"/>
+              <w:rPr>
+                <w:rFonts w:hint="eastAsia" w:ascii="Times New Roman" w:hAnsi="Times New Roman"/>
+                <w:kern w:val="2"/>
+                <w:sz w:val="21"/>
+                <w:szCs w:val="21"/>
+              </w:rPr>
             </w:pPr>
             <w:r>
               <w:rPr>
@@ -5329,18 +7306,33 @@
                 <w:sz w:val="21"/>
                 <w:rFonts w:ascii="Times New Roman" w:hAnsi="Times New Roman" w:eastAsia="宋体"/>
               </w:rPr>
-              <w:t>验证学习者积累足够学分后，发起将证书折算免修目标高校课程的流程</w:t>
+              <w:t>验证学习者迈向毕业学分折算，发起将证书折算免修目标高校课程的流程</w:t>
             </w:r>
           </w:p>
         </w:tc>
         <w:tc>
           <w:tcPr>
-            <w:tcW w:type="dxa" w:w="1338"/>
+            <w:tcW w:w="1338" w:type="dxa"/>
+            <w:tcBorders>
+              <w:top w:val="single" w:color="auto" w:sz="4" w:space="0"/>
+              <w:left w:val="single" w:color="auto" w:sz="4" w:space="0"/>
+              <w:bottom w:val="single" w:color="auto" w:sz="4" w:space="0"/>
+              <w:right w:val="single" w:color="auto" w:sz="4" w:space="0"/>
+            </w:tcBorders>
+            <w:noWrap w:val="0"/>
+            <w:vAlign w:val="top"/>
           </w:tcPr>
           <w:p>
             <w:pPr>
-              <w:spacing w:before="80" w:after="80" w:line="276" w:lineRule="auto"/>
+              <w:widowControl/>
+              <w:spacing w:line="276" w:lineRule="auto" w:before="80" w:after="80"/>
               <w:ind w:firstLine="0"/>
+              <w:rPr>
+                <w:rFonts w:hint="eastAsia" w:ascii="Times New Roman" w:hAnsi="Times New Roman"/>
+                <w:kern w:val="2"/>
+                <w:sz w:val="21"/>
+                <w:szCs w:val="21"/>
+              </w:rPr>
             </w:pPr>
             <w:r>
               <w:rPr>
@@ -5354,14 +7346,42 @@
         </w:tc>
       </w:tr>
       <w:tr>
+        <w:tblPrEx>
+          <w:tblCellMar>
+            <w:top w:w="0" w:type="dxa"/>
+            <w:left w:w="108" w:type="dxa"/>
+            <w:bottom w:w="0" w:type="dxa"/>
+            <w:right w:w="108" w:type="dxa"/>
+          </w:tblCellMar>
+        </w:tblPrEx>
+        <w:trPr>
+          <w:wBefore w:w="0" w:type="dxa"/>
+          <w:trHeight w:val="326" w:hRule="atLeast"/>
+        </w:trPr>
         <w:tc>
           <w:tcPr>
-            <w:tcW w:type="dxa" w:w="1569"/>
+            <w:tcW w:w="1569" w:type="dxa"/>
+            <w:tcBorders>
+              <w:top w:val="single" w:color="auto" w:sz="4" w:space="0"/>
+              <w:left w:val="single" w:color="auto" w:sz="4" w:space="0"/>
+              <w:bottom w:val="single" w:color="auto" w:sz="4" w:space="0"/>
+              <w:right w:val="single" w:color="auto" w:sz="4" w:space="0"/>
+            </w:tcBorders>
+            <w:noWrap w:val="0"/>
+            <w:vAlign w:val="center"/>
           </w:tcPr>
           <w:p>
             <w:pPr>
-              <w:spacing w:before="80" w:after="80" w:line="276" w:lineRule="auto"/>
+              <w:widowControl/>
+              <w:spacing w:line="276" w:lineRule="auto" w:before="80" w:after="80"/>
               <w:ind w:firstLine="0"/>
+              <w:rPr>
+                <w:rFonts w:hint="eastAsia" w:ascii="Times New Roman" w:hAnsi="Times New Roman"/>
+                <w:kern w:val="2"/>
+                <w:sz w:val="21"/>
+                <w:szCs w:val="21"/>
+                <w:lang w:val="zh-CN"/>
+              </w:rPr>
             </w:pPr>
             <w:r>
               <w:rPr>
@@ -5375,12 +7395,27 @@
         </w:tc>
         <w:tc>
           <w:tcPr>
-            <w:tcW w:type="dxa" w:w="4536"/>
+            <w:tcW w:w="4536" w:type="dxa"/>
+            <w:tcBorders>
+              <w:top w:val="single" w:color="auto" w:sz="4" w:space="0"/>
+              <w:left w:val="single" w:color="auto" w:sz="4" w:space="0"/>
+              <w:bottom w:val="single" w:color="auto" w:sz="4" w:space="0"/>
+              <w:right w:val="single" w:color="auto" w:sz="4" w:space="0"/>
+            </w:tcBorders>
+            <w:noWrap/>
+            <w:vAlign w:val="center"/>
           </w:tcPr>
           <w:p>
             <w:pPr>
-              <w:spacing w:before="80" w:after="80" w:line="276" w:lineRule="auto"/>
+              <w:widowControl/>
+              <w:spacing w:line="276" w:lineRule="auto" w:before="80" w:after="80"/>
               <w:ind w:firstLine="0"/>
+              <w:rPr>
+                <w:rFonts w:hint="eastAsia" w:ascii="Times New Roman" w:hAnsi="Times New Roman"/>
+                <w:kern w:val="2"/>
+                <w:sz w:val="21"/>
+                <w:szCs w:val="21"/>
+              </w:rPr>
             </w:pPr>
             <w:r>
               <w:rPr>
@@ -5394,12 +7429,27 @@
         </w:tc>
         <w:tc>
           <w:tcPr>
-            <w:tcW w:type="dxa" w:w="1338"/>
+            <w:tcW w:w="1338" w:type="dxa"/>
+            <w:tcBorders>
+              <w:top w:val="single" w:color="auto" w:sz="4" w:space="0"/>
+              <w:left w:val="single" w:color="auto" w:sz="4" w:space="0"/>
+              <w:bottom w:val="single" w:color="auto" w:sz="4" w:space="0"/>
+              <w:right w:val="single" w:color="auto" w:sz="4" w:space="0"/>
+            </w:tcBorders>
+            <w:noWrap w:val="0"/>
+            <w:vAlign w:val="top"/>
           </w:tcPr>
           <w:p>
             <w:pPr>
-              <w:spacing w:before="80" w:after="80" w:line="276" w:lineRule="auto"/>
+              <w:widowControl/>
+              <w:spacing w:line="276" w:lineRule="auto" w:before="80" w:after="80"/>
               <w:ind w:firstLine="0"/>
+              <w:rPr>
+                <w:rFonts w:hint="eastAsia" w:ascii="Times New Roman" w:hAnsi="Times New Roman"/>
+                <w:kern w:val="2"/>
+                <w:sz w:val="21"/>
+                <w:szCs w:val="21"/>
+              </w:rPr>
             </w:pPr>
             <w:r>
               <w:rPr>
@@ -5413,14 +7463,42 @@
         </w:tc>
       </w:tr>
       <w:tr>
+        <w:tblPrEx>
+          <w:tblCellMar>
+            <w:top w:w="0" w:type="dxa"/>
+            <w:left w:w="108" w:type="dxa"/>
+            <w:bottom w:w="0" w:type="dxa"/>
+            <w:right w:w="108" w:type="dxa"/>
+          </w:tblCellMar>
+        </w:tblPrEx>
+        <w:trPr>
+          <w:wBefore w:w="0" w:type="dxa"/>
+          <w:trHeight w:val="326" w:hRule="atLeast"/>
+        </w:trPr>
         <w:tc>
           <w:tcPr>
-            <w:tcW w:type="dxa" w:w="1569"/>
+            <w:tcW w:w="1569" w:type="dxa"/>
+            <w:tcBorders>
+              <w:top w:val="single" w:color="auto" w:sz="4" w:space="0"/>
+              <w:left w:val="single" w:color="auto" w:sz="4" w:space="0"/>
+              <w:bottom w:val="single" w:color="auto" w:sz="4" w:space="0"/>
+              <w:right w:val="single" w:color="auto" w:sz="4" w:space="0"/>
+            </w:tcBorders>
+            <w:noWrap w:val="0"/>
+            <w:vAlign w:val="center"/>
           </w:tcPr>
           <w:p>
             <w:pPr>
-              <w:spacing w:before="80" w:after="80" w:line="276" w:lineRule="auto"/>
+              <w:widowControl/>
+              <w:spacing w:line="276" w:lineRule="auto" w:before="80" w:after="80"/>
               <w:ind w:firstLine="0"/>
+              <w:rPr>
+                <w:rFonts w:hint="eastAsia" w:ascii="Times New Roman" w:hAnsi="Times New Roman"/>
+                <w:kern w:val="2"/>
+                <w:sz w:val="21"/>
+                <w:szCs w:val="21"/>
+                <w:lang w:val="zh-CN"/>
+              </w:rPr>
             </w:pPr>
             <w:r>
               <w:rPr>
@@ -5434,12 +7512,27 @@
         </w:tc>
         <w:tc>
           <w:tcPr>
-            <w:tcW w:type="dxa" w:w="4536"/>
+            <w:tcW w:w="4536" w:type="dxa"/>
+            <w:tcBorders>
+              <w:top w:val="single" w:color="auto" w:sz="4" w:space="0"/>
+              <w:left w:val="single" w:color="auto" w:sz="4" w:space="0"/>
+              <w:bottom w:val="single" w:color="auto" w:sz="4" w:space="0"/>
+              <w:right w:val="single" w:color="auto" w:sz="4" w:space="0"/>
+            </w:tcBorders>
+            <w:noWrap/>
+            <w:vAlign w:val="center"/>
           </w:tcPr>
           <w:p>
             <w:pPr>
-              <w:spacing w:before="80" w:after="80" w:line="276" w:lineRule="auto"/>
+              <w:widowControl/>
+              <w:spacing w:line="276" w:lineRule="auto" w:before="80" w:after="80"/>
               <w:ind w:firstLine="0"/>
+              <w:rPr>
+                <w:rFonts w:hint="eastAsia" w:ascii="Times New Roman" w:hAnsi="Times New Roman"/>
+                <w:kern w:val="2"/>
+                <w:sz w:val="21"/>
+                <w:szCs w:val="21"/>
+              </w:rPr>
             </w:pPr>
             <w:r>
               <w:rPr>
@@ -5453,12 +7546,27 @@
         </w:tc>
         <w:tc>
           <w:tcPr>
-            <w:tcW w:type="dxa" w:w="1338"/>
+            <w:tcW w:w="1338" w:type="dxa"/>
+            <w:tcBorders>
+              <w:top w:val="single" w:color="auto" w:sz="4" w:space="0"/>
+              <w:left w:val="single" w:color="auto" w:sz="4" w:space="0"/>
+              <w:bottom w:val="single" w:color="auto" w:sz="4" w:space="0"/>
+              <w:right w:val="single" w:color="auto" w:sz="4" w:space="0"/>
+            </w:tcBorders>
+            <w:noWrap w:val="0"/>
+            <w:vAlign w:val="top"/>
           </w:tcPr>
           <w:p>
             <w:pPr>
-              <w:spacing w:before="80" w:after="80" w:line="276" w:lineRule="auto"/>
+              <w:widowControl/>
+              <w:spacing w:line="276" w:lineRule="auto" w:before="80" w:after="80"/>
               <w:ind w:firstLine="0"/>
+              <w:rPr>
+                <w:rFonts w:hint="eastAsia" w:ascii="Times New Roman" w:hAnsi="Times New Roman"/>
+                <w:kern w:val="2"/>
+                <w:sz w:val="21"/>
+                <w:szCs w:val="21"/>
+              </w:rPr>
             </w:pPr>
             <w:r>
               <w:rPr>
@@ -5472,14 +7580,42 @@
         </w:tc>
       </w:tr>
       <w:tr>
+        <w:tblPrEx>
+          <w:tblCellMar>
+            <w:top w:w="0" w:type="dxa"/>
+            <w:left w:w="108" w:type="dxa"/>
+            <w:bottom w:w="0" w:type="dxa"/>
+            <w:right w:w="108" w:type="dxa"/>
+          </w:tblCellMar>
+        </w:tblPrEx>
+        <w:trPr>
+          <w:wBefore w:w="0" w:type="dxa"/>
+          <w:trHeight w:val="326" w:hRule="atLeast"/>
+        </w:trPr>
         <w:tc>
           <w:tcPr>
-            <w:tcW w:type="dxa" w:w="1569"/>
+            <w:tcW w:w="1569" w:type="dxa"/>
+            <w:tcBorders>
+              <w:top w:val="single" w:color="auto" w:sz="4" w:space="0"/>
+              <w:left w:val="single" w:color="auto" w:sz="4" w:space="0"/>
+              <w:bottom w:val="single" w:color="auto" w:sz="4" w:space="0"/>
+              <w:right w:val="single" w:color="auto" w:sz="4" w:space="0"/>
+            </w:tcBorders>
+            <w:noWrap w:val="0"/>
+            <w:vAlign w:val="center"/>
           </w:tcPr>
           <w:p>
             <w:pPr>
-              <w:spacing w:before="80" w:after="80" w:line="276" w:lineRule="auto"/>
+              <w:widowControl/>
+              <w:spacing w:line="276" w:lineRule="auto" w:before="80" w:after="80"/>
               <w:ind w:firstLine="0"/>
+              <w:rPr>
+                <w:rFonts w:hint="eastAsia" w:ascii="Times New Roman" w:hAnsi="Times New Roman"/>
+                <w:kern w:val="2"/>
+                <w:sz w:val="21"/>
+                <w:szCs w:val="21"/>
+                <w:lang w:val="zh-CN"/>
+              </w:rPr>
             </w:pPr>
             <w:r>
               <w:rPr>
@@ -5493,12 +7629,27 @@
         </w:tc>
         <w:tc>
           <w:tcPr>
-            <w:tcW w:type="dxa" w:w="4536"/>
+            <w:tcW w:w="4536" w:type="dxa"/>
+            <w:tcBorders>
+              <w:top w:val="single" w:color="auto" w:sz="4" w:space="0"/>
+              <w:left w:val="single" w:color="auto" w:sz="4" w:space="0"/>
+              <w:bottom w:val="single" w:color="auto" w:sz="4" w:space="0"/>
+              <w:right w:val="single" w:color="auto" w:sz="4" w:space="0"/>
+            </w:tcBorders>
+            <w:noWrap/>
+            <w:vAlign w:val="center"/>
           </w:tcPr>
           <w:p>
             <w:pPr>
-              <w:spacing w:before="80" w:after="80" w:line="276" w:lineRule="auto"/>
+              <w:widowControl/>
+              <w:spacing w:line="276" w:lineRule="auto" w:before="80" w:after="80"/>
               <w:ind w:firstLine="0"/>
+              <w:rPr>
+                <w:rFonts w:hint="eastAsia" w:ascii="Times New Roman" w:hAnsi="Times New Roman"/>
+                <w:kern w:val="2"/>
+                <w:sz w:val="21"/>
+                <w:szCs w:val="21"/>
+              </w:rPr>
             </w:pPr>
             <w:r>
               <w:rPr>
@@ -5512,12 +7663,27 @@
         </w:tc>
         <w:tc>
           <w:tcPr>
-            <w:tcW w:type="dxa" w:w="1338"/>
+            <w:tcW w:w="1338" w:type="dxa"/>
+            <w:tcBorders>
+              <w:top w:val="single" w:color="auto" w:sz="4" w:space="0"/>
+              <w:left w:val="single" w:color="auto" w:sz="4" w:space="0"/>
+              <w:bottom w:val="single" w:color="auto" w:sz="4" w:space="0"/>
+              <w:right w:val="single" w:color="auto" w:sz="4" w:space="0"/>
+            </w:tcBorders>
+            <w:noWrap w:val="0"/>
+            <w:vAlign w:val="top"/>
           </w:tcPr>
           <w:p>
             <w:pPr>
-              <w:spacing w:before="80" w:after="80" w:line="276" w:lineRule="auto"/>
+              <w:widowControl/>
+              <w:spacing w:line="276" w:lineRule="auto" w:before="80" w:after="80"/>
               <w:ind w:firstLine="0"/>
+              <w:rPr>
+                <w:rFonts w:hint="eastAsia" w:ascii="Times New Roman" w:hAnsi="Times New Roman"/>
+                <w:kern w:val="2"/>
+                <w:sz w:val="21"/>
+                <w:szCs w:val="21"/>
+              </w:rPr>
             </w:pPr>
             <w:r>
               <w:rPr>
@@ -5686,14 +7852,43 @@
         </w:tc>
       </w:tr>
       <w:tr>
+        <w:tblPrEx>
+          <w:tblBorders>
+            <w:top w:val="single" w:color="auto" w:sz="12" w:space="0"/>
+            <w:left w:val="single" w:color="auto" w:sz="12" w:space="0"/>
+            <w:bottom w:val="single" w:color="auto" w:sz="12" w:space="0"/>
+            <w:right w:val="single" w:color="auto" w:sz="12" w:space="0"/>
+            <w:insideH w:val="single" w:color="auto" w:sz="4" w:space="0"/>
+            <w:insideV w:val="single" w:color="auto" w:sz="4" w:space="0"/>
+          </w:tblBorders>
+          <w:tblCellMar>
+            <w:top w:w="0" w:type="dxa"/>
+            <w:left w:w="108" w:type="dxa"/>
+            <w:bottom w:w="0" w:type="dxa"/>
+            <w:right w:w="108" w:type="dxa"/>
+          </w:tblCellMar>
+        </w:tblPrEx>
+        <w:trPr>
+          <w:wBefore w:w="0" w:type="dxa"/>
+          <w:wAfter w:w="0" w:type="dxa"/>
+          <w:cantSplit/>
+          <w:trHeight w:val="147" w:hRule="atLeast"/>
+        </w:trPr>
         <w:tc>
           <w:tcPr>
-            <w:tcW w:type="dxa" w:w="2160"/>
+            <w:tcW w:w="2160" w:type="dxa"/>
+            <w:vMerge w:val="restart"/>
+            <w:noWrap w:val="0"/>
+            <w:vAlign w:val="center"/>
           </w:tcPr>
           <w:p>
             <w:pPr>
               <w:spacing w:before="80" w:after="80" w:line="276" w:lineRule="auto"/>
               <w:ind w:firstLine="0"/>
+              <w:rPr>
+                <w:rFonts w:hint="eastAsia"/>
+                <w:color w:val="000000"/>
+              </w:rPr>
             </w:pPr>
             <w:r>
               <w:rPr>
@@ -5707,12 +7902,18 @@
         </w:tc>
         <w:tc>
           <w:tcPr>
-            <w:tcW w:type="dxa" w:w="2760"/>
+            <w:tcW w:w="2760" w:type="dxa"/>
+            <w:noWrap w:val="0"/>
+            <w:vAlign w:val="center"/>
           </w:tcPr>
           <w:p>
             <w:pPr>
               <w:spacing w:before="80" w:after="80" w:line="276" w:lineRule="auto"/>
               <w:ind w:firstLine="0"/>
+              <w:rPr>
+                <w:rFonts w:hint="eastAsia"/>
+                <w:color w:val="000000"/>
+              </w:rPr>
             </w:pPr>
             <w:r>
               <w:rPr>
@@ -5726,12 +7927,17 @@
         </w:tc>
         <w:tc>
           <w:tcPr>
-            <w:tcW w:type="dxa" w:w="2640"/>
+            <w:tcW w:w="2640" w:type="dxa"/>
+            <w:noWrap w:val="0"/>
+            <w:vAlign w:val="center"/>
           </w:tcPr>
           <w:p>
             <w:pPr>
               <w:spacing w:before="80" w:after="80" w:line="276" w:lineRule="auto"/>
               <w:ind w:firstLine="0"/>
+              <w:rPr>
+                <w:rFonts w:hint="eastAsia"/>
+              </w:rPr>
             </w:pPr>
             <w:r>
               <w:rPr>
@@ -5745,14 +7951,43 @@
         </w:tc>
       </w:tr>
       <w:tr>
+        <w:tblPrEx>
+          <w:tblBorders>
+            <w:top w:val="single" w:color="auto" w:sz="12" w:space="0"/>
+            <w:left w:val="single" w:color="auto" w:sz="12" w:space="0"/>
+            <w:bottom w:val="single" w:color="auto" w:sz="12" w:space="0"/>
+            <w:right w:val="single" w:color="auto" w:sz="12" w:space="0"/>
+            <w:insideH w:val="single" w:color="auto" w:sz="4" w:space="0"/>
+            <w:insideV w:val="single" w:color="auto" w:sz="4" w:space="0"/>
+          </w:tblBorders>
+          <w:tblCellMar>
+            <w:top w:w="0" w:type="dxa"/>
+            <w:left w:w="108" w:type="dxa"/>
+            <w:bottom w:w="0" w:type="dxa"/>
+            <w:right w:w="108" w:type="dxa"/>
+          </w:tblCellMar>
+        </w:tblPrEx>
+        <w:trPr>
+          <w:wBefore w:w="0" w:type="dxa"/>
+          <w:wAfter w:w="0" w:type="dxa"/>
+          <w:cantSplit/>
+          <w:trHeight w:val="147" w:hRule="atLeast"/>
+        </w:trPr>
         <w:tc>
           <w:tcPr>
-            <w:tcW w:type="dxa" w:w="2160"/>
+            <w:tcW w:w="2160" w:type="dxa"/>
+            <w:vMerge w:val="restart"/>
+            <w:noWrap w:val="0"/>
+            <w:vAlign w:val="center"/>
           </w:tcPr>
           <w:p>
             <w:pPr>
               <w:spacing w:before="80" w:after="80" w:line="276" w:lineRule="auto"/>
               <w:ind w:firstLine="0"/>
+              <w:rPr>
+                <w:rFonts w:hint="eastAsia"/>
+                <w:color w:val="000000"/>
+              </w:rPr>
             </w:pPr>
             <w:r>
               <w:rPr>
@@ -5766,12 +8001,18 @@
         </w:tc>
         <w:tc>
           <w:tcPr>
-            <w:tcW w:type="dxa" w:w="2760"/>
+            <w:tcW w:w="2760" w:type="dxa"/>
+            <w:noWrap w:val="0"/>
+            <w:vAlign w:val="center"/>
           </w:tcPr>
           <w:p>
             <w:pPr>
               <w:spacing w:before="80" w:after="80" w:line="276" w:lineRule="auto"/>
               <w:ind w:firstLine="0"/>
+              <w:rPr>
+                <w:rFonts w:hint="eastAsia"/>
+                <w:color w:val="000000"/>
+              </w:rPr>
             </w:pPr>
             <w:r>
               <w:rPr>
@@ -5785,12 +8026,17 @@
         </w:tc>
         <w:tc>
           <w:tcPr>
-            <w:tcW w:type="dxa" w:w="2640"/>
+            <w:tcW w:w="2640" w:type="dxa"/>
+            <w:noWrap w:val="0"/>
+            <w:vAlign w:val="center"/>
           </w:tcPr>
           <w:p>
             <w:pPr>
               <w:spacing w:before="80" w:after="80" w:line="276" w:lineRule="auto"/>
               <w:ind w:firstLine="0"/>
+              <w:rPr>
+                <w:rFonts w:hint="eastAsia"/>
+              </w:rPr>
             </w:pPr>
             <w:r>
               <w:rPr>
@@ -5804,14 +8050,43 @@
         </w:tc>
       </w:tr>
       <w:tr>
+        <w:tblPrEx>
+          <w:tblBorders>
+            <w:top w:val="single" w:color="auto" w:sz="12" w:space="0"/>
+            <w:left w:val="single" w:color="auto" w:sz="12" w:space="0"/>
+            <w:bottom w:val="single" w:color="auto" w:sz="12" w:space="0"/>
+            <w:right w:val="single" w:color="auto" w:sz="12" w:space="0"/>
+            <w:insideH w:val="single" w:color="auto" w:sz="4" w:space="0"/>
+            <w:insideV w:val="single" w:color="auto" w:sz="4" w:space="0"/>
+          </w:tblBorders>
+          <w:tblCellMar>
+            <w:top w:w="0" w:type="dxa"/>
+            <w:left w:w="108" w:type="dxa"/>
+            <w:bottom w:w="0" w:type="dxa"/>
+            <w:right w:w="108" w:type="dxa"/>
+          </w:tblCellMar>
+        </w:tblPrEx>
+        <w:trPr>
+          <w:wBefore w:w="0" w:type="dxa"/>
+          <w:wAfter w:w="0" w:type="dxa"/>
+          <w:cantSplit/>
+          <w:trHeight w:val="147" w:hRule="atLeast"/>
+        </w:trPr>
         <w:tc>
           <w:tcPr>
-            <w:tcW w:type="dxa" w:w="2160"/>
+            <w:tcW w:w="2160" w:type="dxa"/>
+            <w:vMerge w:val="restart"/>
+            <w:noWrap w:val="0"/>
+            <w:vAlign w:val="center"/>
           </w:tcPr>
           <w:p>
             <w:pPr>
               <w:spacing w:before="80" w:after="80" w:line="276" w:lineRule="auto"/>
               <w:ind w:firstLine="0"/>
+              <w:rPr>
+                <w:rFonts w:hint="eastAsia"/>
+                <w:color w:val="000000"/>
+              </w:rPr>
             </w:pPr>
             <w:r>
               <w:rPr>
@@ -5825,12 +8100,18 @@
         </w:tc>
         <w:tc>
           <w:tcPr>
-            <w:tcW w:type="dxa" w:w="2760"/>
+            <w:tcW w:w="2760" w:type="dxa"/>
+            <w:noWrap w:val="0"/>
+            <w:vAlign w:val="center"/>
           </w:tcPr>
           <w:p>
             <w:pPr>
               <w:spacing w:before="80" w:after="80" w:line="276" w:lineRule="auto"/>
               <w:ind w:firstLine="0"/>
+              <w:rPr>
+                <w:rFonts w:hint="eastAsia"/>
+                <w:color w:val="000000"/>
+              </w:rPr>
             </w:pPr>
             <w:r>
               <w:rPr>
@@ -5844,12 +8125,17 @@
         </w:tc>
         <w:tc>
           <w:tcPr>
-            <w:tcW w:type="dxa" w:w="2640"/>
+            <w:tcW w:w="2640" w:type="dxa"/>
+            <w:noWrap w:val="0"/>
+            <w:vAlign w:val="center"/>
           </w:tcPr>
           <w:p>
             <w:pPr>
               <w:spacing w:before="80" w:after="80" w:line="276" w:lineRule="auto"/>
               <w:ind w:firstLine="0"/>
+              <w:rPr>
+                <w:rFonts w:hint="eastAsia"/>
+              </w:rPr>
             </w:pPr>
             <w:r>
               <w:rPr>
@@ -5863,14 +8149,43 @@
         </w:tc>
       </w:tr>
       <w:tr>
+        <w:tblPrEx>
+          <w:tblBorders>
+            <w:top w:val="single" w:color="auto" w:sz="12" w:space="0"/>
+            <w:left w:val="single" w:color="auto" w:sz="12" w:space="0"/>
+            <w:bottom w:val="single" w:color="auto" w:sz="12" w:space="0"/>
+            <w:right w:val="single" w:color="auto" w:sz="12" w:space="0"/>
+            <w:insideH w:val="single" w:color="auto" w:sz="4" w:space="0"/>
+            <w:insideV w:val="single" w:color="auto" w:sz="4" w:space="0"/>
+          </w:tblBorders>
+          <w:tblCellMar>
+            <w:top w:w="0" w:type="dxa"/>
+            <w:left w:w="108" w:type="dxa"/>
+            <w:bottom w:w="0" w:type="dxa"/>
+            <w:right w:w="108" w:type="dxa"/>
+          </w:tblCellMar>
+        </w:tblPrEx>
+        <w:trPr>
+          <w:wBefore w:w="0" w:type="dxa"/>
+          <w:wAfter w:w="0" w:type="dxa"/>
+          <w:cantSplit/>
+          <w:trHeight w:val="147" w:hRule="atLeast"/>
+        </w:trPr>
         <w:tc>
           <w:tcPr>
-            <w:tcW w:type="dxa" w:w="2160"/>
+            <w:tcW w:w="2160" w:type="dxa"/>
+            <w:vMerge w:val="restart"/>
+            <w:noWrap w:val="0"/>
+            <w:vAlign w:val="center"/>
           </w:tcPr>
           <w:p>
             <w:pPr>
               <w:spacing w:before="80" w:after="80" w:line="276" w:lineRule="auto"/>
               <w:ind w:firstLine="0"/>
+              <w:rPr>
+                <w:rFonts w:hint="eastAsia"/>
+                <w:color w:val="000000"/>
+              </w:rPr>
             </w:pPr>
             <w:r>
               <w:rPr>
@@ -5884,12 +8199,18 @@
         </w:tc>
         <w:tc>
           <w:tcPr>
-            <w:tcW w:type="dxa" w:w="2760"/>
+            <w:tcW w:w="2760" w:type="dxa"/>
+            <w:noWrap w:val="0"/>
+            <w:vAlign w:val="center"/>
           </w:tcPr>
           <w:p>
             <w:pPr>
               <w:spacing w:before="80" w:after="80" w:line="276" w:lineRule="auto"/>
               <w:ind w:firstLine="0"/>
+              <w:rPr>
+                <w:rFonts w:hint="eastAsia"/>
+                <w:color w:val="000000"/>
+              </w:rPr>
             </w:pPr>
             <w:r>
               <w:rPr>
@@ -5903,12 +8224,17 @@
         </w:tc>
         <w:tc>
           <w:tcPr>
-            <w:tcW w:type="dxa" w:w="2640"/>
+            <w:tcW w:w="2640" w:type="dxa"/>
+            <w:noWrap w:val="0"/>
+            <w:vAlign w:val="center"/>
           </w:tcPr>
           <w:p>
             <w:pPr>
               <w:spacing w:before="80" w:after="80" w:line="276" w:lineRule="auto"/>
               <w:ind w:firstLine="0"/>
+              <w:rPr>
+                <w:rFonts w:hint="eastAsia"/>
+              </w:rPr>
             </w:pPr>
             <w:r>
               <w:rPr>
@@ -7647,14 +9973,40 @@
         </w:tc>
       </w:tr>
       <w:tr>
+        <w:tblPrEx>
+          <w:tblCellMar>
+            <w:top w:w="0" w:type="dxa"/>
+            <w:left w:w="0" w:type="dxa"/>
+            <w:bottom w:w="0" w:type="dxa"/>
+            <w:right w:w="0" w:type="dxa"/>
+          </w:tblCellMar>
+        </w:tblPrEx>
+        <w:trPr>
+          <w:wBefore w:w="0" w:type="dxa"/>
+          <w:wAfter w:w="0" w:type="dxa"/>
+          <w:jc w:val="center"/>
+        </w:trPr>
         <w:tc>
           <w:tcPr>
-            <w:tcW w:type="dxa" w:w="2535"/>
+            <w:tcW w:w="2535" w:type="dxa"/>
+            <w:tcBorders>
+              <w:top w:val="nil"/>
+              <w:left w:val="single" w:color="000000" w:sz="12" w:space="0"/>
+              <w:bottom w:val="single" w:color="000000" w:sz="6" w:space="0"/>
+              <w:right w:val="single" w:color="000000" w:sz="6" w:space="0"/>
+            </w:tcBorders>
+            <w:noWrap w:val="0"/>
+            <w:vAlign w:val="top"/>
           </w:tcPr>
           <w:p>
             <w:pPr>
+              <w:pStyle w:val="72"/>
               <w:spacing w:before="80" w:after="80" w:line="276" w:lineRule="auto"/>
               <w:ind w:firstLine="0"/>
+              <w:jc w:val="both"/>
+              <w:rPr>
+                <w:rFonts w:ascii="Verdana" w:hAnsi="Verdana"/>
+              </w:rPr>
             </w:pPr>
             <w:r>
               <w:rPr>
@@ -7668,12 +10020,25 @@
         </w:tc>
         <w:tc>
           <w:tcPr>
-            <w:tcW w:type="dxa" w:w="2971"/>
+            <w:tcW w:w="2971" w:type="dxa"/>
+            <w:tcBorders>
+              <w:top w:val="nil"/>
+              <w:left w:val="nil"/>
+              <w:bottom w:val="single" w:color="000000" w:sz="6" w:space="0"/>
+              <w:right w:val="single" w:color="000000" w:sz="6" w:space="0"/>
+            </w:tcBorders>
+            <w:noWrap w:val="0"/>
+            <w:vAlign w:val="top"/>
           </w:tcPr>
           <w:p>
             <w:pPr>
+              <w:pStyle w:val="72"/>
               <w:spacing w:before="80" w:after="80" w:line="276" w:lineRule="auto"/>
-              <w:ind w:firstLine="0"/>
+              <w:ind w:firstLineChars="100" w:firstLine="0"/>
+              <w:jc w:val="both"/>
+              <w:rPr>
+                <w:rFonts w:hint="eastAsia" w:ascii="Verdana" w:hAnsi="Verdana"/>
+              </w:rPr>
             </w:pPr>
             <w:r>
               <w:rPr>
@@ -7687,12 +10052,25 @@
         </w:tc>
         <w:tc>
           <w:tcPr>
-            <w:tcW w:type="dxa" w:w="1605"/>
+            <w:tcW w:w="1605" w:type="dxa"/>
+            <w:tcBorders>
+              <w:top w:val="nil"/>
+              <w:left w:val="nil"/>
+              <w:bottom w:val="single" w:color="000000" w:sz="6" w:space="0"/>
+              <w:right w:val="single" w:color="000000" w:sz="12" w:space="0"/>
+            </w:tcBorders>
+            <w:noWrap w:val="0"/>
+            <w:vAlign w:val="top"/>
           </w:tcPr>
           <w:p>
             <w:pPr>
+              <w:pStyle w:val="72"/>
               <w:spacing w:before="80" w:after="80" w:line="276" w:lineRule="auto"/>
-              <w:ind w:firstLine="0"/>
+              <w:ind w:firstLineChars="100" w:firstLine="0"/>
+              <w:jc w:val="both"/>
+              <w:rPr>
+                <w:rFonts w:hint="eastAsia" w:ascii="Verdana" w:hAnsi="Verdana"/>
+              </w:rPr>
             </w:pPr>
             <w:r>
               <w:rPr>
@@ -7706,14 +10084,40 @@
         </w:tc>
       </w:tr>
       <w:tr>
+        <w:tblPrEx>
+          <w:tblCellMar>
+            <w:top w:w="0" w:type="dxa"/>
+            <w:left w:w="0" w:type="dxa"/>
+            <w:bottom w:w="0" w:type="dxa"/>
+            <w:right w:w="0" w:type="dxa"/>
+          </w:tblCellMar>
+        </w:tblPrEx>
+        <w:trPr>
+          <w:wBefore w:w="0" w:type="dxa"/>
+          <w:wAfter w:w="0" w:type="dxa"/>
+          <w:jc w:val="center"/>
+        </w:trPr>
         <w:tc>
           <w:tcPr>
-            <w:tcW w:type="dxa" w:w="2535"/>
+            <w:tcW w:w="2535" w:type="dxa"/>
+            <w:tcBorders>
+              <w:top w:val="nil"/>
+              <w:left w:val="single" w:color="000000" w:sz="12" w:space="0"/>
+              <w:bottom w:val="single" w:color="000000" w:sz="6" w:space="0"/>
+              <w:right w:val="single" w:color="000000" w:sz="6" w:space="0"/>
+            </w:tcBorders>
+            <w:noWrap w:val="0"/>
+            <w:vAlign w:val="top"/>
           </w:tcPr>
           <w:p>
             <w:pPr>
+              <w:pStyle w:val="72"/>
               <w:spacing w:before="80" w:after="80" w:line="276" w:lineRule="auto"/>
               <w:ind w:firstLine="0"/>
+              <w:jc w:val="both"/>
+              <w:rPr>
+                <w:rFonts w:ascii="Verdana" w:hAnsi="Verdana"/>
+              </w:rPr>
             </w:pPr>
             <w:r>
               <w:rPr>
@@ -7727,12 +10131,25 @@
         </w:tc>
         <w:tc>
           <w:tcPr>
-            <w:tcW w:type="dxa" w:w="2971"/>
+            <w:tcW w:w="2971" w:type="dxa"/>
+            <w:tcBorders>
+              <w:top w:val="nil"/>
+              <w:left w:val="nil"/>
+              <w:bottom w:val="single" w:color="000000" w:sz="6" w:space="0"/>
+              <w:right w:val="single" w:color="000000" w:sz="6" w:space="0"/>
+            </w:tcBorders>
+            <w:noWrap w:val="0"/>
+            <w:vAlign w:val="top"/>
           </w:tcPr>
           <w:p>
             <w:pPr>
+              <w:pStyle w:val="72"/>
               <w:spacing w:before="80" w:after="80" w:line="276" w:lineRule="auto"/>
-              <w:ind w:firstLine="0"/>
+              <w:ind w:firstLineChars="100" w:firstLine="0"/>
+              <w:jc w:val="both"/>
+              <w:rPr>
+                <w:rFonts w:hint="eastAsia" w:ascii="Verdana" w:hAnsi="Verdana"/>
+              </w:rPr>
             </w:pPr>
             <w:r>
               <w:rPr>
@@ -7746,12 +10163,25 @@
         </w:tc>
         <w:tc>
           <w:tcPr>
-            <w:tcW w:type="dxa" w:w="1605"/>
+            <w:tcW w:w="1605" w:type="dxa"/>
+            <w:tcBorders>
+              <w:top w:val="nil"/>
+              <w:left w:val="nil"/>
+              <w:bottom w:val="single" w:color="000000" w:sz="6" w:space="0"/>
+              <w:right w:val="single" w:color="000000" w:sz="12" w:space="0"/>
+            </w:tcBorders>
+            <w:noWrap w:val="0"/>
+            <w:vAlign w:val="top"/>
           </w:tcPr>
           <w:p>
             <w:pPr>
+              <w:pStyle w:val="72"/>
               <w:spacing w:before="80" w:after="80" w:line="276" w:lineRule="auto"/>
-              <w:ind w:firstLine="0"/>
+              <w:ind w:firstLineChars="100" w:firstLine="0"/>
+              <w:jc w:val="both"/>
+              <w:rPr>
+                <w:rFonts w:hint="eastAsia" w:ascii="Verdana" w:hAnsi="Verdana"/>
+              </w:rPr>
             </w:pPr>
             <w:r>
               <w:rPr>
@@ -7765,14 +10195,40 @@
         </w:tc>
       </w:tr>
       <w:tr>
+        <w:tblPrEx>
+          <w:tblCellMar>
+            <w:top w:w="0" w:type="dxa"/>
+            <w:left w:w="0" w:type="dxa"/>
+            <w:bottom w:w="0" w:type="dxa"/>
+            <w:right w:w="0" w:type="dxa"/>
+          </w:tblCellMar>
+        </w:tblPrEx>
+        <w:trPr>
+          <w:wBefore w:w="0" w:type="dxa"/>
+          <w:wAfter w:w="0" w:type="dxa"/>
+          <w:jc w:val="center"/>
+        </w:trPr>
         <w:tc>
           <w:tcPr>
-            <w:tcW w:type="dxa" w:w="2535"/>
+            <w:tcW w:w="2535" w:type="dxa"/>
+            <w:tcBorders>
+              <w:top w:val="nil"/>
+              <w:left w:val="single" w:color="000000" w:sz="12" w:space="0"/>
+              <w:bottom w:val="single" w:color="000000" w:sz="6" w:space="0"/>
+              <w:right w:val="single" w:color="000000" w:sz="6" w:space="0"/>
+            </w:tcBorders>
+            <w:noWrap w:val="0"/>
+            <w:vAlign w:val="top"/>
           </w:tcPr>
           <w:p>
             <w:pPr>
+              <w:pStyle w:val="72"/>
               <w:spacing w:before="80" w:after="80" w:line="276" w:lineRule="auto"/>
               <w:ind w:firstLine="0"/>
+              <w:jc w:val="both"/>
+              <w:rPr>
+                <w:rFonts w:ascii="Verdana" w:hAnsi="Verdana"/>
+              </w:rPr>
             </w:pPr>
             <w:r>
               <w:rPr>
@@ -7786,12 +10242,25 @@
         </w:tc>
         <w:tc>
           <w:tcPr>
-            <w:tcW w:type="dxa" w:w="2971"/>
+            <w:tcW w:w="2971" w:type="dxa"/>
+            <w:tcBorders>
+              <w:top w:val="nil"/>
+              <w:left w:val="nil"/>
+              <w:bottom w:val="single" w:color="000000" w:sz="6" w:space="0"/>
+              <w:right w:val="single" w:color="000000" w:sz="6" w:space="0"/>
+            </w:tcBorders>
+            <w:noWrap w:val="0"/>
+            <w:vAlign w:val="top"/>
           </w:tcPr>
           <w:p>
             <w:pPr>
+              <w:pStyle w:val="72"/>
               <w:spacing w:before="80" w:after="80" w:line="276" w:lineRule="auto"/>
-              <w:ind w:firstLine="0"/>
+              <w:ind w:firstLineChars="100" w:firstLine="0"/>
+              <w:jc w:val="both"/>
+              <w:rPr>
+                <w:rFonts w:hint="eastAsia" w:ascii="Verdana" w:hAnsi="Verdana"/>
+              </w:rPr>
             </w:pPr>
             <w:r>
               <w:rPr>
@@ -7805,12 +10274,25 @@
         </w:tc>
         <w:tc>
           <w:tcPr>
-            <w:tcW w:type="dxa" w:w="1605"/>
+            <w:tcW w:w="1605" w:type="dxa"/>
+            <w:tcBorders>
+              <w:top w:val="nil"/>
+              <w:left w:val="nil"/>
+              <w:bottom w:val="single" w:color="000000" w:sz="6" w:space="0"/>
+              <w:right w:val="single" w:color="000000" w:sz="12" w:space="0"/>
+            </w:tcBorders>
+            <w:noWrap w:val="0"/>
+            <w:vAlign w:val="top"/>
           </w:tcPr>
           <w:p>
             <w:pPr>
+              <w:pStyle w:val="72"/>
               <w:spacing w:before="80" w:after="80" w:line="276" w:lineRule="auto"/>
-              <w:ind w:firstLine="0"/>
+              <w:ind w:firstLineChars="100" w:firstLine="0"/>
+              <w:jc w:val="both"/>
+              <w:rPr>
+                <w:rFonts w:hint="eastAsia" w:ascii="Verdana" w:hAnsi="Verdana"/>
+              </w:rPr>
             </w:pPr>
             <w:r>
               <w:rPr>
@@ -7824,14 +10306,40 @@
         </w:tc>
       </w:tr>
       <w:tr>
+        <w:tblPrEx>
+          <w:tblCellMar>
+            <w:top w:w="0" w:type="dxa"/>
+            <w:left w:w="0" w:type="dxa"/>
+            <w:bottom w:w="0" w:type="dxa"/>
+            <w:right w:w="0" w:type="dxa"/>
+          </w:tblCellMar>
+        </w:tblPrEx>
+        <w:trPr>
+          <w:wBefore w:w="0" w:type="dxa"/>
+          <w:wAfter w:w="0" w:type="dxa"/>
+          <w:jc w:val="center"/>
+        </w:trPr>
         <w:tc>
           <w:tcPr>
-            <w:tcW w:type="dxa" w:w="2535"/>
+            <w:tcW w:w="2535" w:type="dxa"/>
+            <w:tcBorders>
+              <w:top w:val="nil"/>
+              <w:left w:val="single" w:color="000000" w:sz="12" w:space="0"/>
+              <w:bottom w:val="single" w:color="000000" w:sz="6" w:space="0"/>
+              <w:right w:val="single" w:color="000000" w:sz="6" w:space="0"/>
+            </w:tcBorders>
+            <w:noWrap w:val="0"/>
+            <w:vAlign w:val="top"/>
           </w:tcPr>
           <w:p>
             <w:pPr>
+              <w:pStyle w:val="72"/>
               <w:spacing w:before="80" w:after="80" w:line="276" w:lineRule="auto"/>
               <w:ind w:firstLine="0"/>
+              <w:jc w:val="both"/>
+              <w:rPr>
+                <w:rFonts w:ascii="Verdana" w:hAnsi="Verdana"/>
+              </w:rPr>
             </w:pPr>
             <w:r>
               <w:rPr>
@@ -7845,12 +10353,25 @@
         </w:tc>
         <w:tc>
           <w:tcPr>
-            <w:tcW w:type="dxa" w:w="2971"/>
+            <w:tcW w:w="2971" w:type="dxa"/>
+            <w:tcBorders>
+              <w:top w:val="nil"/>
+              <w:left w:val="nil"/>
+              <w:bottom w:val="single" w:color="000000" w:sz="6" w:space="0"/>
+              <w:right w:val="single" w:color="000000" w:sz="6" w:space="0"/>
+            </w:tcBorders>
+            <w:noWrap w:val="0"/>
+            <w:vAlign w:val="top"/>
           </w:tcPr>
           <w:p>
             <w:pPr>
+              <w:pStyle w:val="72"/>
               <w:spacing w:before="80" w:after="80" w:line="276" w:lineRule="auto"/>
-              <w:ind w:firstLine="0"/>
+              <w:ind w:firstLineChars="100" w:firstLine="0"/>
+              <w:jc w:val="both"/>
+              <w:rPr>
+                <w:rFonts w:hint="eastAsia" w:ascii="Verdana" w:hAnsi="Verdana"/>
+              </w:rPr>
             </w:pPr>
             <w:r>
               <w:rPr>
@@ -7864,12 +10385,25 @@
         </w:tc>
         <w:tc>
           <w:tcPr>
-            <w:tcW w:type="dxa" w:w="1605"/>
+            <w:tcW w:w="1605" w:type="dxa"/>
+            <w:tcBorders>
+              <w:top w:val="nil"/>
+              <w:left w:val="nil"/>
+              <w:bottom w:val="single" w:color="000000" w:sz="6" w:space="0"/>
+              <w:right w:val="single" w:color="000000" w:sz="12" w:space="0"/>
+            </w:tcBorders>
+            <w:noWrap w:val="0"/>
+            <w:vAlign w:val="top"/>
           </w:tcPr>
           <w:p>
             <w:pPr>
+              <w:pStyle w:val="72"/>
               <w:spacing w:before="80" w:after="80" w:line="276" w:lineRule="auto"/>
-              <w:ind w:firstLine="0"/>
+              <w:ind w:firstLineChars="100" w:firstLine="0"/>
+              <w:jc w:val="both"/>
+              <w:rPr>
+                <w:rFonts w:hint="eastAsia" w:ascii="Verdana" w:hAnsi="Verdana"/>
+              </w:rPr>
             </w:pPr>
             <w:r>
               <w:rPr>
@@ -8235,7 +10769,7 @@
         <w:rPr>
           <w:rFonts w:ascii="Verdana" w:hAnsi="Verdana"/>
         </w:rPr>
-        <w:t xml:space="preserve"> </w:t>
+        <w:t> </w:t>
       </w:r>
     </w:p>
     <w:tbl>
@@ -8660,7 +11194,7 @@
               <w:rPr>
                 <w:rFonts w:ascii="Verdana" w:hAnsi="Verdana"/>
               </w:rPr>
-              <w:t xml:space="preserve"> </w:t>
+              <w:t> </w:t>
             </w:r>
           </w:p>
         </w:tc>
@@ -8860,7 +11394,7 @@
           </w:tcPr>
           <w:p>
             <w:r>
-              <w:t>周康</w:t>
+              <w:t>周康、罗志银</w:t>
             </w:r>
           </w:p>
         </w:tc>
@@ -9128,7 +11662,7 @@
       <w:bookmarkEnd w:id="61"/>
       <w:bookmarkEnd w:id="62"/>
       <w:r>
-        <w:t xml:space="preserve"> </w:t>
+        <w:t> </w:t>
       </w:r>
     </w:p>
     <w:p>
@@ -9330,14 +11864,42 @@
         </w:tc>
       </w:tr>
       <w:tr>
+        <w:tblPrEx>
+          <w:tblCellMar>
+            <w:top w:w="0" w:type="dxa"/>
+            <w:left w:w="0" w:type="dxa"/>
+            <w:bottom w:w="0" w:type="dxa"/>
+            <w:right w:w="0" w:type="dxa"/>
+          </w:tblCellMar>
+        </w:tblPrEx>
+        <w:trPr>
+          <w:wBefore w:w="0" w:type="dxa"/>
+          <w:wAfter w:w="0" w:type="dxa"/>
+          <w:cantSplit/>
+          <w:trHeight w:val="359" w:hRule="atLeast"/>
+        </w:trPr>
         <w:tc>
           <w:tcPr>
-            <w:tcW w:type="dxa" w:w="1586"/>
+            <w:tcW w:w="1586" w:type="dxa"/>
+            <w:tcBorders>
+              <w:top w:val="nil"/>
+              <w:left w:val="single" w:color="auto" w:sz="6" w:space="0"/>
+              <w:bottom w:val="single" w:color="auto" w:sz="6" w:space="0"/>
+              <w:right w:val="single" w:color="auto" w:sz="6" w:space="0"/>
+            </w:tcBorders>
+            <w:noWrap w:val="0"/>
+            <w:vAlign w:val="top"/>
           </w:tcPr>
           <w:p>
             <w:pPr>
+              <w:pStyle w:val="72"/>
               <w:spacing w:before="80" w:after="80" w:line="276" w:lineRule="auto"/>
               <w:ind w:firstLine="0"/>
+              <w:jc w:val="center"/>
+              <w:rPr>
+                <w:rFonts w:hint="eastAsia" w:ascii="Verdana" w:hAnsi="Verdana"/>
+                <w:bCs/>
+              </w:rPr>
             </w:pPr>
             <w:r>
               <w:rPr>
@@ -9351,12 +11913,25 @@
         </w:tc>
         <w:tc>
           <w:tcPr>
-            <w:tcW w:type="dxa" w:w="2884"/>
+            <w:tcW w:w="2884" w:type="dxa"/>
+            <w:tcBorders>
+              <w:top w:val="nil"/>
+              <w:left w:val="nil"/>
+              <w:bottom w:val="single" w:color="auto" w:sz="6" w:space="0"/>
+              <w:right w:val="single" w:color="auto" w:sz="6" w:space="0"/>
+            </w:tcBorders>
+            <w:noWrap w:val="0"/>
+            <w:vAlign w:val="top"/>
           </w:tcPr>
           <w:p>
             <w:pPr>
-              <w:spacing w:before="80" w:after="80" w:line="276" w:lineRule="auto"/>
+              <w:spacing w:line="276" w:lineRule="auto" w:before="80" w:after="80"/>
               <w:ind w:firstLine="0"/>
+              <w:rPr>
+                <w:rFonts w:hint="eastAsia" w:ascii="宋体" w:eastAsia="楷体_GB2312"/>
+                <w:color w:val="000000"/>
+                <w:sz w:val="21"/>
+              </w:rPr>
             </w:pPr>
             <w:r>
               <w:rPr>
@@ -9370,12 +11945,27 @@
         </w:tc>
         <w:tc>
           <w:tcPr>
-            <w:tcW w:type="dxa" w:w="1436"/>
+            <w:tcW w:w="1436" w:type="dxa"/>
+            <w:tcBorders>
+              <w:top w:val="nil"/>
+              <w:left w:val="nil"/>
+              <w:bottom w:val="single" w:color="auto" w:sz="6" w:space="0"/>
+              <w:right w:val="single" w:color="auto" w:sz="6" w:space="0"/>
+            </w:tcBorders>
+            <w:noWrap w:val="0"/>
+            <w:vAlign w:val="top"/>
           </w:tcPr>
           <w:p>
             <w:pPr>
+              <w:pStyle w:val="72"/>
               <w:spacing w:before="80" w:after="80" w:line="276" w:lineRule="auto"/>
               <w:ind w:firstLine="0"/>
+              <w:jc w:val="center"/>
+              <w:rPr>
+                <w:rFonts w:hint="default" w:ascii="Verdana" w:hAnsi="Verdana" w:eastAsia="宋体"/>
+                <w:bCs/>
+                <w:lang w:val="en-US" w:eastAsia="zh-CN"/>
+              </w:rPr>
             </w:pPr>
             <w:r>
               <w:rPr>
@@ -9389,12 +11979,26 @@
         </w:tc>
         <w:tc>
           <w:tcPr>
-            <w:tcW w:type="dxa" w:w="1620"/>
+            <w:tcW w:w="1620" w:type="dxa"/>
+            <w:tcBorders>
+              <w:top w:val="nil"/>
+              <w:left w:val="nil"/>
+              <w:bottom w:val="single" w:color="auto" w:sz="6" w:space="0"/>
+              <w:right w:val="single" w:color="auto" w:sz="6" w:space="0"/>
+            </w:tcBorders>
+            <w:noWrap w:val="0"/>
+            <w:vAlign w:val="top"/>
           </w:tcPr>
           <w:p>
             <w:pPr>
+              <w:pStyle w:val="72"/>
               <w:spacing w:before="80" w:after="80" w:line="276" w:lineRule="auto"/>
               <w:ind w:firstLine="0"/>
+              <w:rPr>
+                <w:rFonts w:hint="default" w:ascii="Verdana" w:hAnsi="Verdana" w:eastAsia="宋体"/>
+                <w:bCs/>
+                <w:lang w:val="en-US" w:eastAsia="zh-CN"/>
+              </w:rPr>
             </w:pPr>
             <w:r>
               <w:rPr>
@@ -9408,12 +12012,25 @@
         </w:tc>
         <w:tc>
           <w:tcPr>
-            <w:tcW w:type="dxa" w:w="1620"/>
+            <w:tcW w:w="1620" w:type="dxa"/>
+            <w:tcBorders>
+              <w:top w:val="nil"/>
+              <w:left w:val="nil"/>
+              <w:bottom w:val="single" w:color="auto" w:sz="6" w:space="0"/>
+              <w:right w:val="single" w:color="auto" w:sz="6" w:space="0"/>
+            </w:tcBorders>
+            <w:noWrap w:val="0"/>
+            <w:vAlign w:val="top"/>
           </w:tcPr>
           <w:p>
             <w:pPr>
+              <w:pStyle w:val="72"/>
               <w:spacing w:before="80" w:after="80" w:line="276" w:lineRule="auto"/>
               <w:ind w:firstLine="0"/>
+              <w:rPr>
+                <w:rFonts w:ascii="Verdana" w:hAnsi="Verdana"/>
+                <w:bCs/>
+              </w:rPr>
             </w:pPr>
             <w:r>
               <w:rPr>
@@ -9427,14 +12044,42 @@
         </w:tc>
       </w:tr>
       <w:tr>
+        <w:tblPrEx>
+          <w:tblCellMar>
+            <w:top w:w="0" w:type="dxa"/>
+            <w:left w:w="0" w:type="dxa"/>
+            <w:bottom w:w="0" w:type="dxa"/>
+            <w:right w:w="0" w:type="dxa"/>
+          </w:tblCellMar>
+        </w:tblPrEx>
+        <w:trPr>
+          <w:wBefore w:w="0" w:type="dxa"/>
+          <w:wAfter w:w="0" w:type="dxa"/>
+          <w:cantSplit/>
+          <w:trHeight w:val="359" w:hRule="atLeast"/>
+        </w:trPr>
         <w:tc>
           <w:tcPr>
-            <w:tcW w:type="dxa" w:w="1586"/>
+            <w:tcW w:w="1586" w:type="dxa"/>
+            <w:tcBorders>
+              <w:top w:val="nil"/>
+              <w:left w:val="single" w:color="auto" w:sz="6" w:space="0"/>
+              <w:bottom w:val="single" w:color="auto" w:sz="6" w:space="0"/>
+              <w:right w:val="single" w:color="auto" w:sz="6" w:space="0"/>
+            </w:tcBorders>
+            <w:noWrap w:val="0"/>
+            <w:vAlign w:val="top"/>
           </w:tcPr>
           <w:p>
             <w:pPr>
+              <w:pStyle w:val="72"/>
               <w:spacing w:before="80" w:after="80" w:line="276" w:lineRule="auto"/>
               <w:ind w:firstLine="0"/>
+              <w:jc w:val="center"/>
+              <w:rPr>
+                <w:rFonts w:hint="eastAsia" w:ascii="Verdana" w:hAnsi="Verdana"/>
+                <w:bCs/>
+              </w:rPr>
             </w:pPr>
             <w:r>
               <w:rPr>
@@ -9448,12 +12093,25 @@
         </w:tc>
         <w:tc>
           <w:tcPr>
-            <w:tcW w:type="dxa" w:w="2884"/>
+            <w:tcW w:w="2884" w:type="dxa"/>
+            <w:tcBorders>
+              <w:top w:val="nil"/>
+              <w:left w:val="nil"/>
+              <w:bottom w:val="single" w:color="auto" w:sz="6" w:space="0"/>
+              <w:right w:val="single" w:color="auto" w:sz="6" w:space="0"/>
+            </w:tcBorders>
+            <w:noWrap w:val="0"/>
+            <w:vAlign w:val="top"/>
           </w:tcPr>
           <w:p>
             <w:pPr>
-              <w:spacing w:before="80" w:after="80" w:line="276" w:lineRule="auto"/>
+              <w:spacing w:line="276" w:lineRule="auto" w:before="80" w:after="80"/>
               <w:ind w:firstLine="0"/>
+              <w:rPr>
+                <w:rFonts w:hint="eastAsia" w:ascii="宋体" w:eastAsia="楷体_GB2312"/>
+                <w:color w:val="000000"/>
+                <w:sz w:val="21"/>
+              </w:rPr>
             </w:pPr>
             <w:r>
               <w:rPr>
@@ -9467,12 +12125,27 @@
         </w:tc>
         <w:tc>
           <w:tcPr>
-            <w:tcW w:type="dxa" w:w="1436"/>
+            <w:tcW w:w="1436" w:type="dxa"/>
+            <w:tcBorders>
+              <w:top w:val="nil"/>
+              <w:left w:val="nil"/>
+              <w:bottom w:val="single" w:color="auto" w:sz="6" w:space="0"/>
+              <w:right w:val="single" w:color="auto" w:sz="6" w:space="0"/>
+            </w:tcBorders>
+            <w:noWrap w:val="0"/>
+            <w:vAlign w:val="top"/>
           </w:tcPr>
           <w:p>
             <w:pPr>
+              <w:pStyle w:val="72"/>
               <w:spacing w:before="80" w:after="80" w:line="276" w:lineRule="auto"/>
               <w:ind w:firstLine="0"/>
+              <w:jc w:val="center"/>
+              <w:rPr>
+                <w:rFonts w:hint="default" w:ascii="Verdana" w:hAnsi="Verdana" w:eastAsia="宋体"/>
+                <w:bCs/>
+                <w:lang w:val="en-US" w:eastAsia="zh-CN"/>
+              </w:rPr>
             </w:pPr>
             <w:r>
               <w:rPr>
@@ -9486,12 +12159,26 @@
         </w:tc>
         <w:tc>
           <w:tcPr>
-            <w:tcW w:type="dxa" w:w="1620"/>
+            <w:tcW w:w="1620" w:type="dxa"/>
+            <w:tcBorders>
+              <w:top w:val="nil"/>
+              <w:left w:val="nil"/>
+              <w:bottom w:val="single" w:color="auto" w:sz="6" w:space="0"/>
+              <w:right w:val="single" w:color="auto" w:sz="6" w:space="0"/>
+            </w:tcBorders>
+            <w:noWrap w:val="0"/>
+            <w:vAlign w:val="top"/>
           </w:tcPr>
           <w:p>
             <w:pPr>
+              <w:pStyle w:val="72"/>
               <w:spacing w:before="80" w:after="80" w:line="276" w:lineRule="auto"/>
               <w:ind w:firstLine="0"/>
+              <w:rPr>
+                <w:rFonts w:hint="default" w:ascii="Verdana" w:hAnsi="Verdana" w:eastAsia="宋体"/>
+                <w:bCs/>
+                <w:lang w:val="en-US" w:eastAsia="zh-CN"/>
+              </w:rPr>
             </w:pPr>
             <w:r>
               <w:rPr>
@@ -9505,12 +12192,25 @@
         </w:tc>
         <w:tc>
           <w:tcPr>
-            <w:tcW w:type="dxa" w:w="1620"/>
+            <w:tcW w:w="1620" w:type="dxa"/>
+            <w:tcBorders>
+              <w:top w:val="nil"/>
+              <w:left w:val="nil"/>
+              <w:bottom w:val="single" w:color="auto" w:sz="6" w:space="0"/>
+              <w:right w:val="single" w:color="auto" w:sz="6" w:space="0"/>
+            </w:tcBorders>
+            <w:noWrap w:val="0"/>
+            <w:vAlign w:val="top"/>
           </w:tcPr>
           <w:p>
             <w:pPr>
+              <w:pStyle w:val="72"/>
               <w:spacing w:before="80" w:after="80" w:line="276" w:lineRule="auto"/>
               <w:ind w:firstLine="0"/>
+              <w:rPr>
+                <w:rFonts w:ascii="Verdana" w:hAnsi="Verdana"/>
+                <w:bCs/>
+              </w:rPr>
             </w:pPr>
             <w:r>
               <w:rPr>
@@ -9524,14 +12224,42 @@
         </w:tc>
       </w:tr>
       <w:tr>
+        <w:tblPrEx>
+          <w:tblCellMar>
+            <w:top w:w="0" w:type="dxa"/>
+            <w:left w:w="0" w:type="dxa"/>
+            <w:bottom w:w="0" w:type="dxa"/>
+            <w:right w:w="0" w:type="dxa"/>
+          </w:tblCellMar>
+        </w:tblPrEx>
+        <w:trPr>
+          <w:wBefore w:w="0" w:type="dxa"/>
+          <w:wAfter w:w="0" w:type="dxa"/>
+          <w:cantSplit/>
+          <w:trHeight w:val="359" w:hRule="atLeast"/>
+        </w:trPr>
         <w:tc>
           <w:tcPr>
-            <w:tcW w:type="dxa" w:w="1586"/>
+            <w:tcW w:w="1586" w:type="dxa"/>
+            <w:tcBorders>
+              <w:top w:val="nil"/>
+              <w:left w:val="single" w:color="auto" w:sz="6" w:space="0"/>
+              <w:bottom w:val="single" w:color="auto" w:sz="6" w:space="0"/>
+              <w:right w:val="single" w:color="auto" w:sz="6" w:space="0"/>
+            </w:tcBorders>
+            <w:noWrap w:val="0"/>
+            <w:vAlign w:val="top"/>
           </w:tcPr>
           <w:p>
             <w:pPr>
+              <w:pStyle w:val="72"/>
               <w:spacing w:before="80" w:after="80" w:line="276" w:lineRule="auto"/>
               <w:ind w:firstLine="0"/>
+              <w:jc w:val="center"/>
+              <w:rPr>
+                <w:rFonts w:hint="eastAsia" w:ascii="Verdana" w:hAnsi="Verdana"/>
+                <w:bCs/>
+              </w:rPr>
             </w:pPr>
             <w:r>
               <w:rPr>
@@ -9545,12 +12273,25 @@
         </w:tc>
         <w:tc>
           <w:tcPr>
-            <w:tcW w:type="dxa" w:w="2884"/>
+            <w:tcW w:w="2884" w:type="dxa"/>
+            <w:tcBorders>
+              <w:top w:val="nil"/>
+              <w:left w:val="nil"/>
+              <w:bottom w:val="single" w:color="auto" w:sz="6" w:space="0"/>
+              <w:right w:val="single" w:color="auto" w:sz="6" w:space="0"/>
+            </w:tcBorders>
+            <w:noWrap w:val="0"/>
+            <w:vAlign w:val="top"/>
           </w:tcPr>
           <w:p>
             <w:pPr>
-              <w:spacing w:before="80" w:after="80" w:line="276" w:lineRule="auto"/>
+              <w:spacing w:line="276" w:lineRule="auto" w:before="80" w:after="80"/>
               <w:ind w:firstLine="0"/>
+              <w:rPr>
+                <w:rFonts w:hint="eastAsia" w:ascii="宋体" w:eastAsia="楷体_GB2312"/>
+                <w:color w:val="000000"/>
+                <w:sz w:val="21"/>
+              </w:rPr>
             </w:pPr>
             <w:r>
               <w:rPr>
@@ -9564,12 +12305,27 @@
         </w:tc>
         <w:tc>
           <w:tcPr>
-            <w:tcW w:type="dxa" w:w="1436"/>
+            <w:tcW w:w="1436" w:type="dxa"/>
+            <w:tcBorders>
+              <w:top w:val="nil"/>
+              <w:left w:val="nil"/>
+              <w:bottom w:val="single" w:color="auto" w:sz="6" w:space="0"/>
+              <w:right w:val="single" w:color="auto" w:sz="6" w:space="0"/>
+            </w:tcBorders>
+            <w:noWrap w:val="0"/>
+            <w:vAlign w:val="top"/>
           </w:tcPr>
           <w:p>
             <w:pPr>
+              <w:pStyle w:val="72"/>
               <w:spacing w:before="80" w:after="80" w:line="276" w:lineRule="auto"/>
               <w:ind w:firstLine="0"/>
+              <w:jc w:val="center"/>
+              <w:rPr>
+                <w:rFonts w:hint="default" w:ascii="Verdana" w:hAnsi="Verdana" w:eastAsia="宋体"/>
+                <w:bCs/>
+                <w:lang w:val="en-US" w:eastAsia="zh-CN"/>
+              </w:rPr>
             </w:pPr>
             <w:r>
               <w:rPr>
@@ -9583,12 +12339,26 @@
         </w:tc>
         <w:tc>
           <w:tcPr>
-            <w:tcW w:type="dxa" w:w="1620"/>
+            <w:tcW w:w="1620" w:type="dxa"/>
+            <w:tcBorders>
+              <w:top w:val="nil"/>
+              <w:left w:val="nil"/>
+              <w:bottom w:val="single" w:color="auto" w:sz="6" w:space="0"/>
+              <w:right w:val="single" w:color="auto" w:sz="6" w:space="0"/>
+            </w:tcBorders>
+            <w:noWrap w:val="0"/>
+            <w:vAlign w:val="top"/>
           </w:tcPr>
           <w:p>
             <w:pPr>
+              <w:pStyle w:val="72"/>
               <w:spacing w:before="80" w:after="80" w:line="276" w:lineRule="auto"/>
               <w:ind w:firstLine="0"/>
+              <w:rPr>
+                <w:rFonts w:hint="default" w:ascii="Verdana" w:hAnsi="Verdana" w:eastAsia="宋体"/>
+                <w:bCs/>
+                <w:lang w:val="en-US" w:eastAsia="zh-CN"/>
+              </w:rPr>
             </w:pPr>
             <w:r>
               <w:rPr>
@@ -9602,12 +12372,25 @@
         </w:tc>
         <w:tc>
           <w:tcPr>
-            <w:tcW w:type="dxa" w:w="1620"/>
+            <w:tcW w:w="1620" w:type="dxa"/>
+            <w:tcBorders>
+              <w:top w:val="nil"/>
+              <w:left w:val="nil"/>
+              <w:bottom w:val="single" w:color="auto" w:sz="6" w:space="0"/>
+              <w:right w:val="single" w:color="auto" w:sz="6" w:space="0"/>
+            </w:tcBorders>
+            <w:noWrap w:val="0"/>
+            <w:vAlign w:val="top"/>
           </w:tcPr>
           <w:p>
             <w:pPr>
+              <w:pStyle w:val="72"/>
               <w:spacing w:before="80" w:after="80" w:line="276" w:lineRule="auto"/>
               <w:ind w:firstLine="0"/>
+              <w:rPr>
+                <w:rFonts w:ascii="Verdana" w:hAnsi="Verdana"/>
+                <w:bCs/>
+              </w:rPr>
             </w:pPr>
             <w:r>
               <w:rPr>
@@ -9621,14 +12404,42 @@
         </w:tc>
       </w:tr>
       <w:tr>
+        <w:tblPrEx>
+          <w:tblCellMar>
+            <w:top w:w="0" w:type="dxa"/>
+            <w:left w:w="0" w:type="dxa"/>
+            <w:bottom w:w="0" w:type="dxa"/>
+            <w:right w:w="0" w:type="dxa"/>
+          </w:tblCellMar>
+        </w:tblPrEx>
+        <w:trPr>
+          <w:wBefore w:w="0" w:type="dxa"/>
+          <w:wAfter w:w="0" w:type="dxa"/>
+          <w:cantSplit/>
+          <w:trHeight w:val="359" w:hRule="atLeast"/>
+        </w:trPr>
         <w:tc>
           <w:tcPr>
-            <w:tcW w:type="dxa" w:w="1586"/>
+            <w:tcW w:w="1586" w:type="dxa"/>
+            <w:tcBorders>
+              <w:top w:val="nil"/>
+              <w:left w:val="single" w:color="auto" w:sz="6" w:space="0"/>
+              <w:bottom w:val="single" w:color="auto" w:sz="6" w:space="0"/>
+              <w:right w:val="single" w:color="auto" w:sz="6" w:space="0"/>
+            </w:tcBorders>
+            <w:noWrap w:val="0"/>
+            <w:vAlign w:val="top"/>
           </w:tcPr>
           <w:p>
             <w:pPr>
+              <w:pStyle w:val="72"/>
               <w:spacing w:before="80" w:after="80" w:line="276" w:lineRule="auto"/>
               <w:ind w:firstLine="0"/>
+              <w:jc w:val="center"/>
+              <w:rPr>
+                <w:rFonts w:hint="eastAsia" w:ascii="Verdana" w:hAnsi="Verdana"/>
+                <w:bCs/>
+              </w:rPr>
             </w:pPr>
             <w:r>
               <w:rPr>
@@ -9642,12 +12453,25 @@
         </w:tc>
         <w:tc>
           <w:tcPr>
-            <w:tcW w:type="dxa" w:w="2884"/>
+            <w:tcW w:w="2884" w:type="dxa"/>
+            <w:tcBorders>
+              <w:top w:val="nil"/>
+              <w:left w:val="nil"/>
+              <w:bottom w:val="single" w:color="auto" w:sz="6" w:space="0"/>
+              <w:right w:val="single" w:color="auto" w:sz="6" w:space="0"/>
+            </w:tcBorders>
+            <w:noWrap w:val="0"/>
+            <w:vAlign w:val="top"/>
           </w:tcPr>
           <w:p>
             <w:pPr>
-              <w:spacing w:before="80" w:after="80" w:line="276" w:lineRule="auto"/>
+              <w:spacing w:line="276" w:lineRule="auto" w:before="80" w:after="80"/>
               <w:ind w:firstLine="0"/>
+              <w:rPr>
+                <w:rFonts w:hint="eastAsia" w:ascii="宋体" w:eastAsia="楷体_GB2312"/>
+                <w:color w:val="000000"/>
+                <w:sz w:val="21"/>
+              </w:rPr>
             </w:pPr>
             <w:r>
               <w:rPr>
@@ -9661,12 +12485,27 @@
         </w:tc>
         <w:tc>
           <w:tcPr>
-            <w:tcW w:type="dxa" w:w="1436"/>
+            <w:tcW w:w="1436" w:type="dxa"/>
+            <w:tcBorders>
+              <w:top w:val="nil"/>
+              <w:left w:val="nil"/>
+              <w:bottom w:val="single" w:color="auto" w:sz="6" w:space="0"/>
+              <w:right w:val="single" w:color="auto" w:sz="6" w:space="0"/>
+            </w:tcBorders>
+            <w:noWrap w:val="0"/>
+            <w:vAlign w:val="top"/>
           </w:tcPr>
           <w:p>
             <w:pPr>
+              <w:pStyle w:val="72"/>
               <w:spacing w:before="80" w:after="80" w:line="276" w:lineRule="auto"/>
               <w:ind w:firstLine="0"/>
+              <w:jc w:val="center"/>
+              <w:rPr>
+                <w:rFonts w:hint="default" w:ascii="Verdana" w:hAnsi="Verdana" w:eastAsia="宋体"/>
+                <w:bCs/>
+                <w:lang w:val="en-US" w:eastAsia="zh-CN"/>
+              </w:rPr>
             </w:pPr>
             <w:r>
               <w:rPr>
@@ -9680,12 +12519,26 @@
         </w:tc>
         <w:tc>
           <w:tcPr>
-            <w:tcW w:type="dxa" w:w="1620"/>
+            <w:tcW w:w="1620" w:type="dxa"/>
+            <w:tcBorders>
+              <w:top w:val="nil"/>
+              <w:left w:val="nil"/>
+              <w:bottom w:val="single" w:color="auto" w:sz="6" w:space="0"/>
+              <w:right w:val="single" w:color="auto" w:sz="6" w:space="0"/>
+            </w:tcBorders>
+            <w:noWrap w:val="0"/>
+            <w:vAlign w:val="top"/>
           </w:tcPr>
           <w:p>
             <w:pPr>
+              <w:pStyle w:val="72"/>
               <w:spacing w:before="80" w:after="80" w:line="276" w:lineRule="auto"/>
               <w:ind w:firstLine="0"/>
+              <w:rPr>
+                <w:rFonts w:hint="default" w:ascii="Verdana" w:hAnsi="Verdana" w:eastAsia="宋体"/>
+                <w:bCs/>
+                <w:lang w:val="en-US" w:eastAsia="zh-CN"/>
+              </w:rPr>
             </w:pPr>
             <w:r>
               <w:rPr>
@@ -9699,12 +12552,25 @@
         </w:tc>
         <w:tc>
           <w:tcPr>
-            <w:tcW w:type="dxa" w:w="1620"/>
+            <w:tcW w:w="1620" w:type="dxa"/>
+            <w:tcBorders>
+              <w:top w:val="nil"/>
+              <w:left w:val="nil"/>
+              <w:bottom w:val="single" w:color="auto" w:sz="6" w:space="0"/>
+              <w:right w:val="single" w:color="auto" w:sz="6" w:space="0"/>
+            </w:tcBorders>
+            <w:noWrap w:val="0"/>
+            <w:vAlign w:val="top"/>
           </w:tcPr>
           <w:p>
             <w:pPr>
+              <w:pStyle w:val="72"/>
               <w:spacing w:before="80" w:after="80" w:line="276" w:lineRule="auto"/>
               <w:ind w:firstLine="0"/>
+              <w:rPr>
+                <w:rFonts w:ascii="Verdana" w:hAnsi="Verdana"/>
+                <w:bCs/>
+              </w:rPr>
             </w:pPr>
             <w:r>
               <w:rPr>
@@ -9718,14 +12584,42 @@
         </w:tc>
       </w:tr>
       <w:tr>
+        <w:tblPrEx>
+          <w:tblCellMar>
+            <w:top w:w="0" w:type="dxa"/>
+            <w:left w:w="0" w:type="dxa"/>
+            <w:bottom w:w="0" w:type="dxa"/>
+            <w:right w:w="0" w:type="dxa"/>
+          </w:tblCellMar>
+        </w:tblPrEx>
+        <w:trPr>
+          <w:wBefore w:w="0" w:type="dxa"/>
+          <w:wAfter w:w="0" w:type="dxa"/>
+          <w:cantSplit/>
+          <w:trHeight w:val="359" w:hRule="atLeast"/>
+        </w:trPr>
         <w:tc>
           <w:tcPr>
-            <w:tcW w:type="dxa" w:w="1586"/>
+            <w:tcW w:w="1586" w:type="dxa"/>
+            <w:tcBorders>
+              <w:top w:val="nil"/>
+              <w:left w:val="single" w:color="auto" w:sz="6" w:space="0"/>
+              <w:bottom w:val="single" w:color="auto" w:sz="6" w:space="0"/>
+              <w:right w:val="single" w:color="auto" w:sz="6" w:space="0"/>
+            </w:tcBorders>
+            <w:noWrap w:val="0"/>
+            <w:vAlign w:val="top"/>
           </w:tcPr>
           <w:p>
             <w:pPr>
+              <w:pStyle w:val="72"/>
               <w:spacing w:before="80" w:after="80" w:line="276" w:lineRule="auto"/>
               <w:ind w:firstLine="0"/>
+              <w:jc w:val="center"/>
+              <w:rPr>
+                <w:rFonts w:hint="eastAsia" w:ascii="Verdana" w:hAnsi="Verdana"/>
+                <w:bCs/>
+              </w:rPr>
             </w:pPr>
             <w:r>
               <w:rPr>
@@ -9739,12 +12633,25 @@
         </w:tc>
         <w:tc>
           <w:tcPr>
-            <w:tcW w:type="dxa" w:w="2884"/>
+            <w:tcW w:w="2884" w:type="dxa"/>
+            <w:tcBorders>
+              <w:top w:val="nil"/>
+              <w:left w:val="nil"/>
+              <w:bottom w:val="single" w:color="auto" w:sz="6" w:space="0"/>
+              <w:right w:val="single" w:color="auto" w:sz="6" w:space="0"/>
+            </w:tcBorders>
+            <w:noWrap w:val="0"/>
+            <w:vAlign w:val="top"/>
           </w:tcPr>
           <w:p>
             <w:pPr>
-              <w:spacing w:before="80" w:after="80" w:line="276" w:lineRule="auto"/>
+              <w:spacing w:line="276" w:lineRule="auto" w:before="80" w:after="80"/>
               <w:ind w:firstLine="0"/>
+              <w:rPr>
+                <w:rFonts w:hint="eastAsia" w:ascii="宋体" w:eastAsia="楷体_GB2312"/>
+                <w:color w:val="000000"/>
+                <w:sz w:val="21"/>
+              </w:rPr>
             </w:pPr>
             <w:r>
               <w:rPr>
@@ -9758,12 +12665,27 @@
         </w:tc>
         <w:tc>
           <w:tcPr>
-            <w:tcW w:type="dxa" w:w="1436"/>
+            <w:tcW w:w="1436" w:type="dxa"/>
+            <w:tcBorders>
+              <w:top w:val="nil"/>
+              <w:left w:val="nil"/>
+              <w:bottom w:val="single" w:color="auto" w:sz="6" w:space="0"/>
+              <w:right w:val="single" w:color="auto" w:sz="6" w:space="0"/>
+            </w:tcBorders>
+            <w:noWrap w:val="0"/>
+            <w:vAlign w:val="top"/>
           </w:tcPr>
           <w:p>
             <w:pPr>
+              <w:pStyle w:val="72"/>
               <w:spacing w:before="80" w:after="80" w:line="276" w:lineRule="auto"/>
               <w:ind w:firstLine="0"/>
+              <w:jc w:val="center"/>
+              <w:rPr>
+                <w:rFonts w:hint="default" w:ascii="Verdana" w:hAnsi="Verdana" w:eastAsia="宋体"/>
+                <w:bCs/>
+                <w:lang w:val="en-US" w:eastAsia="zh-CN"/>
+              </w:rPr>
             </w:pPr>
             <w:r>
               <w:rPr>
@@ -9777,12 +12699,26 @@
         </w:tc>
         <w:tc>
           <w:tcPr>
-            <w:tcW w:type="dxa" w:w="1620"/>
+            <w:tcW w:w="1620" w:type="dxa"/>
+            <w:tcBorders>
+              <w:top w:val="nil"/>
+              <w:left w:val="nil"/>
+              <w:bottom w:val="single" w:color="auto" w:sz="6" w:space="0"/>
+              <w:right w:val="single" w:color="auto" w:sz="6" w:space="0"/>
+            </w:tcBorders>
+            <w:noWrap w:val="0"/>
+            <w:vAlign w:val="top"/>
           </w:tcPr>
           <w:p>
             <w:pPr>
+              <w:pStyle w:val="72"/>
               <w:spacing w:before="80" w:after="80" w:line="276" w:lineRule="auto"/>
               <w:ind w:firstLine="0"/>
+              <w:rPr>
+                <w:rFonts w:hint="default" w:ascii="Verdana" w:hAnsi="Verdana" w:eastAsia="宋体"/>
+                <w:bCs/>
+                <w:lang w:val="en-US" w:eastAsia="zh-CN"/>
+              </w:rPr>
             </w:pPr>
             <w:r>
               <w:rPr>
@@ -9796,12 +12732,25 @@
         </w:tc>
         <w:tc>
           <w:tcPr>
-            <w:tcW w:type="dxa" w:w="1620"/>
+            <w:tcW w:w="1620" w:type="dxa"/>
+            <w:tcBorders>
+              <w:top w:val="nil"/>
+              <w:left w:val="nil"/>
+              <w:bottom w:val="single" w:color="auto" w:sz="6" w:space="0"/>
+              <w:right w:val="single" w:color="auto" w:sz="6" w:space="0"/>
+            </w:tcBorders>
+            <w:noWrap w:val="0"/>
+            <w:vAlign w:val="top"/>
           </w:tcPr>
           <w:p>
             <w:pPr>
+              <w:pStyle w:val="72"/>
               <w:spacing w:before="80" w:after="80" w:line="276" w:lineRule="auto"/>
               <w:ind w:firstLine="0"/>
+              <w:rPr>
+                <w:rFonts w:ascii="Verdana" w:hAnsi="Verdana"/>
+                <w:bCs/>
+              </w:rPr>
             </w:pPr>
             <w:r>
               <w:rPr>
@@ -10374,14 +13323,21 @@
         <w:rStyle w:val="37"/>
       </w:rPr>
     </w:pPr>
-    <w:r/>
+    <w:r>
+      <w:fldChar w:fldCharType="begin"/>
+    </w:r>
     <w:r>
       <w:rPr>
         <w:rStyle w:val="37"/>
       </w:rPr>
+      <w:instrText xml:space="preserve">PAGE  </w:instrText>
     </w:r>
-    <w:r/>
-    <w:r/>
+    <w:r>
+      <w:fldChar w:fldCharType="separate"/>
+    </w:r>
+    <w:r>
+      <w:fldChar w:fldCharType="end"/>
+    </w:r>
   </w:p>
   <w:p>
     <w:pPr>
@@ -10475,6 +13431,107 @@
             <w:rPr>
               <w:sz w:val="20"/>
             </w:rPr>
+            <mc:AlternateContent>
+              <mc:Choice Requires="wps">
+                <w:drawing>
+                  <wp:anchor distT="0" distB="0" distL="114300" distR="114300" simplePos="0" relativeHeight="251659264" behindDoc="0" locked="0" layoutInCell="1" allowOverlap="1">
+                    <wp:simplePos x="0" y="0"/>
+                    <wp:positionH relativeFrom="margin">
+                      <wp:align>center</wp:align>
+                    </wp:positionH>
+                    <wp:positionV relativeFrom="paragraph">
+                      <wp:posOffset>0</wp:posOffset>
+                    </wp:positionV>
+                    <wp:extent cx="1828800" cy="1828800"/>
+                    <wp:effectExtent l="0" t="0" r="0" b="0"/>
+                    <wp:wrapNone/>
+                    <wp:docPr id="1" name="文本框 1"/>
+                    <wp:cNvGraphicFramePr/>
+                    <a:graphic xmlns:a="http://schemas.openxmlformats.org/drawingml/2006/main">
+                      <a:graphicData uri="http://schemas.microsoft.com/office/word/2010/wordprocessingShape">
+                        <wps:wsp>
+                          <wps:cNvSpPr txBox="1"/>
+                          <wps:spPr>
+                            <a:xfrm>
+                              <a:off x="0" y="0"/>
+                              <a:ext cx="1828800" cy="1828800"/>
+                            </a:xfrm>
+                            <a:prstGeom prst="rect">
+                              <a:avLst/>
+                            </a:prstGeom>
+                            <a:noFill/>
+                            <a:ln w="15875">
+                              <a:noFill/>
+                            </a:ln>
+                          </wps:spPr>
+                          <wps:txbx>
+                            <w:txbxContent>
+                              <w:p>
+                                <w:pPr>
+                                  <w:pStyle w:val="23"/>
+                                </w:pPr>
+                                <w:r>
+                                  <w:fldChar w:fldCharType="begin"/>
+                                </w:r>
+                                <w:r>
+                                  <w:instrText xml:space="preserve"> PAGE  \* MERGEFORMAT </w:instrText>
+                                </w:r>
+                                <w:r>
+                                  <w:fldChar w:fldCharType="separate"/>
+                                </w:r>
+                                <w:r>
+                                  <w:t>I</w:t>
+                                </w:r>
+                                <w:r>
+                                  <w:fldChar w:fldCharType="end"/>
+                                </w:r>
+                              </w:p>
+                            </w:txbxContent>
+                          </wps:txbx>
+                          <wps:bodyPr vert="horz" wrap="none" lIns="0" tIns="0" rIns="0" bIns="0" anchor="t" anchorCtr="0" upright="0">
+                            <a:spAutoFit/>
+                          </wps:bodyPr>
+                        </wps:wsp>
+                      </a:graphicData>
+                    </a:graphic>
+                  </wp:anchor>
+                </w:drawing>
+              </mc:Choice>
+              <mc:Fallback>
+                <w:pict>
+                  <v:shape id="_x0000_s1026" o:spid="_x0000_s1026" o:spt="202" type="#_x0000_t202" style="position:absolute;left:0pt;margin-top:0pt;height:144pt;width:144pt;mso-position-horizontal:center;mso-position-horizontal-relative:margin;mso-wrap-style:none;z-index:251659264;mso-width-relative:page;mso-height-relative:page;" filled="f" stroked="f" coordsize="21600,21600" o:gfxdata="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">
+                    <v:fill on="f" focussize="0,0"/>
+                    <v:stroke on="f" weight="1.25pt"/>
+                    <v:imagedata o:title=""/>
+                    <o:lock v:ext="edit" aspectratio="f"/>
+                    <v:textbox inset="0mm,0mm,0mm,0mm" style="mso-fit-shape-to-text:t;">
+                      <w:txbxContent>
+                        <w:p>
+                          <w:pPr>
+                            <w:pStyle w:val="23"/>
+                          </w:pPr>
+                          <w:r>
+                            <w:fldChar w:fldCharType="begin"/>
+                          </w:r>
+                          <w:r>
+                            <w:instrText xml:space="preserve"> PAGE  \* MERGEFORMAT </w:instrText>
+                          </w:r>
+                          <w:r>
+                            <w:fldChar w:fldCharType="separate"/>
+                          </w:r>
+                          <w:r>
+                            <w:t>I</w:t>
+                          </w:r>
+                          <w:r>
+                            <w:fldChar w:fldCharType="end"/>
+                          </w:r>
+                        </w:p>
+                      </w:txbxContent>
+                    </v:textbox>
+                  </v:shape>
+                </w:pict>
+              </mc:Fallback>
+            </mc:AlternateContent>
           </w:r>
         </w:p>
       </w:tc>
@@ -11637,8 +14694,8 @@
     <w:rPr>
       <w:b w:val="0"/>
       <w:bCs w:val="0"/>
-      <w:i/>
-      <w:iCs/>
+      <w:i w:val="0"/>
+      <w:iCs w:val="0"/>
       <w:sz w:val="21"/>
       <w:szCs w:val="21"/>
     </w:rPr>
@@ -11679,7 +14736,8 @@
       <w:outlineLvl w:val="4"/>
     </w:pPr>
     <w:rPr>
-      <w:i/>
+      <w:i w:val="0"/>
+      <w:iCs w:val="0"/>
     </w:rPr>
   </w:style>
   <w:style w:type="paragraph" w:styleId="8">
@@ -11718,7 +14776,8 @@
       <w:outlineLvl w:val="6"/>
     </w:pPr>
     <w:rPr>
-      <w:i/>
+      <w:i w:val="0"/>
+      <w:iCs w:val="0"/>
     </w:rPr>
   </w:style>
   <w:style w:type="paragraph" w:styleId="10">
@@ -11740,8 +14799,8 @@
       <w:outlineLvl w:val="7"/>
     </w:pPr>
     <w:rPr>
-      <w:i/>
-      <w:iCs/>
+      <w:i w:val="0"/>
+      <w:iCs w:val="0"/>
     </w:rPr>
   </w:style>
   <w:style w:type="paragraph" w:styleId="11">
@@ -11765,8 +14824,8 @@
     <w:rPr>
       <w:b/>
       <w:bCs/>
-      <w:i/>
-      <w:iCs/>
+      <w:i w:val="0"/>
+      <w:iCs w:val="0"/>
       <w:sz w:val="18"/>
       <w:szCs w:val="18"/>
     </w:rPr>
@@ -11833,7 +14892,8 @@
     </w:pPr>
     <w:rPr>
       <w:rFonts w:eastAsia="Arial" w:cs="Arial"/>
-      <w:i/>
+      <w:i w:val="0"/>
+      <w:iCs w:val="0"/>
     </w:rPr>
   </w:style>
   <w:style w:type="paragraph" w:styleId="15">
@@ -11860,8 +14920,8 @@
       <w:ind w:left="720"/>
     </w:pPr>
     <w:rPr>
-      <w:i/>
-      <w:iCs/>
+      <w:i w:val="0"/>
+      <w:iCs w:val="0"/>
       <w:color w:val="0000FF"/>
       <w:u w:val="single"/>
     </w:rPr>
@@ -11891,8 +14951,8 @@
     </w:pPr>
     <w:rPr>
       <w:rFonts w:ascii="Times New Roman"/>
-      <w:i/>
-      <w:iCs/>
+      <w:i w:val="0"/>
+      <w:iCs w:val="0"/>
       <w:szCs w:val="24"/>
     </w:rPr>
   </w:style>
@@ -11993,8 +15053,8 @@
       <w:jc w:val="center"/>
     </w:pPr>
     <w:rPr>
-      <w:i/>
-      <w:iCs/>
+      <w:i w:val="0"/>
+      <w:iCs w:val="0"/>
       <w:sz w:val="36"/>
       <w:szCs w:val="36"/>
       <w:lang w:val="en-AU"/>
@@ -12118,8 +15178,10 @@
     <w:name w:val="Hyperlink"/>
     <w:uiPriority w:val="99"/>
     <w:rPr>
-      <w:color w:val="0000FF"/>
-      <w:u w:val="single"/>
+      <w:color w:val="000000"/>
+      <w:u w:val="none"/>
+      <w:i w:val="0"/>
+      <w:iCs w:val="0"/>
     </w:rPr>
   </w:style>
   <w:style w:type="character" w:styleId="39">
@@ -12147,8 +15209,8 @@
     <w:uiPriority w:val="0"/>
     <w:rPr>
       <w:rFonts w:ascii="Arial" w:hAnsi="Arial"/>
-      <w:i/>
-      <w:iCs/>
+      <w:i w:val="0"/>
+      <w:iCs w:val="0"/>
       <w:snapToGrid/>
       <w:color w:val="0000FF"/>
       <w:u w:val="single"/>
@@ -12374,6 +15436,8 @@
     <w:rPr>
       <w:sz w:val="20"/>
       <w:szCs w:val="24"/>
+      <w:i w:val="0"/>
+      <w:iCs w:val="0"/>
     </w:rPr>
   </w:style>
   <w:style w:type="paragraph" w:customStyle="1" w:styleId="61">
@@ -12544,8 +15608,8 @@
     </w:pPr>
     <w:rPr>
       <w:rFonts w:ascii="Times New Roman" w:hAnsi="Times New Roman"/>
-      <w:i/>
-      <w:iCs/>
+      <w:i w:val="0"/>
+      <w:iCs w:val="0"/>
       <w:snapToGrid/>
       <w:color w:val="0000FF"/>
     </w:rPr>
@@ -12579,8 +15643,8 @@
       <w:spacing w:after="120" w:afterLines="0"/>
     </w:pPr>
     <w:rPr>
-      <w:i/>
-      <w:iCs/>
+      <w:i w:val="0"/>
+      <w:iCs w:val="0"/>
       <w:color w:val="0000FF"/>
     </w:rPr>
   </w:style>

--- a/documents/测试计划.docx
+++ b/documents/测试计划.docx
@@ -6040,7 +6040,7 @@
           <w:i w:val="0"/>
           <w:iCs w:val="0"/>
         </w:rPr>
-        <w:t>终身学习学分银行信息平台作为服务、宣传的主要渠道和手段，不仅提供学分认证、娱乐推荐、美食推荐、学习交通车等信息的查询，同时提供平台内全域学习景点、线路推荐，促进全域平台战略的推进，此外提供学习者咨询、学习者投诉管理等功能。</w:t>
+        <w:t>终身学习学分银行信息平台作为服务、宣传的主要渠道和手段，不仅提供学习成果展示、学分认证申请、成果转换审核、规则制定等信息的查询，同时提供平台内跨机构学分转换路径智能推荐，促进终身教育体系建设，此外提供在线咨询、意见反馈管理等功能。</w:t>
       </w:r>
     </w:p>
     <w:p>
@@ -6060,7 +6060,7 @@
           <w:iCs w:val="0"/>
           <w:rFonts w:ascii="Times New Roman" w:hAnsi="Times New Roman" w:eastAsia="宋体"/>
         </w:rPr>
-        <w:t>终身学习学分银行信息平台包括以下子系统/模块：用户与权限管理、学习成果目录展示、成果认证管理、成果转换管理、规则专家评审、路径推送与预警、学分锁定与应急干预。</w:t>
+        <w:t>终身学习学分银行信息平台包括以下二十个核心功能模块：用户登录与注册、用户信息管理、角色权限管理、学习成果目录管理、学习成果认证申请、学习成果认证审核、学分账户管理、转换规则管理、成果转换申请、成果转换审核、专家评审管理、数据统计分析、站内信管理、系统日志管理、数据字典管理、学习成果导览、转换规则库浏览、学习者档案管理、系统公告管理、意见反馈管理。</w:t>
       </w:r>
     </w:p>
     <w:p>
@@ -6486,6 +6486,906 @@
       </w:r>
       <w:bookmarkEnd w:id="24"/>
     </w:p>
+    <w:p>
+      <w:pPr/>
+      <w:r>
+        <w:t>以下为20个功能模块的测试需求，优先级：1-高，2-中，3-低：</w:t>
+      </w:r>
+    </w:p>
+    <w:tbl>
+      <w:tblPr>
+        <w:tblW w:type="auto" w:w="0"/>
+        <w:tblLook w:firstColumn="1" w:firstRow="1" w:lastColumn="0" w:lastRow="0" w:noHBand="0" w:noVBand="1" w:val="04A0"/>
+      </w:tblPr>
+      <w:tblGrid>
+        <w:gridCol w:w="2257"/>
+        <w:gridCol w:w="2257"/>
+        <w:gridCol w:w="2257"/>
+        <w:gridCol w:w="2257"/>
+      </w:tblGrid>
+      <w:tr>
+        <w:tc>
+          <w:tcPr>
+            <w:tcW w:type="dxa" w:w="2257"/>
+          </w:tcPr>
+          <w:p>
+            <w:r>
+              <w:t>序号</w:t>
+            </w:r>
+          </w:p>
+        </w:tc>
+        <w:tc>
+          <w:tcPr>
+            <w:tcW w:type="dxa" w:w="2257"/>
+          </w:tcPr>
+          <w:p>
+            <w:r>
+              <w:t>功能模块</w:t>
+            </w:r>
+          </w:p>
+        </w:tc>
+        <w:tc>
+          <w:tcPr>
+            <w:tcW w:type="dxa" w:w="2257"/>
+          </w:tcPr>
+          <w:p>
+            <w:r>
+              <w:t>测试要点</w:t>
+            </w:r>
+          </w:p>
+        </w:tc>
+        <w:tc>
+          <w:tcPr>
+            <w:tcW w:type="dxa" w:w="2257"/>
+          </w:tcPr>
+          <w:p>
+            <w:r>
+              <w:t>优先级</w:t>
+            </w:r>
+          </w:p>
+        </w:tc>
+      </w:tr>
+      <w:tr>
+        <w:tc>
+          <w:tcPr>
+            <w:tcW w:type="dxa" w:w="2257"/>
+          </w:tcPr>
+          <w:p>
+            <w:r>
+              <w:t>1</w:t>
+            </w:r>
+          </w:p>
+        </w:tc>
+        <w:tc>
+          <w:tcPr>
+            <w:tcW w:type="dxa" w:w="2257"/>
+          </w:tcPr>
+          <w:p>
+            <w:r>
+              <w:t>用户登录与注册</w:t>
+            </w:r>
+          </w:p>
+        </w:tc>
+        <w:tc>
+          <w:tcPr>
+            <w:tcW w:type="dxa" w:w="2257"/>
+          </w:tcPr>
+          <w:p>
+            <w:r>
+              <w:t>账号密码登录、手机号登录、注册、密码重置、JWT认证、BCrypt加密</w:t>
+            </w:r>
+          </w:p>
+        </w:tc>
+        <w:tc>
+          <w:tcPr>
+            <w:tcW w:type="dxa" w:w="2257"/>
+          </w:tcPr>
+          <w:p>
+            <w:r>
+              <w:t>1</w:t>
+            </w:r>
+          </w:p>
+        </w:tc>
+      </w:tr>
+      <w:tr>
+        <w:tc>
+          <w:tcPr>
+            <w:tcW w:type="dxa" w:w="2257"/>
+          </w:tcPr>
+          <w:p>
+            <w:r>
+              <w:t>2</w:t>
+            </w:r>
+          </w:p>
+        </w:tc>
+        <w:tc>
+          <w:tcPr>
+            <w:tcW w:type="dxa" w:w="2257"/>
+          </w:tcPr>
+          <w:p>
+            <w:r>
+              <w:t>用户信息管理</w:t>
+            </w:r>
+          </w:p>
+        </w:tc>
+        <w:tc>
+          <w:tcPr>
+            <w:tcW w:type="dxa" w:w="2257"/>
+          </w:tcPr>
+          <w:p>
+            <w:r>
+              <w:t>查看/编辑个人资料、修改密码、头像上传、用户状态管理、敏感信息脱敏</w:t>
+            </w:r>
+          </w:p>
+        </w:tc>
+        <w:tc>
+          <w:tcPr>
+            <w:tcW w:type="dxa" w:w="2257"/>
+          </w:tcPr>
+          <w:p>
+            <w:r>
+              <w:t>1</w:t>
+            </w:r>
+          </w:p>
+        </w:tc>
+      </w:tr>
+      <w:tr>
+        <w:tc>
+          <w:tcPr>
+            <w:tcW w:type="dxa" w:w="2257"/>
+          </w:tcPr>
+          <w:p>
+            <w:r>
+              <w:t>3</w:t>
+            </w:r>
+          </w:p>
+        </w:tc>
+        <w:tc>
+          <w:tcPr>
+            <w:tcW w:type="dxa" w:w="2257"/>
+          </w:tcPr>
+          <w:p>
+            <w:r>
+              <w:t>角色权限管理</w:t>
+            </w:r>
+          </w:p>
+        </w:tc>
+        <w:tc>
+          <w:tcPr>
+            <w:tcW w:type="dxa" w:w="2257"/>
+          </w:tcPr>
+          <w:p>
+            <w:r>
+              <w:t>角色CRUD、权限分配、菜单权限、API权限、RBAC模型验证</w:t>
+            </w:r>
+          </w:p>
+        </w:tc>
+        <w:tc>
+          <w:tcPr>
+            <w:tcW w:type="dxa" w:w="2257"/>
+          </w:tcPr>
+          <w:p>
+            <w:r>
+              <w:t>1</w:t>
+            </w:r>
+          </w:p>
+        </w:tc>
+      </w:tr>
+      <w:tr>
+        <w:tc>
+          <w:tcPr>
+            <w:tcW w:type="dxa" w:w="2257"/>
+          </w:tcPr>
+          <w:p>
+            <w:r>
+              <w:t>4</w:t>
+            </w:r>
+          </w:p>
+        </w:tc>
+        <w:tc>
+          <w:tcPr>
+            <w:tcW w:type="dxa" w:w="2257"/>
+          </w:tcPr>
+          <w:p>
+            <w:r>
+              <w:t>学习成果目录管理</w:t>
+            </w:r>
+          </w:p>
+        </w:tc>
+        <w:tc>
+          <w:tcPr>
+            <w:tcW w:type="dxa" w:w="2257"/>
+          </w:tcPr>
+          <w:p>
+            <w:r>
+              <w:t>6类成果CRUD、批量导入导出、启用停用、审核流程</w:t>
+            </w:r>
+          </w:p>
+        </w:tc>
+        <w:tc>
+          <w:tcPr>
+            <w:tcW w:type="dxa" w:w="2257"/>
+          </w:tcPr>
+          <w:p>
+            <w:r>
+              <w:t>1</w:t>
+            </w:r>
+          </w:p>
+        </w:tc>
+      </w:tr>
+      <w:tr>
+        <w:tc>
+          <w:tcPr>
+            <w:tcW w:type="dxa" w:w="2257"/>
+          </w:tcPr>
+          <w:p>
+            <w:r>
+              <w:t>5</w:t>
+            </w:r>
+          </w:p>
+        </w:tc>
+        <w:tc>
+          <w:tcPr>
+            <w:tcW w:type="dxa" w:w="2257"/>
+          </w:tcPr>
+          <w:p>
+            <w:r>
+              <w:t>学习成果认证申请</w:t>
+            </w:r>
+          </w:p>
+        </w:tc>
+        <w:tc>
+          <w:tcPr>
+            <w:tcW w:type="dxa" w:w="2257"/>
+          </w:tcPr>
+          <w:p>
+            <w:r>
+              <w:t>认证类型选择、表单填写、材料上传、申请状态查看、撤回申请</w:t>
+            </w:r>
+          </w:p>
+        </w:tc>
+        <w:tc>
+          <w:tcPr>
+            <w:tcW w:type="dxa" w:w="2257"/>
+          </w:tcPr>
+          <w:p>
+            <w:r>
+              <w:t>1</w:t>
+            </w:r>
+          </w:p>
+        </w:tc>
+      </w:tr>
+      <w:tr>
+        <w:tc>
+          <w:tcPr>
+            <w:tcW w:type="dxa" w:w="2257"/>
+          </w:tcPr>
+          <w:p>
+            <w:r>
+              <w:t>6</w:t>
+            </w:r>
+          </w:p>
+        </w:tc>
+        <w:tc>
+          <w:tcPr>
+            <w:tcW w:type="dxa" w:w="2257"/>
+          </w:tcPr>
+          <w:p>
+            <w:r>
+              <w:t>学习成果认证审核</w:t>
+            </w:r>
+          </w:p>
+        </w:tc>
+        <w:tc>
+          <w:tcPr>
+            <w:tcW w:type="dxa" w:w="2257"/>
+          </w:tcPr>
+          <w:p>
+            <w:r>
+              <w:t>待审核列表、审核详情、通过/驳回、批量审核、学分自动划拨</w:t>
+            </w:r>
+          </w:p>
+        </w:tc>
+        <w:tc>
+          <w:tcPr>
+            <w:tcW w:type="dxa" w:w="2257"/>
+          </w:tcPr>
+          <w:p>
+            <w:r>
+              <w:t>1</w:t>
+            </w:r>
+          </w:p>
+        </w:tc>
+      </w:tr>
+      <w:tr>
+        <w:tc>
+          <w:tcPr>
+            <w:tcW w:type="dxa" w:w="2257"/>
+          </w:tcPr>
+          <w:p>
+            <w:r>
+              <w:t>7</w:t>
+            </w:r>
+          </w:p>
+        </w:tc>
+        <w:tc>
+          <w:tcPr>
+            <w:tcW w:type="dxa" w:w="2257"/>
+          </w:tcPr>
+          <w:p>
+            <w:r>
+              <w:t>学分账户管理</w:t>
+            </w:r>
+          </w:p>
+        </w:tc>
+        <w:tc>
+          <w:tcPr>
+            <w:tcW w:type="dxa" w:w="2257"/>
+          </w:tcPr>
+          <w:p>
+            <w:r>
+              <w:t>学分余额查询、学分明细、变动记录、时间筛选</w:t>
+            </w:r>
+          </w:p>
+        </w:tc>
+        <w:tc>
+          <w:tcPr>
+            <w:tcW w:type="dxa" w:w="2257"/>
+          </w:tcPr>
+          <w:p>
+            <w:r>
+              <w:t>1</w:t>
+            </w:r>
+          </w:p>
+        </w:tc>
+      </w:tr>
+      <w:tr>
+        <w:tc>
+          <w:tcPr>
+            <w:tcW w:type="dxa" w:w="2257"/>
+          </w:tcPr>
+          <w:p>
+            <w:r>
+              <w:t>8</w:t>
+            </w:r>
+          </w:p>
+        </w:tc>
+        <w:tc>
+          <w:tcPr>
+            <w:tcW w:type="dxa" w:w="2257"/>
+          </w:tcPr>
+          <w:p>
+            <w:r>
+              <w:t>转换规则管理</w:t>
+            </w:r>
+          </w:p>
+        </w:tc>
+        <w:tc>
+          <w:tcPr>
+            <w:tcW w:type="dxa" w:w="2257"/>
+          </w:tcPr>
+          <w:p>
+            <w:r>
+              <w:t>规则CRUD、折算比例设置、规则状态管理、提交审核</w:t>
+            </w:r>
+          </w:p>
+        </w:tc>
+        <w:tc>
+          <w:tcPr>
+            <w:tcW w:type="dxa" w:w="2257"/>
+          </w:tcPr>
+          <w:p>
+            <w:r>
+              <w:t>1</w:t>
+            </w:r>
+          </w:p>
+        </w:tc>
+      </w:tr>
+      <w:tr>
+        <w:tc>
+          <w:tcPr>
+            <w:tcW w:type="dxa" w:w="2257"/>
+          </w:tcPr>
+          <w:p>
+            <w:r>
+              <w:t>9</w:t>
+            </w:r>
+          </w:p>
+        </w:tc>
+        <w:tc>
+          <w:tcPr>
+            <w:tcW w:type="dxa" w:w="2257"/>
+          </w:tcPr>
+          <w:p>
+            <w:r>
+              <w:t>成果转换申请</w:t>
+            </w:r>
+          </w:p>
+        </w:tc>
+        <w:tc>
+          <w:tcPr>
+            <w:tcW w:type="dxa" w:w="2257"/>
+          </w:tcPr>
+          <w:p>
+            <w:r>
+              <w:t>源成果选择、规则匹配、学分冻结、申请状态查看</w:t>
+            </w:r>
+          </w:p>
+        </w:tc>
+        <w:tc>
+          <w:tcPr>
+            <w:tcW w:type="dxa" w:w="2257"/>
+          </w:tcPr>
+          <w:p>
+            <w:r>
+              <w:t>1</w:t>
+            </w:r>
+          </w:p>
+        </w:tc>
+      </w:tr>
+      <w:tr>
+        <w:tc>
+          <w:tcPr>
+            <w:tcW w:type="dxa" w:w="2257"/>
+          </w:tcPr>
+          <w:p>
+            <w:r>
+              <w:t>10</w:t>
+            </w:r>
+          </w:p>
+        </w:tc>
+        <w:tc>
+          <w:tcPr>
+            <w:tcW w:type="dxa" w:w="2257"/>
+          </w:tcPr>
+          <w:p>
+            <w:r>
+              <w:t>成果转换审核</w:t>
+            </w:r>
+          </w:p>
+        </w:tc>
+        <w:tc>
+          <w:tcPr>
+            <w:tcW w:type="dxa" w:w="2257"/>
+          </w:tcPr>
+          <w:p>
+            <w:r>
+              <w:t>待审核列表、审核详情、通过/驳回、学分扣减/增加、交易流水</w:t>
+            </w:r>
+          </w:p>
+        </w:tc>
+        <w:tc>
+          <w:tcPr>
+            <w:tcW w:type="dxa" w:w="2257"/>
+          </w:tcPr>
+          <w:p>
+            <w:r>
+              <w:t>1</w:t>
+            </w:r>
+          </w:p>
+        </w:tc>
+      </w:tr>
+      <w:tr>
+        <w:tc>
+          <w:tcPr>
+            <w:tcW w:type="dxa" w:w="2257"/>
+          </w:tcPr>
+          <w:p>
+            <w:r>
+              <w:t>11</w:t>
+            </w:r>
+          </w:p>
+        </w:tc>
+        <w:tc>
+          <w:tcPr>
+            <w:tcW w:type="dxa" w:w="2257"/>
+          </w:tcPr>
+          <w:p>
+            <w:r>
+              <w:t>专家评审管理</w:t>
+            </w:r>
+          </w:p>
+        </w:tc>
+        <w:tc>
+          <w:tcPr>
+            <w:tcW w:type="dxa" w:w="2257"/>
+          </w:tcPr>
+          <w:p>
+            <w:r>
+              <w:t>专家库CRUD、专家指派、评审意见填写、评审结果统计</w:t>
+            </w:r>
+          </w:p>
+        </w:tc>
+        <w:tc>
+          <w:tcPr>
+            <w:tcW w:type="dxa" w:w="2257"/>
+          </w:tcPr>
+          <w:p>
+            <w:r>
+              <w:t>2</w:t>
+            </w:r>
+          </w:p>
+        </w:tc>
+      </w:tr>
+      <w:tr>
+        <w:tc>
+          <w:tcPr>
+            <w:tcW w:type="dxa" w:w="2257"/>
+          </w:tcPr>
+          <w:p>
+            <w:r>
+              <w:t>12</w:t>
+            </w:r>
+          </w:p>
+        </w:tc>
+        <w:tc>
+          <w:tcPr>
+            <w:tcW w:type="dxa" w:w="2257"/>
+          </w:tcPr>
+          <w:p>
+            <w:r>
+              <w:t>数据统计分析</w:t>
+            </w:r>
+          </w:p>
+        </w:tc>
+        <w:tc>
+          <w:tcPr>
+            <w:tcW w:type="dxa" w:w="2257"/>
+          </w:tcPr>
+          <w:p>
+            <w:r>
+              <w:t>用户统计、成果统计、认证统计、转换统计、ECharts图表展示</w:t>
+            </w:r>
+          </w:p>
+        </w:tc>
+        <w:tc>
+          <w:tcPr>
+            <w:tcW w:type="dxa" w:w="2257"/>
+          </w:tcPr>
+          <w:p>
+            <w:r>
+              <w:t>2</w:t>
+            </w:r>
+          </w:p>
+        </w:tc>
+      </w:tr>
+      <w:tr>
+        <w:tc>
+          <w:tcPr>
+            <w:tcW w:type="dxa" w:w="2257"/>
+          </w:tcPr>
+          <w:p>
+            <w:r>
+              <w:t>13</w:t>
+            </w:r>
+          </w:p>
+        </w:tc>
+        <w:tc>
+          <w:tcPr>
+            <w:tcW w:type="dxa" w:w="2257"/>
+          </w:tcPr>
+          <w:p>
+            <w:r>
+              <w:t>站内信管理</w:t>
+            </w:r>
+          </w:p>
+        </w:tc>
+        <w:tc>
+          <w:tcPr>
+            <w:tcW w:type="dxa" w:w="2257"/>
+          </w:tcPr>
+          <w:p>
+            <w:r>
+              <w:t>消息推送、消息列表、已读/未读状态、消息详情</w:t>
+            </w:r>
+          </w:p>
+        </w:tc>
+        <w:tc>
+          <w:tcPr>
+            <w:tcW w:type="dxa" w:w="2257"/>
+          </w:tcPr>
+          <w:p>
+            <w:r>
+              <w:t>2</w:t>
+            </w:r>
+          </w:p>
+        </w:tc>
+      </w:tr>
+      <w:tr>
+        <w:tc>
+          <w:tcPr>
+            <w:tcW w:type="dxa" w:w="2257"/>
+          </w:tcPr>
+          <w:p>
+            <w:r>
+              <w:t>14</w:t>
+            </w:r>
+          </w:p>
+        </w:tc>
+        <w:tc>
+          <w:tcPr>
+            <w:tcW w:type="dxa" w:w="2257"/>
+          </w:tcPr>
+          <w:p>
+            <w:r>
+              <w:t>系统日志管理</w:t>
+            </w:r>
+          </w:p>
+        </w:tc>
+        <w:tc>
+          <w:tcPr>
+            <w:tcW w:type="dxa" w:w="2257"/>
+          </w:tcPr>
+          <w:p>
+            <w:r>
+              <w:t>日志记录、日志列表、条件筛选、日志导出</w:t>
+            </w:r>
+          </w:p>
+        </w:tc>
+        <w:tc>
+          <w:tcPr>
+            <w:tcW w:type="dxa" w:w="2257"/>
+          </w:tcPr>
+          <w:p>
+            <w:r>
+              <w:t>3</w:t>
+            </w:r>
+          </w:p>
+        </w:tc>
+      </w:tr>
+      <w:tr>
+        <w:tc>
+          <w:tcPr>
+            <w:tcW w:type="dxa" w:w="2257"/>
+          </w:tcPr>
+          <w:p>
+            <w:r>
+              <w:t>15</w:t>
+            </w:r>
+          </w:p>
+        </w:tc>
+        <w:tc>
+          <w:tcPr>
+            <w:tcW w:type="dxa" w:w="2257"/>
+          </w:tcPr>
+          <w:p>
+            <w:r>
+              <w:t>数据字典管理</w:t>
+            </w:r>
+          </w:p>
+        </w:tc>
+        <w:tc>
+          <w:tcPr>
+            <w:tcW w:type="dxa" w:w="2257"/>
+          </w:tcPr>
+          <w:p>
+            <w:r>
+              <w:t>字典CRUD、字典项管理、Redis缓存</w:t>
+            </w:r>
+          </w:p>
+        </w:tc>
+        <w:tc>
+          <w:tcPr>
+            <w:tcW w:type="dxa" w:w="2257"/>
+          </w:tcPr>
+          <w:p>
+            <w:r>
+              <w:t>3</w:t>
+            </w:r>
+          </w:p>
+        </w:tc>
+      </w:tr>
+      <w:tr>
+        <w:tc>
+          <w:tcPr>
+            <w:tcW w:type="dxa" w:w="2257"/>
+          </w:tcPr>
+          <w:p>
+            <w:r>
+              <w:t>16</w:t>
+            </w:r>
+          </w:p>
+        </w:tc>
+        <w:tc>
+          <w:tcPr>
+            <w:tcW w:type="dxa" w:w="2257"/>
+          </w:tcPr>
+          <w:p>
+            <w:r>
+              <w:t>学习成果导览</w:t>
+            </w:r>
+          </w:p>
+        </w:tc>
+        <w:tc>
+          <w:tcPr>
+            <w:tcW w:type="dxa" w:w="2257"/>
+          </w:tcPr>
+          <w:p>
+            <w:r>
+              <w:t>成果列表、类型筛选、关键词搜索、成果详情</w:t>
+            </w:r>
+          </w:p>
+        </w:tc>
+        <w:tc>
+          <w:tcPr>
+            <w:tcW w:type="dxa" w:w="2257"/>
+          </w:tcPr>
+          <w:p>
+            <w:r>
+              <w:t>2</w:t>
+            </w:r>
+          </w:p>
+        </w:tc>
+      </w:tr>
+      <w:tr>
+        <w:tc>
+          <w:tcPr>
+            <w:tcW w:type="dxa" w:w="2257"/>
+          </w:tcPr>
+          <w:p>
+            <w:r>
+              <w:t>17</w:t>
+            </w:r>
+          </w:p>
+        </w:tc>
+        <w:tc>
+          <w:tcPr>
+            <w:tcW w:type="dxa" w:w="2257"/>
+          </w:tcPr>
+          <w:p>
+            <w:r>
+              <w:t>转换规则库浏览</w:t>
+            </w:r>
+          </w:p>
+        </w:tc>
+        <w:tc>
+          <w:tcPr>
+            <w:tcW w:type="dxa" w:w="2257"/>
+          </w:tcPr>
+          <w:p>
+            <w:r>
+              <w:t>规则列表、条件筛选、规则详情</w:t>
+            </w:r>
+          </w:p>
+        </w:tc>
+        <w:tc>
+          <w:tcPr>
+            <w:tcW w:type="dxa" w:w="2257"/>
+          </w:tcPr>
+          <w:p>
+            <w:r>
+              <w:t>3</w:t>
+            </w:r>
+          </w:p>
+        </w:tc>
+      </w:tr>
+      <w:tr>
+        <w:tc>
+          <w:tcPr>
+            <w:tcW w:type="dxa" w:w="2257"/>
+          </w:tcPr>
+          <w:p>
+            <w:r>
+              <w:t>18</w:t>
+            </w:r>
+          </w:p>
+        </w:tc>
+        <w:tc>
+          <w:tcPr>
+            <w:tcW w:type="dxa" w:w="2257"/>
+          </w:tcPr>
+          <w:p>
+            <w:r>
+              <w:t>学习者档案管理</w:t>
+            </w:r>
+          </w:p>
+        </w:tc>
+        <w:tc>
+          <w:tcPr>
+            <w:tcW w:type="dxa" w:w="2257"/>
+          </w:tcPr>
+          <w:p>
+            <w:r>
+              <w:t>教育经历CRUD、工作经历CRUD、详情查看</w:t>
+            </w:r>
+          </w:p>
+        </w:tc>
+        <w:tc>
+          <w:tcPr>
+            <w:tcW w:type="dxa" w:w="2257"/>
+          </w:tcPr>
+          <w:p>
+            <w:r>
+              <w:t>2</w:t>
+            </w:r>
+          </w:p>
+        </w:tc>
+      </w:tr>
+      <w:tr>
+        <w:tc>
+          <w:tcPr>
+            <w:tcW w:type="dxa" w:w="2257"/>
+          </w:tcPr>
+          <w:p>
+            <w:r>
+              <w:t>19</w:t>
+            </w:r>
+          </w:p>
+        </w:tc>
+        <w:tc>
+          <w:tcPr>
+            <w:tcW w:type="dxa" w:w="2257"/>
+          </w:tcPr>
+          <w:p>
+            <w:r>
+              <w:t>系统公告管理</w:t>
+            </w:r>
+          </w:p>
+        </w:tc>
+        <w:tc>
+          <w:tcPr>
+            <w:tcW w:type="dxa" w:w="2257"/>
+          </w:tcPr>
+          <w:p>
+            <w:r>
+              <w:t>公告CRUD、富文本编辑、启用停用、公告展示</w:t>
+            </w:r>
+          </w:p>
+        </w:tc>
+        <w:tc>
+          <w:tcPr>
+            <w:tcW w:type="dxa" w:w="2257"/>
+          </w:tcPr>
+          <w:p>
+            <w:r>
+              <w:t>3</w:t>
+            </w:r>
+          </w:p>
+        </w:tc>
+      </w:tr>
+      <w:tr>
+        <w:tc>
+          <w:tcPr>
+            <w:tcW w:type="dxa" w:w="2257"/>
+          </w:tcPr>
+          <w:p>
+            <w:r>
+              <w:t>20</w:t>
+            </w:r>
+          </w:p>
+        </w:tc>
+        <w:tc>
+          <w:tcPr>
+            <w:tcW w:type="dxa" w:w="2257"/>
+          </w:tcPr>
+          <w:p>
+            <w:r>
+              <w:t>意见反馈管理</w:t>
+            </w:r>
+          </w:p>
+        </w:tc>
+        <w:tc>
+          <w:tcPr>
+            <w:tcW w:type="dxa" w:w="2257"/>
+          </w:tcPr>
+          <w:p>
+            <w:r>
+              <w:t>反馈提交、附件上传、反馈列表、处理回复、状态管理</w:t>
+            </w:r>
+          </w:p>
+        </w:tc>
+        <w:tc>
+          <w:tcPr>
+            <w:tcW w:type="dxa" w:w="2257"/>
+          </w:tcPr>
+          <w:p>
+            <w:r>
+              <w:t>3</w:t>
+            </w:r>
+          </w:p>
+        </w:tc>
+      </w:tr>
+    </w:tbl>
     <w:tbl>
       <w:tblPr>
         <w:tblStyle w:val="35"/>
@@ -7729,6 +8629,177 @@
       </w:r>
       <w:bookmarkEnd w:id="25"/>
     </w:p>
+    <w:tbl>
+      <w:tblPr>
+        <w:tblW w:type="auto" w:w="0"/>
+        <w:tblLook w:firstColumn="1" w:firstRow="1" w:lastColumn="0" w:lastRow="0" w:noHBand="0" w:noVBand="1" w:val="04A0"/>
+      </w:tblPr>
+      <w:tblGrid>
+        <w:gridCol w:w="3009"/>
+        <w:gridCol w:w="3009"/>
+        <w:gridCol w:w="3009"/>
+      </w:tblGrid>
+      <w:tr>
+        <w:tc>
+          <w:tcPr>
+            <w:tcW w:type="dxa" w:w="3009"/>
+          </w:tcPr>
+          <w:p>
+            <w:r>
+              <w:t>测试类型</w:t>
+            </w:r>
+          </w:p>
+        </w:tc>
+        <w:tc>
+          <w:tcPr>
+            <w:tcW w:type="dxa" w:w="3009"/>
+          </w:tcPr>
+          <w:p>
+            <w:r>
+              <w:t>测试要点</w:t>
+            </w:r>
+          </w:p>
+        </w:tc>
+        <w:tc>
+          <w:tcPr>
+            <w:tcW w:type="dxa" w:w="3009"/>
+          </w:tcPr>
+          <w:p>
+            <w:r>
+              <w:t>优先级</w:t>
+            </w:r>
+          </w:p>
+        </w:tc>
+      </w:tr>
+      <w:tr>
+        <w:tc>
+          <w:tcPr>
+            <w:tcW w:type="dxa" w:w="3009"/>
+          </w:tcPr>
+          <w:p>
+            <w:r>
+              <w:t>性能测试</w:t>
+            </w:r>
+          </w:p>
+        </w:tc>
+        <w:tc>
+          <w:tcPr>
+            <w:tcW w:type="dxa" w:w="3009"/>
+          </w:tcPr>
+          <w:p>
+            <w:r>
+              <w:t>接口响应时间&lt;2秒、并发用户1000+、TPS&gt;=200</w:t>
+            </w:r>
+          </w:p>
+        </w:tc>
+        <w:tc>
+          <w:tcPr>
+            <w:tcW w:type="dxa" w:w="3009"/>
+          </w:tcPr>
+          <w:p>
+            <w:r>
+              <w:t>1</w:t>
+            </w:r>
+          </w:p>
+        </w:tc>
+      </w:tr>
+      <w:tr>
+        <w:tc>
+          <w:tcPr>
+            <w:tcW w:type="dxa" w:w="3009"/>
+          </w:tcPr>
+          <w:p>
+            <w:r>
+              <w:t>安全测试</w:t>
+            </w:r>
+          </w:p>
+        </w:tc>
+        <w:tc>
+          <w:tcPr>
+            <w:tcW w:type="dxa" w:w="3009"/>
+          </w:tcPr>
+          <w:p>
+            <w:r>
+              <w:t>JWT认证、BCrypt加密、SQL注入防护、XSS防护、HTTPS传输</w:t>
+            </w:r>
+          </w:p>
+        </w:tc>
+        <w:tc>
+          <w:tcPr>
+            <w:tcW w:type="dxa" w:w="3009"/>
+          </w:tcPr>
+          <w:p>
+            <w:r>
+              <w:t>1</w:t>
+            </w:r>
+          </w:p>
+        </w:tc>
+      </w:tr>
+      <w:tr>
+        <w:tc>
+          <w:tcPr>
+            <w:tcW w:type="dxa" w:w="3009"/>
+          </w:tcPr>
+          <w:p>
+            <w:r>
+              <w:t>兼容性测试</w:t>
+            </w:r>
+          </w:p>
+        </w:tc>
+        <w:tc>
+          <w:tcPr>
+            <w:tcW w:type="dxa" w:w="3009"/>
+          </w:tcPr>
+          <w:p>
+            <w:r>
+              <w:t>Chrome v90+、Edge v90+、Safari v14+、Firefox、平板适配</w:t>
+            </w:r>
+          </w:p>
+        </w:tc>
+        <w:tc>
+          <w:tcPr>
+            <w:tcW w:type="dxa" w:w="3009"/>
+          </w:tcPr>
+          <w:p>
+            <w:r>
+              <w:t>2</w:t>
+            </w:r>
+          </w:p>
+        </w:tc>
+      </w:tr>
+      <w:tr>
+        <w:tc>
+          <w:tcPr>
+            <w:tcW w:type="dxa" w:w="3009"/>
+          </w:tcPr>
+          <w:p>
+            <w:r>
+              <w:t>可用性测试</w:t>
+            </w:r>
+          </w:p>
+        </w:tc>
+        <w:tc>
+          <w:tcPr>
+            <w:tcW w:type="dxa" w:w="3009"/>
+          </w:tcPr>
+          <w:p>
+            <w:r>
+              <w:t>3次点击触达核心功能、友好错误提示、响应式布局</w:t>
+            </w:r>
+          </w:p>
+        </w:tc>
+        <w:tc>
+          <w:tcPr>
+            <w:tcW w:type="dxa" w:w="3009"/>
+          </w:tcPr>
+          <w:p>
+            <w:r>
+              <w:t>2</w:t>
+            </w:r>
+          </w:p>
+        </w:tc>
+      </w:tr>
+    </w:tbl>
     <w:tbl>
       <w:tblPr>
         <w:tblStyle w:val="35"/>
@@ -11618,7 +12689,7 @@
           <w:rFonts w:hint="eastAsia" w:ascii="宋体" w:hAnsi="宋体" w:cs="宋体"/>
           <w:lang w:val="zh-CN"/>
         </w:rPr>
-        <w:t>数据库mysql</w:t>
+        <w:t>MySQL 8.0.33+、Redis 7.2.4+</w:t>
       </w:r>
     </w:p>
     <w:p>
